--- a/downloads/family-captain/Family_Captain_Bootcamp_WORKBOOK.docx
+++ b/downloads/family-captain/Family_Captain_Bootcamp_WORKBOOK.docx
@@ -11,7 +11,7 @@
         <w:rPr>
           <w:b/>
           <w:bCs/>
-          <w:color w:val="1E2761"/>
+          <w:color w:val="1E3A5F"/>
           <w:sz w:val="56"/>
           <w:szCs w:val="56"/>
         </w:rPr>
@@ -27,7 +27,7 @@
         <w:rPr>
           <w:b/>
           <w:bCs/>
-          <w:color w:val="1E2761"/>
+          <w:color w:val="1E3A5F"/>
           <w:sz w:val="56"/>
           <w:szCs w:val="56"/>
         </w:rPr>
@@ -43,7 +43,7 @@
         <w:rPr>
           <w:i/>
           <w:iCs/>
-          <w:color w:val="B85042"/>
+          <w:color w:val="6B7280"/>
           <w:sz w:val="28"/>
           <w:szCs w:val="28"/>
         </w:rPr>
@@ -181,15 +181,15 @@
           <w:tcPr>
             <w:tcW w:type="dxa" w:w="9360"/>
             <w:tcBorders>
-              <w:top w:val="single" w:color="DDDDDD" w:sz="4"/>
-              <w:left w:val="single" w:color="DDDDDD" w:sz="4"/>
-              <w:bottom w:val="single" w:color="DDDDDD" w:sz="4"/>
-              <w:right w:val="single" w:color="DDDDDD" w:sz="4"/>
-            </w:tcBorders>
-            <w:shd w:fill="EFF5EE" w:val="clear"/>
+              <w:top w:val="single" w:color="D1D5DB" w:sz="4"/>
+              <w:left w:val="single" w:color="1E3A5F" w:sz="18"/>
+              <w:bottom w:val="single" w:color="D1D5DB" w:sz="4"/>
+              <w:right w:val="single" w:color="D1D5DB" w:sz="4"/>
+            </w:tcBorders>
+            <w:shd w:fill="F4F5F7" w:val="clear"/>
             <w:tcMar>
               <w:top w:type="dxa" w:w="160"/>
-              <w:left w:type="dxa" w:w="200"/>
+              <w:left w:type="dxa" w:w="240"/>
               <w:bottom w:type="dxa" w:w="160"/>
               <w:right w:type="dxa" w:w="200"/>
             </w:tcMar>
@@ -199,13 +199,18 @@
               <w:rPr>
                 <w:b/>
                 <w:bCs/>
-                <w:color w:val="1E2761"/>
+                <w:color w:val="6B7280"/>
+                <w:sz w:val="18"/>
+                <w:szCs w:val="18"/>
               </w:rPr>
-              <w:t xml:space="preserve">Pre-bootcamp self-assessment</w:t>
-            </w:r>
-          </w:p>
-          <w:p>
-            <w:r>
+              <w:t xml:space="preserve">PRE-BOOTCAMP SELF-ASSESSMENT</w:t>
+            </w:r>
+          </w:p>
+          <w:p>
+            <w:r>
+              <w:rPr>
+                <w:color w:val="1A1A1A"/>
+              </w:rPr>
               <w:t xml:space="preserve">Answer these in pencil (you'll come back to them in Week 5). Where am I currently using AI well? Where am I avoiding AI out of fear, and where am I leaning on it instead of leaning on the Lord? What would I want my wife to say about my AI use 5 weeks from now?</w:t>
             </w:r>
           </w:p>
@@ -237,17 +242,16 @@
           <w:tcPr>
             <w:tcW w:type="dxa" w:w="9360"/>
             <w:tcBorders>
-              <w:top w:val="single" w:color="DDDDDD" w:sz="4"/>
-              <w:left w:val="single" w:color="DDDDDD" w:sz="4"/>
-              <w:bottom w:val="single" w:color="DDDDDD" w:sz="4"/>
-              <w:right w:val="single" w:color="DDDDDD" w:sz="4"/>
-            </w:tcBorders>
-            <w:shd w:fill="1E2761" w:val="clear"/>
+              <w:top w:val="none" w:color="FFFFFF" w:sz="0"/>
+              <w:left w:val="none" w:color="FFFFFF" w:sz="0"/>
+              <w:bottom w:val="single" w:color="D1D5DB" w:sz="4"/>
+              <w:right w:val="none" w:color="FFFFFF" w:sz="0"/>
+            </w:tcBorders>
             <w:tcMar>
               <w:top w:type="dxa" w:w="200"/>
-              <w:left w:type="dxa" w:w="240"/>
-              <w:bottom w:type="dxa" w:w="200"/>
-              <w:right w:type="dxa" w:w="240"/>
+              <w:left w:type="dxa" w:w="0"/>
+              <w:bottom w:type="dxa" w:w="160"/>
+              <w:right w:type="dxa" w:w="0"/>
             </w:tcMar>
           </w:tcPr>
           <w:p>
@@ -255,9 +259,9 @@
               <w:rPr>
                 <w:b/>
                 <w:bCs/>
-                <w:color w:val="CADCFC"/>
-                <w:sz w:val="22"/>
-                <w:szCs w:val="22"/>
+                <w:color w:val="6B7280"/>
+                <w:sz w:val="18"/>
+                <w:szCs w:val="18"/>
               </w:rPr>
               <w:t xml:space="preserve">WEEK 1</w:t>
             </w:r>
@@ -267,9 +271,9 @@
               <w:rPr>
                 <w:b/>
                 <w:bCs/>
-                <w:color w:val="FFFFFF"/>
-                <w:sz w:val="36"/>
-                <w:szCs w:val="36"/>
+                <w:color w:val="1E3A5F"/>
+                <w:sz w:val="40"/>
+                <w:szCs w:val="40"/>
               </w:rPr>
               <w:t xml:space="preserve">Foundations</w:t>
             </w:r>
@@ -279,7 +283,7 @@
               <w:rPr>
                 <w:i/>
                 <w:iCs/>
-                <w:color w:val="CADCFC"/>
+                <w:color w:val="6B7280"/>
                 <w:sz w:val="22"/>
                 <w:szCs w:val="22"/>
               </w:rPr>
@@ -309,7 +313,7 @@
         <w:rPr>
           <w:b/>
           <w:bCs/>
-          <w:color w:val="B85042"/>
+          <w:color w:val="6B7280"/>
           <w:sz w:val="22"/>
           <w:szCs w:val="22"/>
         </w:rPr>
@@ -824,15 +828,15 @@
           <w:tcPr>
             <w:tcW w:type="dxa" w:w="9360"/>
             <w:tcBorders>
-              <w:top w:val="single" w:color="DDDDDD" w:sz="4"/>
-              <w:left w:val="single" w:color="DDDDDD" w:sz="4"/>
-              <w:bottom w:val="single" w:color="DDDDDD" w:sz="4"/>
-              <w:right w:val="single" w:color="DDDDDD" w:sz="4"/>
-            </w:tcBorders>
-            <w:shd w:fill="EFF5EE" w:val="clear"/>
+              <w:top w:val="single" w:color="D1D5DB" w:sz="4"/>
+              <w:left w:val="single" w:color="1E3A5F" w:sz="18"/>
+              <w:bottom w:val="single" w:color="D1D5DB" w:sz="4"/>
+              <w:right w:val="single" w:color="D1D5DB" w:sz="4"/>
+            </w:tcBorders>
+            <w:shd w:fill="F4F5F7" w:val="clear"/>
             <w:tcMar>
               <w:top w:type="dxa" w:w="160"/>
-              <w:left w:type="dxa" w:w="200"/>
+              <w:left w:type="dxa" w:w="240"/>
               <w:bottom w:type="dxa" w:w="160"/>
               <w:right w:type="dxa" w:w="200"/>
             </w:tcMar>
@@ -842,13 +846,18 @@
               <w:rPr>
                 <w:b/>
                 <w:bCs/>
-                <w:color w:val="1E2761"/>
+                <w:color w:val="6B7280"/>
+                <w:sz w:val="18"/>
+                <w:szCs w:val="18"/>
               </w:rPr>
-              <w:t xml:space="preserve">Scripture sit</w:t>
-            </w:r>
-          </w:p>
-          <w:p>
-            <w:r>
+              <w:t xml:space="preserve">SCRIPTURE SIT</w:t>
+            </w:r>
+          </w:p>
+          <w:p>
+            <w:r>
+              <w:rPr>
+                <w:color w:val="1A1A1A"/>
+              </w:rPr>
               <w:t xml:space="preserve">Proverbs 3:5–6 — Trust in the Lord. Read it slowly. Where am I leaning on my own understanding (or my tools) right now?</w:t>
             </w:r>
           </w:p>
@@ -865,7 +874,7 @@
         <w:rPr>
           <w:b/>
           <w:bCs/>
-          <w:color w:val="B85042"/>
+          <w:color w:val="6B7280"/>
           <w:sz w:val="22"/>
           <w:szCs w:val="22"/>
         </w:rPr>
@@ -1371,15 +1380,15 @@
           <w:tcPr>
             <w:tcW w:type="dxa" w:w="9360"/>
             <w:tcBorders>
-              <w:top w:val="single" w:color="DDDDDD" w:sz="4"/>
-              <w:left w:val="single" w:color="DDDDDD" w:sz="4"/>
-              <w:bottom w:val="single" w:color="DDDDDD" w:sz="4"/>
-              <w:right w:val="single" w:color="DDDDDD" w:sz="4"/>
-            </w:tcBorders>
-            <w:shd w:fill="EFF5EE" w:val="clear"/>
+              <w:top w:val="single" w:color="D1D5DB" w:sz="4"/>
+              <w:left w:val="single" w:color="1E3A5F" w:sz="18"/>
+              <w:bottom w:val="single" w:color="D1D5DB" w:sz="4"/>
+              <w:right w:val="single" w:color="D1D5DB" w:sz="4"/>
+            </w:tcBorders>
+            <w:shd w:fill="F4F5F7" w:val="clear"/>
             <w:tcMar>
               <w:top w:type="dxa" w:w="160"/>
-              <w:left w:type="dxa" w:w="200"/>
+              <w:left w:type="dxa" w:w="240"/>
               <w:bottom w:type="dxa" w:w="160"/>
               <w:right w:type="dxa" w:w="200"/>
             </w:tcMar>
@@ -1389,13 +1398,18 @@
               <w:rPr>
                 <w:b/>
                 <w:bCs/>
-                <w:color w:val="1E2761"/>
+                <w:color w:val="6B7280"/>
+                <w:sz w:val="18"/>
+                <w:szCs w:val="18"/>
               </w:rPr>
-              <w:t xml:space="preserve">Scripture sit</w:t>
-            </w:r>
-          </w:p>
-          <w:p>
-            <w:r>
+              <w:t xml:space="preserve">SCRIPTURE SIT</w:t>
+            </w:r>
+          </w:p>
+          <w:p>
+            <w:r>
+              <w:rPr>
+                <w:color w:val="1A1A1A"/>
+              </w:rPr>
               <w:t xml:space="preserve">Psalm 1 — meditation on the Word, day and night. AI is not the law of the Lord. Sit with the difference.</w:t>
             </w:r>
           </w:p>
@@ -1412,7 +1426,7 @@
         <w:rPr>
           <w:b/>
           <w:bCs/>
-          <w:color w:val="B85042"/>
+          <w:color w:val="6B7280"/>
           <w:sz w:val="22"/>
           <w:szCs w:val="22"/>
         </w:rPr>
@@ -1936,15 +1950,15 @@
           <w:tcPr>
             <w:tcW w:type="dxa" w:w="9360"/>
             <w:tcBorders>
-              <w:top w:val="single" w:color="DDDDDD" w:sz="4"/>
-              <w:left w:val="single" w:color="DDDDDD" w:sz="4"/>
-              <w:bottom w:val="single" w:color="DDDDDD" w:sz="4"/>
-              <w:right w:val="single" w:color="DDDDDD" w:sz="4"/>
-            </w:tcBorders>
-            <w:shd w:fill="EFF5EE" w:val="clear"/>
+              <w:top w:val="single" w:color="D1D5DB" w:sz="4"/>
+              <w:left w:val="single" w:color="1E3A5F" w:sz="18"/>
+              <w:bottom w:val="single" w:color="D1D5DB" w:sz="4"/>
+              <w:right w:val="single" w:color="D1D5DB" w:sz="4"/>
+            </w:tcBorders>
+            <w:shd w:fill="F4F5F7" w:val="clear"/>
             <w:tcMar>
               <w:top w:type="dxa" w:w="160"/>
-              <w:left w:type="dxa" w:w="200"/>
+              <w:left w:type="dxa" w:w="240"/>
               <w:bottom w:type="dxa" w:w="160"/>
               <w:right w:type="dxa" w:w="200"/>
             </w:tcMar>
@@ -1954,13 +1968,18 @@
               <w:rPr>
                 <w:b/>
                 <w:bCs/>
-                <w:color w:val="1E2761"/>
+                <w:color w:val="6B7280"/>
+                <w:sz w:val="18"/>
+                <w:szCs w:val="18"/>
               </w:rPr>
-              <w:t xml:space="preserve">Scripture sit</w:t>
-            </w:r>
-          </w:p>
-          <w:p>
-            <w:r>
+              <w:t xml:space="preserve">SCRIPTURE SIT</w:t>
+            </w:r>
+          </w:p>
+          <w:p>
+            <w:r>
+              <w:rPr>
+                <w:color w:val="1A1A1A"/>
+              </w:rPr>
               <w:t xml:space="preserve">Proverbs 27:23 — be diligent to know the state of your flocks. Same with your tools. Know what you have. Know what you're using.</w:t>
             </w:r>
           </w:p>
@@ -1992,17 +2011,16 @@
           <w:tcPr>
             <w:tcW w:type="dxa" w:w="9360"/>
             <w:tcBorders>
-              <w:top w:val="single" w:color="DDDDDD" w:sz="4"/>
-              <w:left w:val="single" w:color="DDDDDD" w:sz="4"/>
-              <w:bottom w:val="single" w:color="DDDDDD" w:sz="4"/>
-              <w:right w:val="single" w:color="DDDDDD" w:sz="4"/>
-            </w:tcBorders>
-            <w:shd w:fill="B85042" w:val="clear"/>
+              <w:top w:val="none" w:color="FFFFFF" w:sz="0"/>
+              <w:left w:val="none" w:color="FFFFFF" w:sz="0"/>
+              <w:bottom w:val="single" w:color="D1D5DB" w:sz="4"/>
+              <w:right w:val="none" w:color="FFFFFF" w:sz="0"/>
+            </w:tcBorders>
             <w:tcMar>
               <w:top w:type="dxa" w:w="200"/>
-              <w:left w:type="dxa" w:w="240"/>
-              <w:bottom w:type="dxa" w:w="200"/>
-              <w:right w:type="dxa" w:w="240"/>
+              <w:left w:type="dxa" w:w="0"/>
+              <w:bottom w:type="dxa" w:w="160"/>
+              <w:right w:type="dxa" w:w="0"/>
             </w:tcMar>
           </w:tcPr>
           <w:p>
@@ -2010,9 +2028,9 @@
               <w:rPr>
                 <w:b/>
                 <w:bCs/>
-                <w:color w:val="1E2761"/>
-                <w:sz w:val="22"/>
-                <w:szCs w:val="22"/>
+                <w:color w:val="6B7280"/>
+                <w:sz w:val="18"/>
+                <w:szCs w:val="18"/>
               </w:rPr>
               <w:t xml:space="preserve">WEEK 1 · REVIEW</w:t>
             </w:r>
@@ -2022,9 +2040,9 @@
               <w:rPr>
                 <w:b/>
                 <w:bCs/>
-                <w:color w:val="FFFFFF"/>
-                <w:sz w:val="36"/>
-                <w:szCs w:val="36"/>
+                <w:color w:val="1E3A5F"/>
+                <w:sz w:val="40"/>
+                <w:szCs w:val="40"/>
               </w:rPr>
               <w:t xml:space="preserve">Foundations</w:t>
             </w:r>
@@ -2034,7 +2052,7 @@
               <w:rPr>
                 <w:i/>
                 <w:iCs/>
-                <w:color w:val="B85042"/>
+                <w:color w:val="6B7280"/>
                 <w:sz w:val="22"/>
                 <w:szCs w:val="22"/>
               </w:rPr>
@@ -2584,15 +2602,15 @@
           <w:tcPr>
             <w:tcW w:type="dxa" w:w="9360"/>
             <w:tcBorders>
-              <w:top w:val="single" w:color="DDDDDD" w:sz="4"/>
-              <w:left w:val="single" w:color="DDDDDD" w:sz="4"/>
-              <w:bottom w:val="single" w:color="DDDDDD" w:sz="4"/>
-              <w:right w:val="single" w:color="DDDDDD" w:sz="4"/>
-            </w:tcBorders>
-            <w:shd w:fill="EFF5EE" w:val="clear"/>
+              <w:top w:val="single" w:color="D1D5DB" w:sz="4"/>
+              <w:left w:val="single" w:color="1E3A5F" w:sz="18"/>
+              <w:bottom w:val="single" w:color="D1D5DB" w:sz="4"/>
+              <w:right w:val="single" w:color="D1D5DB" w:sz="4"/>
+            </w:tcBorders>
+            <w:shd w:fill="F4F5F7" w:val="clear"/>
             <w:tcMar>
               <w:top w:type="dxa" w:w="160"/>
-              <w:left w:type="dxa" w:w="200"/>
+              <w:left w:type="dxa" w:w="240"/>
               <w:bottom w:type="dxa" w:w="160"/>
               <w:right w:type="dxa" w:w="200"/>
             </w:tcMar>
@@ -2602,13 +2620,18 @@
               <w:rPr>
                 <w:b/>
                 <w:bCs/>
-                <w:color w:val="1E2761"/>
+                <w:color w:val="6B7280"/>
+                <w:sz w:val="18"/>
+                <w:szCs w:val="18"/>
               </w:rPr>
-              <w:t xml:space="preserve">Scripture anchor</w:t>
-            </w:r>
-          </w:p>
-          <w:p>
-            <w:r>
+              <w:t xml:space="preserve">SCRIPTURE ANCHOR</w:t>
+            </w:r>
+          </w:p>
+          <w:p>
+            <w:r>
+              <w:rPr>
+                <w:color w:val="1A1A1A"/>
+              </w:rPr>
               <w:t xml:space="preserve">Proverbs 3:5–6 — Trust in the Lord with all your heart, and lean not on your own understanding.</w:t>
             </w:r>
           </w:p>
@@ -2650,17 +2673,16 @@
           <w:tcPr>
             <w:tcW w:type="dxa" w:w="9360"/>
             <w:tcBorders>
-              <w:top w:val="single" w:color="DDDDDD" w:sz="4"/>
-              <w:left w:val="single" w:color="DDDDDD" w:sz="4"/>
-              <w:bottom w:val="single" w:color="DDDDDD" w:sz="4"/>
-              <w:right w:val="single" w:color="DDDDDD" w:sz="4"/>
-            </w:tcBorders>
-            <w:shd w:fill="1E2761" w:val="clear"/>
+              <w:top w:val="none" w:color="FFFFFF" w:sz="0"/>
+              <w:left w:val="none" w:color="FFFFFF" w:sz="0"/>
+              <w:bottom w:val="single" w:color="D1D5DB" w:sz="4"/>
+              <w:right w:val="none" w:color="FFFFFF" w:sz="0"/>
+            </w:tcBorders>
             <w:tcMar>
               <w:top w:type="dxa" w:w="200"/>
-              <w:left w:type="dxa" w:w="240"/>
-              <w:bottom w:type="dxa" w:w="200"/>
-              <w:right w:type="dxa" w:w="240"/>
+              <w:left w:type="dxa" w:w="0"/>
+              <w:bottom w:type="dxa" w:w="160"/>
+              <w:right w:type="dxa" w:w="0"/>
             </w:tcMar>
           </w:tcPr>
           <w:p>
@@ -2668,9 +2690,9 @@
               <w:rPr>
                 <w:b/>
                 <w:bCs/>
-                <w:color w:val="CADCFC"/>
-                <w:sz w:val="22"/>
-                <w:szCs w:val="22"/>
+                <w:color w:val="6B7280"/>
+                <w:sz w:val="18"/>
+                <w:szCs w:val="18"/>
               </w:rPr>
               <w:t xml:space="preserve">WEEK 2</w:t>
             </w:r>
@@ -2680,9 +2702,9 @@
               <w:rPr>
                 <w:b/>
                 <w:bCs/>
-                <w:color w:val="FFFFFF"/>
-                <w:sz w:val="36"/>
-                <w:szCs w:val="36"/>
+                <w:color w:val="1E3A5F"/>
+                <w:sz w:val="40"/>
+                <w:szCs w:val="40"/>
               </w:rPr>
               <w:t xml:space="preserve">Personal OS</w:t>
             </w:r>
@@ -2692,7 +2714,7 @@
               <w:rPr>
                 <w:i/>
                 <w:iCs/>
-                <w:color w:val="CADCFC"/>
+                <w:color w:val="6B7280"/>
                 <w:sz w:val="22"/>
                 <w:szCs w:val="22"/>
               </w:rPr>
@@ -2722,7 +2744,7 @@
         <w:rPr>
           <w:b/>
           <w:bCs/>
-          <w:color w:val="B85042"/>
+          <w:color w:val="6B7280"/>
           <w:sz w:val="22"/>
           <w:szCs w:val="22"/>
         </w:rPr>
@@ -3237,15 +3259,15 @@
           <w:tcPr>
             <w:tcW w:type="dxa" w:w="9360"/>
             <w:tcBorders>
-              <w:top w:val="single" w:color="DDDDDD" w:sz="4"/>
-              <w:left w:val="single" w:color="DDDDDD" w:sz="4"/>
-              <w:bottom w:val="single" w:color="DDDDDD" w:sz="4"/>
-              <w:right w:val="single" w:color="DDDDDD" w:sz="4"/>
-            </w:tcBorders>
-            <w:shd w:fill="EFF5EE" w:val="clear"/>
+              <w:top w:val="single" w:color="D1D5DB" w:sz="4"/>
+              <w:left w:val="single" w:color="1E3A5F" w:sz="18"/>
+              <w:bottom w:val="single" w:color="D1D5DB" w:sz="4"/>
+              <w:right w:val="single" w:color="D1D5DB" w:sz="4"/>
+            </w:tcBorders>
+            <w:shd w:fill="F4F5F7" w:val="clear"/>
             <w:tcMar>
               <w:top w:type="dxa" w:w="160"/>
-              <w:left w:type="dxa" w:w="200"/>
+              <w:left w:type="dxa" w:w="240"/>
               <w:bottom w:type="dxa" w:w="160"/>
               <w:right w:type="dxa" w:w="200"/>
             </w:tcMar>
@@ -3255,13 +3277,18 @@
               <w:rPr>
                 <w:b/>
                 <w:bCs/>
-                <w:color w:val="1E2761"/>
+                <w:color w:val="6B7280"/>
+                <w:sz w:val="18"/>
+                <w:szCs w:val="18"/>
               </w:rPr>
-              <w:t xml:space="preserve">Scripture sit</w:t>
-            </w:r>
-          </w:p>
-          <w:p>
-            <w:r>
+              <w:t xml:space="preserve">SCRIPTURE SIT</w:t>
+            </w:r>
+          </w:p>
+          <w:p>
+            <w:r>
+              <w:rPr>
+                <w:color w:val="1A1A1A"/>
+              </w:rPr>
               <w:t xml:space="preserve">Lamentations 3:22–23 — His mercies are new every morning. Your plan should be too.</w:t>
             </w:r>
           </w:p>
@@ -3278,7 +3305,7 @@
         <w:rPr>
           <w:b/>
           <w:bCs/>
-          <w:color w:val="B85042"/>
+          <w:color w:val="6B7280"/>
           <w:sz w:val="22"/>
           <w:szCs w:val="22"/>
         </w:rPr>
@@ -3793,15 +3820,15 @@
           <w:tcPr>
             <w:tcW w:type="dxa" w:w="9360"/>
             <w:tcBorders>
-              <w:top w:val="single" w:color="DDDDDD" w:sz="4"/>
-              <w:left w:val="single" w:color="DDDDDD" w:sz="4"/>
-              <w:bottom w:val="single" w:color="DDDDDD" w:sz="4"/>
-              <w:right w:val="single" w:color="DDDDDD" w:sz="4"/>
-            </w:tcBorders>
-            <w:shd w:fill="EFF5EE" w:val="clear"/>
+              <w:top w:val="single" w:color="D1D5DB" w:sz="4"/>
+              <w:left w:val="single" w:color="1E3A5F" w:sz="18"/>
+              <w:bottom w:val="single" w:color="D1D5DB" w:sz="4"/>
+              <w:right w:val="single" w:color="D1D5DB" w:sz="4"/>
+            </w:tcBorders>
+            <w:shd w:fill="F4F5F7" w:val="clear"/>
             <w:tcMar>
               <w:top w:type="dxa" w:w="160"/>
-              <w:left w:type="dxa" w:w="200"/>
+              <w:left w:type="dxa" w:w="240"/>
               <w:bottom w:type="dxa" w:w="160"/>
               <w:right w:type="dxa" w:w="200"/>
             </w:tcMar>
@@ -3811,13 +3838,18 @@
               <w:rPr>
                 <w:b/>
                 <w:bCs/>
-                <w:color w:val="1E2761"/>
+                <w:color w:val="6B7280"/>
+                <w:sz w:val="18"/>
+                <w:szCs w:val="18"/>
               </w:rPr>
-              <w:t xml:space="preserve">Scripture sit</w:t>
-            </w:r>
-          </w:p>
-          <w:p>
-            <w:r>
+              <w:t xml:space="preserve">SCRIPTURE SIT</w:t>
+            </w:r>
+          </w:p>
+          <w:p>
+            <w:r>
+              <w:rPr>
+                <w:color w:val="1A1A1A"/>
+              </w:rPr>
               <w:t xml:space="preserve">James 1:19 — quick to listen. Voice capture is listening to yourself, then acting.</w:t>
             </w:r>
           </w:p>
@@ -3834,7 +3866,7 @@
         <w:rPr>
           <w:b/>
           <w:bCs/>
-          <w:color w:val="B85042"/>
+          <w:color w:val="6B7280"/>
           <w:sz w:val="22"/>
           <w:szCs w:val="22"/>
         </w:rPr>
@@ -4349,15 +4381,15 @@
           <w:tcPr>
             <w:tcW w:type="dxa" w:w="9360"/>
             <w:tcBorders>
-              <w:top w:val="single" w:color="DDDDDD" w:sz="4"/>
-              <w:left w:val="single" w:color="DDDDDD" w:sz="4"/>
-              <w:bottom w:val="single" w:color="DDDDDD" w:sz="4"/>
-              <w:right w:val="single" w:color="DDDDDD" w:sz="4"/>
-            </w:tcBorders>
-            <w:shd w:fill="EFF5EE" w:val="clear"/>
+              <w:top w:val="single" w:color="D1D5DB" w:sz="4"/>
+              <w:left w:val="single" w:color="1E3A5F" w:sz="18"/>
+              <w:bottom w:val="single" w:color="D1D5DB" w:sz="4"/>
+              <w:right w:val="single" w:color="D1D5DB" w:sz="4"/>
+            </w:tcBorders>
+            <w:shd w:fill="F4F5F7" w:val="clear"/>
             <w:tcMar>
               <w:top w:type="dxa" w:w="160"/>
-              <w:left w:type="dxa" w:w="200"/>
+              <w:left w:type="dxa" w:w="240"/>
               <w:bottom w:type="dxa" w:w="160"/>
               <w:right w:type="dxa" w:w="200"/>
             </w:tcMar>
@@ -4367,13 +4399,18 @@
               <w:rPr>
                 <w:b/>
                 <w:bCs/>
-                <w:color w:val="1E2761"/>
+                <w:color w:val="6B7280"/>
+                <w:sz w:val="18"/>
+                <w:szCs w:val="18"/>
               </w:rPr>
-              <w:t xml:space="preserve">Scripture sit</w:t>
-            </w:r>
-          </w:p>
-          <w:p>
-            <w:r>
+              <w:t xml:space="preserve">SCRIPTURE SIT</w:t>
+            </w:r>
+          </w:p>
+          <w:p>
+            <w:r>
+              <w:rPr>
+                <w:color w:val="1A1A1A"/>
+              </w:rPr>
               <w:t xml:space="preserve">Luke 16:10 — faithful in little. Tiered autonomy is how a captain stays faithful in the small things.</w:t>
             </w:r>
           </w:p>
@@ -4405,17 +4442,16 @@
           <w:tcPr>
             <w:tcW w:type="dxa" w:w="9360"/>
             <w:tcBorders>
-              <w:top w:val="single" w:color="DDDDDD" w:sz="4"/>
-              <w:left w:val="single" w:color="DDDDDD" w:sz="4"/>
-              <w:bottom w:val="single" w:color="DDDDDD" w:sz="4"/>
-              <w:right w:val="single" w:color="DDDDDD" w:sz="4"/>
-            </w:tcBorders>
-            <w:shd w:fill="B85042" w:val="clear"/>
+              <w:top w:val="none" w:color="FFFFFF" w:sz="0"/>
+              <w:left w:val="none" w:color="FFFFFF" w:sz="0"/>
+              <w:bottom w:val="single" w:color="D1D5DB" w:sz="4"/>
+              <w:right w:val="none" w:color="FFFFFF" w:sz="0"/>
+            </w:tcBorders>
             <w:tcMar>
               <w:top w:type="dxa" w:w="200"/>
-              <w:left w:type="dxa" w:w="240"/>
-              <w:bottom w:type="dxa" w:w="200"/>
-              <w:right w:type="dxa" w:w="240"/>
+              <w:left w:type="dxa" w:w="0"/>
+              <w:bottom w:type="dxa" w:w="160"/>
+              <w:right w:type="dxa" w:w="0"/>
             </w:tcMar>
           </w:tcPr>
           <w:p>
@@ -4423,9 +4459,9 @@
               <w:rPr>
                 <w:b/>
                 <w:bCs/>
-                <w:color w:val="1E2761"/>
-                <w:sz w:val="22"/>
-                <w:szCs w:val="22"/>
+                <w:color w:val="6B7280"/>
+                <w:sz w:val="18"/>
+                <w:szCs w:val="18"/>
               </w:rPr>
               <w:t xml:space="preserve">WEEK 2 · REVIEW</w:t>
             </w:r>
@@ -4435,9 +4471,9 @@
               <w:rPr>
                 <w:b/>
                 <w:bCs/>
-                <w:color w:val="FFFFFF"/>
-                <w:sz w:val="36"/>
-                <w:szCs w:val="36"/>
+                <w:color w:val="1E3A5F"/>
+                <w:sz w:val="40"/>
+                <w:szCs w:val="40"/>
               </w:rPr>
               <w:t xml:space="preserve">Personal OS</w:t>
             </w:r>
@@ -4447,7 +4483,7 @@
               <w:rPr>
                 <w:i/>
                 <w:iCs/>
-                <w:color w:val="B85042"/>
+                <w:color w:val="6B7280"/>
                 <w:sz w:val="22"/>
                 <w:szCs w:val="22"/>
               </w:rPr>
@@ -4997,15 +5033,15 @@
           <w:tcPr>
             <w:tcW w:type="dxa" w:w="9360"/>
             <w:tcBorders>
-              <w:top w:val="single" w:color="DDDDDD" w:sz="4"/>
-              <w:left w:val="single" w:color="DDDDDD" w:sz="4"/>
-              <w:bottom w:val="single" w:color="DDDDDD" w:sz="4"/>
-              <w:right w:val="single" w:color="DDDDDD" w:sz="4"/>
-            </w:tcBorders>
-            <w:shd w:fill="EFF5EE" w:val="clear"/>
+              <w:top w:val="single" w:color="D1D5DB" w:sz="4"/>
+              <w:left w:val="single" w:color="1E3A5F" w:sz="18"/>
+              <w:bottom w:val="single" w:color="D1D5DB" w:sz="4"/>
+              <w:right w:val="single" w:color="D1D5DB" w:sz="4"/>
+            </w:tcBorders>
+            <w:shd w:fill="F4F5F7" w:val="clear"/>
             <w:tcMar>
               <w:top w:type="dxa" w:w="160"/>
-              <w:left w:type="dxa" w:w="200"/>
+              <w:left w:type="dxa" w:w="240"/>
               <w:bottom w:type="dxa" w:w="160"/>
               <w:right w:type="dxa" w:w="200"/>
             </w:tcMar>
@@ -5015,13 +5051,18 @@
               <w:rPr>
                 <w:b/>
                 <w:bCs/>
-                <w:color w:val="1E2761"/>
+                <w:color w:val="6B7280"/>
+                <w:sz w:val="18"/>
+                <w:szCs w:val="18"/>
               </w:rPr>
-              <w:t xml:space="preserve">Scripture anchor</w:t>
-            </w:r>
-          </w:p>
-          <w:p>
-            <w:r>
+              <w:t xml:space="preserve">SCRIPTURE ANCHOR</w:t>
+            </w:r>
+          </w:p>
+          <w:p>
+            <w:r>
+              <w:rPr>
+                <w:color w:val="1A1A1A"/>
+              </w:rPr>
               <w:t xml:space="preserve">Psalm 90:12 — Teach us to number our days, that we may apply our hearts unto wisdom.</w:t>
             </w:r>
           </w:p>
@@ -5063,17 +5104,16 @@
           <w:tcPr>
             <w:tcW w:type="dxa" w:w="9360"/>
             <w:tcBorders>
-              <w:top w:val="single" w:color="DDDDDD" w:sz="4"/>
-              <w:left w:val="single" w:color="DDDDDD" w:sz="4"/>
-              <w:bottom w:val="single" w:color="DDDDDD" w:sz="4"/>
-              <w:right w:val="single" w:color="DDDDDD" w:sz="4"/>
-            </w:tcBorders>
-            <w:shd w:fill="1E2761" w:val="clear"/>
+              <w:top w:val="none" w:color="FFFFFF" w:sz="0"/>
+              <w:left w:val="none" w:color="FFFFFF" w:sz="0"/>
+              <w:bottom w:val="single" w:color="D1D5DB" w:sz="4"/>
+              <w:right w:val="none" w:color="FFFFFF" w:sz="0"/>
+            </w:tcBorders>
             <w:tcMar>
               <w:top w:type="dxa" w:w="200"/>
-              <w:left w:type="dxa" w:w="240"/>
-              <w:bottom w:type="dxa" w:w="200"/>
-              <w:right w:type="dxa" w:w="240"/>
+              <w:left w:type="dxa" w:w="0"/>
+              <w:bottom w:type="dxa" w:w="160"/>
+              <w:right w:type="dxa" w:w="0"/>
             </w:tcMar>
           </w:tcPr>
           <w:p>
@@ -5081,9 +5121,9 @@
               <w:rPr>
                 <w:b/>
                 <w:bCs/>
-                <w:color w:val="CADCFC"/>
-                <w:sz w:val="22"/>
-                <w:szCs w:val="22"/>
+                <w:color w:val="6B7280"/>
+                <w:sz w:val="18"/>
+                <w:szCs w:val="18"/>
               </w:rPr>
               <w:t xml:space="preserve">WEEK 3</w:t>
             </w:r>
@@ -5093,9 +5133,9 @@
               <w:rPr>
                 <w:b/>
                 <w:bCs/>
-                <w:color w:val="FFFFFF"/>
-                <w:sz w:val="36"/>
-                <w:szCs w:val="36"/>
+                <w:color w:val="1E3A5F"/>
+                <w:sz w:val="40"/>
+                <w:szCs w:val="40"/>
               </w:rPr>
               <w:t xml:space="preserve">At Home</w:t>
             </w:r>
@@ -5105,7 +5145,7 @@
               <w:rPr>
                 <w:i/>
                 <w:iCs/>
-                <w:color w:val="CADCFC"/>
+                <w:color w:val="6B7280"/>
                 <w:sz w:val="22"/>
                 <w:szCs w:val="22"/>
               </w:rPr>
@@ -5135,7 +5175,7 @@
         <w:rPr>
           <w:b/>
           <w:bCs/>
-          <w:color w:val="B85042"/>
+          <w:color w:val="6B7280"/>
           <w:sz w:val="22"/>
           <w:szCs w:val="22"/>
         </w:rPr>
@@ -5650,15 +5690,15 @@
           <w:tcPr>
             <w:tcW w:type="dxa" w:w="9360"/>
             <w:tcBorders>
-              <w:top w:val="single" w:color="DDDDDD" w:sz="4"/>
-              <w:left w:val="single" w:color="DDDDDD" w:sz="4"/>
-              <w:bottom w:val="single" w:color="DDDDDD" w:sz="4"/>
-              <w:right w:val="single" w:color="DDDDDD" w:sz="4"/>
-            </w:tcBorders>
-            <w:shd w:fill="EFF5EE" w:val="clear"/>
+              <w:top w:val="single" w:color="D1D5DB" w:sz="4"/>
+              <w:left w:val="single" w:color="1E3A5F" w:sz="18"/>
+              <w:bottom w:val="single" w:color="D1D5DB" w:sz="4"/>
+              <w:right w:val="single" w:color="D1D5DB" w:sz="4"/>
+            </w:tcBorders>
+            <w:shd w:fill="F4F5F7" w:val="clear"/>
             <w:tcMar>
               <w:top w:type="dxa" w:w="160"/>
-              <w:left w:type="dxa" w:w="200"/>
+              <w:left w:type="dxa" w:w="240"/>
               <w:bottom w:type="dxa" w:w="160"/>
               <w:right w:type="dxa" w:w="200"/>
             </w:tcMar>
@@ -5668,13 +5708,18 @@
               <w:rPr>
                 <w:b/>
                 <w:bCs/>
-                <w:color w:val="1E2761"/>
+                <w:color w:val="6B7280"/>
+                <w:sz w:val="18"/>
+                <w:szCs w:val="18"/>
               </w:rPr>
-              <w:t xml:space="preserve">Scripture sit</w:t>
-            </w:r>
-          </w:p>
-          <w:p>
-            <w:r>
+              <w:t xml:space="preserve">SCRIPTURE SIT</w:t>
+            </w:r>
+          </w:p>
+          <w:p>
+            <w:r>
+              <w:rPr>
+                <w:color w:val="1A1A1A"/>
+              </w:rPr>
               <w:t xml:space="preserve">Ephesians 4:15 — speak the truth in love. AI helps you find the words; the Spirit gives you the courage.</w:t>
             </w:r>
           </w:p>
@@ -5691,7 +5736,7 @@
         <w:rPr>
           <w:b/>
           <w:bCs/>
-          <w:color w:val="B85042"/>
+          <w:color w:val="6B7280"/>
           <w:sz w:val="22"/>
           <w:szCs w:val="22"/>
         </w:rPr>
@@ -6206,15 +6251,15 @@
           <w:tcPr>
             <w:tcW w:type="dxa" w:w="9360"/>
             <w:tcBorders>
-              <w:top w:val="single" w:color="DDDDDD" w:sz="4"/>
-              <w:left w:val="single" w:color="DDDDDD" w:sz="4"/>
-              <w:bottom w:val="single" w:color="DDDDDD" w:sz="4"/>
-              <w:right w:val="single" w:color="DDDDDD" w:sz="4"/>
-            </w:tcBorders>
-            <w:shd w:fill="EFF5EE" w:val="clear"/>
+              <w:top w:val="single" w:color="D1D5DB" w:sz="4"/>
+              <w:left w:val="single" w:color="1E3A5F" w:sz="18"/>
+              <w:bottom w:val="single" w:color="D1D5DB" w:sz="4"/>
+              <w:right w:val="single" w:color="D1D5DB" w:sz="4"/>
+            </w:tcBorders>
+            <w:shd w:fill="F4F5F7" w:val="clear"/>
             <w:tcMar>
               <w:top w:type="dxa" w:w="160"/>
-              <w:left w:type="dxa" w:w="200"/>
+              <w:left w:type="dxa" w:w="240"/>
               <w:bottom w:type="dxa" w:w="160"/>
               <w:right w:type="dxa" w:w="200"/>
             </w:tcMar>
@@ -6224,13 +6269,18 @@
               <w:rPr>
                 <w:b/>
                 <w:bCs/>
-                <w:color w:val="1E2761"/>
+                <w:color w:val="6B7280"/>
+                <w:sz w:val="18"/>
+                <w:szCs w:val="18"/>
               </w:rPr>
-              <w:t xml:space="preserve">Scripture sit</w:t>
-            </w:r>
-          </w:p>
-          <w:p>
-            <w:r>
+              <w:t xml:space="preserve">SCRIPTURE SIT</w:t>
+            </w:r>
+          </w:p>
+          <w:p>
+            <w:r>
+              <w:rPr>
+                <w:color w:val="1A1A1A"/>
+              </w:rPr>
               <w:t xml:space="preserve">Deuteronomy 6:6–9 — these words on your hearts, and on your doorposts. The fridge is the modern doorpost.</w:t>
             </w:r>
           </w:p>
@@ -6247,7 +6297,7 @@
         <w:rPr>
           <w:b/>
           <w:bCs/>
-          <w:color w:val="B85042"/>
+          <w:color w:val="6B7280"/>
           <w:sz w:val="22"/>
           <w:szCs w:val="22"/>
         </w:rPr>
@@ -6762,15 +6812,15 @@
           <w:tcPr>
             <w:tcW w:type="dxa" w:w="9360"/>
             <w:tcBorders>
-              <w:top w:val="single" w:color="DDDDDD" w:sz="4"/>
-              <w:left w:val="single" w:color="DDDDDD" w:sz="4"/>
-              <w:bottom w:val="single" w:color="DDDDDD" w:sz="4"/>
-              <w:right w:val="single" w:color="DDDDDD" w:sz="4"/>
-            </w:tcBorders>
-            <w:shd w:fill="EFF5EE" w:val="clear"/>
+              <w:top w:val="single" w:color="D1D5DB" w:sz="4"/>
+              <w:left w:val="single" w:color="1E3A5F" w:sz="18"/>
+              <w:bottom w:val="single" w:color="D1D5DB" w:sz="4"/>
+              <w:right w:val="single" w:color="D1D5DB" w:sz="4"/>
+            </w:tcBorders>
+            <w:shd w:fill="F4F5F7" w:val="clear"/>
             <w:tcMar>
               <w:top w:type="dxa" w:w="160"/>
-              <w:left w:type="dxa" w:w="200"/>
+              <w:left w:type="dxa" w:w="240"/>
               <w:bottom w:type="dxa" w:w="160"/>
               <w:right w:type="dxa" w:w="200"/>
             </w:tcMar>
@@ -6780,13 +6830,18 @@
               <w:rPr>
                 <w:b/>
                 <w:bCs/>
-                <w:color w:val="1E2761"/>
+                <w:color w:val="6B7280"/>
+                <w:sz w:val="18"/>
+                <w:szCs w:val="18"/>
               </w:rPr>
-              <w:t xml:space="preserve">Scripture sit</w:t>
-            </w:r>
-          </w:p>
-          <w:p>
-            <w:r>
+              <w:t xml:space="preserve">SCRIPTURE SIT</w:t>
+            </w:r>
+          </w:p>
+          <w:p>
+            <w:r>
+              <w:rPr>
+                <w:color w:val="1A1A1A"/>
+              </w:rPr>
               <w:t xml:space="preserve">Joshua 24:15 — As for me and my house, we will serve the Lord. Even with AI in the house.</w:t>
             </w:r>
           </w:p>
@@ -6818,17 +6873,16 @@
           <w:tcPr>
             <w:tcW w:type="dxa" w:w="9360"/>
             <w:tcBorders>
-              <w:top w:val="single" w:color="DDDDDD" w:sz="4"/>
-              <w:left w:val="single" w:color="DDDDDD" w:sz="4"/>
-              <w:bottom w:val="single" w:color="DDDDDD" w:sz="4"/>
-              <w:right w:val="single" w:color="DDDDDD" w:sz="4"/>
-            </w:tcBorders>
-            <w:shd w:fill="B85042" w:val="clear"/>
+              <w:top w:val="none" w:color="FFFFFF" w:sz="0"/>
+              <w:left w:val="none" w:color="FFFFFF" w:sz="0"/>
+              <w:bottom w:val="single" w:color="D1D5DB" w:sz="4"/>
+              <w:right w:val="none" w:color="FFFFFF" w:sz="0"/>
+            </w:tcBorders>
             <w:tcMar>
               <w:top w:type="dxa" w:w="200"/>
-              <w:left w:type="dxa" w:w="240"/>
-              <w:bottom w:type="dxa" w:w="200"/>
-              <w:right w:type="dxa" w:w="240"/>
+              <w:left w:type="dxa" w:w="0"/>
+              <w:bottom w:type="dxa" w:w="160"/>
+              <w:right w:type="dxa" w:w="0"/>
             </w:tcMar>
           </w:tcPr>
           <w:p>
@@ -6836,9 +6890,9 @@
               <w:rPr>
                 <w:b/>
                 <w:bCs/>
-                <w:color w:val="1E2761"/>
-                <w:sz w:val="22"/>
-                <w:szCs w:val="22"/>
+                <w:color w:val="6B7280"/>
+                <w:sz w:val="18"/>
+                <w:szCs w:val="18"/>
               </w:rPr>
               <w:t xml:space="preserve">WEEK 3 · REVIEW</w:t>
             </w:r>
@@ -6848,9 +6902,9 @@
               <w:rPr>
                 <w:b/>
                 <w:bCs/>
-                <w:color w:val="FFFFFF"/>
-                <w:sz w:val="36"/>
-                <w:szCs w:val="36"/>
+                <w:color w:val="1E3A5F"/>
+                <w:sz w:val="40"/>
+                <w:szCs w:val="40"/>
               </w:rPr>
               <w:t xml:space="preserve">At Home</w:t>
             </w:r>
@@ -6860,7 +6914,7 @@
               <w:rPr>
                 <w:i/>
                 <w:iCs/>
-                <w:color w:val="B85042"/>
+                <w:color w:val="6B7280"/>
                 <w:sz w:val="22"/>
                 <w:szCs w:val="22"/>
               </w:rPr>
@@ -7410,15 +7464,15 @@
           <w:tcPr>
             <w:tcW w:type="dxa" w:w="9360"/>
             <w:tcBorders>
-              <w:top w:val="single" w:color="DDDDDD" w:sz="4"/>
-              <w:left w:val="single" w:color="DDDDDD" w:sz="4"/>
-              <w:bottom w:val="single" w:color="DDDDDD" w:sz="4"/>
-              <w:right w:val="single" w:color="DDDDDD" w:sz="4"/>
-            </w:tcBorders>
-            <w:shd w:fill="EFF5EE" w:val="clear"/>
+              <w:top w:val="single" w:color="D1D5DB" w:sz="4"/>
+              <w:left w:val="single" w:color="1E3A5F" w:sz="18"/>
+              <w:bottom w:val="single" w:color="D1D5DB" w:sz="4"/>
+              <w:right w:val="single" w:color="D1D5DB" w:sz="4"/>
+            </w:tcBorders>
+            <w:shd w:fill="F4F5F7" w:val="clear"/>
             <w:tcMar>
               <w:top w:type="dxa" w:w="160"/>
-              <w:left w:type="dxa" w:w="200"/>
+              <w:left w:type="dxa" w:w="240"/>
               <w:bottom w:type="dxa" w:w="160"/>
               <w:right w:type="dxa" w:w="200"/>
             </w:tcMar>
@@ -7428,13 +7482,18 @@
               <w:rPr>
                 <w:b/>
                 <w:bCs/>
-                <w:color w:val="1E2761"/>
+                <w:color w:val="6B7280"/>
+                <w:sz w:val="18"/>
+                <w:szCs w:val="18"/>
               </w:rPr>
-              <w:t xml:space="preserve">Scripture anchor</w:t>
-            </w:r>
-          </w:p>
-          <w:p>
-            <w:r>
+              <w:t xml:space="preserve">SCRIPTURE ANCHOR</w:t>
+            </w:r>
+          </w:p>
+          <w:p>
+            <w:r>
+              <w:rPr>
+                <w:color w:val="1A1A1A"/>
+              </w:rPr>
               <w:t xml:space="preserve">Joshua 24:15 — As for me and my house, we will serve the Lord.</w:t>
             </w:r>
           </w:p>
@@ -7476,17 +7535,16 @@
           <w:tcPr>
             <w:tcW w:type="dxa" w:w="9360"/>
             <w:tcBorders>
-              <w:top w:val="single" w:color="DDDDDD" w:sz="4"/>
-              <w:left w:val="single" w:color="DDDDDD" w:sz="4"/>
-              <w:bottom w:val="single" w:color="DDDDDD" w:sz="4"/>
-              <w:right w:val="single" w:color="DDDDDD" w:sz="4"/>
-            </w:tcBorders>
-            <w:shd w:fill="1E2761" w:val="clear"/>
+              <w:top w:val="none" w:color="FFFFFF" w:sz="0"/>
+              <w:left w:val="none" w:color="FFFFFF" w:sz="0"/>
+              <w:bottom w:val="single" w:color="D1D5DB" w:sz="4"/>
+              <w:right w:val="none" w:color="FFFFFF" w:sz="0"/>
+            </w:tcBorders>
             <w:tcMar>
               <w:top w:type="dxa" w:w="200"/>
-              <w:left w:type="dxa" w:w="240"/>
-              <w:bottom w:type="dxa" w:w="200"/>
-              <w:right w:type="dxa" w:w="240"/>
+              <w:left w:type="dxa" w:w="0"/>
+              <w:bottom w:type="dxa" w:w="160"/>
+              <w:right w:type="dxa" w:w="0"/>
             </w:tcMar>
           </w:tcPr>
           <w:p>
@@ -7494,9 +7552,9 @@
               <w:rPr>
                 <w:b/>
                 <w:bCs/>
-                <w:color w:val="CADCFC"/>
-                <w:sz w:val="22"/>
-                <w:szCs w:val="22"/>
+                <w:color w:val="6B7280"/>
+                <w:sz w:val="18"/>
+                <w:szCs w:val="18"/>
               </w:rPr>
               <w:t xml:space="preserve">WEEK 4</w:t>
             </w:r>
@@ -7506,9 +7564,9 @@
               <w:rPr>
                 <w:b/>
                 <w:bCs/>
-                <w:color w:val="FFFFFF"/>
-                <w:sz w:val="36"/>
-                <w:szCs w:val="36"/>
+                <w:color w:val="1E3A5F"/>
+                <w:sz w:val="40"/>
+                <w:szCs w:val="40"/>
               </w:rPr>
               <w:t xml:space="preserve">Business / Ministry</w:t>
             </w:r>
@@ -7518,7 +7576,7 @@
               <w:rPr>
                 <w:i/>
                 <w:iCs/>
-                <w:color w:val="CADCFC"/>
+                <w:color w:val="6B7280"/>
                 <w:sz w:val="22"/>
                 <w:szCs w:val="22"/>
               </w:rPr>
@@ -7548,7 +7606,7 @@
         <w:rPr>
           <w:b/>
           <w:bCs/>
-          <w:color w:val="B85042"/>
+          <w:color w:val="6B7280"/>
           <w:sz w:val="22"/>
           <w:szCs w:val="22"/>
         </w:rPr>
@@ -8063,15 +8121,15 @@
           <w:tcPr>
             <w:tcW w:type="dxa" w:w="9360"/>
             <w:tcBorders>
-              <w:top w:val="single" w:color="DDDDDD" w:sz="4"/>
-              <w:left w:val="single" w:color="DDDDDD" w:sz="4"/>
-              <w:bottom w:val="single" w:color="DDDDDD" w:sz="4"/>
-              <w:right w:val="single" w:color="DDDDDD" w:sz="4"/>
-            </w:tcBorders>
-            <w:shd w:fill="EFF5EE" w:val="clear"/>
+              <w:top w:val="single" w:color="D1D5DB" w:sz="4"/>
+              <w:left w:val="single" w:color="1E3A5F" w:sz="18"/>
+              <w:bottom w:val="single" w:color="D1D5DB" w:sz="4"/>
+              <w:right w:val="single" w:color="D1D5DB" w:sz="4"/>
+            </w:tcBorders>
+            <w:shd w:fill="F4F5F7" w:val="clear"/>
             <w:tcMar>
               <w:top w:type="dxa" w:w="160"/>
-              <w:left w:type="dxa" w:w="200"/>
+              <w:left w:type="dxa" w:w="240"/>
               <w:bottom w:type="dxa" w:w="160"/>
               <w:right w:type="dxa" w:w="200"/>
             </w:tcMar>
@@ -8081,13 +8139,18 @@
               <w:rPr>
                 <w:b/>
                 <w:bCs/>
-                <w:color w:val="1E2761"/>
+                <w:color w:val="6B7280"/>
+                <w:sz w:val="18"/>
+                <w:szCs w:val="18"/>
               </w:rPr>
-              <w:t xml:space="preserve">Scripture sit</w:t>
-            </w:r>
-          </w:p>
-          <w:p>
-            <w:r>
+              <w:t xml:space="preserve">SCRIPTURE SIT</w:t>
+            </w:r>
+          </w:p>
+          <w:p>
+            <w:r>
+              <w:rPr>
+                <w:color w:val="1A1A1A"/>
+              </w:rPr>
               <w:t xml:space="preserve">Ephesians 5:15–17 — make the best use of the time, because the days are evil. Time bought back is owed somewhere.</w:t>
             </w:r>
           </w:p>
@@ -8104,7 +8167,7 @@
         <w:rPr>
           <w:b/>
           <w:bCs/>
-          <w:color w:val="B85042"/>
+          <w:color w:val="6B7280"/>
           <w:sz w:val="22"/>
           <w:szCs w:val="22"/>
         </w:rPr>
@@ -8619,15 +8682,15 @@
           <w:tcPr>
             <w:tcW w:type="dxa" w:w="9360"/>
             <w:tcBorders>
-              <w:top w:val="single" w:color="DDDDDD" w:sz="4"/>
-              <w:left w:val="single" w:color="DDDDDD" w:sz="4"/>
-              <w:bottom w:val="single" w:color="DDDDDD" w:sz="4"/>
-              <w:right w:val="single" w:color="DDDDDD" w:sz="4"/>
-            </w:tcBorders>
-            <w:shd w:fill="EFF5EE" w:val="clear"/>
+              <w:top w:val="single" w:color="D1D5DB" w:sz="4"/>
+              <w:left w:val="single" w:color="1E3A5F" w:sz="18"/>
+              <w:bottom w:val="single" w:color="D1D5DB" w:sz="4"/>
+              <w:right w:val="single" w:color="D1D5DB" w:sz="4"/>
+            </w:tcBorders>
+            <w:shd w:fill="F4F5F7" w:val="clear"/>
             <w:tcMar>
               <w:top w:type="dxa" w:w="160"/>
-              <w:left w:type="dxa" w:w="200"/>
+              <w:left w:type="dxa" w:w="240"/>
               <w:bottom w:type="dxa" w:w="160"/>
               <w:right w:type="dxa" w:w="200"/>
             </w:tcMar>
@@ -8637,13 +8700,18 @@
               <w:rPr>
                 <w:b/>
                 <w:bCs/>
-                <w:color w:val="1E2761"/>
+                <w:color w:val="6B7280"/>
+                <w:sz w:val="18"/>
+                <w:szCs w:val="18"/>
               </w:rPr>
-              <w:t xml:space="preserve">Scripture sit</w:t>
-            </w:r>
-          </w:p>
-          <w:p>
-            <w:r>
+              <w:t xml:space="preserve">SCRIPTURE SIT</w:t>
+            </w:r>
+          </w:p>
+          <w:p>
+            <w:r>
+              <w:rPr>
+                <w:color w:val="1A1A1A"/>
+              </w:rPr>
               <w:t xml:space="preserve">Colossians 3:23 — whatever you do, work as for the Lord. Including the unglamorous repeatable workflow.</w:t>
             </w:r>
           </w:p>
@@ -8660,7 +8728,7 @@
         <w:rPr>
           <w:b/>
           <w:bCs/>
-          <w:color w:val="B85042"/>
+          <w:color w:val="6B7280"/>
           <w:sz w:val="22"/>
           <w:szCs w:val="22"/>
         </w:rPr>
@@ -9175,15 +9243,15 @@
           <w:tcPr>
             <w:tcW w:type="dxa" w:w="9360"/>
             <w:tcBorders>
-              <w:top w:val="single" w:color="DDDDDD" w:sz="4"/>
-              <w:left w:val="single" w:color="DDDDDD" w:sz="4"/>
-              <w:bottom w:val="single" w:color="DDDDDD" w:sz="4"/>
-              <w:right w:val="single" w:color="DDDDDD" w:sz="4"/>
-            </w:tcBorders>
-            <w:shd w:fill="EFF5EE" w:val="clear"/>
+              <w:top w:val="single" w:color="D1D5DB" w:sz="4"/>
+              <w:left w:val="single" w:color="1E3A5F" w:sz="18"/>
+              <w:bottom w:val="single" w:color="D1D5DB" w:sz="4"/>
+              <w:right w:val="single" w:color="D1D5DB" w:sz="4"/>
+            </w:tcBorders>
+            <w:shd w:fill="F4F5F7" w:val="clear"/>
             <w:tcMar>
               <w:top w:type="dxa" w:w="160"/>
-              <w:left w:type="dxa" w:w="200"/>
+              <w:left w:type="dxa" w:w="240"/>
               <w:bottom w:type="dxa" w:w="160"/>
               <w:right w:type="dxa" w:w="200"/>
             </w:tcMar>
@@ -9193,13 +9261,18 @@
               <w:rPr>
                 <w:b/>
                 <w:bCs/>
-                <w:color w:val="1E2761"/>
+                <w:color w:val="6B7280"/>
+                <w:sz w:val="18"/>
+                <w:szCs w:val="18"/>
               </w:rPr>
-              <w:t xml:space="preserve">Scripture sit</w:t>
-            </w:r>
-          </w:p>
-          <w:p>
-            <w:r>
+              <w:t xml:space="preserve">SCRIPTURE SIT</w:t>
+            </w:r>
+          </w:p>
+          <w:p>
+            <w:r>
+              <w:rPr>
+                <w:color w:val="1A1A1A"/>
+              </w:rPr>
               <w:t xml:space="preserve">Proverbs 22:29 — the man skilled in his work shall stand before kings. Save your skill so you can repeat it.</w:t>
             </w:r>
           </w:p>
@@ -9231,17 +9304,16 @@
           <w:tcPr>
             <w:tcW w:type="dxa" w:w="9360"/>
             <w:tcBorders>
-              <w:top w:val="single" w:color="DDDDDD" w:sz="4"/>
-              <w:left w:val="single" w:color="DDDDDD" w:sz="4"/>
-              <w:bottom w:val="single" w:color="DDDDDD" w:sz="4"/>
-              <w:right w:val="single" w:color="DDDDDD" w:sz="4"/>
-            </w:tcBorders>
-            <w:shd w:fill="B85042" w:val="clear"/>
+              <w:top w:val="none" w:color="FFFFFF" w:sz="0"/>
+              <w:left w:val="none" w:color="FFFFFF" w:sz="0"/>
+              <w:bottom w:val="single" w:color="D1D5DB" w:sz="4"/>
+              <w:right w:val="none" w:color="FFFFFF" w:sz="0"/>
+            </w:tcBorders>
             <w:tcMar>
               <w:top w:type="dxa" w:w="200"/>
-              <w:left w:type="dxa" w:w="240"/>
-              <w:bottom w:type="dxa" w:w="200"/>
-              <w:right w:type="dxa" w:w="240"/>
+              <w:left w:type="dxa" w:w="0"/>
+              <w:bottom w:type="dxa" w:w="160"/>
+              <w:right w:type="dxa" w:w="0"/>
             </w:tcMar>
           </w:tcPr>
           <w:p>
@@ -9249,9 +9321,9 @@
               <w:rPr>
                 <w:b/>
                 <w:bCs/>
-                <w:color w:val="1E2761"/>
-                <w:sz w:val="22"/>
-                <w:szCs w:val="22"/>
+                <w:color w:val="6B7280"/>
+                <w:sz w:val="18"/>
+                <w:szCs w:val="18"/>
               </w:rPr>
               <w:t xml:space="preserve">WEEK 4 · REVIEW</w:t>
             </w:r>
@@ -9261,9 +9333,9 @@
               <w:rPr>
                 <w:b/>
                 <w:bCs/>
-                <w:color w:val="FFFFFF"/>
-                <w:sz w:val="36"/>
-                <w:szCs w:val="36"/>
+                <w:color w:val="1E3A5F"/>
+                <w:sz w:val="40"/>
+                <w:szCs w:val="40"/>
               </w:rPr>
               <w:t xml:space="preserve">Business / Ministry</w:t>
             </w:r>
@@ -9273,7 +9345,7 @@
               <w:rPr>
                 <w:i/>
                 <w:iCs/>
-                <w:color w:val="B85042"/>
+                <w:color w:val="6B7280"/>
                 <w:sz w:val="22"/>
                 <w:szCs w:val="22"/>
               </w:rPr>
@@ -9823,15 +9895,15 @@
           <w:tcPr>
             <w:tcW w:type="dxa" w:w="9360"/>
             <w:tcBorders>
-              <w:top w:val="single" w:color="DDDDDD" w:sz="4"/>
-              <w:left w:val="single" w:color="DDDDDD" w:sz="4"/>
-              <w:bottom w:val="single" w:color="DDDDDD" w:sz="4"/>
-              <w:right w:val="single" w:color="DDDDDD" w:sz="4"/>
-            </w:tcBorders>
-            <w:shd w:fill="EFF5EE" w:val="clear"/>
+              <w:top w:val="single" w:color="D1D5DB" w:sz="4"/>
+              <w:left w:val="single" w:color="1E3A5F" w:sz="18"/>
+              <w:bottom w:val="single" w:color="D1D5DB" w:sz="4"/>
+              <w:right w:val="single" w:color="D1D5DB" w:sz="4"/>
+            </w:tcBorders>
+            <w:shd w:fill="F4F5F7" w:val="clear"/>
             <w:tcMar>
               <w:top w:type="dxa" w:w="160"/>
-              <w:left w:type="dxa" w:w="200"/>
+              <w:left w:type="dxa" w:w="240"/>
               <w:bottom w:type="dxa" w:w="160"/>
               <w:right w:type="dxa" w:w="200"/>
             </w:tcMar>
@@ -9841,13 +9913,18 @@
               <w:rPr>
                 <w:b/>
                 <w:bCs/>
-                <w:color w:val="1E2761"/>
+                <w:color w:val="6B7280"/>
+                <w:sz w:val="18"/>
+                <w:szCs w:val="18"/>
               </w:rPr>
-              <w:t xml:space="preserve">Scripture anchor</w:t>
-            </w:r>
-          </w:p>
-          <w:p>
-            <w:r>
+              <w:t xml:space="preserve">SCRIPTURE ANCHOR</w:t>
+            </w:r>
+          </w:p>
+          <w:p>
+            <w:r>
+              <w:rPr>
+                <w:color w:val="1A1A1A"/>
+              </w:rPr>
               <w:t xml:space="preserve">Colossians 3:23 — Whatever you do, work as for the Lord, and not for men.</w:t>
             </w:r>
           </w:p>
@@ -9889,17 +9966,16 @@
           <w:tcPr>
             <w:tcW w:type="dxa" w:w="9360"/>
             <w:tcBorders>
-              <w:top w:val="single" w:color="DDDDDD" w:sz="4"/>
-              <w:left w:val="single" w:color="DDDDDD" w:sz="4"/>
-              <w:bottom w:val="single" w:color="DDDDDD" w:sz="4"/>
-              <w:right w:val="single" w:color="DDDDDD" w:sz="4"/>
-            </w:tcBorders>
-            <w:shd w:fill="1E2761" w:val="clear"/>
+              <w:top w:val="none" w:color="FFFFFF" w:sz="0"/>
+              <w:left w:val="none" w:color="FFFFFF" w:sz="0"/>
+              <w:bottom w:val="single" w:color="D1D5DB" w:sz="4"/>
+              <w:right w:val="none" w:color="FFFFFF" w:sz="0"/>
+            </w:tcBorders>
             <w:tcMar>
               <w:top w:type="dxa" w:w="200"/>
-              <w:left w:type="dxa" w:w="240"/>
-              <w:bottom w:type="dxa" w:w="200"/>
-              <w:right w:type="dxa" w:w="240"/>
+              <w:left w:type="dxa" w:w="0"/>
+              <w:bottom w:type="dxa" w:w="160"/>
+              <w:right w:type="dxa" w:w="0"/>
             </w:tcMar>
           </w:tcPr>
           <w:p>
@@ -9907,9 +9983,9 @@
               <w:rPr>
                 <w:b/>
                 <w:bCs/>
-                <w:color w:val="CADCFC"/>
-                <w:sz w:val="22"/>
-                <w:szCs w:val="22"/>
+                <w:color w:val="6B7280"/>
+                <w:sz w:val="18"/>
+                <w:szCs w:val="18"/>
               </w:rPr>
               <w:t xml:space="preserve">WEEK 5</w:t>
             </w:r>
@@ -9919,9 +9995,9 @@
               <w:rPr>
                 <w:b/>
                 <w:bCs/>
-                <w:color w:val="FFFFFF"/>
-                <w:sz w:val="36"/>
-                <w:szCs w:val="36"/>
+                <w:color w:val="1E3A5F"/>
+                <w:sz w:val="40"/>
+                <w:szCs w:val="40"/>
               </w:rPr>
               <w:t xml:space="preserve">Mastery &amp; Multiplication</w:t>
             </w:r>
@@ -9931,7 +10007,7 @@
               <w:rPr>
                 <w:i/>
                 <w:iCs/>
-                <w:color w:val="CADCFC"/>
+                <w:color w:val="6B7280"/>
                 <w:sz w:val="22"/>
                 <w:szCs w:val="22"/>
               </w:rPr>
@@ -9961,7 +10037,7 @@
         <w:rPr>
           <w:b/>
           <w:bCs/>
-          <w:color w:val="B85042"/>
+          <w:color w:val="6B7280"/>
           <w:sz w:val="22"/>
           <w:szCs w:val="22"/>
         </w:rPr>
@@ -10476,15 +10552,15 @@
           <w:tcPr>
             <w:tcW w:type="dxa" w:w="9360"/>
             <w:tcBorders>
-              <w:top w:val="single" w:color="DDDDDD" w:sz="4"/>
-              <w:left w:val="single" w:color="DDDDDD" w:sz="4"/>
-              <w:bottom w:val="single" w:color="DDDDDD" w:sz="4"/>
-              <w:right w:val="single" w:color="DDDDDD" w:sz="4"/>
-            </w:tcBorders>
-            <w:shd w:fill="EFF5EE" w:val="clear"/>
+              <w:top w:val="single" w:color="D1D5DB" w:sz="4"/>
+              <w:left w:val="single" w:color="1E3A5F" w:sz="18"/>
+              <w:bottom w:val="single" w:color="D1D5DB" w:sz="4"/>
+              <w:right w:val="single" w:color="D1D5DB" w:sz="4"/>
+            </w:tcBorders>
+            <w:shd w:fill="F4F5F7" w:val="clear"/>
             <w:tcMar>
               <w:top w:type="dxa" w:w="160"/>
-              <w:left w:type="dxa" w:w="200"/>
+              <w:left w:type="dxa" w:w="240"/>
               <w:bottom w:type="dxa" w:w="160"/>
               <w:right w:type="dxa" w:w="200"/>
             </w:tcMar>
@@ -10494,13 +10570,18 @@
               <w:rPr>
                 <w:b/>
                 <w:bCs/>
-                <w:color w:val="1E2761"/>
+                <w:color w:val="6B7280"/>
+                <w:sz w:val="18"/>
+                <w:szCs w:val="18"/>
               </w:rPr>
-              <w:t xml:space="preserve">Scripture sit</w:t>
-            </w:r>
-          </w:p>
-          <w:p>
-            <w:r>
+              <w:t xml:space="preserve">SCRIPTURE SIT</w:t>
+            </w:r>
+          </w:p>
+          <w:p>
+            <w:r>
+              <w:rPr>
+                <w:color w:val="1A1A1A"/>
+              </w:rPr>
               <w:t xml:space="preserve">Luke 14:28 — count the cost. Subscriptions are costs you signed up for in five-minute moments. Recount them.</w:t>
             </w:r>
           </w:p>
@@ -10517,7 +10598,7 @@
         <w:rPr>
           <w:b/>
           <w:bCs/>
-          <w:color w:val="B85042"/>
+          <w:color w:val="6B7280"/>
           <w:sz w:val="22"/>
           <w:szCs w:val="22"/>
         </w:rPr>
@@ -11032,15 +11113,15 @@
           <w:tcPr>
             <w:tcW w:type="dxa" w:w="9360"/>
             <w:tcBorders>
-              <w:top w:val="single" w:color="DDDDDD" w:sz="4"/>
-              <w:left w:val="single" w:color="DDDDDD" w:sz="4"/>
-              <w:bottom w:val="single" w:color="DDDDDD" w:sz="4"/>
-              <w:right w:val="single" w:color="DDDDDD" w:sz="4"/>
-            </w:tcBorders>
-            <w:shd w:fill="EFF5EE" w:val="clear"/>
+              <w:top w:val="single" w:color="D1D5DB" w:sz="4"/>
+              <w:left w:val="single" w:color="1E3A5F" w:sz="18"/>
+              <w:bottom w:val="single" w:color="D1D5DB" w:sz="4"/>
+              <w:right w:val="single" w:color="D1D5DB" w:sz="4"/>
+            </w:tcBorders>
+            <w:shd w:fill="F4F5F7" w:val="clear"/>
             <w:tcMar>
               <w:top w:type="dxa" w:w="160"/>
-              <w:left w:type="dxa" w:w="200"/>
+              <w:left w:type="dxa" w:w="240"/>
               <w:bottom w:type="dxa" w:w="160"/>
               <w:right w:type="dxa" w:w="200"/>
             </w:tcMar>
@@ -11050,13 +11131,18 @@
               <w:rPr>
                 <w:b/>
                 <w:bCs/>
-                <w:color w:val="1E2761"/>
+                <w:color w:val="6B7280"/>
+                <w:sz w:val="18"/>
+                <w:szCs w:val="18"/>
               </w:rPr>
-              <w:t xml:space="preserve">Scripture sit</w:t>
-            </w:r>
-          </w:p>
-          <w:p>
-            <w:r>
+              <w:t xml:space="preserve">SCRIPTURE SIT</w:t>
+            </w:r>
+          </w:p>
+          <w:p>
+            <w:r>
+              <w:rPr>
+                <w:color w:val="1A1A1A"/>
+              </w:rPr>
               <w:t xml:space="preserve">2 Timothy 2:2 — entrust to faithful men who will be able to teach others. The chain breaks if you don't pass it.</w:t>
             </w:r>
           </w:p>
@@ -11073,7 +11159,7 @@
         <w:rPr>
           <w:b/>
           <w:bCs/>
-          <w:color w:val="B85042"/>
+          <w:color w:val="6B7280"/>
           <w:sz w:val="22"/>
           <w:szCs w:val="22"/>
         </w:rPr>
@@ -11588,15 +11674,15 @@
           <w:tcPr>
             <w:tcW w:type="dxa" w:w="9360"/>
             <w:tcBorders>
-              <w:top w:val="single" w:color="DDDDDD" w:sz="4"/>
-              <w:left w:val="single" w:color="DDDDDD" w:sz="4"/>
-              <w:bottom w:val="single" w:color="DDDDDD" w:sz="4"/>
-              <w:right w:val="single" w:color="DDDDDD" w:sz="4"/>
-            </w:tcBorders>
-            <w:shd w:fill="EFF5EE" w:val="clear"/>
+              <w:top w:val="single" w:color="D1D5DB" w:sz="4"/>
+              <w:left w:val="single" w:color="1E3A5F" w:sz="18"/>
+              <w:bottom w:val="single" w:color="D1D5DB" w:sz="4"/>
+              <w:right w:val="single" w:color="D1D5DB" w:sz="4"/>
+            </w:tcBorders>
+            <w:shd w:fill="F4F5F7" w:val="clear"/>
             <w:tcMar>
               <w:top w:type="dxa" w:w="160"/>
-              <w:left w:type="dxa" w:w="200"/>
+              <w:left w:type="dxa" w:w="240"/>
               <w:bottom w:type="dxa" w:w="160"/>
               <w:right w:type="dxa" w:w="200"/>
             </w:tcMar>
@@ -11606,13 +11692,18 @@
               <w:rPr>
                 <w:b/>
                 <w:bCs/>
-                <w:color w:val="1E2761"/>
+                <w:color w:val="6B7280"/>
+                <w:sz w:val="18"/>
+                <w:szCs w:val="18"/>
               </w:rPr>
-              <w:t xml:space="preserve">Scripture sit</w:t>
-            </w:r>
-          </w:p>
-          <w:p>
-            <w:r>
+              <w:t xml:space="preserve">SCRIPTURE SIT</w:t>
+            </w:r>
+          </w:p>
+          <w:p>
+            <w:r>
+              <w:rPr>
+                <w:color w:val="1A1A1A"/>
+              </w:rPr>
               <w:t xml:space="preserve">Joshua 1:9 — be strong and courageous. Your charter is a courage document, not a strategy doc.</w:t>
             </w:r>
           </w:p>
@@ -11644,17 +11735,16 @@
           <w:tcPr>
             <w:tcW w:type="dxa" w:w="9360"/>
             <w:tcBorders>
-              <w:top w:val="single" w:color="DDDDDD" w:sz="4"/>
-              <w:left w:val="single" w:color="DDDDDD" w:sz="4"/>
-              <w:bottom w:val="single" w:color="DDDDDD" w:sz="4"/>
-              <w:right w:val="single" w:color="DDDDDD" w:sz="4"/>
-            </w:tcBorders>
-            <w:shd w:fill="B85042" w:val="clear"/>
+              <w:top w:val="none" w:color="FFFFFF" w:sz="0"/>
+              <w:left w:val="none" w:color="FFFFFF" w:sz="0"/>
+              <w:bottom w:val="single" w:color="D1D5DB" w:sz="4"/>
+              <w:right w:val="none" w:color="FFFFFF" w:sz="0"/>
+            </w:tcBorders>
             <w:tcMar>
               <w:top w:type="dxa" w:w="200"/>
-              <w:left w:type="dxa" w:w="240"/>
-              <w:bottom w:type="dxa" w:w="200"/>
-              <w:right w:type="dxa" w:w="240"/>
+              <w:left w:type="dxa" w:w="0"/>
+              <w:bottom w:type="dxa" w:w="160"/>
+              <w:right w:type="dxa" w:w="0"/>
             </w:tcMar>
           </w:tcPr>
           <w:p>
@@ -11662,9 +11752,9 @@
               <w:rPr>
                 <w:b/>
                 <w:bCs/>
-                <w:color w:val="1E2761"/>
-                <w:sz w:val="22"/>
-                <w:szCs w:val="22"/>
+                <w:color w:val="6B7280"/>
+                <w:sz w:val="18"/>
+                <w:szCs w:val="18"/>
               </w:rPr>
               <w:t xml:space="preserve">WEEK 5 · REVIEW</w:t>
             </w:r>
@@ -11674,9 +11764,9 @@
               <w:rPr>
                 <w:b/>
                 <w:bCs/>
-                <w:color w:val="FFFFFF"/>
-                <w:sz w:val="36"/>
-                <w:szCs w:val="36"/>
+                <w:color w:val="1E3A5F"/>
+                <w:sz w:val="40"/>
+                <w:szCs w:val="40"/>
               </w:rPr>
               <w:t xml:space="preserve">Mastery &amp; Multiplication</w:t>
             </w:r>
@@ -11686,7 +11776,7 @@
               <w:rPr>
                 <w:i/>
                 <w:iCs/>
-                <w:color w:val="B85042"/>
+                <w:color w:val="6B7280"/>
                 <w:sz w:val="22"/>
                 <w:szCs w:val="22"/>
               </w:rPr>
@@ -12236,15 +12326,15 @@
           <w:tcPr>
             <w:tcW w:type="dxa" w:w="9360"/>
             <w:tcBorders>
-              <w:top w:val="single" w:color="DDDDDD" w:sz="4"/>
-              <w:left w:val="single" w:color="DDDDDD" w:sz="4"/>
-              <w:bottom w:val="single" w:color="DDDDDD" w:sz="4"/>
-              <w:right w:val="single" w:color="DDDDDD" w:sz="4"/>
-            </w:tcBorders>
-            <w:shd w:fill="EFF5EE" w:val="clear"/>
+              <w:top w:val="single" w:color="D1D5DB" w:sz="4"/>
+              <w:left w:val="single" w:color="1E3A5F" w:sz="18"/>
+              <w:bottom w:val="single" w:color="D1D5DB" w:sz="4"/>
+              <w:right w:val="single" w:color="D1D5DB" w:sz="4"/>
+            </w:tcBorders>
+            <w:shd w:fill="F4F5F7" w:val="clear"/>
             <w:tcMar>
               <w:top w:type="dxa" w:w="160"/>
-              <w:left w:type="dxa" w:w="200"/>
+              <w:left w:type="dxa" w:w="240"/>
               <w:bottom w:type="dxa" w:w="160"/>
               <w:right w:type="dxa" w:w="200"/>
             </w:tcMar>
@@ -12254,13 +12344,18 @@
               <w:rPr>
                 <w:b/>
                 <w:bCs/>
-                <w:color w:val="1E2761"/>
+                <w:color w:val="6B7280"/>
+                <w:sz w:val="18"/>
+                <w:szCs w:val="18"/>
               </w:rPr>
-              <w:t xml:space="preserve">Scripture anchor</w:t>
-            </w:r>
-          </w:p>
-          <w:p>
-            <w:r>
+              <w:t xml:space="preserve">SCRIPTURE ANCHOR</w:t>
+            </w:r>
+          </w:p>
+          <w:p>
+            <w:r>
+              <w:rPr>
+                <w:color w:val="1A1A1A"/>
+              </w:rPr>
               <w:t xml:space="preserve">2 Timothy 2:2 — Entrust to faithful men who will be able to teach others.</w:t>
             </w:r>
           </w:p>
@@ -12324,10 +12419,10 @@
           <w:tcPr>
             <w:tcW w:type="dxa" w:w="1872"/>
             <w:tcBorders>
-              <w:top w:val="single" w:color="DDDDDD" w:sz="4"/>
-              <w:left w:val="single" w:color="DDDDDD" w:sz="4"/>
-              <w:bottom w:val="single" w:color="DDDDDD" w:sz="4"/>
-              <w:right w:val="single" w:color="DDDDDD" w:sz="4"/>
+              <w:top w:val="single" w:color="D1D5DB" w:sz="4"/>
+              <w:left w:val="single" w:color="D1D5DB" w:sz="4"/>
+              <w:bottom w:val="single" w:color="D1D5DB" w:sz="4"/>
+              <w:right w:val="single" w:color="D1D5DB" w:sz="4"/>
             </w:tcBorders>
             <w:tcMar>
               <w:top w:type="dxa" w:w="100"/>
@@ -12350,10 +12445,10 @@
           <w:tcPr>
             <w:tcW w:type="dxa" w:w="1872"/>
             <w:tcBorders>
-              <w:top w:val="single" w:color="DDDDDD" w:sz="4"/>
-              <w:left w:val="single" w:color="DDDDDD" w:sz="4"/>
-              <w:bottom w:val="single" w:color="DDDDDD" w:sz="4"/>
-              <w:right w:val="single" w:color="DDDDDD" w:sz="4"/>
+              <w:top w:val="single" w:color="D1D5DB" w:sz="4"/>
+              <w:left w:val="single" w:color="D1D5DB" w:sz="4"/>
+              <w:bottom w:val="single" w:color="D1D5DB" w:sz="4"/>
+              <w:right w:val="single" w:color="D1D5DB" w:sz="4"/>
             </w:tcBorders>
             <w:tcMar>
               <w:top w:type="dxa" w:w="100"/>
@@ -12376,10 +12471,10 @@
           <w:tcPr>
             <w:tcW w:type="dxa" w:w="1872"/>
             <w:tcBorders>
-              <w:top w:val="single" w:color="DDDDDD" w:sz="4"/>
-              <w:left w:val="single" w:color="DDDDDD" w:sz="4"/>
-              <w:bottom w:val="single" w:color="DDDDDD" w:sz="4"/>
-              <w:right w:val="single" w:color="DDDDDD" w:sz="4"/>
+              <w:top w:val="single" w:color="D1D5DB" w:sz="4"/>
+              <w:left w:val="single" w:color="D1D5DB" w:sz="4"/>
+              <w:bottom w:val="single" w:color="D1D5DB" w:sz="4"/>
+              <w:right w:val="single" w:color="D1D5DB" w:sz="4"/>
             </w:tcBorders>
             <w:tcMar>
               <w:top w:type="dxa" w:w="100"/>
@@ -12402,10 +12497,10 @@
           <w:tcPr>
             <w:tcW w:type="dxa" w:w="1872"/>
             <w:tcBorders>
-              <w:top w:val="single" w:color="DDDDDD" w:sz="4"/>
-              <w:left w:val="single" w:color="DDDDDD" w:sz="4"/>
-              <w:bottom w:val="single" w:color="DDDDDD" w:sz="4"/>
-              <w:right w:val="single" w:color="DDDDDD" w:sz="4"/>
+              <w:top w:val="single" w:color="D1D5DB" w:sz="4"/>
+              <w:left w:val="single" w:color="D1D5DB" w:sz="4"/>
+              <w:bottom w:val="single" w:color="D1D5DB" w:sz="4"/>
+              <w:right w:val="single" w:color="D1D5DB" w:sz="4"/>
             </w:tcBorders>
             <w:tcMar>
               <w:top w:type="dxa" w:w="100"/>
@@ -12428,10 +12523,10 @@
           <w:tcPr>
             <w:tcW w:type="dxa" w:w="1872"/>
             <w:tcBorders>
-              <w:top w:val="single" w:color="DDDDDD" w:sz="4"/>
-              <w:left w:val="single" w:color="DDDDDD" w:sz="4"/>
-              <w:bottom w:val="single" w:color="DDDDDD" w:sz="4"/>
-              <w:right w:val="single" w:color="DDDDDD" w:sz="4"/>
+              <w:top w:val="single" w:color="D1D5DB" w:sz="4"/>
+              <w:left w:val="single" w:color="D1D5DB" w:sz="4"/>
+              <w:bottom w:val="single" w:color="D1D5DB" w:sz="4"/>
+              <w:right w:val="single" w:color="D1D5DB" w:sz="4"/>
             </w:tcBorders>
             <w:tcMar>
               <w:top w:type="dxa" w:w="100"/>
@@ -12456,10 +12551,10 @@
           <w:tcPr>
             <w:tcW w:type="dxa" w:w="1872"/>
             <w:tcBorders>
-              <w:top w:val="single" w:color="DDDDDD" w:sz="4"/>
-              <w:left w:val="single" w:color="DDDDDD" w:sz="4"/>
-              <w:bottom w:val="single" w:color="DDDDDD" w:sz="4"/>
-              <w:right w:val="single" w:color="DDDDDD" w:sz="4"/>
+              <w:top w:val="single" w:color="D1D5DB" w:sz="4"/>
+              <w:left w:val="single" w:color="D1D5DB" w:sz="4"/>
+              <w:bottom w:val="single" w:color="D1D5DB" w:sz="4"/>
+              <w:right w:val="single" w:color="D1D5DB" w:sz="4"/>
             </w:tcBorders>
             <w:tcMar>
               <w:top w:type="dxa" w:w="100"/>
@@ -12482,10 +12577,10 @@
           <w:tcPr>
             <w:tcW w:type="dxa" w:w="1872"/>
             <w:tcBorders>
-              <w:top w:val="single" w:color="DDDDDD" w:sz="4"/>
-              <w:left w:val="single" w:color="DDDDDD" w:sz="4"/>
-              <w:bottom w:val="single" w:color="DDDDDD" w:sz="4"/>
-              <w:right w:val="single" w:color="DDDDDD" w:sz="4"/>
+              <w:top w:val="single" w:color="D1D5DB" w:sz="4"/>
+              <w:left w:val="single" w:color="D1D5DB" w:sz="4"/>
+              <w:bottom w:val="single" w:color="D1D5DB" w:sz="4"/>
+              <w:right w:val="single" w:color="D1D5DB" w:sz="4"/>
             </w:tcBorders>
             <w:tcMar>
               <w:top w:type="dxa" w:w="100"/>
@@ -12508,10 +12603,10 @@
           <w:tcPr>
             <w:tcW w:type="dxa" w:w="1872"/>
             <w:tcBorders>
-              <w:top w:val="single" w:color="DDDDDD" w:sz="4"/>
-              <w:left w:val="single" w:color="DDDDDD" w:sz="4"/>
-              <w:bottom w:val="single" w:color="DDDDDD" w:sz="4"/>
-              <w:right w:val="single" w:color="DDDDDD" w:sz="4"/>
+              <w:top w:val="single" w:color="D1D5DB" w:sz="4"/>
+              <w:left w:val="single" w:color="D1D5DB" w:sz="4"/>
+              <w:bottom w:val="single" w:color="D1D5DB" w:sz="4"/>
+              <w:right w:val="single" w:color="D1D5DB" w:sz="4"/>
             </w:tcBorders>
             <w:tcMar>
               <w:top w:type="dxa" w:w="100"/>
@@ -12534,10 +12629,10 @@
           <w:tcPr>
             <w:tcW w:type="dxa" w:w="1872"/>
             <w:tcBorders>
-              <w:top w:val="single" w:color="DDDDDD" w:sz="4"/>
-              <w:left w:val="single" w:color="DDDDDD" w:sz="4"/>
-              <w:bottom w:val="single" w:color="DDDDDD" w:sz="4"/>
-              <w:right w:val="single" w:color="DDDDDD" w:sz="4"/>
+              <w:top w:val="single" w:color="D1D5DB" w:sz="4"/>
+              <w:left w:val="single" w:color="D1D5DB" w:sz="4"/>
+              <w:bottom w:val="single" w:color="D1D5DB" w:sz="4"/>
+              <w:right w:val="single" w:color="D1D5DB" w:sz="4"/>
             </w:tcBorders>
             <w:tcMar>
               <w:top w:type="dxa" w:w="100"/>
@@ -12560,10 +12655,10 @@
           <w:tcPr>
             <w:tcW w:type="dxa" w:w="1872"/>
             <w:tcBorders>
-              <w:top w:val="single" w:color="DDDDDD" w:sz="4"/>
-              <w:left w:val="single" w:color="DDDDDD" w:sz="4"/>
-              <w:bottom w:val="single" w:color="DDDDDD" w:sz="4"/>
-              <w:right w:val="single" w:color="DDDDDD" w:sz="4"/>
+              <w:top w:val="single" w:color="D1D5DB" w:sz="4"/>
+              <w:left w:val="single" w:color="D1D5DB" w:sz="4"/>
+              <w:bottom w:val="single" w:color="D1D5DB" w:sz="4"/>
+              <w:right w:val="single" w:color="D1D5DB" w:sz="4"/>
             </w:tcBorders>
             <w:tcMar>
               <w:top w:type="dxa" w:w="100"/>
@@ -12588,10 +12683,10 @@
           <w:tcPr>
             <w:tcW w:type="dxa" w:w="1872"/>
             <w:tcBorders>
-              <w:top w:val="single" w:color="DDDDDD" w:sz="4"/>
-              <w:left w:val="single" w:color="DDDDDD" w:sz="4"/>
-              <w:bottom w:val="single" w:color="DDDDDD" w:sz="4"/>
-              <w:right w:val="single" w:color="DDDDDD" w:sz="4"/>
+              <w:top w:val="single" w:color="D1D5DB" w:sz="4"/>
+              <w:left w:val="single" w:color="D1D5DB" w:sz="4"/>
+              <w:bottom w:val="single" w:color="D1D5DB" w:sz="4"/>
+              <w:right w:val="single" w:color="D1D5DB" w:sz="4"/>
             </w:tcBorders>
             <w:tcMar>
               <w:top w:type="dxa" w:w="100"/>
@@ -12614,10 +12709,10 @@
           <w:tcPr>
             <w:tcW w:type="dxa" w:w="1872"/>
             <w:tcBorders>
-              <w:top w:val="single" w:color="DDDDDD" w:sz="4"/>
-              <w:left w:val="single" w:color="DDDDDD" w:sz="4"/>
-              <w:bottom w:val="single" w:color="DDDDDD" w:sz="4"/>
-              <w:right w:val="single" w:color="DDDDDD" w:sz="4"/>
+              <w:top w:val="single" w:color="D1D5DB" w:sz="4"/>
+              <w:left w:val="single" w:color="D1D5DB" w:sz="4"/>
+              <w:bottom w:val="single" w:color="D1D5DB" w:sz="4"/>
+              <w:right w:val="single" w:color="D1D5DB" w:sz="4"/>
             </w:tcBorders>
             <w:tcMar>
               <w:top w:type="dxa" w:w="100"/>
@@ -12640,10 +12735,10 @@
           <w:tcPr>
             <w:tcW w:type="dxa" w:w="1872"/>
             <w:tcBorders>
-              <w:top w:val="single" w:color="DDDDDD" w:sz="4"/>
-              <w:left w:val="single" w:color="DDDDDD" w:sz="4"/>
-              <w:bottom w:val="single" w:color="DDDDDD" w:sz="4"/>
-              <w:right w:val="single" w:color="DDDDDD" w:sz="4"/>
+              <w:top w:val="single" w:color="D1D5DB" w:sz="4"/>
+              <w:left w:val="single" w:color="D1D5DB" w:sz="4"/>
+              <w:bottom w:val="single" w:color="D1D5DB" w:sz="4"/>
+              <w:right w:val="single" w:color="D1D5DB" w:sz="4"/>
             </w:tcBorders>
             <w:tcMar>
               <w:top w:type="dxa" w:w="100"/>
@@ -12666,10 +12761,10 @@
           <w:tcPr>
             <w:tcW w:type="dxa" w:w="1872"/>
             <w:tcBorders>
-              <w:top w:val="single" w:color="DDDDDD" w:sz="4"/>
-              <w:left w:val="single" w:color="DDDDDD" w:sz="4"/>
-              <w:bottom w:val="single" w:color="DDDDDD" w:sz="4"/>
-              <w:right w:val="single" w:color="DDDDDD" w:sz="4"/>
+              <w:top w:val="single" w:color="D1D5DB" w:sz="4"/>
+              <w:left w:val="single" w:color="D1D5DB" w:sz="4"/>
+              <w:bottom w:val="single" w:color="D1D5DB" w:sz="4"/>
+              <w:right w:val="single" w:color="D1D5DB" w:sz="4"/>
             </w:tcBorders>
             <w:tcMar>
               <w:top w:type="dxa" w:w="100"/>
@@ -12692,10 +12787,10 @@
           <w:tcPr>
             <w:tcW w:type="dxa" w:w="1872"/>
             <w:tcBorders>
-              <w:top w:val="single" w:color="DDDDDD" w:sz="4"/>
-              <w:left w:val="single" w:color="DDDDDD" w:sz="4"/>
-              <w:bottom w:val="single" w:color="DDDDDD" w:sz="4"/>
-              <w:right w:val="single" w:color="DDDDDD" w:sz="4"/>
+              <w:top w:val="single" w:color="D1D5DB" w:sz="4"/>
+              <w:left w:val="single" w:color="D1D5DB" w:sz="4"/>
+              <w:bottom w:val="single" w:color="D1D5DB" w:sz="4"/>
+              <w:right w:val="single" w:color="D1D5DB" w:sz="4"/>
             </w:tcBorders>
             <w:tcMar>
               <w:top w:type="dxa" w:w="100"/>
@@ -12720,10 +12815,10 @@
           <w:tcPr>
             <w:tcW w:type="dxa" w:w="1872"/>
             <w:tcBorders>
-              <w:top w:val="single" w:color="DDDDDD" w:sz="4"/>
-              <w:left w:val="single" w:color="DDDDDD" w:sz="4"/>
-              <w:bottom w:val="single" w:color="DDDDDD" w:sz="4"/>
-              <w:right w:val="single" w:color="DDDDDD" w:sz="4"/>
+              <w:top w:val="single" w:color="D1D5DB" w:sz="4"/>
+              <w:left w:val="single" w:color="D1D5DB" w:sz="4"/>
+              <w:bottom w:val="single" w:color="D1D5DB" w:sz="4"/>
+              <w:right w:val="single" w:color="D1D5DB" w:sz="4"/>
             </w:tcBorders>
             <w:tcMar>
               <w:top w:type="dxa" w:w="100"/>
@@ -12746,10 +12841,10 @@
           <w:tcPr>
             <w:tcW w:type="dxa" w:w="1872"/>
             <w:tcBorders>
-              <w:top w:val="single" w:color="DDDDDD" w:sz="4"/>
-              <w:left w:val="single" w:color="DDDDDD" w:sz="4"/>
-              <w:bottom w:val="single" w:color="DDDDDD" w:sz="4"/>
-              <w:right w:val="single" w:color="DDDDDD" w:sz="4"/>
+              <w:top w:val="single" w:color="D1D5DB" w:sz="4"/>
+              <w:left w:val="single" w:color="D1D5DB" w:sz="4"/>
+              <w:bottom w:val="single" w:color="D1D5DB" w:sz="4"/>
+              <w:right w:val="single" w:color="D1D5DB" w:sz="4"/>
             </w:tcBorders>
             <w:tcMar>
               <w:top w:type="dxa" w:w="100"/>
@@ -12772,10 +12867,10 @@
           <w:tcPr>
             <w:tcW w:type="dxa" w:w="1872"/>
             <w:tcBorders>
-              <w:top w:val="single" w:color="DDDDDD" w:sz="4"/>
-              <w:left w:val="single" w:color="DDDDDD" w:sz="4"/>
-              <w:bottom w:val="single" w:color="DDDDDD" w:sz="4"/>
-              <w:right w:val="single" w:color="DDDDDD" w:sz="4"/>
+              <w:top w:val="single" w:color="D1D5DB" w:sz="4"/>
+              <w:left w:val="single" w:color="D1D5DB" w:sz="4"/>
+              <w:bottom w:val="single" w:color="D1D5DB" w:sz="4"/>
+              <w:right w:val="single" w:color="D1D5DB" w:sz="4"/>
             </w:tcBorders>
             <w:tcMar>
               <w:top w:type="dxa" w:w="100"/>
@@ -12798,10 +12893,10 @@
           <w:tcPr>
             <w:tcW w:type="dxa" w:w="1872"/>
             <w:tcBorders>
-              <w:top w:val="single" w:color="DDDDDD" w:sz="4"/>
-              <w:left w:val="single" w:color="DDDDDD" w:sz="4"/>
-              <w:bottom w:val="single" w:color="DDDDDD" w:sz="4"/>
-              <w:right w:val="single" w:color="DDDDDD" w:sz="4"/>
+              <w:top w:val="single" w:color="D1D5DB" w:sz="4"/>
+              <w:left w:val="single" w:color="D1D5DB" w:sz="4"/>
+              <w:bottom w:val="single" w:color="D1D5DB" w:sz="4"/>
+              <w:right w:val="single" w:color="D1D5DB" w:sz="4"/>
             </w:tcBorders>
             <w:tcMar>
               <w:top w:type="dxa" w:w="100"/>
@@ -12824,10 +12919,10 @@
           <w:tcPr>
             <w:tcW w:type="dxa" w:w="1872"/>
             <w:tcBorders>
-              <w:top w:val="single" w:color="DDDDDD" w:sz="4"/>
-              <w:left w:val="single" w:color="DDDDDD" w:sz="4"/>
-              <w:bottom w:val="single" w:color="DDDDDD" w:sz="4"/>
-              <w:right w:val="single" w:color="DDDDDD" w:sz="4"/>
+              <w:top w:val="single" w:color="D1D5DB" w:sz="4"/>
+              <w:left w:val="single" w:color="D1D5DB" w:sz="4"/>
+              <w:bottom w:val="single" w:color="D1D5DB" w:sz="4"/>
+              <w:right w:val="single" w:color="D1D5DB" w:sz="4"/>
             </w:tcBorders>
             <w:tcMar>
               <w:top w:type="dxa" w:w="100"/>
@@ -12852,10 +12947,10 @@
           <w:tcPr>
             <w:tcW w:type="dxa" w:w="1872"/>
             <w:tcBorders>
-              <w:top w:val="single" w:color="DDDDDD" w:sz="4"/>
-              <w:left w:val="single" w:color="DDDDDD" w:sz="4"/>
-              <w:bottom w:val="single" w:color="DDDDDD" w:sz="4"/>
-              <w:right w:val="single" w:color="DDDDDD" w:sz="4"/>
+              <w:top w:val="single" w:color="D1D5DB" w:sz="4"/>
+              <w:left w:val="single" w:color="D1D5DB" w:sz="4"/>
+              <w:bottom w:val="single" w:color="D1D5DB" w:sz="4"/>
+              <w:right w:val="single" w:color="D1D5DB" w:sz="4"/>
             </w:tcBorders>
             <w:tcMar>
               <w:top w:type="dxa" w:w="100"/>
@@ -12878,10 +12973,10 @@
           <w:tcPr>
             <w:tcW w:type="dxa" w:w="1872"/>
             <w:tcBorders>
-              <w:top w:val="single" w:color="DDDDDD" w:sz="4"/>
-              <w:left w:val="single" w:color="DDDDDD" w:sz="4"/>
-              <w:bottom w:val="single" w:color="DDDDDD" w:sz="4"/>
-              <w:right w:val="single" w:color="DDDDDD" w:sz="4"/>
+              <w:top w:val="single" w:color="D1D5DB" w:sz="4"/>
+              <w:left w:val="single" w:color="D1D5DB" w:sz="4"/>
+              <w:bottom w:val="single" w:color="D1D5DB" w:sz="4"/>
+              <w:right w:val="single" w:color="D1D5DB" w:sz="4"/>
             </w:tcBorders>
             <w:tcMar>
               <w:top w:type="dxa" w:w="100"/>
@@ -12904,10 +12999,10 @@
           <w:tcPr>
             <w:tcW w:type="dxa" w:w="1872"/>
             <w:tcBorders>
-              <w:top w:val="single" w:color="DDDDDD" w:sz="4"/>
-              <w:left w:val="single" w:color="DDDDDD" w:sz="4"/>
-              <w:bottom w:val="single" w:color="DDDDDD" w:sz="4"/>
-              <w:right w:val="single" w:color="DDDDDD" w:sz="4"/>
+              <w:top w:val="single" w:color="D1D5DB" w:sz="4"/>
+              <w:left w:val="single" w:color="D1D5DB" w:sz="4"/>
+              <w:bottom w:val="single" w:color="D1D5DB" w:sz="4"/>
+              <w:right w:val="single" w:color="D1D5DB" w:sz="4"/>
             </w:tcBorders>
             <w:tcMar>
               <w:top w:type="dxa" w:w="100"/>
@@ -12930,10 +13025,10 @@
           <w:tcPr>
             <w:tcW w:type="dxa" w:w="1872"/>
             <w:tcBorders>
-              <w:top w:val="single" w:color="DDDDDD" w:sz="4"/>
-              <w:left w:val="single" w:color="DDDDDD" w:sz="4"/>
-              <w:bottom w:val="single" w:color="DDDDDD" w:sz="4"/>
-              <w:right w:val="single" w:color="DDDDDD" w:sz="4"/>
+              <w:top w:val="single" w:color="D1D5DB" w:sz="4"/>
+              <w:left w:val="single" w:color="D1D5DB" w:sz="4"/>
+              <w:bottom w:val="single" w:color="D1D5DB" w:sz="4"/>
+              <w:right w:val="single" w:color="D1D5DB" w:sz="4"/>
             </w:tcBorders>
             <w:tcMar>
               <w:top w:type="dxa" w:w="100"/>
@@ -12956,10 +13051,10 @@
           <w:tcPr>
             <w:tcW w:type="dxa" w:w="1872"/>
             <w:tcBorders>
-              <w:top w:val="single" w:color="DDDDDD" w:sz="4"/>
-              <w:left w:val="single" w:color="DDDDDD" w:sz="4"/>
-              <w:bottom w:val="single" w:color="DDDDDD" w:sz="4"/>
-              <w:right w:val="single" w:color="DDDDDD" w:sz="4"/>
+              <w:top w:val="single" w:color="D1D5DB" w:sz="4"/>
+              <w:left w:val="single" w:color="D1D5DB" w:sz="4"/>
+              <w:bottom w:val="single" w:color="D1D5DB" w:sz="4"/>
+              <w:right w:val="single" w:color="D1D5DB" w:sz="4"/>
             </w:tcBorders>
             <w:tcMar>
               <w:top w:type="dxa" w:w="100"/>
@@ -12984,10 +13079,10 @@
           <w:tcPr>
             <w:tcW w:type="dxa" w:w="1872"/>
             <w:tcBorders>
-              <w:top w:val="single" w:color="DDDDDD" w:sz="4"/>
-              <w:left w:val="single" w:color="DDDDDD" w:sz="4"/>
-              <w:bottom w:val="single" w:color="DDDDDD" w:sz="4"/>
-              <w:right w:val="single" w:color="DDDDDD" w:sz="4"/>
+              <w:top w:val="single" w:color="D1D5DB" w:sz="4"/>
+              <w:left w:val="single" w:color="D1D5DB" w:sz="4"/>
+              <w:bottom w:val="single" w:color="D1D5DB" w:sz="4"/>
+              <w:right w:val="single" w:color="D1D5DB" w:sz="4"/>
             </w:tcBorders>
             <w:tcMar>
               <w:top w:type="dxa" w:w="100"/>
@@ -13010,10 +13105,10 @@
           <w:tcPr>
             <w:tcW w:type="dxa" w:w="1872"/>
             <w:tcBorders>
-              <w:top w:val="single" w:color="DDDDDD" w:sz="4"/>
-              <w:left w:val="single" w:color="DDDDDD" w:sz="4"/>
-              <w:bottom w:val="single" w:color="DDDDDD" w:sz="4"/>
-              <w:right w:val="single" w:color="DDDDDD" w:sz="4"/>
+              <w:top w:val="single" w:color="D1D5DB" w:sz="4"/>
+              <w:left w:val="single" w:color="D1D5DB" w:sz="4"/>
+              <w:bottom w:val="single" w:color="D1D5DB" w:sz="4"/>
+              <w:right w:val="single" w:color="D1D5DB" w:sz="4"/>
             </w:tcBorders>
             <w:tcMar>
               <w:top w:type="dxa" w:w="100"/>
@@ -13036,10 +13131,10 @@
           <w:tcPr>
             <w:tcW w:type="dxa" w:w="1872"/>
             <w:tcBorders>
-              <w:top w:val="single" w:color="DDDDDD" w:sz="4"/>
-              <w:left w:val="single" w:color="DDDDDD" w:sz="4"/>
-              <w:bottom w:val="single" w:color="DDDDDD" w:sz="4"/>
-              <w:right w:val="single" w:color="DDDDDD" w:sz="4"/>
+              <w:top w:val="single" w:color="D1D5DB" w:sz="4"/>
+              <w:left w:val="single" w:color="D1D5DB" w:sz="4"/>
+              <w:bottom w:val="single" w:color="D1D5DB" w:sz="4"/>
+              <w:right w:val="single" w:color="D1D5DB" w:sz="4"/>
             </w:tcBorders>
             <w:tcMar>
               <w:top w:type="dxa" w:w="100"/>
@@ -13062,10 +13157,10 @@
           <w:tcPr>
             <w:tcW w:type="dxa" w:w="1872"/>
             <w:tcBorders>
-              <w:top w:val="single" w:color="DDDDDD" w:sz="4"/>
-              <w:left w:val="single" w:color="DDDDDD" w:sz="4"/>
-              <w:bottom w:val="single" w:color="DDDDDD" w:sz="4"/>
-              <w:right w:val="single" w:color="DDDDDD" w:sz="4"/>
+              <w:top w:val="single" w:color="D1D5DB" w:sz="4"/>
+              <w:left w:val="single" w:color="D1D5DB" w:sz="4"/>
+              <w:bottom w:val="single" w:color="D1D5DB" w:sz="4"/>
+              <w:right w:val="single" w:color="D1D5DB" w:sz="4"/>
             </w:tcBorders>
             <w:tcMar>
               <w:top w:type="dxa" w:w="100"/>
@@ -13088,10 +13183,10 @@
           <w:tcPr>
             <w:tcW w:type="dxa" w:w="1872"/>
             <w:tcBorders>
-              <w:top w:val="single" w:color="DDDDDD" w:sz="4"/>
-              <w:left w:val="single" w:color="DDDDDD" w:sz="4"/>
-              <w:bottom w:val="single" w:color="DDDDDD" w:sz="4"/>
-              <w:right w:val="single" w:color="DDDDDD" w:sz="4"/>
+              <w:top w:val="single" w:color="D1D5DB" w:sz="4"/>
+              <w:left w:val="single" w:color="D1D5DB" w:sz="4"/>
+              <w:bottom w:val="single" w:color="D1D5DB" w:sz="4"/>
+              <w:right w:val="single" w:color="D1D5DB" w:sz="4"/>
             </w:tcBorders>
             <w:tcMar>
               <w:top w:type="dxa" w:w="100"/>
@@ -13116,10 +13211,10 @@
           <w:tcPr>
             <w:tcW w:type="dxa" w:w="1872"/>
             <w:tcBorders>
-              <w:top w:val="single" w:color="DDDDDD" w:sz="4"/>
-              <w:left w:val="single" w:color="DDDDDD" w:sz="4"/>
-              <w:bottom w:val="single" w:color="DDDDDD" w:sz="4"/>
-              <w:right w:val="single" w:color="DDDDDD" w:sz="4"/>
+              <w:top w:val="single" w:color="D1D5DB" w:sz="4"/>
+              <w:left w:val="single" w:color="D1D5DB" w:sz="4"/>
+              <w:bottom w:val="single" w:color="D1D5DB" w:sz="4"/>
+              <w:right w:val="single" w:color="D1D5DB" w:sz="4"/>
             </w:tcBorders>
             <w:tcMar>
               <w:top w:type="dxa" w:w="100"/>
@@ -13142,10 +13237,10 @@
           <w:tcPr>
             <w:tcW w:type="dxa" w:w="1872"/>
             <w:tcBorders>
-              <w:top w:val="single" w:color="DDDDDD" w:sz="4"/>
-              <w:left w:val="single" w:color="DDDDDD" w:sz="4"/>
-              <w:bottom w:val="single" w:color="DDDDDD" w:sz="4"/>
-              <w:right w:val="single" w:color="DDDDDD" w:sz="4"/>
+              <w:top w:val="single" w:color="D1D5DB" w:sz="4"/>
+              <w:left w:val="single" w:color="D1D5DB" w:sz="4"/>
+              <w:bottom w:val="single" w:color="D1D5DB" w:sz="4"/>
+              <w:right w:val="single" w:color="D1D5DB" w:sz="4"/>
             </w:tcBorders>
             <w:tcMar>
               <w:top w:type="dxa" w:w="100"/>
@@ -13168,10 +13263,10 @@
           <w:tcPr>
             <w:tcW w:type="dxa" w:w="1872"/>
             <w:tcBorders>
-              <w:top w:val="single" w:color="DDDDDD" w:sz="4"/>
-              <w:left w:val="single" w:color="DDDDDD" w:sz="4"/>
-              <w:bottom w:val="single" w:color="DDDDDD" w:sz="4"/>
-              <w:right w:val="single" w:color="DDDDDD" w:sz="4"/>
+              <w:top w:val="single" w:color="D1D5DB" w:sz="4"/>
+              <w:left w:val="single" w:color="D1D5DB" w:sz="4"/>
+              <w:bottom w:val="single" w:color="D1D5DB" w:sz="4"/>
+              <w:right w:val="single" w:color="D1D5DB" w:sz="4"/>
             </w:tcBorders>
             <w:tcMar>
               <w:top w:type="dxa" w:w="100"/>
@@ -13194,10 +13289,10 @@
           <w:tcPr>
             <w:tcW w:type="dxa" w:w="1872"/>
             <w:tcBorders>
-              <w:top w:val="single" w:color="DDDDDD" w:sz="4"/>
-              <w:left w:val="single" w:color="DDDDDD" w:sz="4"/>
-              <w:bottom w:val="single" w:color="DDDDDD" w:sz="4"/>
-              <w:right w:val="single" w:color="DDDDDD" w:sz="4"/>
+              <w:top w:val="single" w:color="D1D5DB" w:sz="4"/>
+              <w:left w:val="single" w:color="D1D5DB" w:sz="4"/>
+              <w:bottom w:val="single" w:color="D1D5DB" w:sz="4"/>
+              <w:right w:val="single" w:color="D1D5DB" w:sz="4"/>
             </w:tcBorders>
             <w:tcMar>
               <w:top w:type="dxa" w:w="100"/>
@@ -13220,10 +13315,10 @@
           <w:tcPr>
             <w:tcW w:type="dxa" w:w="1872"/>
             <w:tcBorders>
-              <w:top w:val="single" w:color="DDDDDD" w:sz="4"/>
-              <w:left w:val="single" w:color="DDDDDD" w:sz="4"/>
-              <w:bottom w:val="single" w:color="DDDDDD" w:sz="4"/>
-              <w:right w:val="single" w:color="DDDDDD" w:sz="4"/>
+              <w:top w:val="single" w:color="D1D5DB" w:sz="4"/>
+              <w:left w:val="single" w:color="D1D5DB" w:sz="4"/>
+              <w:bottom w:val="single" w:color="D1D5DB" w:sz="4"/>
+              <w:right w:val="single" w:color="D1D5DB" w:sz="4"/>
             </w:tcBorders>
             <w:tcMar>
               <w:top w:type="dxa" w:w="100"/>
@@ -13269,17 +13364,16 @@
           <w:tcPr>
             <w:tcW w:type="dxa" w:w="9360"/>
             <w:tcBorders>
-              <w:top w:val="single" w:color="DDDDDD" w:sz="4"/>
-              <w:left w:val="single" w:color="DDDDDD" w:sz="4"/>
-              <w:bottom w:val="single" w:color="DDDDDD" w:sz="4"/>
-              <w:right w:val="single" w:color="DDDDDD" w:sz="4"/>
-            </w:tcBorders>
-            <w:shd w:fill="1E2761" w:val="clear"/>
+              <w:top w:val="none" w:color="FFFFFF" w:sz="0"/>
+              <w:left w:val="none" w:color="FFFFFF" w:sz="0"/>
+              <w:bottom w:val="single" w:color="D1D5DB" w:sz="4"/>
+              <w:right w:val="none" w:color="FFFFFF" w:sz="0"/>
+            </w:tcBorders>
             <w:tcMar>
               <w:top w:type="dxa" w:w="200"/>
-              <w:left w:type="dxa" w:w="240"/>
-              <w:bottom w:type="dxa" w:w="200"/>
-              <w:right w:type="dxa" w:w="240"/>
+              <w:left w:type="dxa" w:w="0"/>
+              <w:bottom w:type="dxa" w:w="160"/>
+              <w:right w:type="dxa" w:w="0"/>
             </w:tcMar>
           </w:tcPr>
           <w:p>
@@ -13287,9 +13381,9 @@
               <w:rPr>
                 <w:b/>
                 <w:bCs/>
-                <w:color w:val="CADCFC"/>
-                <w:sz w:val="22"/>
-                <w:szCs w:val="22"/>
+                <w:color w:val="6B7280"/>
+                <w:sz w:val="18"/>
+                <w:szCs w:val="18"/>
               </w:rPr>
               <w:t xml:space="preserve">WEEK 3 ARTIFACT</w:t>
             </w:r>
@@ -13299,9 +13393,9 @@
               <w:rPr>
                 <w:b/>
                 <w:bCs/>
-                <w:color w:val="FFFFFF"/>
-                <w:sz w:val="36"/>
-                <w:szCs w:val="36"/>
+                <w:color w:val="1E3A5F"/>
+                <w:sz w:val="40"/>
+                <w:szCs w:val="40"/>
               </w:rPr>
               <w:t xml:space="preserve">Family AI Policy</w:t>
             </w:r>
@@ -13311,7 +13405,7 @@
               <w:rPr>
                 <w:i/>
                 <w:iCs/>
-                <w:color w:val="CADCFC"/>
+                <w:color w:val="6B7280"/>
                 <w:sz w:val="22"/>
                 <w:szCs w:val="22"/>
               </w:rPr>
@@ -13907,17 +14001,16 @@
           <w:tcPr>
             <w:tcW w:type="dxa" w:w="9360"/>
             <w:tcBorders>
-              <w:top w:val="single" w:color="DDDDDD" w:sz="4"/>
-              <w:left w:val="single" w:color="DDDDDD" w:sz="4"/>
-              <w:bottom w:val="single" w:color="DDDDDD" w:sz="4"/>
-              <w:right w:val="single" w:color="DDDDDD" w:sz="4"/>
-            </w:tcBorders>
-            <w:shd w:fill="B85042" w:val="clear"/>
+              <w:top w:val="none" w:color="FFFFFF" w:sz="0"/>
+              <w:left w:val="none" w:color="FFFFFF" w:sz="0"/>
+              <w:bottom w:val="single" w:color="D1D5DB" w:sz="4"/>
+              <w:right w:val="none" w:color="FFFFFF" w:sz="0"/>
+            </w:tcBorders>
             <w:tcMar>
               <w:top w:type="dxa" w:w="200"/>
-              <w:left w:type="dxa" w:w="240"/>
-              <w:bottom w:type="dxa" w:w="200"/>
-              <w:right w:type="dxa" w:w="240"/>
+              <w:left w:type="dxa" w:w="0"/>
+              <w:bottom w:type="dxa" w:w="160"/>
+              <w:right w:type="dxa" w:w="0"/>
             </w:tcMar>
           </w:tcPr>
           <w:p>
@@ -13925,9 +14018,9 @@
               <w:rPr>
                 <w:b/>
                 <w:bCs/>
-                <w:color w:val="1E2761"/>
-                <w:sz w:val="22"/>
-                <w:szCs w:val="22"/>
+                <w:color w:val="6B7280"/>
+                <w:sz w:val="18"/>
+                <w:szCs w:val="18"/>
               </w:rPr>
               <w:t xml:space="preserve">WEEK 5 ARTIFACT</w:t>
             </w:r>
@@ -13937,9 +14030,9 @@
               <w:rPr>
                 <w:b/>
                 <w:bCs/>
-                <w:color w:val="FFFFFF"/>
-                <w:sz w:val="36"/>
-                <w:szCs w:val="36"/>
+                <w:color w:val="1E3A5F"/>
+                <w:sz w:val="40"/>
+                <w:szCs w:val="40"/>
               </w:rPr>
               <w:t xml:space="preserve">Captain's Charter</w:t>
             </w:r>
@@ -13949,7 +14042,7 @@
               <w:rPr>
                 <w:i/>
                 <w:iCs/>
-                <w:color w:val="B85042"/>
+                <w:color w:val="6B7280"/>
                 <w:sz w:val="22"/>
                 <w:szCs w:val="22"/>
               </w:rPr>
@@ -14945,15 +15038,15 @@
           <w:tcPr>
             <w:tcW w:type="dxa" w:w="9360"/>
             <w:tcBorders>
-              <w:top w:val="single" w:color="DDDDDD" w:sz="4"/>
-              <w:left w:val="single" w:color="DDDDDD" w:sz="4"/>
-              <w:bottom w:val="single" w:color="DDDDDD" w:sz="4"/>
-              <w:right w:val="single" w:color="DDDDDD" w:sz="4"/>
-            </w:tcBorders>
-            <w:shd w:fill="EFF5EE" w:val="clear"/>
+              <w:top w:val="single" w:color="D1D5DB" w:sz="4"/>
+              <w:left w:val="single" w:color="1E3A5F" w:sz="18"/>
+              <w:bottom w:val="single" w:color="D1D5DB" w:sz="4"/>
+              <w:right w:val="single" w:color="D1D5DB" w:sz="4"/>
+            </w:tcBorders>
+            <w:shd w:fill="F4F5F7" w:val="clear"/>
             <w:tcMar>
               <w:top w:type="dxa" w:w="160"/>
-              <w:left w:type="dxa" w:w="200"/>
+              <w:left w:type="dxa" w:w="240"/>
               <w:bottom w:type="dxa" w:w="160"/>
               <w:right w:type="dxa" w:w="200"/>
             </w:tcMar>
@@ -14963,13 +15056,18 @@
               <w:rPr>
                 <w:b/>
                 <w:bCs/>
-                <w:color w:val="1E2761"/>
+                <w:color w:val="6B7280"/>
+                <w:sz w:val="18"/>
+                <w:szCs w:val="18"/>
               </w:rPr>
-              <w:t xml:space="preserve">Captain's log prompt (reuse weekly)</w:t>
-            </w:r>
-          </w:p>
-          <w:p>
-            <w:r>
+              <w:t xml:space="preserve">CAPTAIN'S LOG PROMPT (REUSE WEEKLY)</w:t>
+            </w:r>
+          </w:p>
+          <w:p>
+            <w:r>
+              <w:rPr>
+                <w:color w:val="1A1A1A"/>
+              </w:rPr>
               <w:t xml:space="preserve">Ask Claude: "Here's what shipped, what slipped, and what surprised me this week. Reflect it back in 5 lines, and tell me one thing I'm avoiding."</w:t>
             </w:r>
           </w:p>
@@ -15424,7 +15522,7 @@
       <w:rFonts w:ascii="Calibri" w:cs="Calibri" w:eastAsia="Calibri" w:hAnsi="Calibri"/>
       <w:b/>
       <w:bCs/>
-      <w:color w:val="1E2761"/>
+      <w:color w:val="1E3A5F"/>
       <w:sz w:val="36"/>
       <w:szCs w:val="36"/>
     </w:rPr>
@@ -15442,7 +15540,7 @@
       <w:rFonts w:ascii="Calibri" w:cs="Calibri" w:eastAsia="Calibri" w:hAnsi="Calibri"/>
       <w:b/>
       <w:bCs/>
-      <w:color w:val="1E2761"/>
+      <w:color w:val="1E3A5F"/>
       <w:sz w:val="28"/>
       <w:szCs w:val="28"/>
     </w:rPr>
@@ -15460,7 +15558,7 @@
       <w:rFonts w:ascii="Calibri" w:cs="Calibri" w:eastAsia="Calibri" w:hAnsi="Calibri"/>
       <w:b/>
       <w:bCs/>
-      <w:color w:val="B85042"/>
+      <w:color w:val="6B7280"/>
       <w:sz w:val="24"/>
       <w:szCs w:val="24"/>
     </w:rPr>

--- a/downloads/family-captain/Family_Captain_Bootcamp_WORKBOOK.docx
+++ b/downloads/family-captain/Family_Captain_Bootcamp_WORKBOOK.docx
@@ -351,7 +351,7 @@
     </w:p>
     <w:p>
       <w:pPr>
-        <w:spacing w:after="60"/>
+        <w:spacing w:after="30"/>
         <w:ind w:left="360"/>
       </w:pPr>
       <w:r>
@@ -360,7 +360,7 @@
     </w:p>
     <w:p>
       <w:pPr>
-        <w:spacing w:after="60"/>
+        <w:spacing w:after="30"/>
         <w:ind w:left="360"/>
       </w:pPr>
       <w:r>
@@ -369,7 +369,7 @@
     </w:p>
     <w:p>
       <w:pPr>
-        <w:spacing w:after="60"/>
+        <w:spacing w:after="30"/>
         <w:ind w:left="360"/>
       </w:pPr>
       <w:r>
@@ -378,7 +378,7 @@
     </w:p>
     <w:p>
       <w:pPr>
-        <w:spacing w:after="60"/>
+        <w:spacing w:after="30"/>
         <w:ind w:left="360"/>
       </w:pPr>
       <w:r>
@@ -415,7 +415,7 @@
       </w:tblGrid>
       <w:tr>
         <w:trPr>
-          <w:trHeight w:val="460" w:hRule="exact"/>
+          <w:trHeight w:val="340" w:hRule="exact"/>
         </w:trPr>
         <w:tc>
           <w:tcPr>
@@ -466,7 +466,7 @@
       </w:tblGrid>
       <w:tr>
         <w:trPr>
-          <w:trHeight w:val="460" w:hRule="exact"/>
+          <w:trHeight w:val="340" w:hRule="exact"/>
         </w:trPr>
         <w:tc>
           <w:tcPr>
@@ -517,7 +517,7 @@
       </w:tblGrid>
       <w:tr>
         <w:trPr>
-          <w:trHeight w:val="460" w:hRule="exact"/>
+          <w:trHeight w:val="340" w:hRule="exact"/>
         </w:trPr>
         <w:tc>
           <w:tcPr>
@@ -568,7 +568,7 @@
       </w:tblGrid>
       <w:tr>
         <w:trPr>
-          <w:trHeight w:val="460" w:hRule="exact"/>
+          <w:trHeight w:val="340" w:hRule="exact"/>
         </w:trPr>
         <w:tc>
           <w:tcPr>
@@ -619,7 +619,7 @@
       </w:tblGrid>
       <w:tr>
         <w:trPr>
-          <w:trHeight w:val="460" w:hRule="exact"/>
+          <w:trHeight w:val="340" w:hRule="exact"/>
         </w:trPr>
         <w:tc>
           <w:tcPr>
@@ -675,7 +675,7 @@
       </w:tblGrid>
       <w:tr>
         <w:trPr>
-          <w:trHeight w:val="460" w:hRule="exact"/>
+          <w:trHeight w:val="340" w:hRule="exact"/>
         </w:trPr>
         <w:tc>
           <w:tcPr>
@@ -726,7 +726,7 @@
       </w:tblGrid>
       <w:tr>
         <w:trPr>
-          <w:trHeight w:val="460" w:hRule="exact"/>
+          <w:trHeight w:val="340" w:hRule="exact"/>
         </w:trPr>
         <w:tc>
           <w:tcPr>
@@ -777,7 +777,7 @@
       </w:tblGrid>
       <w:tr>
         <w:trPr>
-          <w:trHeight w:val="460" w:hRule="exact"/>
+          <w:trHeight w:val="340" w:hRule="exact"/>
         </w:trPr>
         <w:tc>
           <w:tcPr>
@@ -912,7 +912,7 @@
     </w:p>
     <w:p>
       <w:pPr>
-        <w:spacing w:after="60"/>
+        <w:spacing w:after="30"/>
         <w:ind w:left="360"/>
       </w:pPr>
       <w:r>
@@ -921,7 +921,7 @@
     </w:p>
     <w:p>
       <w:pPr>
-        <w:spacing w:after="60"/>
+        <w:spacing w:after="30"/>
         <w:ind w:left="360"/>
       </w:pPr>
       <w:r>
@@ -930,7 +930,7 @@
     </w:p>
     <w:p>
       <w:pPr>
-        <w:spacing w:after="60"/>
+        <w:spacing w:after="30"/>
         <w:ind w:left="360"/>
       </w:pPr>
       <w:r>
@@ -967,7 +967,7 @@
       </w:tblGrid>
       <w:tr>
         <w:trPr>
-          <w:trHeight w:val="460" w:hRule="exact"/>
+          <w:trHeight w:val="340" w:hRule="exact"/>
         </w:trPr>
         <w:tc>
           <w:tcPr>
@@ -1018,7 +1018,7 @@
       </w:tblGrid>
       <w:tr>
         <w:trPr>
-          <w:trHeight w:val="460" w:hRule="exact"/>
+          <w:trHeight w:val="340" w:hRule="exact"/>
         </w:trPr>
         <w:tc>
           <w:tcPr>
@@ -1069,7 +1069,7 @@
       </w:tblGrid>
       <w:tr>
         <w:trPr>
-          <w:trHeight w:val="460" w:hRule="exact"/>
+          <w:trHeight w:val="340" w:hRule="exact"/>
         </w:trPr>
         <w:tc>
           <w:tcPr>
@@ -1120,7 +1120,7 @@
       </w:tblGrid>
       <w:tr>
         <w:trPr>
-          <w:trHeight w:val="460" w:hRule="exact"/>
+          <w:trHeight w:val="340" w:hRule="exact"/>
         </w:trPr>
         <w:tc>
           <w:tcPr>
@@ -1171,7 +1171,7 @@
       </w:tblGrid>
       <w:tr>
         <w:trPr>
-          <w:trHeight w:val="460" w:hRule="exact"/>
+          <w:trHeight w:val="340" w:hRule="exact"/>
         </w:trPr>
         <w:tc>
           <w:tcPr>
@@ -1227,7 +1227,7 @@
       </w:tblGrid>
       <w:tr>
         <w:trPr>
-          <w:trHeight w:val="460" w:hRule="exact"/>
+          <w:trHeight w:val="340" w:hRule="exact"/>
         </w:trPr>
         <w:tc>
           <w:tcPr>
@@ -1278,7 +1278,7 @@
       </w:tblGrid>
       <w:tr>
         <w:trPr>
-          <w:trHeight w:val="460" w:hRule="exact"/>
+          <w:trHeight w:val="340" w:hRule="exact"/>
         </w:trPr>
         <w:tc>
           <w:tcPr>
@@ -1329,7 +1329,7 @@
       </w:tblGrid>
       <w:tr>
         <w:trPr>
-          <w:trHeight w:val="460" w:hRule="exact"/>
+          <w:trHeight w:val="340" w:hRule="exact"/>
         </w:trPr>
         <w:tc>
           <w:tcPr>
@@ -1464,7 +1464,7 @@
     </w:p>
     <w:p>
       <w:pPr>
-        <w:spacing w:after="60"/>
+        <w:spacing w:after="30"/>
         <w:ind w:left="360"/>
       </w:pPr>
       <w:r>
@@ -1473,7 +1473,7 @@
     </w:p>
     <w:p>
       <w:pPr>
-        <w:spacing w:after="60"/>
+        <w:spacing w:after="30"/>
         <w:ind w:left="360"/>
       </w:pPr>
       <w:r>
@@ -1482,7 +1482,7 @@
     </w:p>
     <w:p>
       <w:pPr>
-        <w:spacing w:after="60"/>
+        <w:spacing w:after="30"/>
         <w:ind w:left="360"/>
       </w:pPr>
       <w:r>
@@ -1491,7 +1491,7 @@
     </w:p>
     <w:p>
       <w:pPr>
-        <w:spacing w:after="60"/>
+        <w:spacing w:after="30"/>
         <w:ind w:left="360"/>
       </w:pPr>
       <w:r>
@@ -1500,7 +1500,7 @@
     </w:p>
     <w:p>
       <w:pPr>
-        <w:spacing w:after="60"/>
+        <w:spacing w:after="30"/>
         <w:ind w:left="360"/>
       </w:pPr>
       <w:r>
@@ -1537,7 +1537,7 @@
       </w:tblGrid>
       <w:tr>
         <w:trPr>
-          <w:trHeight w:val="460" w:hRule="exact"/>
+          <w:trHeight w:val="340" w:hRule="exact"/>
         </w:trPr>
         <w:tc>
           <w:tcPr>
@@ -1588,7 +1588,7 @@
       </w:tblGrid>
       <w:tr>
         <w:trPr>
-          <w:trHeight w:val="460" w:hRule="exact"/>
+          <w:trHeight w:val="340" w:hRule="exact"/>
         </w:trPr>
         <w:tc>
           <w:tcPr>
@@ -1639,7 +1639,7 @@
       </w:tblGrid>
       <w:tr>
         <w:trPr>
-          <w:trHeight w:val="460" w:hRule="exact"/>
+          <w:trHeight w:val="340" w:hRule="exact"/>
         </w:trPr>
         <w:tc>
           <w:tcPr>
@@ -1690,7 +1690,7 @@
       </w:tblGrid>
       <w:tr>
         <w:trPr>
-          <w:trHeight w:val="460" w:hRule="exact"/>
+          <w:trHeight w:val="340" w:hRule="exact"/>
         </w:trPr>
         <w:tc>
           <w:tcPr>
@@ -1741,7 +1741,7 @@
       </w:tblGrid>
       <w:tr>
         <w:trPr>
-          <w:trHeight w:val="460" w:hRule="exact"/>
+          <w:trHeight w:val="340" w:hRule="exact"/>
         </w:trPr>
         <w:tc>
           <w:tcPr>
@@ -1797,7 +1797,7 @@
       </w:tblGrid>
       <w:tr>
         <w:trPr>
-          <w:trHeight w:val="460" w:hRule="exact"/>
+          <w:trHeight w:val="340" w:hRule="exact"/>
         </w:trPr>
         <w:tc>
           <w:tcPr>
@@ -1848,7 +1848,7 @@
       </w:tblGrid>
       <w:tr>
         <w:trPr>
-          <w:trHeight w:val="460" w:hRule="exact"/>
+          <w:trHeight w:val="340" w:hRule="exact"/>
         </w:trPr>
         <w:tc>
           <w:tcPr>
@@ -1899,7 +1899,7 @@
       </w:tblGrid>
       <w:tr>
         <w:trPr>
-          <w:trHeight w:val="460" w:hRule="exact"/>
+          <w:trHeight w:val="340" w:hRule="exact"/>
         </w:trPr>
         <w:tc>
           <w:tcPr>
@@ -2092,7 +2092,7 @@
       </w:tblGrid>
       <w:tr>
         <w:trPr>
-          <w:trHeight w:val="460" w:hRule="exact"/>
+          <w:trHeight w:val="340" w:hRule="exact"/>
         </w:trPr>
         <w:tc>
           <w:tcPr>
@@ -2143,7 +2143,7 @@
       </w:tblGrid>
       <w:tr>
         <w:trPr>
-          <w:trHeight w:val="460" w:hRule="exact"/>
+          <w:trHeight w:val="340" w:hRule="exact"/>
         </w:trPr>
         <w:tc>
           <w:tcPr>
@@ -2194,7 +2194,7 @@
       </w:tblGrid>
       <w:tr>
         <w:trPr>
-          <w:trHeight w:val="460" w:hRule="exact"/>
+          <w:trHeight w:val="340" w:hRule="exact"/>
         </w:trPr>
         <w:tc>
           <w:tcPr>
@@ -2245,7 +2245,7 @@
       </w:tblGrid>
       <w:tr>
         <w:trPr>
-          <w:trHeight w:val="460" w:hRule="exact"/>
+          <w:trHeight w:val="340" w:hRule="exact"/>
         </w:trPr>
         <w:tc>
           <w:tcPr>
@@ -2296,7 +2296,7 @@
       </w:tblGrid>
       <w:tr>
         <w:trPr>
-          <w:trHeight w:val="460" w:hRule="exact"/>
+          <w:trHeight w:val="340" w:hRule="exact"/>
         </w:trPr>
         <w:tc>
           <w:tcPr>
@@ -2347,7 +2347,7 @@
       </w:tblGrid>
       <w:tr>
         <w:trPr>
-          <w:trHeight w:val="460" w:hRule="exact"/>
+          <w:trHeight w:val="340" w:hRule="exact"/>
         </w:trPr>
         <w:tc>
           <w:tcPr>
@@ -2398,7 +2398,7 @@
       </w:tblGrid>
       <w:tr>
         <w:trPr>
-          <w:trHeight w:val="460" w:hRule="exact"/>
+          <w:trHeight w:val="340" w:hRule="exact"/>
         </w:trPr>
         <w:tc>
           <w:tcPr>
@@ -2449,7 +2449,7 @@
       </w:tblGrid>
       <w:tr>
         <w:trPr>
-          <w:trHeight w:val="460" w:hRule="exact"/>
+          <w:trHeight w:val="340" w:hRule="exact"/>
         </w:trPr>
         <w:tc>
           <w:tcPr>
@@ -2500,7 +2500,7 @@
       </w:tblGrid>
       <w:tr>
         <w:trPr>
-          <w:trHeight w:val="460" w:hRule="exact"/>
+          <w:trHeight w:val="340" w:hRule="exact"/>
         </w:trPr>
         <w:tc>
           <w:tcPr>
@@ -2551,7 +2551,7 @@
       </w:tblGrid>
       <w:tr>
         <w:trPr>
-          <w:trHeight w:val="460" w:hRule="exact"/>
+          <w:trHeight w:val="340" w:hRule="exact"/>
         </w:trPr>
         <w:tc>
           <w:tcPr>
@@ -2782,7 +2782,7 @@
     </w:p>
     <w:p>
       <w:pPr>
-        <w:spacing w:after="60"/>
+        <w:spacing w:after="30"/>
         <w:ind w:left="360"/>
       </w:pPr>
       <w:r>
@@ -2791,7 +2791,7 @@
     </w:p>
     <w:p>
       <w:pPr>
-        <w:spacing w:after="60"/>
+        <w:spacing w:after="30"/>
         <w:ind w:left="360"/>
       </w:pPr>
       <w:r>
@@ -2800,7 +2800,7 @@
     </w:p>
     <w:p>
       <w:pPr>
-        <w:spacing w:after="60"/>
+        <w:spacing w:after="30"/>
         <w:ind w:left="360"/>
       </w:pPr>
       <w:r>
@@ -2809,7 +2809,7 @@
     </w:p>
     <w:p>
       <w:pPr>
-        <w:spacing w:after="60"/>
+        <w:spacing w:after="30"/>
         <w:ind w:left="360"/>
       </w:pPr>
       <w:r>
@@ -2846,7 +2846,7 @@
       </w:tblGrid>
       <w:tr>
         <w:trPr>
-          <w:trHeight w:val="460" w:hRule="exact"/>
+          <w:trHeight w:val="340" w:hRule="exact"/>
         </w:trPr>
         <w:tc>
           <w:tcPr>
@@ -2897,7 +2897,7 @@
       </w:tblGrid>
       <w:tr>
         <w:trPr>
-          <w:trHeight w:val="460" w:hRule="exact"/>
+          <w:trHeight w:val="340" w:hRule="exact"/>
         </w:trPr>
         <w:tc>
           <w:tcPr>
@@ -2948,7 +2948,7 @@
       </w:tblGrid>
       <w:tr>
         <w:trPr>
-          <w:trHeight w:val="460" w:hRule="exact"/>
+          <w:trHeight w:val="340" w:hRule="exact"/>
         </w:trPr>
         <w:tc>
           <w:tcPr>
@@ -2999,7 +2999,7 @@
       </w:tblGrid>
       <w:tr>
         <w:trPr>
-          <w:trHeight w:val="460" w:hRule="exact"/>
+          <w:trHeight w:val="340" w:hRule="exact"/>
         </w:trPr>
         <w:tc>
           <w:tcPr>
@@ -3050,7 +3050,7 @@
       </w:tblGrid>
       <w:tr>
         <w:trPr>
-          <w:trHeight w:val="460" w:hRule="exact"/>
+          <w:trHeight w:val="340" w:hRule="exact"/>
         </w:trPr>
         <w:tc>
           <w:tcPr>
@@ -3106,7 +3106,7 @@
       </w:tblGrid>
       <w:tr>
         <w:trPr>
-          <w:trHeight w:val="460" w:hRule="exact"/>
+          <w:trHeight w:val="340" w:hRule="exact"/>
         </w:trPr>
         <w:tc>
           <w:tcPr>
@@ -3157,7 +3157,7 @@
       </w:tblGrid>
       <w:tr>
         <w:trPr>
-          <w:trHeight w:val="460" w:hRule="exact"/>
+          <w:trHeight w:val="340" w:hRule="exact"/>
         </w:trPr>
         <w:tc>
           <w:tcPr>
@@ -3208,7 +3208,7 @@
       </w:tblGrid>
       <w:tr>
         <w:trPr>
-          <w:trHeight w:val="460" w:hRule="exact"/>
+          <w:trHeight w:val="340" w:hRule="exact"/>
         </w:trPr>
         <w:tc>
           <w:tcPr>
@@ -3343,7 +3343,7 @@
     </w:p>
     <w:p>
       <w:pPr>
-        <w:spacing w:after="60"/>
+        <w:spacing w:after="30"/>
         <w:ind w:left="360"/>
       </w:pPr>
       <w:r>
@@ -3352,7 +3352,7 @@
     </w:p>
     <w:p>
       <w:pPr>
-        <w:spacing w:after="60"/>
+        <w:spacing w:after="30"/>
         <w:ind w:left="360"/>
       </w:pPr>
       <w:r>
@@ -3361,7 +3361,7 @@
     </w:p>
     <w:p>
       <w:pPr>
-        <w:spacing w:after="60"/>
+        <w:spacing w:after="30"/>
         <w:ind w:left="360"/>
       </w:pPr>
       <w:r>
@@ -3370,7 +3370,7 @@
     </w:p>
     <w:p>
       <w:pPr>
-        <w:spacing w:after="60"/>
+        <w:spacing w:after="30"/>
         <w:ind w:left="360"/>
       </w:pPr>
       <w:r>
@@ -3407,7 +3407,7 @@
       </w:tblGrid>
       <w:tr>
         <w:trPr>
-          <w:trHeight w:val="460" w:hRule="exact"/>
+          <w:trHeight w:val="340" w:hRule="exact"/>
         </w:trPr>
         <w:tc>
           <w:tcPr>
@@ -3458,7 +3458,7 @@
       </w:tblGrid>
       <w:tr>
         <w:trPr>
-          <w:trHeight w:val="460" w:hRule="exact"/>
+          <w:trHeight w:val="340" w:hRule="exact"/>
         </w:trPr>
         <w:tc>
           <w:tcPr>
@@ -3509,7 +3509,7 @@
       </w:tblGrid>
       <w:tr>
         <w:trPr>
-          <w:trHeight w:val="460" w:hRule="exact"/>
+          <w:trHeight w:val="340" w:hRule="exact"/>
         </w:trPr>
         <w:tc>
           <w:tcPr>
@@ -3560,7 +3560,7 @@
       </w:tblGrid>
       <w:tr>
         <w:trPr>
-          <w:trHeight w:val="460" w:hRule="exact"/>
+          <w:trHeight w:val="340" w:hRule="exact"/>
         </w:trPr>
         <w:tc>
           <w:tcPr>
@@ -3611,7 +3611,7 @@
       </w:tblGrid>
       <w:tr>
         <w:trPr>
-          <w:trHeight w:val="460" w:hRule="exact"/>
+          <w:trHeight w:val="340" w:hRule="exact"/>
         </w:trPr>
         <w:tc>
           <w:tcPr>
@@ -3667,7 +3667,7 @@
       </w:tblGrid>
       <w:tr>
         <w:trPr>
-          <w:trHeight w:val="460" w:hRule="exact"/>
+          <w:trHeight w:val="340" w:hRule="exact"/>
         </w:trPr>
         <w:tc>
           <w:tcPr>
@@ -3718,7 +3718,7 @@
       </w:tblGrid>
       <w:tr>
         <w:trPr>
-          <w:trHeight w:val="460" w:hRule="exact"/>
+          <w:trHeight w:val="340" w:hRule="exact"/>
         </w:trPr>
         <w:tc>
           <w:tcPr>
@@ -3769,7 +3769,7 @@
       </w:tblGrid>
       <w:tr>
         <w:trPr>
-          <w:trHeight w:val="460" w:hRule="exact"/>
+          <w:trHeight w:val="340" w:hRule="exact"/>
         </w:trPr>
         <w:tc>
           <w:tcPr>
@@ -3904,7 +3904,7 @@
     </w:p>
     <w:p>
       <w:pPr>
-        <w:spacing w:after="60"/>
+        <w:spacing w:after="30"/>
         <w:ind w:left="360"/>
       </w:pPr>
       <w:r>
@@ -3913,7 +3913,7 @@
     </w:p>
     <w:p>
       <w:pPr>
-        <w:spacing w:after="60"/>
+        <w:spacing w:after="30"/>
         <w:ind w:left="360"/>
       </w:pPr>
       <w:r>
@@ -3922,7 +3922,7 @@
     </w:p>
     <w:p>
       <w:pPr>
-        <w:spacing w:after="60"/>
+        <w:spacing w:after="30"/>
         <w:ind w:left="360"/>
       </w:pPr>
       <w:r>
@@ -3931,7 +3931,7 @@
     </w:p>
     <w:p>
       <w:pPr>
-        <w:spacing w:after="60"/>
+        <w:spacing w:after="30"/>
         <w:ind w:left="360"/>
       </w:pPr>
       <w:r>
@@ -3968,7 +3968,7 @@
       </w:tblGrid>
       <w:tr>
         <w:trPr>
-          <w:trHeight w:val="460" w:hRule="exact"/>
+          <w:trHeight w:val="340" w:hRule="exact"/>
         </w:trPr>
         <w:tc>
           <w:tcPr>
@@ -4019,7 +4019,7 @@
       </w:tblGrid>
       <w:tr>
         <w:trPr>
-          <w:trHeight w:val="460" w:hRule="exact"/>
+          <w:trHeight w:val="340" w:hRule="exact"/>
         </w:trPr>
         <w:tc>
           <w:tcPr>
@@ -4070,7 +4070,7 @@
       </w:tblGrid>
       <w:tr>
         <w:trPr>
-          <w:trHeight w:val="460" w:hRule="exact"/>
+          <w:trHeight w:val="340" w:hRule="exact"/>
         </w:trPr>
         <w:tc>
           <w:tcPr>
@@ -4121,7 +4121,7 @@
       </w:tblGrid>
       <w:tr>
         <w:trPr>
-          <w:trHeight w:val="460" w:hRule="exact"/>
+          <w:trHeight w:val="340" w:hRule="exact"/>
         </w:trPr>
         <w:tc>
           <w:tcPr>
@@ -4172,7 +4172,7 @@
       </w:tblGrid>
       <w:tr>
         <w:trPr>
-          <w:trHeight w:val="460" w:hRule="exact"/>
+          <w:trHeight w:val="340" w:hRule="exact"/>
         </w:trPr>
         <w:tc>
           <w:tcPr>
@@ -4228,7 +4228,7 @@
       </w:tblGrid>
       <w:tr>
         <w:trPr>
-          <w:trHeight w:val="460" w:hRule="exact"/>
+          <w:trHeight w:val="340" w:hRule="exact"/>
         </w:trPr>
         <w:tc>
           <w:tcPr>
@@ -4279,7 +4279,7 @@
       </w:tblGrid>
       <w:tr>
         <w:trPr>
-          <w:trHeight w:val="460" w:hRule="exact"/>
+          <w:trHeight w:val="340" w:hRule="exact"/>
         </w:trPr>
         <w:tc>
           <w:tcPr>
@@ -4330,7 +4330,7 @@
       </w:tblGrid>
       <w:tr>
         <w:trPr>
-          <w:trHeight w:val="460" w:hRule="exact"/>
+          <w:trHeight w:val="340" w:hRule="exact"/>
         </w:trPr>
         <w:tc>
           <w:tcPr>
@@ -4523,7 +4523,7 @@
       </w:tblGrid>
       <w:tr>
         <w:trPr>
-          <w:trHeight w:val="460" w:hRule="exact"/>
+          <w:trHeight w:val="340" w:hRule="exact"/>
         </w:trPr>
         <w:tc>
           <w:tcPr>
@@ -4574,7 +4574,7 @@
       </w:tblGrid>
       <w:tr>
         <w:trPr>
-          <w:trHeight w:val="460" w:hRule="exact"/>
+          <w:trHeight w:val="340" w:hRule="exact"/>
         </w:trPr>
         <w:tc>
           <w:tcPr>
@@ -4625,7 +4625,7 @@
       </w:tblGrid>
       <w:tr>
         <w:trPr>
-          <w:trHeight w:val="460" w:hRule="exact"/>
+          <w:trHeight w:val="340" w:hRule="exact"/>
         </w:trPr>
         <w:tc>
           <w:tcPr>
@@ -4676,7 +4676,7 @@
       </w:tblGrid>
       <w:tr>
         <w:trPr>
-          <w:trHeight w:val="460" w:hRule="exact"/>
+          <w:trHeight w:val="340" w:hRule="exact"/>
         </w:trPr>
         <w:tc>
           <w:tcPr>
@@ -4727,7 +4727,7 @@
       </w:tblGrid>
       <w:tr>
         <w:trPr>
-          <w:trHeight w:val="460" w:hRule="exact"/>
+          <w:trHeight w:val="340" w:hRule="exact"/>
         </w:trPr>
         <w:tc>
           <w:tcPr>
@@ -4778,7 +4778,7 @@
       </w:tblGrid>
       <w:tr>
         <w:trPr>
-          <w:trHeight w:val="460" w:hRule="exact"/>
+          <w:trHeight w:val="340" w:hRule="exact"/>
         </w:trPr>
         <w:tc>
           <w:tcPr>
@@ -4829,7 +4829,7 @@
       </w:tblGrid>
       <w:tr>
         <w:trPr>
-          <w:trHeight w:val="460" w:hRule="exact"/>
+          <w:trHeight w:val="340" w:hRule="exact"/>
         </w:trPr>
         <w:tc>
           <w:tcPr>
@@ -4880,7 +4880,7 @@
       </w:tblGrid>
       <w:tr>
         <w:trPr>
-          <w:trHeight w:val="460" w:hRule="exact"/>
+          <w:trHeight w:val="340" w:hRule="exact"/>
         </w:trPr>
         <w:tc>
           <w:tcPr>
@@ -4931,7 +4931,7 @@
       </w:tblGrid>
       <w:tr>
         <w:trPr>
-          <w:trHeight w:val="460" w:hRule="exact"/>
+          <w:trHeight w:val="340" w:hRule="exact"/>
         </w:trPr>
         <w:tc>
           <w:tcPr>
@@ -4982,7 +4982,7 @@
       </w:tblGrid>
       <w:tr>
         <w:trPr>
-          <w:trHeight w:val="460" w:hRule="exact"/>
+          <w:trHeight w:val="340" w:hRule="exact"/>
         </w:trPr>
         <w:tc>
           <w:tcPr>
@@ -5213,7 +5213,7 @@
     </w:p>
     <w:p>
       <w:pPr>
-        <w:spacing w:after="60"/>
+        <w:spacing w:after="30"/>
         <w:ind w:left="360"/>
       </w:pPr>
       <w:r>
@@ -5222,7 +5222,7 @@
     </w:p>
     <w:p>
       <w:pPr>
-        <w:spacing w:after="60"/>
+        <w:spacing w:after="30"/>
         <w:ind w:left="360"/>
       </w:pPr>
       <w:r>
@@ -5231,7 +5231,7 @@
     </w:p>
     <w:p>
       <w:pPr>
-        <w:spacing w:after="60"/>
+        <w:spacing w:after="30"/>
         <w:ind w:left="360"/>
       </w:pPr>
       <w:r>
@@ -5240,7 +5240,7 @@
     </w:p>
     <w:p>
       <w:pPr>
-        <w:spacing w:after="60"/>
+        <w:spacing w:after="30"/>
         <w:ind w:left="360"/>
       </w:pPr>
       <w:r>
@@ -5277,7 +5277,7 @@
       </w:tblGrid>
       <w:tr>
         <w:trPr>
-          <w:trHeight w:val="460" w:hRule="exact"/>
+          <w:trHeight w:val="340" w:hRule="exact"/>
         </w:trPr>
         <w:tc>
           <w:tcPr>
@@ -5328,7 +5328,7 @@
       </w:tblGrid>
       <w:tr>
         <w:trPr>
-          <w:trHeight w:val="460" w:hRule="exact"/>
+          <w:trHeight w:val="340" w:hRule="exact"/>
         </w:trPr>
         <w:tc>
           <w:tcPr>
@@ -5379,7 +5379,7 @@
       </w:tblGrid>
       <w:tr>
         <w:trPr>
-          <w:trHeight w:val="460" w:hRule="exact"/>
+          <w:trHeight w:val="340" w:hRule="exact"/>
         </w:trPr>
         <w:tc>
           <w:tcPr>
@@ -5430,7 +5430,7 @@
       </w:tblGrid>
       <w:tr>
         <w:trPr>
-          <w:trHeight w:val="460" w:hRule="exact"/>
+          <w:trHeight w:val="340" w:hRule="exact"/>
         </w:trPr>
         <w:tc>
           <w:tcPr>
@@ -5481,7 +5481,7 @@
       </w:tblGrid>
       <w:tr>
         <w:trPr>
-          <w:trHeight w:val="460" w:hRule="exact"/>
+          <w:trHeight w:val="340" w:hRule="exact"/>
         </w:trPr>
         <w:tc>
           <w:tcPr>
@@ -5537,7 +5537,7 @@
       </w:tblGrid>
       <w:tr>
         <w:trPr>
-          <w:trHeight w:val="460" w:hRule="exact"/>
+          <w:trHeight w:val="340" w:hRule="exact"/>
         </w:trPr>
         <w:tc>
           <w:tcPr>
@@ -5588,7 +5588,7 @@
       </w:tblGrid>
       <w:tr>
         <w:trPr>
-          <w:trHeight w:val="460" w:hRule="exact"/>
+          <w:trHeight w:val="340" w:hRule="exact"/>
         </w:trPr>
         <w:tc>
           <w:tcPr>
@@ -5639,7 +5639,7 @@
       </w:tblGrid>
       <w:tr>
         <w:trPr>
-          <w:trHeight w:val="460" w:hRule="exact"/>
+          <w:trHeight w:val="340" w:hRule="exact"/>
         </w:trPr>
         <w:tc>
           <w:tcPr>
@@ -5774,7 +5774,7 @@
     </w:p>
     <w:p>
       <w:pPr>
-        <w:spacing w:after="60"/>
+        <w:spacing w:after="30"/>
         <w:ind w:left="360"/>
       </w:pPr>
       <w:r>
@@ -5783,7 +5783,7 @@
     </w:p>
     <w:p>
       <w:pPr>
-        <w:spacing w:after="60"/>
+        <w:spacing w:after="30"/>
         <w:ind w:left="360"/>
       </w:pPr>
       <w:r>
@@ -5792,7 +5792,7 @@
     </w:p>
     <w:p>
       <w:pPr>
-        <w:spacing w:after="60"/>
+        <w:spacing w:after="30"/>
         <w:ind w:left="360"/>
       </w:pPr>
       <w:r>
@@ -5801,7 +5801,7 @@
     </w:p>
     <w:p>
       <w:pPr>
-        <w:spacing w:after="60"/>
+        <w:spacing w:after="30"/>
         <w:ind w:left="360"/>
       </w:pPr>
       <w:r>
@@ -5838,7 +5838,7 @@
       </w:tblGrid>
       <w:tr>
         <w:trPr>
-          <w:trHeight w:val="460" w:hRule="exact"/>
+          <w:trHeight w:val="340" w:hRule="exact"/>
         </w:trPr>
         <w:tc>
           <w:tcPr>
@@ -5889,7 +5889,7 @@
       </w:tblGrid>
       <w:tr>
         <w:trPr>
-          <w:trHeight w:val="460" w:hRule="exact"/>
+          <w:trHeight w:val="340" w:hRule="exact"/>
         </w:trPr>
         <w:tc>
           <w:tcPr>
@@ -5940,7 +5940,7 @@
       </w:tblGrid>
       <w:tr>
         <w:trPr>
-          <w:trHeight w:val="460" w:hRule="exact"/>
+          <w:trHeight w:val="340" w:hRule="exact"/>
         </w:trPr>
         <w:tc>
           <w:tcPr>
@@ -5991,7 +5991,7 @@
       </w:tblGrid>
       <w:tr>
         <w:trPr>
-          <w:trHeight w:val="460" w:hRule="exact"/>
+          <w:trHeight w:val="340" w:hRule="exact"/>
         </w:trPr>
         <w:tc>
           <w:tcPr>
@@ -6042,7 +6042,7 @@
       </w:tblGrid>
       <w:tr>
         <w:trPr>
-          <w:trHeight w:val="460" w:hRule="exact"/>
+          <w:trHeight w:val="340" w:hRule="exact"/>
         </w:trPr>
         <w:tc>
           <w:tcPr>
@@ -6098,7 +6098,7 @@
       </w:tblGrid>
       <w:tr>
         <w:trPr>
-          <w:trHeight w:val="460" w:hRule="exact"/>
+          <w:trHeight w:val="340" w:hRule="exact"/>
         </w:trPr>
         <w:tc>
           <w:tcPr>
@@ -6149,7 +6149,7 @@
       </w:tblGrid>
       <w:tr>
         <w:trPr>
-          <w:trHeight w:val="460" w:hRule="exact"/>
+          <w:trHeight w:val="340" w:hRule="exact"/>
         </w:trPr>
         <w:tc>
           <w:tcPr>
@@ -6200,7 +6200,7 @@
       </w:tblGrid>
       <w:tr>
         <w:trPr>
-          <w:trHeight w:val="460" w:hRule="exact"/>
+          <w:trHeight w:val="340" w:hRule="exact"/>
         </w:trPr>
         <w:tc>
           <w:tcPr>
@@ -6335,7 +6335,7 @@
     </w:p>
     <w:p>
       <w:pPr>
-        <w:spacing w:after="60"/>
+        <w:spacing w:after="30"/>
         <w:ind w:left="360"/>
       </w:pPr>
       <w:r>
@@ -6344,7 +6344,7 @@
     </w:p>
     <w:p>
       <w:pPr>
-        <w:spacing w:after="60"/>
+        <w:spacing w:after="30"/>
         <w:ind w:left="360"/>
       </w:pPr>
       <w:r>
@@ -6353,7 +6353,7 @@
     </w:p>
     <w:p>
       <w:pPr>
-        <w:spacing w:after="60"/>
+        <w:spacing w:after="30"/>
         <w:ind w:left="360"/>
       </w:pPr>
       <w:r>
@@ -6362,7 +6362,7 @@
     </w:p>
     <w:p>
       <w:pPr>
-        <w:spacing w:after="60"/>
+        <w:spacing w:after="30"/>
         <w:ind w:left="360"/>
       </w:pPr>
       <w:r>
@@ -6399,7 +6399,7 @@
       </w:tblGrid>
       <w:tr>
         <w:trPr>
-          <w:trHeight w:val="460" w:hRule="exact"/>
+          <w:trHeight w:val="340" w:hRule="exact"/>
         </w:trPr>
         <w:tc>
           <w:tcPr>
@@ -6450,7 +6450,7 @@
       </w:tblGrid>
       <w:tr>
         <w:trPr>
-          <w:trHeight w:val="460" w:hRule="exact"/>
+          <w:trHeight w:val="340" w:hRule="exact"/>
         </w:trPr>
         <w:tc>
           <w:tcPr>
@@ -6501,7 +6501,7 @@
       </w:tblGrid>
       <w:tr>
         <w:trPr>
-          <w:trHeight w:val="460" w:hRule="exact"/>
+          <w:trHeight w:val="340" w:hRule="exact"/>
         </w:trPr>
         <w:tc>
           <w:tcPr>
@@ -6552,7 +6552,7 @@
       </w:tblGrid>
       <w:tr>
         <w:trPr>
-          <w:trHeight w:val="460" w:hRule="exact"/>
+          <w:trHeight w:val="340" w:hRule="exact"/>
         </w:trPr>
         <w:tc>
           <w:tcPr>
@@ -6603,7 +6603,7 @@
       </w:tblGrid>
       <w:tr>
         <w:trPr>
-          <w:trHeight w:val="460" w:hRule="exact"/>
+          <w:trHeight w:val="340" w:hRule="exact"/>
         </w:trPr>
         <w:tc>
           <w:tcPr>
@@ -6659,7 +6659,7 @@
       </w:tblGrid>
       <w:tr>
         <w:trPr>
-          <w:trHeight w:val="460" w:hRule="exact"/>
+          <w:trHeight w:val="340" w:hRule="exact"/>
         </w:trPr>
         <w:tc>
           <w:tcPr>
@@ -6710,7 +6710,7 @@
       </w:tblGrid>
       <w:tr>
         <w:trPr>
-          <w:trHeight w:val="460" w:hRule="exact"/>
+          <w:trHeight w:val="340" w:hRule="exact"/>
         </w:trPr>
         <w:tc>
           <w:tcPr>
@@ -6761,7 +6761,7 @@
       </w:tblGrid>
       <w:tr>
         <w:trPr>
-          <w:trHeight w:val="460" w:hRule="exact"/>
+          <w:trHeight w:val="340" w:hRule="exact"/>
         </w:trPr>
         <w:tc>
           <w:tcPr>
@@ -6954,7 +6954,7 @@
       </w:tblGrid>
       <w:tr>
         <w:trPr>
-          <w:trHeight w:val="460" w:hRule="exact"/>
+          <w:trHeight w:val="340" w:hRule="exact"/>
         </w:trPr>
         <w:tc>
           <w:tcPr>
@@ -7005,7 +7005,7 @@
       </w:tblGrid>
       <w:tr>
         <w:trPr>
-          <w:trHeight w:val="460" w:hRule="exact"/>
+          <w:trHeight w:val="340" w:hRule="exact"/>
         </w:trPr>
         <w:tc>
           <w:tcPr>
@@ -7056,7 +7056,7 @@
       </w:tblGrid>
       <w:tr>
         <w:trPr>
-          <w:trHeight w:val="460" w:hRule="exact"/>
+          <w:trHeight w:val="340" w:hRule="exact"/>
         </w:trPr>
         <w:tc>
           <w:tcPr>
@@ -7107,7 +7107,7 @@
       </w:tblGrid>
       <w:tr>
         <w:trPr>
-          <w:trHeight w:val="460" w:hRule="exact"/>
+          <w:trHeight w:val="340" w:hRule="exact"/>
         </w:trPr>
         <w:tc>
           <w:tcPr>
@@ -7158,7 +7158,7 @@
       </w:tblGrid>
       <w:tr>
         <w:trPr>
-          <w:trHeight w:val="460" w:hRule="exact"/>
+          <w:trHeight w:val="340" w:hRule="exact"/>
         </w:trPr>
         <w:tc>
           <w:tcPr>
@@ -7209,7 +7209,7 @@
       </w:tblGrid>
       <w:tr>
         <w:trPr>
-          <w:trHeight w:val="460" w:hRule="exact"/>
+          <w:trHeight w:val="340" w:hRule="exact"/>
         </w:trPr>
         <w:tc>
           <w:tcPr>
@@ -7260,7 +7260,7 @@
       </w:tblGrid>
       <w:tr>
         <w:trPr>
-          <w:trHeight w:val="460" w:hRule="exact"/>
+          <w:trHeight w:val="340" w:hRule="exact"/>
         </w:trPr>
         <w:tc>
           <w:tcPr>
@@ -7311,7 +7311,7 @@
       </w:tblGrid>
       <w:tr>
         <w:trPr>
-          <w:trHeight w:val="460" w:hRule="exact"/>
+          <w:trHeight w:val="340" w:hRule="exact"/>
         </w:trPr>
         <w:tc>
           <w:tcPr>
@@ -7362,7 +7362,7 @@
       </w:tblGrid>
       <w:tr>
         <w:trPr>
-          <w:trHeight w:val="460" w:hRule="exact"/>
+          <w:trHeight w:val="340" w:hRule="exact"/>
         </w:trPr>
         <w:tc>
           <w:tcPr>
@@ -7413,7 +7413,7 @@
       </w:tblGrid>
       <w:tr>
         <w:trPr>
-          <w:trHeight w:val="460" w:hRule="exact"/>
+          <w:trHeight w:val="340" w:hRule="exact"/>
         </w:trPr>
         <w:tc>
           <w:tcPr>
@@ -7644,7 +7644,7 @@
     </w:p>
     <w:p>
       <w:pPr>
-        <w:spacing w:after="60"/>
+        <w:spacing w:after="30"/>
         <w:ind w:left="360"/>
       </w:pPr>
       <w:r>
@@ -7653,7 +7653,7 @@
     </w:p>
     <w:p>
       <w:pPr>
-        <w:spacing w:after="60"/>
+        <w:spacing w:after="30"/>
         <w:ind w:left="360"/>
       </w:pPr>
       <w:r>
@@ -7662,7 +7662,7 @@
     </w:p>
     <w:p>
       <w:pPr>
-        <w:spacing w:after="60"/>
+        <w:spacing w:after="30"/>
         <w:ind w:left="360"/>
       </w:pPr>
       <w:r>
@@ -7671,7 +7671,7 @@
     </w:p>
     <w:p>
       <w:pPr>
-        <w:spacing w:after="60"/>
+        <w:spacing w:after="30"/>
         <w:ind w:left="360"/>
       </w:pPr>
       <w:r>
@@ -7708,7 +7708,7 @@
       </w:tblGrid>
       <w:tr>
         <w:trPr>
-          <w:trHeight w:val="460" w:hRule="exact"/>
+          <w:trHeight w:val="340" w:hRule="exact"/>
         </w:trPr>
         <w:tc>
           <w:tcPr>
@@ -7759,7 +7759,7 @@
       </w:tblGrid>
       <w:tr>
         <w:trPr>
-          <w:trHeight w:val="460" w:hRule="exact"/>
+          <w:trHeight w:val="340" w:hRule="exact"/>
         </w:trPr>
         <w:tc>
           <w:tcPr>
@@ -7810,7 +7810,7 @@
       </w:tblGrid>
       <w:tr>
         <w:trPr>
-          <w:trHeight w:val="460" w:hRule="exact"/>
+          <w:trHeight w:val="340" w:hRule="exact"/>
         </w:trPr>
         <w:tc>
           <w:tcPr>
@@ -7861,7 +7861,7 @@
       </w:tblGrid>
       <w:tr>
         <w:trPr>
-          <w:trHeight w:val="460" w:hRule="exact"/>
+          <w:trHeight w:val="340" w:hRule="exact"/>
         </w:trPr>
         <w:tc>
           <w:tcPr>
@@ -7912,7 +7912,7 @@
       </w:tblGrid>
       <w:tr>
         <w:trPr>
-          <w:trHeight w:val="460" w:hRule="exact"/>
+          <w:trHeight w:val="340" w:hRule="exact"/>
         </w:trPr>
         <w:tc>
           <w:tcPr>
@@ -7968,7 +7968,7 @@
       </w:tblGrid>
       <w:tr>
         <w:trPr>
-          <w:trHeight w:val="460" w:hRule="exact"/>
+          <w:trHeight w:val="340" w:hRule="exact"/>
         </w:trPr>
         <w:tc>
           <w:tcPr>
@@ -8019,7 +8019,7 @@
       </w:tblGrid>
       <w:tr>
         <w:trPr>
-          <w:trHeight w:val="460" w:hRule="exact"/>
+          <w:trHeight w:val="340" w:hRule="exact"/>
         </w:trPr>
         <w:tc>
           <w:tcPr>
@@ -8070,7 +8070,7 @@
       </w:tblGrid>
       <w:tr>
         <w:trPr>
-          <w:trHeight w:val="460" w:hRule="exact"/>
+          <w:trHeight w:val="340" w:hRule="exact"/>
         </w:trPr>
         <w:tc>
           <w:tcPr>
@@ -8205,7 +8205,7 @@
     </w:p>
     <w:p>
       <w:pPr>
-        <w:spacing w:after="60"/>
+        <w:spacing w:after="30"/>
         <w:ind w:left="360"/>
       </w:pPr>
       <w:r>
@@ -8214,7 +8214,7 @@
     </w:p>
     <w:p>
       <w:pPr>
-        <w:spacing w:after="60"/>
+        <w:spacing w:after="30"/>
         <w:ind w:left="360"/>
       </w:pPr>
       <w:r>
@@ -8223,7 +8223,7 @@
     </w:p>
     <w:p>
       <w:pPr>
-        <w:spacing w:after="60"/>
+        <w:spacing w:after="30"/>
         <w:ind w:left="360"/>
       </w:pPr>
       <w:r>
@@ -8232,7 +8232,7 @@
     </w:p>
     <w:p>
       <w:pPr>
-        <w:spacing w:after="60"/>
+        <w:spacing w:after="30"/>
         <w:ind w:left="360"/>
       </w:pPr>
       <w:r>
@@ -8269,7 +8269,7 @@
       </w:tblGrid>
       <w:tr>
         <w:trPr>
-          <w:trHeight w:val="460" w:hRule="exact"/>
+          <w:trHeight w:val="340" w:hRule="exact"/>
         </w:trPr>
         <w:tc>
           <w:tcPr>
@@ -8320,7 +8320,7 @@
       </w:tblGrid>
       <w:tr>
         <w:trPr>
-          <w:trHeight w:val="460" w:hRule="exact"/>
+          <w:trHeight w:val="340" w:hRule="exact"/>
         </w:trPr>
         <w:tc>
           <w:tcPr>
@@ -8371,7 +8371,7 @@
       </w:tblGrid>
       <w:tr>
         <w:trPr>
-          <w:trHeight w:val="460" w:hRule="exact"/>
+          <w:trHeight w:val="340" w:hRule="exact"/>
         </w:trPr>
         <w:tc>
           <w:tcPr>
@@ -8422,7 +8422,7 @@
       </w:tblGrid>
       <w:tr>
         <w:trPr>
-          <w:trHeight w:val="460" w:hRule="exact"/>
+          <w:trHeight w:val="340" w:hRule="exact"/>
         </w:trPr>
         <w:tc>
           <w:tcPr>
@@ -8473,7 +8473,7 @@
       </w:tblGrid>
       <w:tr>
         <w:trPr>
-          <w:trHeight w:val="460" w:hRule="exact"/>
+          <w:trHeight w:val="340" w:hRule="exact"/>
         </w:trPr>
         <w:tc>
           <w:tcPr>
@@ -8529,7 +8529,7 @@
       </w:tblGrid>
       <w:tr>
         <w:trPr>
-          <w:trHeight w:val="460" w:hRule="exact"/>
+          <w:trHeight w:val="340" w:hRule="exact"/>
         </w:trPr>
         <w:tc>
           <w:tcPr>
@@ -8580,7 +8580,7 @@
       </w:tblGrid>
       <w:tr>
         <w:trPr>
-          <w:trHeight w:val="460" w:hRule="exact"/>
+          <w:trHeight w:val="340" w:hRule="exact"/>
         </w:trPr>
         <w:tc>
           <w:tcPr>
@@ -8631,7 +8631,7 @@
       </w:tblGrid>
       <w:tr>
         <w:trPr>
-          <w:trHeight w:val="460" w:hRule="exact"/>
+          <w:trHeight w:val="340" w:hRule="exact"/>
         </w:trPr>
         <w:tc>
           <w:tcPr>
@@ -8766,7 +8766,7 @@
     </w:p>
     <w:p>
       <w:pPr>
-        <w:spacing w:after="60"/>
+        <w:spacing w:after="30"/>
         <w:ind w:left="360"/>
       </w:pPr>
       <w:r>
@@ -8775,7 +8775,7 @@
     </w:p>
     <w:p>
       <w:pPr>
-        <w:spacing w:after="60"/>
+        <w:spacing w:after="30"/>
         <w:ind w:left="360"/>
       </w:pPr>
       <w:r>
@@ -8784,7 +8784,7 @@
     </w:p>
     <w:p>
       <w:pPr>
-        <w:spacing w:after="60"/>
+        <w:spacing w:after="30"/>
         <w:ind w:left="360"/>
       </w:pPr>
       <w:r>
@@ -8793,7 +8793,7 @@
     </w:p>
     <w:p>
       <w:pPr>
-        <w:spacing w:after="60"/>
+        <w:spacing w:after="30"/>
         <w:ind w:left="360"/>
       </w:pPr>
       <w:r>
@@ -8830,7 +8830,7 @@
       </w:tblGrid>
       <w:tr>
         <w:trPr>
-          <w:trHeight w:val="460" w:hRule="exact"/>
+          <w:trHeight w:val="340" w:hRule="exact"/>
         </w:trPr>
         <w:tc>
           <w:tcPr>
@@ -8881,7 +8881,7 @@
       </w:tblGrid>
       <w:tr>
         <w:trPr>
-          <w:trHeight w:val="460" w:hRule="exact"/>
+          <w:trHeight w:val="340" w:hRule="exact"/>
         </w:trPr>
         <w:tc>
           <w:tcPr>
@@ -8932,7 +8932,7 @@
       </w:tblGrid>
       <w:tr>
         <w:trPr>
-          <w:trHeight w:val="460" w:hRule="exact"/>
+          <w:trHeight w:val="340" w:hRule="exact"/>
         </w:trPr>
         <w:tc>
           <w:tcPr>
@@ -8983,7 +8983,7 @@
       </w:tblGrid>
       <w:tr>
         <w:trPr>
-          <w:trHeight w:val="460" w:hRule="exact"/>
+          <w:trHeight w:val="340" w:hRule="exact"/>
         </w:trPr>
         <w:tc>
           <w:tcPr>
@@ -9034,7 +9034,7 @@
       </w:tblGrid>
       <w:tr>
         <w:trPr>
-          <w:trHeight w:val="460" w:hRule="exact"/>
+          <w:trHeight w:val="340" w:hRule="exact"/>
         </w:trPr>
         <w:tc>
           <w:tcPr>
@@ -9090,7 +9090,7 @@
       </w:tblGrid>
       <w:tr>
         <w:trPr>
-          <w:trHeight w:val="460" w:hRule="exact"/>
+          <w:trHeight w:val="340" w:hRule="exact"/>
         </w:trPr>
         <w:tc>
           <w:tcPr>
@@ -9141,7 +9141,7 @@
       </w:tblGrid>
       <w:tr>
         <w:trPr>
-          <w:trHeight w:val="460" w:hRule="exact"/>
+          <w:trHeight w:val="340" w:hRule="exact"/>
         </w:trPr>
         <w:tc>
           <w:tcPr>
@@ -9192,7 +9192,7 @@
       </w:tblGrid>
       <w:tr>
         <w:trPr>
-          <w:trHeight w:val="460" w:hRule="exact"/>
+          <w:trHeight w:val="340" w:hRule="exact"/>
         </w:trPr>
         <w:tc>
           <w:tcPr>
@@ -9385,7 +9385,7 @@
       </w:tblGrid>
       <w:tr>
         <w:trPr>
-          <w:trHeight w:val="460" w:hRule="exact"/>
+          <w:trHeight w:val="340" w:hRule="exact"/>
         </w:trPr>
         <w:tc>
           <w:tcPr>
@@ -9436,7 +9436,7 @@
       </w:tblGrid>
       <w:tr>
         <w:trPr>
-          <w:trHeight w:val="460" w:hRule="exact"/>
+          <w:trHeight w:val="340" w:hRule="exact"/>
         </w:trPr>
         <w:tc>
           <w:tcPr>
@@ -9487,7 +9487,7 @@
       </w:tblGrid>
       <w:tr>
         <w:trPr>
-          <w:trHeight w:val="460" w:hRule="exact"/>
+          <w:trHeight w:val="340" w:hRule="exact"/>
         </w:trPr>
         <w:tc>
           <w:tcPr>
@@ -9538,7 +9538,7 @@
       </w:tblGrid>
       <w:tr>
         <w:trPr>
-          <w:trHeight w:val="460" w:hRule="exact"/>
+          <w:trHeight w:val="340" w:hRule="exact"/>
         </w:trPr>
         <w:tc>
           <w:tcPr>
@@ -9589,7 +9589,7 @@
       </w:tblGrid>
       <w:tr>
         <w:trPr>
-          <w:trHeight w:val="460" w:hRule="exact"/>
+          <w:trHeight w:val="340" w:hRule="exact"/>
         </w:trPr>
         <w:tc>
           <w:tcPr>
@@ -9640,7 +9640,7 @@
       </w:tblGrid>
       <w:tr>
         <w:trPr>
-          <w:trHeight w:val="460" w:hRule="exact"/>
+          <w:trHeight w:val="340" w:hRule="exact"/>
         </w:trPr>
         <w:tc>
           <w:tcPr>
@@ -9691,7 +9691,7 @@
       </w:tblGrid>
       <w:tr>
         <w:trPr>
-          <w:trHeight w:val="460" w:hRule="exact"/>
+          <w:trHeight w:val="340" w:hRule="exact"/>
         </w:trPr>
         <w:tc>
           <w:tcPr>
@@ -9742,7 +9742,7 @@
       </w:tblGrid>
       <w:tr>
         <w:trPr>
-          <w:trHeight w:val="460" w:hRule="exact"/>
+          <w:trHeight w:val="340" w:hRule="exact"/>
         </w:trPr>
         <w:tc>
           <w:tcPr>
@@ -9793,7 +9793,7 @@
       </w:tblGrid>
       <w:tr>
         <w:trPr>
-          <w:trHeight w:val="460" w:hRule="exact"/>
+          <w:trHeight w:val="340" w:hRule="exact"/>
         </w:trPr>
         <w:tc>
           <w:tcPr>
@@ -9844,7 +9844,7 @@
       </w:tblGrid>
       <w:tr>
         <w:trPr>
-          <w:trHeight w:val="460" w:hRule="exact"/>
+          <w:trHeight w:val="340" w:hRule="exact"/>
         </w:trPr>
         <w:tc>
           <w:tcPr>
@@ -10075,7 +10075,7 @@
     </w:p>
     <w:p>
       <w:pPr>
-        <w:spacing w:after="60"/>
+        <w:spacing w:after="30"/>
         <w:ind w:left="360"/>
       </w:pPr>
       <w:r>
@@ -10084,7 +10084,7 @@
     </w:p>
     <w:p>
       <w:pPr>
-        <w:spacing w:after="60"/>
+        <w:spacing w:after="30"/>
         <w:ind w:left="360"/>
       </w:pPr>
       <w:r>
@@ -10093,7 +10093,7 @@
     </w:p>
     <w:p>
       <w:pPr>
-        <w:spacing w:after="60"/>
+        <w:spacing w:after="30"/>
         <w:ind w:left="360"/>
       </w:pPr>
       <w:r>
@@ -10102,7 +10102,7 @@
     </w:p>
     <w:p>
       <w:pPr>
-        <w:spacing w:after="60"/>
+        <w:spacing w:after="30"/>
         <w:ind w:left="360"/>
       </w:pPr>
       <w:r>
@@ -10139,7 +10139,7 @@
       </w:tblGrid>
       <w:tr>
         <w:trPr>
-          <w:trHeight w:val="460" w:hRule="exact"/>
+          <w:trHeight w:val="340" w:hRule="exact"/>
         </w:trPr>
         <w:tc>
           <w:tcPr>
@@ -10190,7 +10190,7 @@
       </w:tblGrid>
       <w:tr>
         <w:trPr>
-          <w:trHeight w:val="460" w:hRule="exact"/>
+          <w:trHeight w:val="340" w:hRule="exact"/>
         </w:trPr>
         <w:tc>
           <w:tcPr>
@@ -10241,7 +10241,7 @@
       </w:tblGrid>
       <w:tr>
         <w:trPr>
-          <w:trHeight w:val="460" w:hRule="exact"/>
+          <w:trHeight w:val="340" w:hRule="exact"/>
         </w:trPr>
         <w:tc>
           <w:tcPr>
@@ -10292,7 +10292,7 @@
       </w:tblGrid>
       <w:tr>
         <w:trPr>
-          <w:trHeight w:val="460" w:hRule="exact"/>
+          <w:trHeight w:val="340" w:hRule="exact"/>
         </w:trPr>
         <w:tc>
           <w:tcPr>
@@ -10343,7 +10343,7 @@
       </w:tblGrid>
       <w:tr>
         <w:trPr>
-          <w:trHeight w:val="460" w:hRule="exact"/>
+          <w:trHeight w:val="340" w:hRule="exact"/>
         </w:trPr>
         <w:tc>
           <w:tcPr>
@@ -10399,7 +10399,7 @@
       </w:tblGrid>
       <w:tr>
         <w:trPr>
-          <w:trHeight w:val="460" w:hRule="exact"/>
+          <w:trHeight w:val="340" w:hRule="exact"/>
         </w:trPr>
         <w:tc>
           <w:tcPr>
@@ -10450,7 +10450,7 @@
       </w:tblGrid>
       <w:tr>
         <w:trPr>
-          <w:trHeight w:val="460" w:hRule="exact"/>
+          <w:trHeight w:val="340" w:hRule="exact"/>
         </w:trPr>
         <w:tc>
           <w:tcPr>
@@ -10501,7 +10501,7 @@
       </w:tblGrid>
       <w:tr>
         <w:trPr>
-          <w:trHeight w:val="460" w:hRule="exact"/>
+          <w:trHeight w:val="340" w:hRule="exact"/>
         </w:trPr>
         <w:tc>
           <w:tcPr>
@@ -10636,7 +10636,7 @@
     </w:p>
     <w:p>
       <w:pPr>
-        <w:spacing w:after="60"/>
+        <w:spacing w:after="30"/>
         <w:ind w:left="360"/>
       </w:pPr>
       <w:r>
@@ -10645,7 +10645,7 @@
     </w:p>
     <w:p>
       <w:pPr>
-        <w:spacing w:after="60"/>
+        <w:spacing w:after="30"/>
         <w:ind w:left="360"/>
       </w:pPr>
       <w:r>
@@ -10654,7 +10654,7 @@
     </w:p>
     <w:p>
       <w:pPr>
-        <w:spacing w:after="60"/>
+        <w:spacing w:after="30"/>
         <w:ind w:left="360"/>
       </w:pPr>
       <w:r>
@@ -10663,7 +10663,7 @@
     </w:p>
     <w:p>
       <w:pPr>
-        <w:spacing w:after="60"/>
+        <w:spacing w:after="30"/>
         <w:ind w:left="360"/>
       </w:pPr>
       <w:r>
@@ -10700,7 +10700,7 @@
       </w:tblGrid>
       <w:tr>
         <w:trPr>
-          <w:trHeight w:val="460" w:hRule="exact"/>
+          <w:trHeight w:val="340" w:hRule="exact"/>
         </w:trPr>
         <w:tc>
           <w:tcPr>
@@ -10751,7 +10751,7 @@
       </w:tblGrid>
       <w:tr>
         <w:trPr>
-          <w:trHeight w:val="460" w:hRule="exact"/>
+          <w:trHeight w:val="340" w:hRule="exact"/>
         </w:trPr>
         <w:tc>
           <w:tcPr>
@@ -10802,7 +10802,7 @@
       </w:tblGrid>
       <w:tr>
         <w:trPr>
-          <w:trHeight w:val="460" w:hRule="exact"/>
+          <w:trHeight w:val="340" w:hRule="exact"/>
         </w:trPr>
         <w:tc>
           <w:tcPr>
@@ -10853,7 +10853,7 @@
       </w:tblGrid>
       <w:tr>
         <w:trPr>
-          <w:trHeight w:val="460" w:hRule="exact"/>
+          <w:trHeight w:val="340" w:hRule="exact"/>
         </w:trPr>
         <w:tc>
           <w:tcPr>
@@ -10904,7 +10904,7 @@
       </w:tblGrid>
       <w:tr>
         <w:trPr>
-          <w:trHeight w:val="460" w:hRule="exact"/>
+          <w:trHeight w:val="340" w:hRule="exact"/>
         </w:trPr>
         <w:tc>
           <w:tcPr>
@@ -10960,7 +10960,7 @@
       </w:tblGrid>
       <w:tr>
         <w:trPr>
-          <w:trHeight w:val="460" w:hRule="exact"/>
+          <w:trHeight w:val="340" w:hRule="exact"/>
         </w:trPr>
         <w:tc>
           <w:tcPr>
@@ -11011,7 +11011,7 @@
       </w:tblGrid>
       <w:tr>
         <w:trPr>
-          <w:trHeight w:val="460" w:hRule="exact"/>
+          <w:trHeight w:val="340" w:hRule="exact"/>
         </w:trPr>
         <w:tc>
           <w:tcPr>
@@ -11062,7 +11062,7 @@
       </w:tblGrid>
       <w:tr>
         <w:trPr>
-          <w:trHeight w:val="460" w:hRule="exact"/>
+          <w:trHeight w:val="340" w:hRule="exact"/>
         </w:trPr>
         <w:tc>
           <w:tcPr>
@@ -11197,7 +11197,7 @@
     </w:p>
     <w:p>
       <w:pPr>
-        <w:spacing w:after="60"/>
+        <w:spacing w:after="30"/>
         <w:ind w:left="360"/>
       </w:pPr>
       <w:r>
@@ -11206,7 +11206,7 @@
     </w:p>
     <w:p>
       <w:pPr>
-        <w:spacing w:after="60"/>
+        <w:spacing w:after="30"/>
         <w:ind w:left="360"/>
       </w:pPr>
       <w:r>
@@ -11215,7 +11215,7 @@
     </w:p>
     <w:p>
       <w:pPr>
-        <w:spacing w:after="60"/>
+        <w:spacing w:after="30"/>
         <w:ind w:left="360"/>
       </w:pPr>
       <w:r>
@@ -11224,7 +11224,7 @@
     </w:p>
     <w:p>
       <w:pPr>
-        <w:spacing w:after="60"/>
+        <w:spacing w:after="30"/>
         <w:ind w:left="360"/>
       </w:pPr>
       <w:r>
@@ -11261,7 +11261,7 @@
       </w:tblGrid>
       <w:tr>
         <w:trPr>
-          <w:trHeight w:val="460" w:hRule="exact"/>
+          <w:trHeight w:val="340" w:hRule="exact"/>
         </w:trPr>
         <w:tc>
           <w:tcPr>
@@ -11312,7 +11312,7 @@
       </w:tblGrid>
       <w:tr>
         <w:trPr>
-          <w:trHeight w:val="460" w:hRule="exact"/>
+          <w:trHeight w:val="340" w:hRule="exact"/>
         </w:trPr>
         <w:tc>
           <w:tcPr>
@@ -11363,7 +11363,7 @@
       </w:tblGrid>
       <w:tr>
         <w:trPr>
-          <w:trHeight w:val="460" w:hRule="exact"/>
+          <w:trHeight w:val="340" w:hRule="exact"/>
         </w:trPr>
         <w:tc>
           <w:tcPr>
@@ -11414,7 +11414,7 @@
       </w:tblGrid>
       <w:tr>
         <w:trPr>
-          <w:trHeight w:val="460" w:hRule="exact"/>
+          <w:trHeight w:val="340" w:hRule="exact"/>
         </w:trPr>
         <w:tc>
           <w:tcPr>
@@ -11465,7 +11465,7 @@
       </w:tblGrid>
       <w:tr>
         <w:trPr>
-          <w:trHeight w:val="460" w:hRule="exact"/>
+          <w:trHeight w:val="340" w:hRule="exact"/>
         </w:trPr>
         <w:tc>
           <w:tcPr>
@@ -11521,7 +11521,7 @@
       </w:tblGrid>
       <w:tr>
         <w:trPr>
-          <w:trHeight w:val="460" w:hRule="exact"/>
+          <w:trHeight w:val="340" w:hRule="exact"/>
         </w:trPr>
         <w:tc>
           <w:tcPr>
@@ -11572,7 +11572,7 @@
       </w:tblGrid>
       <w:tr>
         <w:trPr>
-          <w:trHeight w:val="460" w:hRule="exact"/>
+          <w:trHeight w:val="340" w:hRule="exact"/>
         </w:trPr>
         <w:tc>
           <w:tcPr>
@@ -11623,7 +11623,7 @@
       </w:tblGrid>
       <w:tr>
         <w:trPr>
-          <w:trHeight w:val="460" w:hRule="exact"/>
+          <w:trHeight w:val="340" w:hRule="exact"/>
         </w:trPr>
         <w:tc>
           <w:tcPr>
@@ -11816,7 +11816,7 @@
       </w:tblGrid>
       <w:tr>
         <w:trPr>
-          <w:trHeight w:val="460" w:hRule="exact"/>
+          <w:trHeight w:val="340" w:hRule="exact"/>
         </w:trPr>
         <w:tc>
           <w:tcPr>
@@ -11867,7 +11867,7 @@
       </w:tblGrid>
       <w:tr>
         <w:trPr>
-          <w:trHeight w:val="460" w:hRule="exact"/>
+          <w:trHeight w:val="340" w:hRule="exact"/>
         </w:trPr>
         <w:tc>
           <w:tcPr>
@@ -11918,7 +11918,7 @@
       </w:tblGrid>
       <w:tr>
         <w:trPr>
-          <w:trHeight w:val="460" w:hRule="exact"/>
+          <w:trHeight w:val="340" w:hRule="exact"/>
         </w:trPr>
         <w:tc>
           <w:tcPr>
@@ -11969,7 +11969,7 @@
       </w:tblGrid>
       <w:tr>
         <w:trPr>
-          <w:trHeight w:val="460" w:hRule="exact"/>
+          <w:trHeight w:val="340" w:hRule="exact"/>
         </w:trPr>
         <w:tc>
           <w:tcPr>
@@ -12020,7 +12020,7 @@
       </w:tblGrid>
       <w:tr>
         <w:trPr>
-          <w:trHeight w:val="460" w:hRule="exact"/>
+          <w:trHeight w:val="340" w:hRule="exact"/>
         </w:trPr>
         <w:tc>
           <w:tcPr>
@@ -12071,7 +12071,7 @@
       </w:tblGrid>
       <w:tr>
         <w:trPr>
-          <w:trHeight w:val="460" w:hRule="exact"/>
+          <w:trHeight w:val="340" w:hRule="exact"/>
         </w:trPr>
         <w:tc>
           <w:tcPr>
@@ -12122,7 +12122,7 @@
       </w:tblGrid>
       <w:tr>
         <w:trPr>
-          <w:trHeight w:val="460" w:hRule="exact"/>
+          <w:trHeight w:val="340" w:hRule="exact"/>
         </w:trPr>
         <w:tc>
           <w:tcPr>
@@ -12173,7 +12173,7 @@
       </w:tblGrid>
       <w:tr>
         <w:trPr>
-          <w:trHeight w:val="460" w:hRule="exact"/>
+          <w:trHeight w:val="340" w:hRule="exact"/>
         </w:trPr>
         <w:tc>
           <w:tcPr>
@@ -12224,7 +12224,7 @@
       </w:tblGrid>
       <w:tr>
         <w:trPr>
-          <w:trHeight w:val="460" w:hRule="exact"/>
+          <w:trHeight w:val="340" w:hRule="exact"/>
         </w:trPr>
         <w:tc>
           <w:tcPr>
@@ -12275,7 +12275,7 @@
       </w:tblGrid>
       <w:tr>
         <w:trPr>
-          <w:trHeight w:val="460" w:hRule="exact"/>
+          <w:trHeight w:val="340" w:hRule="exact"/>
         </w:trPr>
         <w:tc>
           <w:tcPr>
@@ -13455,7 +13455,7 @@
       </w:tblGrid>
       <w:tr>
         <w:trPr>
-          <w:trHeight w:val="460" w:hRule="exact"/>
+          <w:trHeight w:val="340" w:hRule="exact"/>
         </w:trPr>
         <w:tc>
           <w:tcPr>
@@ -13506,7 +13506,7 @@
       </w:tblGrid>
       <w:tr>
         <w:trPr>
-          <w:trHeight w:val="460" w:hRule="exact"/>
+          <w:trHeight w:val="340" w:hRule="exact"/>
         </w:trPr>
         <w:tc>
           <w:tcPr>
@@ -13557,7 +13557,7 @@
       </w:tblGrid>
       <w:tr>
         <w:trPr>
-          <w:trHeight w:val="460" w:hRule="exact"/>
+          <w:trHeight w:val="340" w:hRule="exact"/>
         </w:trPr>
         <w:tc>
           <w:tcPr>
@@ -13608,7 +13608,7 @@
       </w:tblGrid>
       <w:tr>
         <w:trPr>
-          <w:trHeight w:val="460" w:hRule="exact"/>
+          <w:trHeight w:val="340" w:hRule="exact"/>
         </w:trPr>
         <w:tc>
           <w:tcPr>
@@ -13659,7 +13659,7 @@
       </w:tblGrid>
       <w:tr>
         <w:trPr>
-          <w:trHeight w:val="460" w:hRule="exact"/>
+          <w:trHeight w:val="340" w:hRule="exact"/>
         </w:trPr>
         <w:tc>
           <w:tcPr>
@@ -13710,7 +13710,7 @@
       </w:tblGrid>
       <w:tr>
         <w:trPr>
-          <w:trHeight w:val="460" w:hRule="exact"/>
+          <w:trHeight w:val="340" w:hRule="exact"/>
         </w:trPr>
         <w:tc>
           <w:tcPr>
@@ -13761,7 +13761,7 @@
       </w:tblGrid>
       <w:tr>
         <w:trPr>
-          <w:trHeight w:val="460" w:hRule="exact"/>
+          <w:trHeight w:val="340" w:hRule="exact"/>
         </w:trPr>
         <w:tc>
           <w:tcPr>
@@ -13812,7 +13812,7 @@
       </w:tblGrid>
       <w:tr>
         <w:trPr>
-          <w:trHeight w:val="460" w:hRule="exact"/>
+          <w:trHeight w:val="340" w:hRule="exact"/>
         </w:trPr>
         <w:tc>
           <w:tcPr>
@@ -13863,7 +13863,7 @@
       </w:tblGrid>
       <w:tr>
         <w:trPr>
-          <w:trHeight w:val="460" w:hRule="exact"/>
+          <w:trHeight w:val="340" w:hRule="exact"/>
         </w:trPr>
         <w:tc>
           <w:tcPr>
@@ -13914,7 +13914,7 @@
       </w:tblGrid>
       <w:tr>
         <w:trPr>
-          <w:trHeight w:val="460" w:hRule="exact"/>
+          <w:trHeight w:val="340" w:hRule="exact"/>
         </w:trPr>
         <w:tc>
           <w:tcPr>
@@ -14087,7 +14087,7 @@
       </w:tblGrid>
       <w:tr>
         <w:trPr>
-          <w:trHeight w:val="460" w:hRule="exact"/>
+          <w:trHeight w:val="340" w:hRule="exact"/>
         </w:trPr>
         <w:tc>
           <w:tcPr>
@@ -14138,7 +14138,7 @@
       </w:tblGrid>
       <w:tr>
         <w:trPr>
-          <w:trHeight w:val="460" w:hRule="exact"/>
+          <w:trHeight w:val="340" w:hRule="exact"/>
         </w:trPr>
         <w:tc>
           <w:tcPr>
@@ -14189,7 +14189,7 @@
       </w:tblGrid>
       <w:tr>
         <w:trPr>
-          <w:trHeight w:val="460" w:hRule="exact"/>
+          <w:trHeight w:val="340" w:hRule="exact"/>
         </w:trPr>
         <w:tc>
           <w:tcPr>
@@ -14240,7 +14240,7 @@
       </w:tblGrid>
       <w:tr>
         <w:trPr>
-          <w:trHeight w:val="460" w:hRule="exact"/>
+          <w:trHeight w:val="340" w:hRule="exact"/>
         </w:trPr>
         <w:tc>
           <w:tcPr>
@@ -14291,7 +14291,7 @@
       </w:tblGrid>
       <w:tr>
         <w:trPr>
-          <w:trHeight w:val="460" w:hRule="exact"/>
+          <w:trHeight w:val="340" w:hRule="exact"/>
         </w:trPr>
         <w:tc>
           <w:tcPr>
@@ -14380,7 +14380,7 @@
       </w:tblGrid>
       <w:tr>
         <w:trPr>
-          <w:trHeight w:val="460" w:hRule="exact"/>
+          <w:trHeight w:val="340" w:hRule="exact"/>
         </w:trPr>
         <w:tc>
           <w:tcPr>
@@ -14431,7 +14431,7 @@
       </w:tblGrid>
       <w:tr>
         <w:trPr>
-          <w:trHeight w:val="460" w:hRule="exact"/>
+          <w:trHeight w:val="340" w:hRule="exact"/>
         </w:trPr>
         <w:tc>
           <w:tcPr>
@@ -14482,7 +14482,7 @@
       </w:tblGrid>
       <w:tr>
         <w:trPr>
-          <w:trHeight w:val="460" w:hRule="exact"/>
+          <w:trHeight w:val="340" w:hRule="exact"/>
         </w:trPr>
         <w:tc>
           <w:tcPr>
@@ -14579,7 +14579,7 @@
       </w:tblGrid>
       <w:tr>
         <w:trPr>
-          <w:trHeight w:val="460" w:hRule="exact"/>
+          <w:trHeight w:val="340" w:hRule="exact"/>
         </w:trPr>
         <w:tc>
           <w:tcPr>
@@ -14630,7 +14630,7 @@
       </w:tblGrid>
       <w:tr>
         <w:trPr>
-          <w:trHeight w:val="460" w:hRule="exact"/>
+          <w:trHeight w:val="340" w:hRule="exact"/>
         </w:trPr>
         <w:tc>
           <w:tcPr>
@@ -14681,7 +14681,7 @@
       </w:tblGrid>
       <w:tr>
         <w:trPr>
-          <w:trHeight w:val="460" w:hRule="exact"/>
+          <w:trHeight w:val="340" w:hRule="exact"/>
         </w:trPr>
         <w:tc>
           <w:tcPr>
@@ -14732,7 +14732,7 @@
       </w:tblGrid>
       <w:tr>
         <w:trPr>
-          <w:trHeight w:val="460" w:hRule="exact"/>
+          <w:trHeight w:val="340" w:hRule="exact"/>
         </w:trPr>
         <w:tc>
           <w:tcPr>
@@ -14783,7 +14783,7 @@
       </w:tblGrid>
       <w:tr>
         <w:trPr>
-          <w:trHeight w:val="460" w:hRule="exact"/>
+          <w:trHeight w:val="340" w:hRule="exact"/>
         </w:trPr>
         <w:tc>
           <w:tcPr>
@@ -14834,7 +14834,7 @@
       </w:tblGrid>
       <w:tr>
         <w:trPr>
-          <w:trHeight w:val="460" w:hRule="exact"/>
+          <w:trHeight w:val="340" w:hRule="exact"/>
         </w:trPr>
         <w:tc>
           <w:tcPr>
@@ -14885,7 +14885,7 @@
       </w:tblGrid>
       <w:tr>
         <w:trPr>
-          <w:trHeight w:val="460" w:hRule="exact"/>
+          <w:trHeight w:val="340" w:hRule="exact"/>
         </w:trPr>
         <w:tc>
           <w:tcPr>
@@ -14936,7 +14936,7 @@
       </w:tblGrid>
       <w:tr>
         <w:trPr>
-          <w:trHeight w:val="460" w:hRule="exact"/>
+          <w:trHeight w:val="340" w:hRule="exact"/>
         </w:trPr>
         <w:tc>
           <w:tcPr>
@@ -14987,7 +14987,7 @@
       </w:tblGrid>
       <w:tr>
         <w:trPr>
-          <w:trHeight w:val="460" w:hRule="exact"/>
+          <w:trHeight w:val="340" w:hRule="exact"/>
         </w:trPr>
         <w:tc>
           <w:tcPr>
@@ -15515,7 +15515,7 @@
     <w:next w:val="Normal"/>
     <w:qFormat/>
     <w:pPr>
-      <w:spacing w:after="180" w:before="360"/>
+      <w:spacing w:after="80" w:before="180"/>
       <w:outlineLvl w:val="0"/>
     </w:pPr>
     <w:rPr>
@@ -15533,7 +15533,7 @@
     <w:next w:val="Normal"/>
     <w:qFormat/>
     <w:pPr>
-      <w:spacing w:after="120" w:before="280"/>
+      <w:spacing w:after="60" w:before="140"/>
       <w:outlineLvl w:val="1"/>
     </w:pPr>
     <w:rPr>
@@ -15551,7 +15551,7 @@
     <w:next w:val="Normal"/>
     <w:qFormat/>
     <w:pPr>
-      <w:spacing w:after="100" w:before="200"/>
+      <w:spacing w:after="50" w:before="100"/>
       <w:outlineLvl w:val="2"/>
     </w:pPr>
     <w:rPr>

--- a/downloads/family-captain/Family_Captain_Bootcamp_WORKBOOK.docx
+++ b/downloads/family-captain/Family_Captain_Bootcamp_WORKBOOK.docx
@@ -15139,7 +15139,7 @@
         <w:sz w:val="18"/>
         <w:szCs w:val="18"/>
       </w:rPr>
-      <w:t xml:space="preserve">USMC Ministries · usmcmin.org · </w:t>
+      <w:t xml:space="preserve">Family Captain · </w:t>
     </w:r>
     <w:r>
       <w:rPr>

--- a/downloads/family-captain/Family_Captain_Bootcamp_WORKBOOK.docx
+++ b/downloads/family-captain/Family_Captain_Bootcamp_WORKBOOK.docx
@@ -266,7 +266,7 @@
         <w:pStyle w:val="Heading1"/>
       </w:pPr>
       <w:r>
-        <w:t xml:space="preserve">Visioning</w:t>
+        <w:t xml:space="preserve">Vision</w:t>
       </w:r>
     </w:p>
     <w:p>
@@ -1326,7 +1326,7 @@
         <w:pStyle w:val="Heading1"/>
       </w:pPr>
       <w:r>
-        <w:t xml:space="preserve">Husbanding</w:t>
+        <w:t xml:space="preserve">Body</w:t>
       </w:r>
     </w:p>
     <w:p>
@@ -1341,7 +1341,7 @@
           <w:sz w:val="22"/>
           <w:szCs w:val="22"/>
         </w:rPr>
-        <w:t xml:space="preserve">Lead with love. The captain's first crew is one woman.</w:t>
+        <w:t xml:space="preserve">Steward the temple. The captain trains the body that carries the load.</w:t>
       </w:r>
     </w:p>
     <w:p>
@@ -1372,7 +1372,7 @@
           <w:sz w:val="22"/>
           <w:szCs w:val="22"/>
         </w:rPr>
-        <w:t xml:space="preserve">"Husbands, love your wives, as Christ loved the church and gave himself up for her."</w:t>
+        <w:t xml:space="preserve">"Your body is a temple of the Holy Spirit. Glorify God in your body."</w:t>
       </w:r>
     </w:p>
     <w:p>
@@ -1385,7 +1385,7 @@
           <w:sz w:val="20"/>
           <w:szCs w:val="20"/>
         </w:rPr>
-        <w:t xml:space="preserve">— Ephesians 5:25-28</w:t>
+        <w:t xml:space="preserve">— 1 Corinthians 6:19-20</w:t>
       </w:r>
     </w:p>
     <w:p>
@@ -1466,7 +1466,7 @@
         <w:pStyle w:val="Heading2"/>
       </w:pPr>
       <w:r>
-        <w:t xml:space="preserve">The 5-Minute Wife Audit</w:t>
+        <w:t xml:space="preserve">Weekly Movement Practice</w:t>
       </w:r>
     </w:p>
     <w:p>
@@ -1481,7 +1481,7 @@
           <w:sz w:val="22"/>
           <w:szCs w:val="22"/>
         </w:rPr>
-        <w:t xml:space="preserve">A clean look at how you've actually been showing up.</w:t>
+        <w:t xml:space="preserve">3× strength + 2× walking. On the calendar. Not a wish.</w:t>
       </w:r>
     </w:p>
     <w:p>
@@ -1510,7 +1510,7 @@
           <w:sz w:val="22"/>
           <w:szCs w:val="22"/>
         </w:rPr>
-        <w:t xml:space="preserve">Most captains believe their own PR. Ask AI to play the role of your wife describing this month from her chair.</w:t>
+        <w:t xml:space="preserve">Your body is the boat. The bootcamp doesn't make you a different man if you can't carry your wife's groceries up two flights.</w:t>
       </w:r>
     </w:p>
     <w:p>
@@ -1534,7 +1534,7 @@
           <w:sz w:val="22"/>
           <w:szCs w:val="22"/>
         </w:rPr>
-        <w:t xml:space="preserve">Open Claude. Give it your marriage stage, this month's stressors. No specific names.</w:t>
+        <w:t xml:space="preserve">Open Claude. Give your current state honestly. Note injuries.</w:t>
       </w:r>
     </w:p>
     <w:p>
@@ -1550,7 +1550,7 @@
           <w:sz w:val="22"/>
           <w:szCs w:val="22"/>
         </w:rPr>
-        <w:t xml:space="preserve">Ask: "If my wife described how I'm showing up this month — words, presence, follow-through — what would she say?"</w:t>
+        <w:t xml:space="preserve">Ask for a 4-week plan: 3 strength + 2 walking + 1 rest (Sabbath).</w:t>
       </w:r>
     </w:p>
     <w:p>
@@ -1566,7 +1566,7 @@
           <w:sz w:val="22"/>
           <w:szCs w:val="22"/>
         </w:rPr>
-        <w:t xml:space="preserve">Read the answer. Notice what stings. That's the signal.</w:t>
+        <w:t xml:space="preserve">Put every session on the calendar THIS week.</w:t>
       </w:r>
     </w:p>
     <w:p>
@@ -1582,7 +1582,7 @@
           <w:sz w:val="22"/>
           <w:szCs w:val="22"/>
         </w:rPr>
-        <w:t xml:space="preserve">Pick ONE thing to fix this week.</w:t>
+        <w:t xml:space="preserve">Track it. Show up imperfectly.</w:t>
       </w:r>
     </w:p>
     <w:p>
@@ -1605,7 +1605,7 @@
           <w:sz w:val="22"/>
           <w:szCs w:val="22"/>
         </w:rPr>
-        <w:t xml:space="preserve">Ephesians 5:25 — Love your wives, as Christ loved the church.</w:t>
+        <w:t xml:space="preserve">1 Corinthians 6:19-20 — Glorify God in your body.</w:t>
       </w:r>
     </w:p>
     <w:p>
@@ -1705,7 +1705,7 @@
         <w:pStyle w:val="Heading2"/>
       </w:pPr>
       <w:r>
-        <w:t xml:space="preserve">Prep One Hard Conversation</w:t>
+        <w:t xml:space="preserve">Captain's Meal Plan</w:t>
       </w:r>
     </w:p>
     <w:p>
@@ -1720,7 +1720,7 @@
           <w:sz w:val="22"/>
           <w:szCs w:val="22"/>
         </w:rPr>
-        <w:t xml:space="preserve">AI prepares the captain. The captain shows up.</w:t>
+        <w:t xml:space="preserve">Protein-forward one-week plan. AI drafts. Shopper collaborates.</w:t>
       </w:r>
     </w:p>
     <w:p>
@@ -1749,7 +1749,7 @@
           <w:sz w:val="22"/>
           <w:szCs w:val="22"/>
         </w:rPr>
-        <w:t xml:space="preserve">There's a conversation you've been avoiding with your wife. AI is the prep room, not the pulpit.</w:t>
+        <w:t xml:space="preserve">Most family captains lose this battle by 6pm because they didn't decide at 9am.</w:t>
       </w:r>
     </w:p>
     <w:p>
@@ -1773,7 +1773,7 @@
           <w:sz w:val="22"/>
           <w:szCs w:val="22"/>
         </w:rPr>
-        <w:t xml:space="preserve">Use Claude to prepare: clarify what you want to say, anticipate her response, find the kindest true words.</w:t>
+        <w:t xml:space="preserve">Open Claude. Household details: kids' ages, allergies, budget.</w:t>
       </w:r>
     </w:p>
     <w:p>
@@ -1789,7 +1789,7 @@
           <w:sz w:val="22"/>
           <w:szCs w:val="22"/>
         </w:rPr>
-        <w:t xml:space="preserve">Have the conversation. Without AI in the room.</w:t>
+        <w:t xml:space="preserve">Ask for 7 protein-forward dinners (~30 min prep) + grouped grocery list + 2 lunch defaults + 1 easy night.</w:t>
       </w:r>
     </w:p>
     <w:p>
@@ -1805,7 +1805,23 @@
           <w:sz w:val="22"/>
           <w:szCs w:val="22"/>
         </w:rPr>
-        <w:t xml:space="preserve">Log 2 sentences: what landed, what you'd do differently.</w:t>
+        <w:t xml:space="preserve">Hand the draft to whoever shops. Collaborate.</w:t>
+      </w:r>
+    </w:p>
+    <w:p>
+      <w:pPr>
+        <w:pStyle w:val="ListParagraph"/>
+        <w:numPr>
+          <w:ilvl w:val="0"/>
+          <w:numId w:val="3"/>
+        </w:numPr>
+      </w:pPr>
+      <w:r>
+        <w:rPr>
+          <w:sz w:val="22"/>
+          <w:szCs w:val="22"/>
+        </w:rPr>
+        <w:t xml:space="preserve">Stock the pantry by Monday.</w:t>
       </w:r>
     </w:p>
     <w:p>
@@ -1828,7 +1844,7 @@
           <w:sz w:val="22"/>
           <w:szCs w:val="22"/>
         </w:rPr>
-        <w:t xml:space="preserve">Ephesians 4:15 — Speak the truth in love.</w:t>
+        <w:t xml:space="preserve">Proverbs 31:15 — A wise household plans meals.</w:t>
       </w:r>
     </w:p>
     <w:p>
@@ -1928,7 +1944,7 @@
         <w:pStyle w:val="Heading2"/>
       </w:pPr>
       <w:r>
-        <w:t xml:space="preserve">Letter to Your Wife</w:t>
+        <w:t xml:space="preserve">5-Night Sleep Audit</w:t>
       </w:r>
     </w:p>
     <w:p>
@@ -1943,7 +1959,7 @@
           <w:sz w:val="22"/>
           <w:szCs w:val="22"/>
         </w:rPr>
-        <w:t xml:space="preserve">One page. AI polishes grammar. You sign. You hand it over.</w:t>
+        <w:t xml:space="preserve">Log 5 nights. AI summarizes. Fix one variable next week.</w:t>
       </w:r>
     </w:p>
     <w:p>
@@ -1972,7 +1988,7 @@
           <w:sz w:val="22"/>
           <w:szCs w:val="22"/>
         </w:rPr>
-        <w:t xml:space="preserve">A handwritten letter still does something a text doesn't. Make it real.</w:t>
+        <w:t xml:space="preserve">Sleep is leadership compounded. Diagnose by data, not by feeling.</w:t>
       </w:r>
     </w:p>
     <w:p>
@@ -1996,7 +2012,7 @@
           <w:sz w:val="22"/>
           <w:szCs w:val="22"/>
         </w:rPr>
-        <w:t xml:space="preserve">Open Claude. Ask for a structured outline only — no draft text.</w:t>
+        <w:t xml:space="preserve">For 5 nights, log: bed time, wake time, caffeine cutoff, screen cutoff, stress 1-10, rested 1-10.</w:t>
       </w:r>
     </w:p>
     <w:p>
@@ -2012,7 +2028,7 @@
           <w:sz w:val="22"/>
           <w:szCs w:val="22"/>
         </w:rPr>
-        <w:t xml:space="preserve">Write the letter yourself, your voice, your specifics.</w:t>
+        <w:t xml:space="preserve">Saturday: paste all 5 nights into Claude. Ask for patterns and ONE variable to change.</w:t>
       </w:r>
     </w:p>
     <w:p>
@@ -2028,7 +2044,525 @@
           <w:sz w:val="22"/>
           <w:szCs w:val="22"/>
         </w:rPr>
-        <w:t xml:space="preserve">Run it through Claude for grammar polish — keep your voice.</w:t>
+        <w:t xml:space="preserve">Implement that one change next week. No others.</w:t>
+      </w:r>
+    </w:p>
+    <w:p>
+      <w:pPr>
+        <w:pStyle w:val="Heading3"/>
+      </w:pPr>
+      <w:r>
+        <w:t xml:space="preserve">Scripture sit</w:t>
+      </w:r>
+    </w:p>
+    <w:p>
+      <w:pPr>
+        <w:spacing w:after="120"/>
+      </w:pPr>
+      <w:r>
+        <w:rPr>
+          <w:i/>
+          <w:iCs/>
+          <w:color w:val="1A1A1A"/>
+          <w:sz w:val="22"/>
+          <w:szCs w:val="22"/>
+        </w:rPr>
+        <w:t xml:space="preserve">Psalm 127:2 — He gives to his beloved sleep.</w:t>
+      </w:r>
+    </w:p>
+    <w:p>
+      <w:pPr>
+        <w:pStyle w:val="Heading3"/>
+      </w:pPr>
+      <w:r>
+        <w:t xml:space="preserve">What I noticed</w:t>
+      </w:r>
+    </w:p>
+    <w:p>
+      <w:pPr>
+        <w:pBdr>
+          <w:bottom w:val="single" w:color="D1D5DB" w:sz="6" w:space="1"/>
+        </w:pBdr>
+        <w:spacing w:after="0" w:before="160"/>
+      </w:pPr>
+    </w:p>
+    <w:p>
+      <w:pPr>
+        <w:pBdr>
+          <w:bottom w:val="single" w:color="D1D5DB" w:sz="6" w:space="1"/>
+        </w:pBdr>
+        <w:spacing w:after="0" w:before="160"/>
+      </w:pPr>
+    </w:p>
+    <w:p>
+      <w:pPr>
+        <w:pBdr>
+          <w:bottom w:val="single" w:color="D1D5DB" w:sz="6" w:space="1"/>
+        </w:pBdr>
+        <w:spacing w:after="0" w:before="160"/>
+      </w:pPr>
+    </w:p>
+    <w:p>
+      <w:pPr>
+        <w:pBdr>
+          <w:bottom w:val="single" w:color="D1D5DB" w:sz="6" w:space="1"/>
+        </w:pBdr>
+        <w:spacing w:after="0" w:before="160"/>
+      </w:pPr>
+    </w:p>
+    <w:p>
+      <w:pPr>
+        <w:pBdr>
+          <w:bottom w:val="single" w:color="D1D5DB" w:sz="6" w:space="1"/>
+        </w:pBdr>
+        <w:spacing w:after="0" w:before="160"/>
+      </w:pPr>
+    </w:p>
+    <w:p>
+      <w:pPr>
+        <w:pStyle w:val="Heading3"/>
+      </w:pPr>
+      <w:r>
+        <w:t xml:space="preserve">Captain's next move</w:t>
+      </w:r>
+    </w:p>
+    <w:p>
+      <w:pPr>
+        <w:pBdr>
+          <w:bottom w:val="single" w:color="D1D5DB" w:sz="6" w:space="1"/>
+        </w:pBdr>
+        <w:spacing w:after="0" w:before="160"/>
+      </w:pPr>
+    </w:p>
+    <w:p>
+      <w:pPr>
+        <w:pBdr>
+          <w:bottom w:val="single" w:color="D1D5DB" w:sz="6" w:space="1"/>
+        </w:pBdr>
+        <w:spacing w:after="0" w:before="160"/>
+      </w:pPr>
+    </w:p>
+    <w:p>
+      <w:r>
+        <w:br w:type="page"/>
+      </w:r>
+    </w:p>
+    <w:p>
+      <w:pPr>
+        <w:spacing w:after="60"/>
+      </w:pPr>
+      <w:r>
+        <w:rPr>
+          <w:b/>
+          <w:bCs/>
+          <w:color w:val="CE8E31"/>
+          <w:sz w:val="18"/>
+          <w:szCs w:val="18"/>
+        </w:rPr>
+        <w:t xml:space="preserve">WEEK 2 · REVIEW</w:t>
+      </w:r>
+    </w:p>
+    <w:p>
+      <w:pPr>
+        <w:pStyle w:val="Heading1"/>
+      </w:pPr>
+      <w:r>
+        <w:t xml:space="preserve">Saturday Captain's Audit</w:t>
+      </w:r>
+    </w:p>
+    <w:p>
+      <w:pPr>
+        <w:spacing w:after="120"/>
+      </w:pPr>
+      <w:r>
+        <w:rPr>
+          <w:i/>
+          <w:iCs/>
+          <w:color w:val="475569"/>
+          <w:sz w:val="22"/>
+          <w:szCs w:val="22"/>
+        </w:rPr>
+        <w:t xml:space="preserve">Honest answers. No PR. The captain's log isn't HR.</w:t>
+      </w:r>
+    </w:p>
+    <w:p>
+      <w:pPr>
+        <w:pBdr>
+          <w:bottom w:val="single" w:color="CE8E31" w:sz="6" w:space="1"/>
+        </w:pBdr>
+        <w:spacing w:after="120"/>
+      </w:pPr>
+    </w:p>
+    <w:p>
+      <w:pPr>
+        <w:pStyle w:val="Heading3"/>
+      </w:pPr>
+      <w:r>
+        <w:t xml:space="preserve">What did I ship?</w:t>
+      </w:r>
+    </w:p>
+    <w:p>
+      <w:pPr>
+        <w:pBdr>
+          <w:bottom w:val="single" w:color="D1D5DB" w:sz="6" w:space="1"/>
+        </w:pBdr>
+        <w:spacing w:after="0" w:before="160"/>
+      </w:pPr>
+    </w:p>
+    <w:p>
+      <w:pPr>
+        <w:pBdr>
+          <w:bottom w:val="single" w:color="D1D5DB" w:sz="6" w:space="1"/>
+        </w:pBdr>
+        <w:spacing w:after="0" w:before="160"/>
+      </w:pPr>
+    </w:p>
+    <w:p>
+      <w:pPr>
+        <w:pBdr>
+          <w:bottom w:val="single" w:color="D1D5DB" w:sz="6" w:space="1"/>
+        </w:pBdr>
+        <w:spacing w:after="0" w:before="160"/>
+      </w:pPr>
+    </w:p>
+    <w:p>
+      <w:pPr>
+        <w:pStyle w:val="Heading3"/>
+      </w:pPr>
+      <w:r>
+        <w:t xml:space="preserve">What did I avoid?</w:t>
+      </w:r>
+    </w:p>
+    <w:p>
+      <w:pPr>
+        <w:pBdr>
+          <w:bottom w:val="single" w:color="D1D5DB" w:sz="6" w:space="1"/>
+        </w:pBdr>
+        <w:spacing w:after="0" w:before="160"/>
+      </w:pPr>
+    </w:p>
+    <w:p>
+      <w:pPr>
+        <w:pBdr>
+          <w:bottom w:val="single" w:color="D1D5DB" w:sz="6" w:space="1"/>
+        </w:pBdr>
+        <w:spacing w:after="0" w:before="160"/>
+      </w:pPr>
+    </w:p>
+    <w:p>
+      <w:pPr>
+        <w:pBdr>
+          <w:bottom w:val="single" w:color="D1D5DB" w:sz="6" w:space="1"/>
+        </w:pBdr>
+        <w:spacing w:after="0" w:before="160"/>
+      </w:pPr>
+    </w:p>
+    <w:p>
+      <w:pPr>
+        <w:pStyle w:val="Heading3"/>
+      </w:pPr>
+      <w:r>
+        <w:t xml:space="preserve">Where did I show up as captain?</w:t>
+      </w:r>
+    </w:p>
+    <w:p>
+      <w:pPr>
+        <w:pBdr>
+          <w:bottom w:val="single" w:color="D1D5DB" w:sz="6" w:space="1"/>
+        </w:pBdr>
+        <w:spacing w:after="0" w:before="160"/>
+      </w:pPr>
+    </w:p>
+    <w:p>
+      <w:pPr>
+        <w:pBdr>
+          <w:bottom w:val="single" w:color="D1D5DB" w:sz="6" w:space="1"/>
+        </w:pBdr>
+        <w:spacing w:after="0" w:before="160"/>
+      </w:pPr>
+    </w:p>
+    <w:p>
+      <w:pPr>
+        <w:pBdr>
+          <w:bottom w:val="single" w:color="D1D5DB" w:sz="6" w:space="1"/>
+        </w:pBdr>
+        <w:spacing w:after="0" w:before="160"/>
+      </w:pPr>
+    </w:p>
+    <w:p>
+      <w:pPr>
+        <w:pStyle w:val="Heading3"/>
+      </w:pPr>
+      <w:r>
+        <w:t xml:space="preserve">Where did I drift?</w:t>
+      </w:r>
+    </w:p>
+    <w:p>
+      <w:pPr>
+        <w:pBdr>
+          <w:bottom w:val="single" w:color="D1D5DB" w:sz="6" w:space="1"/>
+        </w:pBdr>
+        <w:spacing w:after="0" w:before="160"/>
+      </w:pPr>
+    </w:p>
+    <w:p>
+      <w:pPr>
+        <w:pBdr>
+          <w:bottom w:val="single" w:color="D1D5DB" w:sz="6" w:space="1"/>
+        </w:pBdr>
+        <w:spacing w:after="0" w:before="160"/>
+      </w:pPr>
+    </w:p>
+    <w:p>
+      <w:pPr>
+        <w:pBdr>
+          <w:bottom w:val="single" w:color="D1D5DB" w:sz="6" w:space="1"/>
+        </w:pBdr>
+        <w:spacing w:after="0" w:before="160"/>
+      </w:pPr>
+    </w:p>
+    <w:p>
+      <w:pPr>
+        <w:pStyle w:val="Heading3"/>
+      </w:pPr>
+      <w:r>
+        <w:t xml:space="preserve">ONE anchor for next week</w:t>
+      </w:r>
+    </w:p>
+    <w:p>
+      <w:pPr>
+        <w:pBdr>
+          <w:bottom w:val="single" w:color="D1D5DB" w:sz="6" w:space="1"/>
+        </w:pBdr>
+        <w:spacing w:after="0" w:before="160"/>
+      </w:pPr>
+    </w:p>
+    <w:p>
+      <w:pPr>
+        <w:pBdr>
+          <w:bottom w:val="single" w:color="D1D5DB" w:sz="6" w:space="1"/>
+        </w:pBdr>
+        <w:spacing w:after="0" w:before="160"/>
+      </w:pPr>
+    </w:p>
+    <w:p>
+      <w:r>
+        <w:br w:type="page"/>
+      </w:r>
+    </w:p>
+    <w:p>
+      <w:pPr>
+        <w:spacing w:after="60"/>
+      </w:pPr>
+      <w:r>
+        <w:rPr>
+          <w:b/>
+          <w:bCs/>
+          <w:color w:val="CE8E31"/>
+          <w:sz w:val="18"/>
+          <w:szCs w:val="18"/>
+        </w:rPr>
+        <w:t xml:space="preserve">WEEK 3</w:t>
+      </w:r>
+    </w:p>
+    <w:p>
+      <w:pPr>
+        <w:pStyle w:val="Heading1"/>
+      </w:pPr>
+      <w:r>
+        <w:t xml:space="preserve">Spiritual</w:t>
+      </w:r>
+    </w:p>
+    <w:p>
+      <w:pPr>
+        <w:spacing w:after="120"/>
+      </w:pPr>
+      <w:r>
+        <w:rPr>
+          <w:i/>
+          <w:iCs/>
+          <w:color w:val="475569"/>
+          <w:sz w:val="22"/>
+          <w:szCs w:val="22"/>
+        </w:rPr>
+        <w:t xml:space="preserve">Walk with God. The captain's command flows from his communion.</w:t>
+      </w:r>
+    </w:p>
+    <w:p>
+      <w:pPr>
+        <w:pBdr>
+          <w:bottom w:val="single" w:color="CE8E31" w:sz="6" w:space="1"/>
+        </w:pBdr>
+        <w:spacing w:after="120"/>
+      </w:pPr>
+    </w:p>
+    <w:p>
+      <w:pPr>
+        <w:pStyle w:val="Heading3"/>
+      </w:pPr>
+      <w:r>
+        <w:t xml:space="preserve">Scripture</w:t>
+      </w:r>
+    </w:p>
+    <w:p>
+      <w:pPr>
+        <w:spacing w:after="120"/>
+      </w:pPr>
+      <w:r>
+        <w:rPr>
+          <w:i/>
+          <w:iCs/>
+          <w:color w:val="1A1A1A"/>
+          <w:sz w:val="22"/>
+          <w:szCs w:val="22"/>
+        </w:rPr>
+        <w:t xml:space="preserve">"This Book of the Law shall not depart from your mouth, but you shall meditate on it day and night."</w:t>
+      </w:r>
+    </w:p>
+    <w:p>
+      <w:pPr>
+        <w:spacing w:after="200"/>
+      </w:pPr>
+      <w:r>
+        <w:rPr>
+          <w:color w:val="6B7280"/>
+          <w:sz w:val="20"/>
+          <w:szCs w:val="20"/>
+        </w:rPr>
+        <w:t xml:space="preserve">— Joshua 1:8</w:t>
+      </w:r>
+    </w:p>
+    <w:p>
+      <w:pPr>
+        <w:pStyle w:val="Heading3"/>
+      </w:pPr>
+      <w:r>
+        <w:t xml:space="preserve">Captain's intention for this week</w:t>
+      </w:r>
+    </w:p>
+    <w:p>
+      <w:pPr>
+        <w:spacing w:after="120"/>
+      </w:pPr>
+      <w:r>
+        <w:rPr>
+          <w:color w:val="1A1A1A"/>
+          <w:sz w:val="22"/>
+          <w:szCs w:val="22"/>
+        </w:rPr>
+        <w:t xml:space="preserve">Before you start, write one sentence about what you want this week to produce — not a goal, an intention.</w:t>
+      </w:r>
+    </w:p>
+    <w:p>
+      <w:pPr>
+        <w:pBdr>
+          <w:bottom w:val="single" w:color="D1D5DB" w:sz="6" w:space="1"/>
+        </w:pBdr>
+        <w:spacing w:after="0" w:before="160"/>
+      </w:pPr>
+    </w:p>
+    <w:p>
+      <w:pPr>
+        <w:pBdr>
+          <w:bottom w:val="single" w:color="D1D5DB" w:sz="6" w:space="1"/>
+        </w:pBdr>
+        <w:spacing w:after="0" w:before="160"/>
+      </w:pPr>
+    </w:p>
+    <w:p>
+      <w:pPr>
+        <w:pBdr>
+          <w:bottom w:val="single" w:color="D1D5DB" w:sz="6" w:space="1"/>
+        </w:pBdr>
+        <w:spacing w:after="0" w:before="160"/>
+      </w:pPr>
+    </w:p>
+    <w:p>
+      <w:pPr>
+        <w:pBdr>
+          <w:bottom w:val="single" w:color="D1D5DB" w:sz="6" w:space="1"/>
+        </w:pBdr>
+        <w:spacing w:after="0" w:before="160"/>
+      </w:pPr>
+    </w:p>
+    <w:p>
+      <w:r>
+        <w:br w:type="page"/>
+      </w:r>
+    </w:p>
+    <w:p>
+      <w:pPr>
+        <w:spacing w:after="60"/>
+      </w:pPr>
+      <w:r>
+        <w:rPr>
+          <w:b/>
+          <w:bCs/>
+          <w:color w:val="CE8E31"/>
+          <w:sz w:val="18"/>
+          <w:szCs w:val="18"/>
+        </w:rPr>
+        <w:t xml:space="preserve">WEEK 3 · TASK 1</w:t>
+      </w:r>
+    </w:p>
+    <w:p>
+      <w:pPr>
+        <w:pStyle w:val="Heading2"/>
+      </w:pPr>
+      <w:r>
+        <w:t xml:space="preserve">10-Min Scripture Study, You Lead</w:t>
+      </w:r>
+    </w:p>
+    <w:p>
+      <w:pPr>
+        <w:spacing w:after="120"/>
+      </w:pPr>
+      <w:r>
+        <w:rPr>
+          <w:i/>
+          <w:iCs/>
+          <w:color w:val="475569"/>
+          <w:sz w:val="22"/>
+          <w:szCs w:val="22"/>
+        </w:rPr>
+        <w:t xml:space="preserve">Claude is a study partner. Not a commentary. Not a pastor.</w:t>
+      </w:r>
+    </w:p>
+    <w:p>
+      <w:pPr>
+        <w:pBdr>
+          <w:bottom w:val="single" w:color="CE8E31" w:sz="6" w:space="1"/>
+        </w:pBdr>
+        <w:spacing w:after="120"/>
+      </w:pPr>
+    </w:p>
+    <w:p>
+      <w:pPr>
+        <w:pStyle w:val="Heading3"/>
+      </w:pPr>
+      <w:r>
+        <w:t xml:space="preserve">Setup</w:t>
+      </w:r>
+    </w:p>
+    <w:p>
+      <w:pPr>
+        <w:spacing w:after="120"/>
+      </w:pPr>
+      <w:r>
+        <w:rPr>
+          <w:color w:val="1A1A1A"/>
+          <w:sz w:val="22"/>
+          <w:szCs w:val="22"/>
+        </w:rPr>
+        <w:t xml:space="preserve">Most men outsource Bible study to a pastor. Flip that. You pick the passage. You ask the questions.</w:t>
+      </w:r>
+    </w:p>
+    <w:p>
+      <w:pPr>
+        <w:pStyle w:val="Heading3"/>
+      </w:pPr>
+      <w:r>
+        <w:t xml:space="preserve">Action checklist</w:t>
       </w:r>
     </w:p>
     <w:p>
@@ -2044,7 +2578,55 @@
           <w:sz w:val="22"/>
           <w:szCs w:val="22"/>
         </w:rPr>
-        <w:t xml:space="preserve">Print it. Hand-sign it. Hand it to her.</w:t>
+        <w:t xml:space="preserve">Pick a short passage. Read it aloud, slowly, twice. No screens.</w:t>
+      </w:r>
+    </w:p>
+    <w:p>
+      <w:pPr>
+        <w:pStyle w:val="ListParagraph"/>
+        <w:numPr>
+          <w:ilvl w:val="0"/>
+          <w:numId w:val="3"/>
+        </w:numPr>
+      </w:pPr>
+      <w:r>
+        <w:rPr>
+          <w:sz w:val="22"/>
+          <w:szCs w:val="22"/>
+        </w:rPr>
+        <w:t xml:space="preserve">Open Claude. Use it ONLY for context, cross-references, original-language word notes.</w:t>
+      </w:r>
+    </w:p>
+    <w:p>
+      <w:pPr>
+        <w:pStyle w:val="ListParagraph"/>
+        <w:numPr>
+          <w:ilvl w:val="0"/>
+          <w:numId w:val="3"/>
+        </w:numPr>
+      </w:pPr>
+      <w:r>
+        <w:rPr>
+          <w:sz w:val="22"/>
+          <w:szCs w:val="22"/>
+        </w:rPr>
+        <w:t xml:space="preserve">DO NOT ask Claude what it means for your life.</w:t>
+      </w:r>
+    </w:p>
+    <w:p>
+      <w:pPr>
+        <w:pStyle w:val="ListParagraph"/>
+        <w:numPr>
+          <w:ilvl w:val="0"/>
+          <w:numId w:val="3"/>
+        </w:numPr>
+      </w:pPr>
+      <w:r>
+        <w:rPr>
+          <w:sz w:val="22"/>
+          <w:szCs w:val="22"/>
+        </w:rPr>
+        <w:t xml:space="preserve">Write your own one-sentence application.</w:t>
       </w:r>
     </w:p>
     <w:p>
@@ -2067,7 +2649,7 @@
           <w:sz w:val="22"/>
           <w:szCs w:val="22"/>
         </w:rPr>
-        <w:t xml:space="preserve">Song of Solomon 4:1 — Words spoken in love are still the strongest thing a husband owns.</w:t>
+        <w:t xml:space="preserve">Joshua 1:8 — Meditate on it day and night.</w:t>
       </w:r>
     </w:p>
     <w:p>
@@ -2159,15 +2741,15 @@
           <w:sz w:val="18"/>
           <w:szCs w:val="18"/>
         </w:rPr>
-        <w:t xml:space="preserve">WEEK 2 · REVIEW</w:t>
-      </w:r>
-    </w:p>
-    <w:p>
-      <w:pPr>
-        <w:pStyle w:val="Heading1"/>
-      </w:pPr>
-      <w:r>
-        <w:t xml:space="preserve">Saturday Captain's Audit</w:t>
+        <w:t xml:space="preserve">WEEK 3 · TASK 2</w:t>
+      </w:r>
+    </w:p>
+    <w:p>
+      <w:pPr>
+        <w:pStyle w:val="Heading2"/>
+      </w:pPr>
+      <w:r>
+        <w:t xml:space="preserve">Family Devotion Generator</w:t>
       </w:r>
     </w:p>
     <w:p>
@@ -2182,7 +2764,7 @@
           <w:sz w:val="22"/>
           <w:szCs w:val="22"/>
         </w:rPr>
-        <w:t xml:space="preserve">Honest answers. No PR. The captain's log isn't HR.</w:t>
+        <w:t xml:space="preserve">Friday-night devo, built from Sunday's sermon. 10 minutes.</w:t>
       </w:r>
     </w:p>
     <w:p>
@@ -2198,135 +2780,171 @@
         <w:pStyle w:val="Heading3"/>
       </w:pPr>
       <w:r>
-        <w:t xml:space="preserve">What did I ship?</w:t>
-      </w:r>
-    </w:p>
-    <w:p>
-      <w:pPr>
-        <w:pBdr>
-          <w:bottom w:val="single" w:color="D1D5DB" w:sz="6" w:space="1"/>
-        </w:pBdr>
-        <w:spacing w:after="0" w:before="160"/>
-      </w:pPr>
-    </w:p>
-    <w:p>
-      <w:pPr>
-        <w:pBdr>
-          <w:bottom w:val="single" w:color="D1D5DB" w:sz="6" w:space="1"/>
-        </w:pBdr>
-        <w:spacing w:after="0" w:before="160"/>
-      </w:pPr>
-    </w:p>
-    <w:p>
-      <w:pPr>
-        <w:pBdr>
-          <w:bottom w:val="single" w:color="D1D5DB" w:sz="6" w:space="1"/>
-        </w:pBdr>
-        <w:spacing w:after="0" w:before="160"/>
-      </w:pPr>
-    </w:p>
-    <w:p>
-      <w:pPr>
-        <w:pStyle w:val="Heading3"/>
-      </w:pPr>
-      <w:r>
-        <w:t xml:space="preserve">What did I avoid?</w:t>
-      </w:r>
-    </w:p>
-    <w:p>
-      <w:pPr>
-        <w:pBdr>
-          <w:bottom w:val="single" w:color="D1D5DB" w:sz="6" w:space="1"/>
-        </w:pBdr>
-        <w:spacing w:after="0" w:before="160"/>
-      </w:pPr>
-    </w:p>
-    <w:p>
-      <w:pPr>
-        <w:pBdr>
-          <w:bottom w:val="single" w:color="D1D5DB" w:sz="6" w:space="1"/>
-        </w:pBdr>
-        <w:spacing w:after="0" w:before="160"/>
-      </w:pPr>
-    </w:p>
-    <w:p>
-      <w:pPr>
-        <w:pBdr>
-          <w:bottom w:val="single" w:color="D1D5DB" w:sz="6" w:space="1"/>
-        </w:pBdr>
-        <w:spacing w:after="0" w:before="160"/>
-      </w:pPr>
-    </w:p>
-    <w:p>
-      <w:pPr>
-        <w:pStyle w:val="Heading3"/>
-      </w:pPr>
-      <w:r>
-        <w:t xml:space="preserve">Where did I show up as captain?</w:t>
-      </w:r>
-    </w:p>
-    <w:p>
-      <w:pPr>
-        <w:pBdr>
-          <w:bottom w:val="single" w:color="D1D5DB" w:sz="6" w:space="1"/>
-        </w:pBdr>
-        <w:spacing w:after="0" w:before="160"/>
-      </w:pPr>
-    </w:p>
-    <w:p>
-      <w:pPr>
-        <w:pBdr>
-          <w:bottom w:val="single" w:color="D1D5DB" w:sz="6" w:space="1"/>
-        </w:pBdr>
-        <w:spacing w:after="0" w:before="160"/>
-      </w:pPr>
-    </w:p>
-    <w:p>
-      <w:pPr>
-        <w:pBdr>
-          <w:bottom w:val="single" w:color="D1D5DB" w:sz="6" w:space="1"/>
-        </w:pBdr>
-        <w:spacing w:after="0" w:before="160"/>
-      </w:pPr>
-    </w:p>
-    <w:p>
-      <w:pPr>
-        <w:pStyle w:val="Heading3"/>
-      </w:pPr>
-      <w:r>
-        <w:t xml:space="preserve">Where did I drift?</w:t>
-      </w:r>
-    </w:p>
-    <w:p>
-      <w:pPr>
-        <w:pBdr>
-          <w:bottom w:val="single" w:color="D1D5DB" w:sz="6" w:space="1"/>
-        </w:pBdr>
-        <w:spacing w:after="0" w:before="160"/>
-      </w:pPr>
-    </w:p>
-    <w:p>
-      <w:pPr>
-        <w:pBdr>
-          <w:bottom w:val="single" w:color="D1D5DB" w:sz="6" w:space="1"/>
-        </w:pBdr>
-        <w:spacing w:after="0" w:before="160"/>
-      </w:pPr>
-    </w:p>
-    <w:p>
-      <w:pPr>
-        <w:pBdr>
-          <w:bottom w:val="single" w:color="D1D5DB" w:sz="6" w:space="1"/>
-        </w:pBdr>
-        <w:spacing w:after="0" w:before="160"/>
-      </w:pPr>
-    </w:p>
-    <w:p>
-      <w:pPr>
-        <w:pStyle w:val="Heading3"/>
-      </w:pPr>
-      <w:r>
-        <w:t xml:space="preserve">ONE anchor for next week</w:t>
+        <w:t xml:space="preserve">Setup</w:t>
+      </w:r>
+    </w:p>
+    <w:p>
+      <w:pPr>
+        <w:spacing w:after="120"/>
+      </w:pPr>
+      <w:r>
+        <w:rPr>
+          <w:color w:val="1A1A1A"/>
+          <w:sz w:val="22"/>
+          <w:szCs w:val="22"/>
+        </w:rPr>
+        <w:t xml:space="preserve">Family devotion lives or dies on the captain's preparation. AI compresses 30 minutes of prep to 5.</w:t>
+      </w:r>
+    </w:p>
+    <w:p>
+      <w:pPr>
+        <w:pStyle w:val="Heading3"/>
+      </w:pPr>
+      <w:r>
+        <w:t xml:space="preserve">Action checklist</w:t>
+      </w:r>
+    </w:p>
+    <w:p>
+      <w:pPr>
+        <w:pStyle w:val="ListParagraph"/>
+        <w:numPr>
+          <w:ilvl w:val="0"/>
+          <w:numId w:val="3"/>
+        </w:numPr>
+      </w:pPr>
+      <w:r>
+        <w:rPr>
+          <w:sz w:val="22"/>
+          <w:szCs w:val="22"/>
+        </w:rPr>
+        <w:t xml:space="preserve">Paste this Sunday's sermon notes (or a passage you're sitting in) into Claude.</w:t>
+      </w:r>
+    </w:p>
+    <w:p>
+      <w:pPr>
+        <w:pStyle w:val="ListParagraph"/>
+        <w:numPr>
+          <w:ilvl w:val="0"/>
+          <w:numId w:val="3"/>
+        </w:numPr>
+      </w:pPr>
+      <w:r>
+        <w:rPr>
+          <w:sz w:val="22"/>
+          <w:szCs w:val="22"/>
+        </w:rPr>
+        <w:t xml:space="preserve">Ask for: one key verse to read aloud, one short illustration, one question per kid (by age), one prayer prompt.</w:t>
+      </w:r>
+    </w:p>
+    <w:p>
+      <w:pPr>
+        <w:pStyle w:val="ListParagraph"/>
+        <w:numPr>
+          <w:ilvl w:val="0"/>
+          <w:numId w:val="3"/>
+        </w:numPr>
+      </w:pPr>
+      <w:r>
+        <w:rPr>
+          <w:sz w:val="22"/>
+          <w:szCs w:val="22"/>
+        </w:rPr>
+        <w:t xml:space="preserve">Cut anything that doesn't sound like you.</w:t>
+      </w:r>
+    </w:p>
+    <w:p>
+      <w:pPr>
+        <w:pStyle w:val="ListParagraph"/>
+        <w:numPr>
+          <w:ilvl w:val="0"/>
+          <w:numId w:val="3"/>
+        </w:numPr>
+      </w:pPr>
+      <w:r>
+        <w:rPr>
+          <w:sz w:val="22"/>
+          <w:szCs w:val="22"/>
+        </w:rPr>
+        <w:t xml:space="preserve">Run it Friday night. Take notes on what worked.</w:t>
+      </w:r>
+    </w:p>
+    <w:p>
+      <w:pPr>
+        <w:pStyle w:val="Heading3"/>
+      </w:pPr>
+      <w:r>
+        <w:t xml:space="preserve">Scripture sit</w:t>
+      </w:r>
+    </w:p>
+    <w:p>
+      <w:pPr>
+        <w:spacing w:after="120"/>
+      </w:pPr>
+      <w:r>
+        <w:rPr>
+          <w:i/>
+          <w:iCs/>
+          <w:color w:val="1A1A1A"/>
+          <w:sz w:val="22"/>
+          <w:szCs w:val="22"/>
+        </w:rPr>
+        <w:t xml:space="preserve">Psalm 78:4 — Tell to the coming generation the glorious deeds of the LORD.</w:t>
+      </w:r>
+    </w:p>
+    <w:p>
+      <w:pPr>
+        <w:pStyle w:val="Heading3"/>
+      </w:pPr>
+      <w:r>
+        <w:t xml:space="preserve">What I noticed</w:t>
+      </w:r>
+    </w:p>
+    <w:p>
+      <w:pPr>
+        <w:pBdr>
+          <w:bottom w:val="single" w:color="D1D5DB" w:sz="6" w:space="1"/>
+        </w:pBdr>
+        <w:spacing w:after="0" w:before="160"/>
+      </w:pPr>
+    </w:p>
+    <w:p>
+      <w:pPr>
+        <w:pBdr>
+          <w:bottom w:val="single" w:color="D1D5DB" w:sz="6" w:space="1"/>
+        </w:pBdr>
+        <w:spacing w:after="0" w:before="160"/>
+      </w:pPr>
+    </w:p>
+    <w:p>
+      <w:pPr>
+        <w:pBdr>
+          <w:bottom w:val="single" w:color="D1D5DB" w:sz="6" w:space="1"/>
+        </w:pBdr>
+        <w:spacing w:after="0" w:before="160"/>
+      </w:pPr>
+    </w:p>
+    <w:p>
+      <w:pPr>
+        <w:pBdr>
+          <w:bottom w:val="single" w:color="D1D5DB" w:sz="6" w:space="1"/>
+        </w:pBdr>
+        <w:spacing w:after="0" w:before="160"/>
+      </w:pPr>
+    </w:p>
+    <w:p>
+      <w:pPr>
+        <w:pBdr>
+          <w:bottom w:val="single" w:color="D1D5DB" w:sz="6" w:space="1"/>
+        </w:pBdr>
+        <w:spacing w:after="0" w:before="160"/>
+      </w:pPr>
+    </w:p>
+    <w:p>
+      <w:pPr>
+        <w:pStyle w:val="Heading3"/>
+      </w:pPr>
+      <w:r>
+        <w:t xml:space="preserve">Captain's next move</w:t>
       </w:r>
     </w:p>
     <w:p>
@@ -2362,15 +2980,15 @@
           <w:sz w:val="18"/>
           <w:szCs w:val="18"/>
         </w:rPr>
-        <w:t xml:space="preserve">WEEK 3</w:t>
-      </w:r>
-    </w:p>
-    <w:p>
-      <w:pPr>
-        <w:pStyle w:val="Heading1"/>
-      </w:pPr>
-      <w:r>
-        <w:t xml:space="preserve">Fathering</w:t>
+        <w:t xml:space="preserve">WEEK 3 · TASK 3</w:t>
+      </w:r>
+    </w:p>
+    <w:p>
+      <w:pPr>
+        <w:pStyle w:val="Heading2"/>
+      </w:pPr>
+      <w:r>
+        <w:t xml:space="preserve">Sermon Notes → Captain's Actions</w:t>
       </w:r>
     </w:p>
     <w:p>
@@ -2385,7 +3003,7 @@
           <w:sz w:val="22"/>
           <w:szCs w:val="22"/>
         </w:rPr>
-        <w:t xml:space="preserve">Train up your children. AI assists; the captain disciples.</w:t>
+        <w:t xml:space="preserve">Five actions from a sermon you sat under. Do one today.</w:t>
       </w:r>
     </w:p>
     <w:p>
@@ -2401,7 +3019,100 @@
         <w:pStyle w:val="Heading3"/>
       </w:pPr>
       <w:r>
-        <w:t xml:space="preserve">Scripture</w:t>
+        <w:t xml:space="preserve">Setup</w:t>
+      </w:r>
+    </w:p>
+    <w:p>
+      <w:pPr>
+        <w:spacing w:after="120"/>
+      </w:pPr>
+      <w:r>
+        <w:rPr>
+          <w:color w:val="1A1A1A"/>
+          <w:sz w:val="22"/>
+          <w:szCs w:val="22"/>
+        </w:rPr>
+        <w:t xml:space="preserve">Most men leave church with an emotion. Captains leave with a list. Convert the last sermon you heard into five things you actually do this week.</w:t>
+      </w:r>
+    </w:p>
+    <w:p>
+      <w:pPr>
+        <w:pStyle w:val="Heading3"/>
+      </w:pPr>
+      <w:r>
+        <w:t xml:space="preserve">Action checklist</w:t>
+      </w:r>
+    </w:p>
+    <w:p>
+      <w:pPr>
+        <w:pStyle w:val="ListParagraph"/>
+        <w:numPr>
+          <w:ilvl w:val="0"/>
+          <w:numId w:val="3"/>
+        </w:numPr>
+      </w:pPr>
+      <w:r>
+        <w:rPr>
+          <w:sz w:val="22"/>
+          <w:szCs w:val="22"/>
+        </w:rPr>
+        <w:t xml:space="preserve">Pull up your notes from a recent sermon (Sunday, a podcast, or a recorded message).</w:t>
+      </w:r>
+    </w:p>
+    <w:p>
+      <w:pPr>
+        <w:pStyle w:val="ListParagraph"/>
+        <w:numPr>
+          <w:ilvl w:val="0"/>
+          <w:numId w:val="3"/>
+        </w:numPr>
+      </w:pPr>
+      <w:r>
+        <w:rPr>
+          <w:sz w:val="22"/>
+          <w:szCs w:val="22"/>
+        </w:rPr>
+        <w:t xml:space="preserve">Open Claude. Paste or transcribe the key points.</w:t>
+      </w:r>
+    </w:p>
+    <w:p>
+      <w:pPr>
+        <w:pStyle w:val="ListParagraph"/>
+        <w:numPr>
+          <w:ilvl w:val="0"/>
+          <w:numId w:val="3"/>
+        </w:numPr>
+      </w:pPr>
+      <w:r>
+        <w:rPr>
+          <w:sz w:val="22"/>
+          <w:szCs w:val="22"/>
+        </w:rPr>
+        <w:t xml:space="preserve">Ask: "Pull 5 specific, concrete actions a husband and father should take this week from this sermon."</w:t>
+      </w:r>
+    </w:p>
+    <w:p>
+      <w:pPr>
+        <w:pStyle w:val="ListParagraph"/>
+        <w:numPr>
+          <w:ilvl w:val="0"/>
+          <w:numId w:val="3"/>
+        </w:numPr>
+      </w:pPr>
+      <w:r>
+        <w:rPr>
+          <w:sz w:val="22"/>
+          <w:szCs w:val="22"/>
+        </w:rPr>
+        <w:t xml:space="preserve">Pick ONE. Do it today. Track the other 4 across the week.</w:t>
+      </w:r>
+    </w:p>
+    <w:p>
+      <w:pPr>
+        <w:pStyle w:val="Heading3"/>
+      </w:pPr>
+      <w:r>
+        <w:t xml:space="preserve">Scripture sit</w:t>
       </w:r>
     </w:p>
     <w:p>
@@ -2416,58 +3127,64 @@
           <w:sz w:val="22"/>
           <w:szCs w:val="22"/>
         </w:rPr>
-        <w:t xml:space="preserve">"You shall teach them diligently to your children, and shall talk of them when you sit in your house."</w:t>
-      </w:r>
-    </w:p>
-    <w:p>
-      <w:pPr>
-        <w:spacing w:after="200"/>
-      </w:pPr>
-      <w:r>
-        <w:rPr>
-          <w:color w:val="6B7280"/>
-          <w:sz w:val="20"/>
-          <w:szCs w:val="20"/>
-        </w:rPr>
-        <w:t xml:space="preserve">— Deuteronomy 6:6-7</w:t>
-      </w:r>
-    </w:p>
-    <w:p>
-      <w:pPr>
-        <w:pStyle w:val="Heading3"/>
-      </w:pPr>
-      <w:r>
-        <w:t xml:space="preserve">Captain's intention for this week</w:t>
-      </w:r>
-    </w:p>
-    <w:p>
-      <w:pPr>
-        <w:spacing w:after="120"/>
-      </w:pPr>
-      <w:r>
-        <w:rPr>
-          <w:color w:val="1A1A1A"/>
-          <w:sz w:val="22"/>
-          <w:szCs w:val="22"/>
-        </w:rPr>
-        <w:t xml:space="preserve">Before you start, write one sentence about what you want this week to produce — not a goal, an intention.</w:t>
-      </w:r>
-    </w:p>
-    <w:p>
-      <w:pPr>
-        <w:pBdr>
-          <w:bottom w:val="single" w:color="D1D5DB" w:sz="6" w:space="1"/>
-        </w:pBdr>
-        <w:spacing w:after="0" w:before="160"/>
-      </w:pPr>
-    </w:p>
-    <w:p>
-      <w:pPr>
-        <w:pBdr>
-          <w:bottom w:val="single" w:color="D1D5DB" w:sz="6" w:space="1"/>
-        </w:pBdr>
-        <w:spacing w:after="0" w:before="160"/>
-      </w:pPr>
+        <w:t xml:space="preserve">James 1:22 — Be doers of the word, and not hearers only.</w:t>
+      </w:r>
+    </w:p>
+    <w:p>
+      <w:pPr>
+        <w:pStyle w:val="Heading3"/>
+      </w:pPr>
+      <w:r>
+        <w:t xml:space="preserve">What I noticed</w:t>
+      </w:r>
+    </w:p>
+    <w:p>
+      <w:pPr>
+        <w:pBdr>
+          <w:bottom w:val="single" w:color="D1D5DB" w:sz="6" w:space="1"/>
+        </w:pBdr>
+        <w:spacing w:after="0" w:before="160"/>
+      </w:pPr>
+    </w:p>
+    <w:p>
+      <w:pPr>
+        <w:pBdr>
+          <w:bottom w:val="single" w:color="D1D5DB" w:sz="6" w:space="1"/>
+        </w:pBdr>
+        <w:spacing w:after="0" w:before="160"/>
+      </w:pPr>
+    </w:p>
+    <w:p>
+      <w:pPr>
+        <w:pBdr>
+          <w:bottom w:val="single" w:color="D1D5DB" w:sz="6" w:space="1"/>
+        </w:pBdr>
+        <w:spacing w:after="0" w:before="160"/>
+      </w:pPr>
+    </w:p>
+    <w:p>
+      <w:pPr>
+        <w:pBdr>
+          <w:bottom w:val="single" w:color="D1D5DB" w:sz="6" w:space="1"/>
+        </w:pBdr>
+        <w:spacing w:after="0" w:before="160"/>
+      </w:pPr>
+    </w:p>
+    <w:p>
+      <w:pPr>
+        <w:pBdr>
+          <w:bottom w:val="single" w:color="D1D5DB" w:sz="6" w:space="1"/>
+        </w:pBdr>
+        <w:spacing w:after="0" w:before="160"/>
+      </w:pPr>
+    </w:p>
+    <w:p>
+      <w:pPr>
+        <w:pStyle w:val="Heading3"/>
+      </w:pPr>
+      <w:r>
+        <w:t xml:space="preserve">Captain's next move</w:t>
+      </w:r>
     </w:p>
     <w:p>
       <w:pPr>
@@ -2502,15 +3219,15 @@
           <w:sz w:val="18"/>
           <w:szCs w:val="18"/>
         </w:rPr>
-        <w:t xml:space="preserve">WEEK 3 · TASK 1</w:t>
-      </w:r>
-    </w:p>
-    <w:p>
-      <w:pPr>
-        <w:pStyle w:val="Heading2"/>
-      </w:pPr>
-      <w:r>
-        <w:t xml:space="preserve">3 Questions for the Dinner Table</w:t>
+        <w:t xml:space="preserve">WEEK 3 · REVIEW</w:t>
+      </w:r>
+    </w:p>
+    <w:p>
+      <w:pPr>
+        <w:pStyle w:val="Heading1"/>
+      </w:pPr>
+      <w:r>
+        <w:t xml:space="preserve">Saturday Captain's Audit</w:t>
       </w:r>
     </w:p>
     <w:p>
@@ -2525,7 +3242,7 @@
           <w:sz w:val="22"/>
           <w:szCs w:val="22"/>
         </w:rPr>
-        <w:t xml:space="preserve">Ask one tonight. Listen. Don't fix.</w:t>
+        <w:t xml:space="preserve">Honest answers. No PR. The captain's log isn't HR.</w:t>
       </w:r>
     </w:p>
     <w:p>
@@ -2541,6 +3258,349 @@
         <w:pStyle w:val="Heading3"/>
       </w:pPr>
       <w:r>
+        <w:t xml:space="preserve">What did I ship?</w:t>
+      </w:r>
+    </w:p>
+    <w:p>
+      <w:pPr>
+        <w:pBdr>
+          <w:bottom w:val="single" w:color="D1D5DB" w:sz="6" w:space="1"/>
+        </w:pBdr>
+        <w:spacing w:after="0" w:before="160"/>
+      </w:pPr>
+    </w:p>
+    <w:p>
+      <w:pPr>
+        <w:pBdr>
+          <w:bottom w:val="single" w:color="D1D5DB" w:sz="6" w:space="1"/>
+        </w:pBdr>
+        <w:spacing w:after="0" w:before="160"/>
+      </w:pPr>
+    </w:p>
+    <w:p>
+      <w:pPr>
+        <w:pBdr>
+          <w:bottom w:val="single" w:color="D1D5DB" w:sz="6" w:space="1"/>
+        </w:pBdr>
+        <w:spacing w:after="0" w:before="160"/>
+      </w:pPr>
+    </w:p>
+    <w:p>
+      <w:pPr>
+        <w:pStyle w:val="Heading3"/>
+      </w:pPr>
+      <w:r>
+        <w:t xml:space="preserve">What did I avoid?</w:t>
+      </w:r>
+    </w:p>
+    <w:p>
+      <w:pPr>
+        <w:pBdr>
+          <w:bottom w:val="single" w:color="D1D5DB" w:sz="6" w:space="1"/>
+        </w:pBdr>
+        <w:spacing w:after="0" w:before="160"/>
+      </w:pPr>
+    </w:p>
+    <w:p>
+      <w:pPr>
+        <w:pBdr>
+          <w:bottom w:val="single" w:color="D1D5DB" w:sz="6" w:space="1"/>
+        </w:pBdr>
+        <w:spacing w:after="0" w:before="160"/>
+      </w:pPr>
+    </w:p>
+    <w:p>
+      <w:pPr>
+        <w:pBdr>
+          <w:bottom w:val="single" w:color="D1D5DB" w:sz="6" w:space="1"/>
+        </w:pBdr>
+        <w:spacing w:after="0" w:before="160"/>
+      </w:pPr>
+    </w:p>
+    <w:p>
+      <w:pPr>
+        <w:pStyle w:val="Heading3"/>
+      </w:pPr>
+      <w:r>
+        <w:t xml:space="preserve">Where did I show up as captain?</w:t>
+      </w:r>
+    </w:p>
+    <w:p>
+      <w:pPr>
+        <w:pBdr>
+          <w:bottom w:val="single" w:color="D1D5DB" w:sz="6" w:space="1"/>
+        </w:pBdr>
+        <w:spacing w:after="0" w:before="160"/>
+      </w:pPr>
+    </w:p>
+    <w:p>
+      <w:pPr>
+        <w:pBdr>
+          <w:bottom w:val="single" w:color="D1D5DB" w:sz="6" w:space="1"/>
+        </w:pBdr>
+        <w:spacing w:after="0" w:before="160"/>
+      </w:pPr>
+    </w:p>
+    <w:p>
+      <w:pPr>
+        <w:pBdr>
+          <w:bottom w:val="single" w:color="D1D5DB" w:sz="6" w:space="1"/>
+        </w:pBdr>
+        <w:spacing w:after="0" w:before="160"/>
+      </w:pPr>
+    </w:p>
+    <w:p>
+      <w:pPr>
+        <w:pStyle w:val="Heading3"/>
+      </w:pPr>
+      <w:r>
+        <w:t xml:space="preserve">Where did I drift?</w:t>
+      </w:r>
+    </w:p>
+    <w:p>
+      <w:pPr>
+        <w:pBdr>
+          <w:bottom w:val="single" w:color="D1D5DB" w:sz="6" w:space="1"/>
+        </w:pBdr>
+        <w:spacing w:after="0" w:before="160"/>
+      </w:pPr>
+    </w:p>
+    <w:p>
+      <w:pPr>
+        <w:pBdr>
+          <w:bottom w:val="single" w:color="D1D5DB" w:sz="6" w:space="1"/>
+        </w:pBdr>
+        <w:spacing w:after="0" w:before="160"/>
+      </w:pPr>
+    </w:p>
+    <w:p>
+      <w:pPr>
+        <w:pBdr>
+          <w:bottom w:val="single" w:color="D1D5DB" w:sz="6" w:space="1"/>
+        </w:pBdr>
+        <w:spacing w:after="0" w:before="160"/>
+      </w:pPr>
+    </w:p>
+    <w:p>
+      <w:pPr>
+        <w:pStyle w:val="Heading3"/>
+      </w:pPr>
+      <w:r>
+        <w:t xml:space="preserve">ONE anchor for next week</w:t>
+      </w:r>
+    </w:p>
+    <w:p>
+      <w:pPr>
+        <w:pBdr>
+          <w:bottom w:val="single" w:color="D1D5DB" w:sz="6" w:space="1"/>
+        </w:pBdr>
+        <w:spacing w:after="0" w:before="160"/>
+      </w:pPr>
+    </w:p>
+    <w:p>
+      <w:pPr>
+        <w:pBdr>
+          <w:bottom w:val="single" w:color="D1D5DB" w:sz="6" w:space="1"/>
+        </w:pBdr>
+        <w:spacing w:after="0" w:before="160"/>
+      </w:pPr>
+    </w:p>
+    <w:p>
+      <w:r>
+        <w:br w:type="page"/>
+      </w:r>
+    </w:p>
+    <w:p>
+      <w:pPr>
+        <w:spacing w:after="60"/>
+      </w:pPr>
+      <w:r>
+        <w:rPr>
+          <w:b/>
+          <w:bCs/>
+          <w:color w:val="CE8E31"/>
+          <w:sz w:val="18"/>
+          <w:szCs w:val="18"/>
+        </w:rPr>
+        <w:t xml:space="preserve">WEEK 4</w:t>
+      </w:r>
+    </w:p>
+    <w:p>
+      <w:pPr>
+        <w:pStyle w:val="Heading1"/>
+      </w:pPr>
+      <w:r>
+        <w:t xml:space="preserve">Husbanding</w:t>
+      </w:r>
+    </w:p>
+    <w:p>
+      <w:pPr>
+        <w:spacing w:after="120"/>
+      </w:pPr>
+      <w:r>
+        <w:rPr>
+          <w:i/>
+          <w:iCs/>
+          <w:color w:val="475569"/>
+          <w:sz w:val="22"/>
+          <w:szCs w:val="22"/>
+        </w:rPr>
+        <w:t xml:space="preserve">Lead with love. The captain's first crew is one woman.</w:t>
+      </w:r>
+    </w:p>
+    <w:p>
+      <w:pPr>
+        <w:pBdr>
+          <w:bottom w:val="single" w:color="CE8E31" w:sz="6" w:space="1"/>
+        </w:pBdr>
+        <w:spacing w:after="120"/>
+      </w:pPr>
+    </w:p>
+    <w:p>
+      <w:pPr>
+        <w:pStyle w:val="Heading3"/>
+      </w:pPr>
+      <w:r>
+        <w:t xml:space="preserve">Scripture</w:t>
+      </w:r>
+    </w:p>
+    <w:p>
+      <w:pPr>
+        <w:spacing w:after="120"/>
+      </w:pPr>
+      <w:r>
+        <w:rPr>
+          <w:i/>
+          <w:iCs/>
+          <w:color w:val="1A1A1A"/>
+          <w:sz w:val="22"/>
+          <w:szCs w:val="22"/>
+        </w:rPr>
+        <w:t xml:space="preserve">"Husbands, love your wives, as Christ loved the church and gave himself up for her."</w:t>
+      </w:r>
+    </w:p>
+    <w:p>
+      <w:pPr>
+        <w:spacing w:after="200"/>
+      </w:pPr>
+      <w:r>
+        <w:rPr>
+          <w:color w:val="6B7280"/>
+          <w:sz w:val="20"/>
+          <w:szCs w:val="20"/>
+        </w:rPr>
+        <w:t xml:space="preserve">— Ephesians 5:25-28</w:t>
+      </w:r>
+    </w:p>
+    <w:p>
+      <w:pPr>
+        <w:pStyle w:val="Heading3"/>
+      </w:pPr>
+      <w:r>
+        <w:t xml:space="preserve">Captain's intention for this week</w:t>
+      </w:r>
+    </w:p>
+    <w:p>
+      <w:pPr>
+        <w:spacing w:after="120"/>
+      </w:pPr>
+      <w:r>
+        <w:rPr>
+          <w:color w:val="1A1A1A"/>
+          <w:sz w:val="22"/>
+          <w:szCs w:val="22"/>
+        </w:rPr>
+        <w:t xml:space="preserve">Before you start, write one sentence about what you want this week to produce — not a goal, an intention.</w:t>
+      </w:r>
+    </w:p>
+    <w:p>
+      <w:pPr>
+        <w:pBdr>
+          <w:bottom w:val="single" w:color="D1D5DB" w:sz="6" w:space="1"/>
+        </w:pBdr>
+        <w:spacing w:after="0" w:before="160"/>
+      </w:pPr>
+    </w:p>
+    <w:p>
+      <w:pPr>
+        <w:pBdr>
+          <w:bottom w:val="single" w:color="D1D5DB" w:sz="6" w:space="1"/>
+        </w:pBdr>
+        <w:spacing w:after="0" w:before="160"/>
+      </w:pPr>
+    </w:p>
+    <w:p>
+      <w:pPr>
+        <w:pBdr>
+          <w:bottom w:val="single" w:color="D1D5DB" w:sz="6" w:space="1"/>
+        </w:pBdr>
+        <w:spacing w:after="0" w:before="160"/>
+      </w:pPr>
+    </w:p>
+    <w:p>
+      <w:pPr>
+        <w:pBdr>
+          <w:bottom w:val="single" w:color="D1D5DB" w:sz="6" w:space="1"/>
+        </w:pBdr>
+        <w:spacing w:after="0" w:before="160"/>
+      </w:pPr>
+    </w:p>
+    <w:p>
+      <w:r>
+        <w:br w:type="page"/>
+      </w:r>
+    </w:p>
+    <w:p>
+      <w:pPr>
+        <w:spacing w:after="60"/>
+      </w:pPr>
+      <w:r>
+        <w:rPr>
+          <w:b/>
+          <w:bCs/>
+          <w:color w:val="CE8E31"/>
+          <w:sz w:val="18"/>
+          <w:szCs w:val="18"/>
+        </w:rPr>
+        <w:t xml:space="preserve">WEEK 4 · TASK 1</w:t>
+      </w:r>
+    </w:p>
+    <w:p>
+      <w:pPr>
+        <w:pStyle w:val="Heading2"/>
+      </w:pPr>
+      <w:r>
+        <w:t xml:space="preserve">The 5-Minute Wife Audit</w:t>
+      </w:r>
+    </w:p>
+    <w:p>
+      <w:pPr>
+        <w:spacing w:after="120"/>
+      </w:pPr>
+      <w:r>
+        <w:rPr>
+          <w:i/>
+          <w:iCs/>
+          <w:color w:val="475569"/>
+          <w:sz w:val="22"/>
+          <w:szCs w:val="22"/>
+        </w:rPr>
+        <w:t xml:space="preserve">A clean look at how you've actually been showing up.</w:t>
+      </w:r>
+    </w:p>
+    <w:p>
+      <w:pPr>
+        <w:pBdr>
+          <w:bottom w:val="single" w:color="CE8E31" w:sz="6" w:space="1"/>
+        </w:pBdr>
+        <w:spacing w:after="120"/>
+      </w:pPr>
+    </w:p>
+    <w:p>
+      <w:pPr>
+        <w:pStyle w:val="Heading3"/>
+      </w:pPr>
+      <w:r>
         <w:t xml:space="preserve">Setup</w:t>
       </w:r>
     </w:p>
@@ -2554,7 +3614,7 @@
           <w:sz w:val="22"/>
           <w:szCs w:val="22"/>
         </w:rPr>
-        <w:t xml:space="preserve">Most dinner conversations die at "how was your day?" Today: three age-appropriate questions per kid.</w:t>
+        <w:t xml:space="preserve">Most captains believe their own PR. Ask AI to play the role of your wife describing this month from her chair.</w:t>
       </w:r>
     </w:p>
     <w:p>
@@ -2578,7 +3638,7 @@
           <w:sz w:val="22"/>
           <w:szCs w:val="22"/>
         </w:rPr>
-        <w:t xml:space="preserve">Open Claude. Give it each kid's age and one thing they're into.</w:t>
+        <w:t xml:space="preserve">Open Claude. Give it your marriage stage, this month's stressors. No specific names.</w:t>
       </w:r>
     </w:p>
     <w:p>
@@ -2594,7 +3654,7 @@
           <w:sz w:val="22"/>
           <w:szCs w:val="22"/>
         </w:rPr>
-        <w:t xml:space="preserve">Ask for 3 questions per child that go beyond surface.</w:t>
+        <w:t xml:space="preserve">Ask: "If my wife described how I'm showing up this month — words, presence, follow-through — what would she say?"</w:t>
       </w:r>
     </w:p>
     <w:p>
@@ -2610,7 +3670,7 @@
           <w:sz w:val="22"/>
           <w:szCs w:val="22"/>
         </w:rPr>
-        <w:t xml:space="preserve">Pick ONE per kid. Use one tonight.</w:t>
+        <w:t xml:space="preserve">Read the answer. Notice what stings. That's the signal.</w:t>
       </w:r>
     </w:p>
     <w:p>
@@ -2626,7 +3686,7 @@
           <w:sz w:val="22"/>
           <w:szCs w:val="22"/>
         </w:rPr>
-        <w:t xml:space="preserve">When they answer, listen. Ask one follow-up.</w:t>
+        <w:t xml:space="preserve">Pick ONE thing to fix this week.</w:t>
       </w:r>
     </w:p>
     <w:p>
@@ -2649,7 +3709,7 @@
           <w:sz w:val="22"/>
           <w:szCs w:val="22"/>
         </w:rPr>
-        <w:t xml:space="preserve">Deuteronomy 6:6-7 — Teach them when you sit in your house.</w:t>
+        <w:t xml:space="preserve">Ephesians 5:25 — Love your wives, as Christ loved the church.</w:t>
       </w:r>
     </w:p>
     <w:p>
@@ -2741,7 +3801,7 @@
           <w:sz w:val="18"/>
           <w:szCs w:val="18"/>
         </w:rPr>
-        <w:t xml:space="preserve">WEEK 3 · TASK 2</w:t>
+        <w:t xml:space="preserve">WEEK 4 · TASK 2</w:t>
       </w:r>
     </w:p>
     <w:p>
@@ -2749,7 +3809,7 @@
         <w:pStyle w:val="Heading2"/>
       </w:pPr>
       <w:r>
-        <w:t xml:space="preserve">Build a Family Rhythm Asset</w:t>
+        <w:t xml:space="preserve">Prep One Hard Conversation</w:t>
       </w:r>
     </w:p>
     <w:p>
@@ -2764,7 +3824,7 @@
           <w:sz w:val="22"/>
           <w:szCs w:val="22"/>
         </w:rPr>
-        <w:t xml:space="preserve">One concrete thing on the fridge by Friday.</w:t>
+        <w:t xml:space="preserve">AI prepares the captain. The captain shows up.</w:t>
       </w:r>
     </w:p>
     <w:p>
@@ -2793,7 +3853,7 @@
           <w:sz w:val="22"/>
           <w:szCs w:val="22"/>
         </w:rPr>
-        <w:t xml:space="preserve">Tools serve the home. Pick one rhythm, generate it, print it, post it.</w:t>
+        <w:t xml:space="preserve">There's a conversation you've been avoiding with your wife. AI is the prep room, not the pulpit.</w:t>
       </w:r>
     </w:p>
     <w:p>
@@ -2817,7 +3877,7 @@
           <w:sz w:val="22"/>
           <w:szCs w:val="22"/>
         </w:rPr>
-        <w:t xml:space="preserve">Pick ONE: meal plan, chore rotation, devotion track, or reading list.</w:t>
+        <w:t xml:space="preserve">Use Claude to prepare: clarify what you want to say, anticipate her response, find the kindest true words.</w:t>
       </w:r>
     </w:p>
     <w:p>
@@ -2833,7 +3893,7 @@
           <w:sz w:val="22"/>
           <w:szCs w:val="22"/>
         </w:rPr>
-        <w:t xml:space="preserve">Generate it with Cowork or Claude.</w:t>
+        <w:t xml:space="preserve">Have the conversation. Without AI in the room.</w:t>
       </w:r>
     </w:p>
     <w:p>
@@ -2849,7 +3909,182 @@
           <w:sz w:val="22"/>
           <w:szCs w:val="22"/>
         </w:rPr>
-        <w:t xml:space="preserve">Print it. Stick it on the fridge.</w:t>
+        <w:t xml:space="preserve">Log 2 sentences: what landed, what you'd do differently.</w:t>
+      </w:r>
+    </w:p>
+    <w:p>
+      <w:pPr>
+        <w:pStyle w:val="Heading3"/>
+      </w:pPr>
+      <w:r>
+        <w:t xml:space="preserve">Scripture sit</w:t>
+      </w:r>
+    </w:p>
+    <w:p>
+      <w:pPr>
+        <w:spacing w:after="120"/>
+      </w:pPr>
+      <w:r>
+        <w:rPr>
+          <w:i/>
+          <w:iCs/>
+          <w:color w:val="1A1A1A"/>
+          <w:sz w:val="22"/>
+          <w:szCs w:val="22"/>
+        </w:rPr>
+        <w:t xml:space="preserve">Ephesians 4:15 — Speak the truth in love.</w:t>
+      </w:r>
+    </w:p>
+    <w:p>
+      <w:pPr>
+        <w:pStyle w:val="Heading3"/>
+      </w:pPr>
+      <w:r>
+        <w:t xml:space="preserve">What I noticed</w:t>
+      </w:r>
+    </w:p>
+    <w:p>
+      <w:pPr>
+        <w:pBdr>
+          <w:bottom w:val="single" w:color="D1D5DB" w:sz="6" w:space="1"/>
+        </w:pBdr>
+        <w:spacing w:after="0" w:before="160"/>
+      </w:pPr>
+    </w:p>
+    <w:p>
+      <w:pPr>
+        <w:pBdr>
+          <w:bottom w:val="single" w:color="D1D5DB" w:sz="6" w:space="1"/>
+        </w:pBdr>
+        <w:spacing w:after="0" w:before="160"/>
+      </w:pPr>
+    </w:p>
+    <w:p>
+      <w:pPr>
+        <w:pBdr>
+          <w:bottom w:val="single" w:color="D1D5DB" w:sz="6" w:space="1"/>
+        </w:pBdr>
+        <w:spacing w:after="0" w:before="160"/>
+      </w:pPr>
+    </w:p>
+    <w:p>
+      <w:pPr>
+        <w:pBdr>
+          <w:bottom w:val="single" w:color="D1D5DB" w:sz="6" w:space="1"/>
+        </w:pBdr>
+        <w:spacing w:after="0" w:before="160"/>
+      </w:pPr>
+    </w:p>
+    <w:p>
+      <w:pPr>
+        <w:pBdr>
+          <w:bottom w:val="single" w:color="D1D5DB" w:sz="6" w:space="1"/>
+        </w:pBdr>
+        <w:spacing w:after="0" w:before="160"/>
+      </w:pPr>
+    </w:p>
+    <w:p>
+      <w:pPr>
+        <w:pStyle w:val="Heading3"/>
+      </w:pPr>
+      <w:r>
+        <w:t xml:space="preserve">Captain's next move</w:t>
+      </w:r>
+    </w:p>
+    <w:p>
+      <w:pPr>
+        <w:pBdr>
+          <w:bottom w:val="single" w:color="D1D5DB" w:sz="6" w:space="1"/>
+        </w:pBdr>
+        <w:spacing w:after="0" w:before="160"/>
+      </w:pPr>
+    </w:p>
+    <w:p>
+      <w:pPr>
+        <w:pBdr>
+          <w:bottom w:val="single" w:color="D1D5DB" w:sz="6" w:space="1"/>
+        </w:pBdr>
+        <w:spacing w:after="0" w:before="160"/>
+      </w:pPr>
+    </w:p>
+    <w:p>
+      <w:r>
+        <w:br w:type="page"/>
+      </w:r>
+    </w:p>
+    <w:p>
+      <w:pPr>
+        <w:spacing w:after="60"/>
+      </w:pPr>
+      <w:r>
+        <w:rPr>
+          <w:b/>
+          <w:bCs/>
+          <w:color w:val="CE8E31"/>
+          <w:sz w:val="18"/>
+          <w:szCs w:val="18"/>
+        </w:rPr>
+        <w:t xml:space="preserve">WEEK 4 · TASK 3</w:t>
+      </w:r>
+    </w:p>
+    <w:p>
+      <w:pPr>
+        <w:pStyle w:val="Heading2"/>
+      </w:pPr>
+      <w:r>
+        <w:t xml:space="preserve">Letter to Your Wife</w:t>
+      </w:r>
+    </w:p>
+    <w:p>
+      <w:pPr>
+        <w:spacing w:after="120"/>
+      </w:pPr>
+      <w:r>
+        <w:rPr>
+          <w:i/>
+          <w:iCs/>
+          <w:color w:val="475569"/>
+          <w:sz w:val="22"/>
+          <w:szCs w:val="22"/>
+        </w:rPr>
+        <w:t xml:space="preserve">One page. AI polishes grammar. You sign. You hand it over.</w:t>
+      </w:r>
+    </w:p>
+    <w:p>
+      <w:pPr>
+        <w:pBdr>
+          <w:bottom w:val="single" w:color="CE8E31" w:sz="6" w:space="1"/>
+        </w:pBdr>
+        <w:spacing w:after="120"/>
+      </w:pPr>
+    </w:p>
+    <w:p>
+      <w:pPr>
+        <w:pStyle w:val="Heading3"/>
+      </w:pPr>
+      <w:r>
+        <w:t xml:space="preserve">Setup</w:t>
+      </w:r>
+    </w:p>
+    <w:p>
+      <w:pPr>
+        <w:spacing w:after="120"/>
+      </w:pPr>
+      <w:r>
+        <w:rPr>
+          <w:color w:val="1A1A1A"/>
+          <w:sz w:val="22"/>
+          <w:szCs w:val="22"/>
+        </w:rPr>
+        <w:t xml:space="preserve">A handwritten letter still does something a text doesn't. Make it real.</w:t>
+      </w:r>
+    </w:p>
+    <w:p>
+      <w:pPr>
+        <w:pStyle w:val="Heading3"/>
+      </w:pPr>
+      <w:r>
+        <w:t xml:space="preserve">Action checklist</w:t>
       </w:r>
     </w:p>
     <w:p>
@@ -2865,7 +4100,55 @@
           <w:sz w:val="22"/>
           <w:szCs w:val="22"/>
         </w:rPr>
-        <w:t xml:space="preserve">Photo to the bootcamp channel.</w:t>
+        <w:t xml:space="preserve">Open Claude. Ask for a structured outline only — no draft text.</w:t>
+      </w:r>
+    </w:p>
+    <w:p>
+      <w:pPr>
+        <w:pStyle w:val="ListParagraph"/>
+        <w:numPr>
+          <w:ilvl w:val="0"/>
+          <w:numId w:val="3"/>
+        </w:numPr>
+      </w:pPr>
+      <w:r>
+        <w:rPr>
+          <w:sz w:val="22"/>
+          <w:szCs w:val="22"/>
+        </w:rPr>
+        <w:t xml:space="preserve">Write the letter yourself, your voice, your specifics.</w:t>
+      </w:r>
+    </w:p>
+    <w:p>
+      <w:pPr>
+        <w:pStyle w:val="ListParagraph"/>
+        <w:numPr>
+          <w:ilvl w:val="0"/>
+          <w:numId w:val="3"/>
+        </w:numPr>
+      </w:pPr>
+      <w:r>
+        <w:rPr>
+          <w:sz w:val="22"/>
+          <w:szCs w:val="22"/>
+        </w:rPr>
+        <w:t xml:space="preserve">Run it through Claude for grammar polish — keep your voice.</w:t>
+      </w:r>
+    </w:p>
+    <w:p>
+      <w:pPr>
+        <w:pStyle w:val="ListParagraph"/>
+        <w:numPr>
+          <w:ilvl w:val="0"/>
+          <w:numId w:val="3"/>
+        </w:numPr>
+      </w:pPr>
+      <w:r>
+        <w:rPr>
+          <w:sz w:val="22"/>
+          <w:szCs w:val="22"/>
+        </w:rPr>
+        <w:t xml:space="preserve">Print it. Hand-sign it. Hand it to her.</w:t>
       </w:r>
     </w:p>
     <w:p>
@@ -2888,7 +4171,7 @@
           <w:sz w:val="22"/>
           <w:szCs w:val="22"/>
         </w:rPr>
-        <w:t xml:space="preserve">Joshua 24:15 — As for me and my house, we will serve the LORD.</w:t>
+        <w:t xml:space="preserve">Song of Solomon 4:1 — Words spoken in love are still the strongest thing a husband owns.</w:t>
       </w:r>
     </w:p>
     <w:p>
@@ -2980,15 +4263,15 @@
           <w:sz w:val="18"/>
           <w:szCs w:val="18"/>
         </w:rPr>
-        <w:t xml:space="preserve">WEEK 3 · TASK 3</w:t>
-      </w:r>
-    </w:p>
-    <w:p>
-      <w:pPr>
-        <w:pStyle w:val="Heading2"/>
-      </w:pPr>
-      <w:r>
-        <w:t xml:space="preserve">Write Your Family AI Policy</w:t>
+        <w:t xml:space="preserve">WEEK 4 · REVIEW</w:t>
+      </w:r>
+    </w:p>
+    <w:p>
+      <w:pPr>
+        <w:pStyle w:val="Heading1"/>
+      </w:pPr>
+      <w:r>
+        <w:t xml:space="preserve">Saturday Captain's Audit</w:t>
       </w:r>
     </w:p>
     <w:p>
@@ -3003,7 +4286,7 @@
           <w:sz w:val="22"/>
           <w:szCs w:val="22"/>
         </w:rPr>
-        <w:t xml:space="preserve">Built with the kids. What AI is for. What it never replaces.</w:t>
+        <w:t xml:space="preserve">Honest answers. No PR. The captain's log isn't HR.</w:t>
       </w:r>
     </w:p>
     <w:p>
@@ -3019,6 +4302,349 @@
         <w:pStyle w:val="Heading3"/>
       </w:pPr>
       <w:r>
+        <w:t xml:space="preserve">What did I ship?</w:t>
+      </w:r>
+    </w:p>
+    <w:p>
+      <w:pPr>
+        <w:pBdr>
+          <w:bottom w:val="single" w:color="D1D5DB" w:sz="6" w:space="1"/>
+        </w:pBdr>
+        <w:spacing w:after="0" w:before="160"/>
+      </w:pPr>
+    </w:p>
+    <w:p>
+      <w:pPr>
+        <w:pBdr>
+          <w:bottom w:val="single" w:color="D1D5DB" w:sz="6" w:space="1"/>
+        </w:pBdr>
+        <w:spacing w:after="0" w:before="160"/>
+      </w:pPr>
+    </w:p>
+    <w:p>
+      <w:pPr>
+        <w:pBdr>
+          <w:bottom w:val="single" w:color="D1D5DB" w:sz="6" w:space="1"/>
+        </w:pBdr>
+        <w:spacing w:after="0" w:before="160"/>
+      </w:pPr>
+    </w:p>
+    <w:p>
+      <w:pPr>
+        <w:pStyle w:val="Heading3"/>
+      </w:pPr>
+      <w:r>
+        <w:t xml:space="preserve">What did I avoid?</w:t>
+      </w:r>
+    </w:p>
+    <w:p>
+      <w:pPr>
+        <w:pBdr>
+          <w:bottom w:val="single" w:color="D1D5DB" w:sz="6" w:space="1"/>
+        </w:pBdr>
+        <w:spacing w:after="0" w:before="160"/>
+      </w:pPr>
+    </w:p>
+    <w:p>
+      <w:pPr>
+        <w:pBdr>
+          <w:bottom w:val="single" w:color="D1D5DB" w:sz="6" w:space="1"/>
+        </w:pBdr>
+        <w:spacing w:after="0" w:before="160"/>
+      </w:pPr>
+    </w:p>
+    <w:p>
+      <w:pPr>
+        <w:pBdr>
+          <w:bottom w:val="single" w:color="D1D5DB" w:sz="6" w:space="1"/>
+        </w:pBdr>
+        <w:spacing w:after="0" w:before="160"/>
+      </w:pPr>
+    </w:p>
+    <w:p>
+      <w:pPr>
+        <w:pStyle w:val="Heading3"/>
+      </w:pPr>
+      <w:r>
+        <w:t xml:space="preserve">Where did I show up as captain?</w:t>
+      </w:r>
+    </w:p>
+    <w:p>
+      <w:pPr>
+        <w:pBdr>
+          <w:bottom w:val="single" w:color="D1D5DB" w:sz="6" w:space="1"/>
+        </w:pBdr>
+        <w:spacing w:after="0" w:before="160"/>
+      </w:pPr>
+    </w:p>
+    <w:p>
+      <w:pPr>
+        <w:pBdr>
+          <w:bottom w:val="single" w:color="D1D5DB" w:sz="6" w:space="1"/>
+        </w:pBdr>
+        <w:spacing w:after="0" w:before="160"/>
+      </w:pPr>
+    </w:p>
+    <w:p>
+      <w:pPr>
+        <w:pBdr>
+          <w:bottom w:val="single" w:color="D1D5DB" w:sz="6" w:space="1"/>
+        </w:pBdr>
+        <w:spacing w:after="0" w:before="160"/>
+      </w:pPr>
+    </w:p>
+    <w:p>
+      <w:pPr>
+        <w:pStyle w:val="Heading3"/>
+      </w:pPr>
+      <w:r>
+        <w:t xml:space="preserve">Where did I drift?</w:t>
+      </w:r>
+    </w:p>
+    <w:p>
+      <w:pPr>
+        <w:pBdr>
+          <w:bottom w:val="single" w:color="D1D5DB" w:sz="6" w:space="1"/>
+        </w:pBdr>
+        <w:spacing w:after="0" w:before="160"/>
+      </w:pPr>
+    </w:p>
+    <w:p>
+      <w:pPr>
+        <w:pBdr>
+          <w:bottom w:val="single" w:color="D1D5DB" w:sz="6" w:space="1"/>
+        </w:pBdr>
+        <w:spacing w:after="0" w:before="160"/>
+      </w:pPr>
+    </w:p>
+    <w:p>
+      <w:pPr>
+        <w:pBdr>
+          <w:bottom w:val="single" w:color="D1D5DB" w:sz="6" w:space="1"/>
+        </w:pBdr>
+        <w:spacing w:after="0" w:before="160"/>
+      </w:pPr>
+    </w:p>
+    <w:p>
+      <w:pPr>
+        <w:pStyle w:val="Heading3"/>
+      </w:pPr>
+      <w:r>
+        <w:t xml:space="preserve">ONE anchor for next week</w:t>
+      </w:r>
+    </w:p>
+    <w:p>
+      <w:pPr>
+        <w:pBdr>
+          <w:bottom w:val="single" w:color="D1D5DB" w:sz="6" w:space="1"/>
+        </w:pBdr>
+        <w:spacing w:after="0" w:before="160"/>
+      </w:pPr>
+    </w:p>
+    <w:p>
+      <w:pPr>
+        <w:pBdr>
+          <w:bottom w:val="single" w:color="D1D5DB" w:sz="6" w:space="1"/>
+        </w:pBdr>
+        <w:spacing w:after="0" w:before="160"/>
+      </w:pPr>
+    </w:p>
+    <w:p>
+      <w:r>
+        <w:br w:type="page"/>
+      </w:r>
+    </w:p>
+    <w:p>
+      <w:pPr>
+        <w:spacing w:after="60"/>
+      </w:pPr>
+      <w:r>
+        <w:rPr>
+          <w:b/>
+          <w:bCs/>
+          <w:color w:val="CE8E31"/>
+          <w:sz w:val="18"/>
+          <w:szCs w:val="18"/>
+        </w:rPr>
+        <w:t xml:space="preserve">WEEK 5</w:t>
+      </w:r>
+    </w:p>
+    <w:p>
+      <w:pPr>
+        <w:pStyle w:val="Heading1"/>
+      </w:pPr>
+      <w:r>
+        <w:t xml:space="preserve">Fathering</w:t>
+      </w:r>
+    </w:p>
+    <w:p>
+      <w:pPr>
+        <w:spacing w:after="120"/>
+      </w:pPr>
+      <w:r>
+        <w:rPr>
+          <w:i/>
+          <w:iCs/>
+          <w:color w:val="475569"/>
+          <w:sz w:val="22"/>
+          <w:szCs w:val="22"/>
+        </w:rPr>
+        <w:t xml:space="preserve">Train up your children. AI assists; the captain disciples.</w:t>
+      </w:r>
+    </w:p>
+    <w:p>
+      <w:pPr>
+        <w:pBdr>
+          <w:bottom w:val="single" w:color="CE8E31" w:sz="6" w:space="1"/>
+        </w:pBdr>
+        <w:spacing w:after="120"/>
+      </w:pPr>
+    </w:p>
+    <w:p>
+      <w:pPr>
+        <w:pStyle w:val="Heading3"/>
+      </w:pPr>
+      <w:r>
+        <w:t xml:space="preserve">Scripture</w:t>
+      </w:r>
+    </w:p>
+    <w:p>
+      <w:pPr>
+        <w:spacing w:after="120"/>
+      </w:pPr>
+      <w:r>
+        <w:rPr>
+          <w:i/>
+          <w:iCs/>
+          <w:color w:val="1A1A1A"/>
+          <w:sz w:val="22"/>
+          <w:szCs w:val="22"/>
+        </w:rPr>
+        <w:t xml:space="preserve">"You shall teach them diligently to your children, and shall talk of them when you sit in your house."</w:t>
+      </w:r>
+    </w:p>
+    <w:p>
+      <w:pPr>
+        <w:spacing w:after="200"/>
+      </w:pPr>
+      <w:r>
+        <w:rPr>
+          <w:color w:val="6B7280"/>
+          <w:sz w:val="20"/>
+          <w:szCs w:val="20"/>
+        </w:rPr>
+        <w:t xml:space="preserve">— Deuteronomy 6:6-7</w:t>
+      </w:r>
+    </w:p>
+    <w:p>
+      <w:pPr>
+        <w:pStyle w:val="Heading3"/>
+      </w:pPr>
+      <w:r>
+        <w:t xml:space="preserve">Captain's intention for this week</w:t>
+      </w:r>
+    </w:p>
+    <w:p>
+      <w:pPr>
+        <w:spacing w:after="120"/>
+      </w:pPr>
+      <w:r>
+        <w:rPr>
+          <w:color w:val="1A1A1A"/>
+          <w:sz w:val="22"/>
+          <w:szCs w:val="22"/>
+        </w:rPr>
+        <w:t xml:space="preserve">Before you start, write one sentence about what you want this week to produce — not a goal, an intention.</w:t>
+      </w:r>
+    </w:p>
+    <w:p>
+      <w:pPr>
+        <w:pBdr>
+          <w:bottom w:val="single" w:color="D1D5DB" w:sz="6" w:space="1"/>
+        </w:pBdr>
+        <w:spacing w:after="0" w:before="160"/>
+      </w:pPr>
+    </w:p>
+    <w:p>
+      <w:pPr>
+        <w:pBdr>
+          <w:bottom w:val="single" w:color="D1D5DB" w:sz="6" w:space="1"/>
+        </w:pBdr>
+        <w:spacing w:after="0" w:before="160"/>
+      </w:pPr>
+    </w:p>
+    <w:p>
+      <w:pPr>
+        <w:pBdr>
+          <w:bottom w:val="single" w:color="D1D5DB" w:sz="6" w:space="1"/>
+        </w:pBdr>
+        <w:spacing w:after="0" w:before="160"/>
+      </w:pPr>
+    </w:p>
+    <w:p>
+      <w:pPr>
+        <w:pBdr>
+          <w:bottom w:val="single" w:color="D1D5DB" w:sz="6" w:space="1"/>
+        </w:pBdr>
+        <w:spacing w:after="0" w:before="160"/>
+      </w:pPr>
+    </w:p>
+    <w:p>
+      <w:r>
+        <w:br w:type="page"/>
+      </w:r>
+    </w:p>
+    <w:p>
+      <w:pPr>
+        <w:spacing w:after="60"/>
+      </w:pPr>
+      <w:r>
+        <w:rPr>
+          <w:b/>
+          <w:bCs/>
+          <w:color w:val="CE8E31"/>
+          <w:sz w:val="18"/>
+          <w:szCs w:val="18"/>
+        </w:rPr>
+        <w:t xml:space="preserve">WEEK 5 · TASK 1</w:t>
+      </w:r>
+    </w:p>
+    <w:p>
+      <w:pPr>
+        <w:pStyle w:val="Heading2"/>
+      </w:pPr>
+      <w:r>
+        <w:t xml:space="preserve">3 Questions for the Dinner Table</w:t>
+      </w:r>
+    </w:p>
+    <w:p>
+      <w:pPr>
+        <w:spacing w:after="120"/>
+      </w:pPr>
+      <w:r>
+        <w:rPr>
+          <w:i/>
+          <w:iCs/>
+          <w:color w:val="475569"/>
+          <w:sz w:val="22"/>
+          <w:szCs w:val="22"/>
+        </w:rPr>
+        <w:t xml:space="preserve">Ask one tonight. Listen. Don't fix.</w:t>
+      </w:r>
+    </w:p>
+    <w:p>
+      <w:pPr>
+        <w:pBdr>
+          <w:bottom w:val="single" w:color="CE8E31" w:sz="6" w:space="1"/>
+        </w:pBdr>
+        <w:spacing w:after="120"/>
+      </w:pPr>
+    </w:p>
+    <w:p>
+      <w:pPr>
+        <w:pStyle w:val="Heading3"/>
+      </w:pPr>
+      <w:r>
         <w:t xml:space="preserve">Setup</w:t>
       </w:r>
     </w:p>
@@ -3032,7 +4658,7 @@
           <w:sz w:val="22"/>
           <w:szCs w:val="22"/>
         </w:rPr>
-        <w:t xml:space="preserve">Build it WITH the kids — old enough to read, old enough to help.</w:t>
+        <w:t xml:space="preserve">Most dinner conversations die at "how was your day?" Today: three age-appropriate questions per kid.</w:t>
       </w:r>
     </w:p>
     <w:p>
@@ -3056,7 +4682,7 @@
           <w:sz w:val="22"/>
           <w:szCs w:val="22"/>
         </w:rPr>
-        <w:t xml:space="preserve">Gather the kids. 15 minutes max.</w:t>
+        <w:t xml:space="preserve">Open Claude. Give it each kid's age and one thing they're into.</w:t>
       </w:r>
     </w:p>
     <w:p>
@@ -3072,7 +4698,7 @@
           <w:sz w:val="22"/>
           <w:szCs w:val="22"/>
         </w:rPr>
-        <w:t xml:space="preserve">Three questions on paper: What is AI helpful for here? What is it NOT for? Rule if someone breaks it?</w:t>
+        <w:t xml:space="preserve">Ask for 3 questions per child that go beyond surface.</w:t>
       </w:r>
     </w:p>
     <w:p>
@@ -3088,7 +4714,7 @@
           <w:sz w:val="22"/>
           <w:szCs w:val="22"/>
         </w:rPr>
-        <w:t xml:space="preserve">Have the oldest write the policy. Parents only ask questions.</w:t>
+        <w:t xml:space="preserve">Pick ONE per kid. Use one tonight.</w:t>
       </w:r>
     </w:p>
     <w:p>
@@ -3104,7 +4730,7 @@
           <w:sz w:val="22"/>
           <w:szCs w:val="22"/>
         </w:rPr>
-        <w:t xml:space="preserve">Sign it. Post it on the fridge.</w:t>
+        <w:t xml:space="preserve">When they answer, listen. Ask one follow-up.</w:t>
       </w:r>
     </w:p>
     <w:p>
@@ -3127,7 +4753,7 @@
           <w:sz w:val="22"/>
           <w:szCs w:val="22"/>
         </w:rPr>
-        <w:t xml:space="preserve">Proverbs 22:6 — Train up a child in the way he should go.</w:t>
+        <w:t xml:space="preserve">Deuteronomy 6:6-7 — Teach them when you sit in your house.</w:t>
       </w:r>
     </w:p>
     <w:p>
@@ -3219,15 +4845,15 @@
           <w:sz w:val="18"/>
           <w:szCs w:val="18"/>
         </w:rPr>
-        <w:t xml:space="preserve">WEEK 3 · REVIEW</w:t>
-      </w:r>
-    </w:p>
-    <w:p>
-      <w:pPr>
-        <w:pStyle w:val="Heading1"/>
-      </w:pPr>
-      <w:r>
-        <w:t xml:space="preserve">Saturday Captain's Audit</w:t>
+        <w:t xml:space="preserve">WEEK 5 · TASK 2</w:t>
+      </w:r>
+    </w:p>
+    <w:p>
+      <w:pPr>
+        <w:pStyle w:val="Heading2"/>
+      </w:pPr>
+      <w:r>
+        <w:t xml:space="preserve">Build a Family Rhythm Asset</w:t>
       </w:r>
     </w:p>
     <w:p>
@@ -3242,7 +4868,7 @@
           <w:sz w:val="22"/>
           <w:szCs w:val="22"/>
         </w:rPr>
-        <w:t xml:space="preserve">Honest answers. No PR. The captain's log isn't HR.</w:t>
+        <w:t xml:space="preserve">One concrete thing on the fridge by Friday.</w:t>
       </w:r>
     </w:p>
     <w:p>
@@ -3258,135 +4884,171 @@
         <w:pStyle w:val="Heading3"/>
       </w:pPr>
       <w:r>
-        <w:t xml:space="preserve">What did I ship?</w:t>
-      </w:r>
-    </w:p>
-    <w:p>
-      <w:pPr>
-        <w:pBdr>
-          <w:bottom w:val="single" w:color="D1D5DB" w:sz="6" w:space="1"/>
-        </w:pBdr>
-        <w:spacing w:after="0" w:before="160"/>
-      </w:pPr>
-    </w:p>
-    <w:p>
-      <w:pPr>
-        <w:pBdr>
-          <w:bottom w:val="single" w:color="D1D5DB" w:sz="6" w:space="1"/>
-        </w:pBdr>
-        <w:spacing w:after="0" w:before="160"/>
-      </w:pPr>
-    </w:p>
-    <w:p>
-      <w:pPr>
-        <w:pBdr>
-          <w:bottom w:val="single" w:color="D1D5DB" w:sz="6" w:space="1"/>
-        </w:pBdr>
-        <w:spacing w:after="0" w:before="160"/>
-      </w:pPr>
-    </w:p>
-    <w:p>
-      <w:pPr>
-        <w:pStyle w:val="Heading3"/>
-      </w:pPr>
-      <w:r>
-        <w:t xml:space="preserve">What did I avoid?</w:t>
-      </w:r>
-    </w:p>
-    <w:p>
-      <w:pPr>
-        <w:pBdr>
-          <w:bottom w:val="single" w:color="D1D5DB" w:sz="6" w:space="1"/>
-        </w:pBdr>
-        <w:spacing w:after="0" w:before="160"/>
-      </w:pPr>
-    </w:p>
-    <w:p>
-      <w:pPr>
-        <w:pBdr>
-          <w:bottom w:val="single" w:color="D1D5DB" w:sz="6" w:space="1"/>
-        </w:pBdr>
-        <w:spacing w:after="0" w:before="160"/>
-      </w:pPr>
-    </w:p>
-    <w:p>
-      <w:pPr>
-        <w:pBdr>
-          <w:bottom w:val="single" w:color="D1D5DB" w:sz="6" w:space="1"/>
-        </w:pBdr>
-        <w:spacing w:after="0" w:before="160"/>
-      </w:pPr>
-    </w:p>
-    <w:p>
-      <w:pPr>
-        <w:pStyle w:val="Heading3"/>
-      </w:pPr>
-      <w:r>
-        <w:t xml:space="preserve">Where did I show up as captain?</w:t>
-      </w:r>
-    </w:p>
-    <w:p>
-      <w:pPr>
-        <w:pBdr>
-          <w:bottom w:val="single" w:color="D1D5DB" w:sz="6" w:space="1"/>
-        </w:pBdr>
-        <w:spacing w:after="0" w:before="160"/>
-      </w:pPr>
-    </w:p>
-    <w:p>
-      <w:pPr>
-        <w:pBdr>
-          <w:bottom w:val="single" w:color="D1D5DB" w:sz="6" w:space="1"/>
-        </w:pBdr>
-        <w:spacing w:after="0" w:before="160"/>
-      </w:pPr>
-    </w:p>
-    <w:p>
-      <w:pPr>
-        <w:pBdr>
-          <w:bottom w:val="single" w:color="D1D5DB" w:sz="6" w:space="1"/>
-        </w:pBdr>
-        <w:spacing w:after="0" w:before="160"/>
-      </w:pPr>
-    </w:p>
-    <w:p>
-      <w:pPr>
-        <w:pStyle w:val="Heading3"/>
-      </w:pPr>
-      <w:r>
-        <w:t xml:space="preserve">Where did I drift?</w:t>
-      </w:r>
-    </w:p>
-    <w:p>
-      <w:pPr>
-        <w:pBdr>
-          <w:bottom w:val="single" w:color="D1D5DB" w:sz="6" w:space="1"/>
-        </w:pBdr>
-        <w:spacing w:after="0" w:before="160"/>
-      </w:pPr>
-    </w:p>
-    <w:p>
-      <w:pPr>
-        <w:pBdr>
-          <w:bottom w:val="single" w:color="D1D5DB" w:sz="6" w:space="1"/>
-        </w:pBdr>
-        <w:spacing w:after="0" w:before="160"/>
-      </w:pPr>
-    </w:p>
-    <w:p>
-      <w:pPr>
-        <w:pBdr>
-          <w:bottom w:val="single" w:color="D1D5DB" w:sz="6" w:space="1"/>
-        </w:pBdr>
-        <w:spacing w:after="0" w:before="160"/>
-      </w:pPr>
-    </w:p>
-    <w:p>
-      <w:pPr>
-        <w:pStyle w:val="Heading3"/>
-      </w:pPr>
-      <w:r>
-        <w:t xml:space="preserve">ONE anchor for next week</w:t>
+        <w:t xml:space="preserve">Setup</w:t>
+      </w:r>
+    </w:p>
+    <w:p>
+      <w:pPr>
+        <w:spacing w:after="120"/>
+      </w:pPr>
+      <w:r>
+        <w:rPr>
+          <w:color w:val="1A1A1A"/>
+          <w:sz w:val="22"/>
+          <w:szCs w:val="22"/>
+        </w:rPr>
+        <w:t xml:space="preserve">Tools serve the home. Pick one rhythm, generate it, print it, post it.</w:t>
+      </w:r>
+    </w:p>
+    <w:p>
+      <w:pPr>
+        <w:pStyle w:val="Heading3"/>
+      </w:pPr>
+      <w:r>
+        <w:t xml:space="preserve">Action checklist</w:t>
+      </w:r>
+    </w:p>
+    <w:p>
+      <w:pPr>
+        <w:pStyle w:val="ListParagraph"/>
+        <w:numPr>
+          <w:ilvl w:val="0"/>
+          <w:numId w:val="3"/>
+        </w:numPr>
+      </w:pPr>
+      <w:r>
+        <w:rPr>
+          <w:sz w:val="22"/>
+          <w:szCs w:val="22"/>
+        </w:rPr>
+        <w:t xml:space="preserve">Pick ONE: meal plan, chore rotation, devotion track, or reading list.</w:t>
+      </w:r>
+    </w:p>
+    <w:p>
+      <w:pPr>
+        <w:pStyle w:val="ListParagraph"/>
+        <w:numPr>
+          <w:ilvl w:val="0"/>
+          <w:numId w:val="3"/>
+        </w:numPr>
+      </w:pPr>
+      <w:r>
+        <w:rPr>
+          <w:sz w:val="22"/>
+          <w:szCs w:val="22"/>
+        </w:rPr>
+        <w:t xml:space="preserve">Generate it with Cowork or Claude.</w:t>
+      </w:r>
+    </w:p>
+    <w:p>
+      <w:pPr>
+        <w:pStyle w:val="ListParagraph"/>
+        <w:numPr>
+          <w:ilvl w:val="0"/>
+          <w:numId w:val="3"/>
+        </w:numPr>
+      </w:pPr>
+      <w:r>
+        <w:rPr>
+          <w:sz w:val="22"/>
+          <w:szCs w:val="22"/>
+        </w:rPr>
+        <w:t xml:space="preserve">Print it. Stick it on the fridge.</w:t>
+      </w:r>
+    </w:p>
+    <w:p>
+      <w:pPr>
+        <w:pStyle w:val="ListParagraph"/>
+        <w:numPr>
+          <w:ilvl w:val="0"/>
+          <w:numId w:val="3"/>
+        </w:numPr>
+      </w:pPr>
+      <w:r>
+        <w:rPr>
+          <w:sz w:val="22"/>
+          <w:szCs w:val="22"/>
+        </w:rPr>
+        <w:t xml:space="preserve">Photo to the bootcamp channel.</w:t>
+      </w:r>
+    </w:p>
+    <w:p>
+      <w:pPr>
+        <w:pStyle w:val="Heading3"/>
+      </w:pPr>
+      <w:r>
+        <w:t xml:space="preserve">Scripture sit</w:t>
+      </w:r>
+    </w:p>
+    <w:p>
+      <w:pPr>
+        <w:spacing w:after="120"/>
+      </w:pPr>
+      <w:r>
+        <w:rPr>
+          <w:i/>
+          <w:iCs/>
+          <w:color w:val="1A1A1A"/>
+          <w:sz w:val="22"/>
+          <w:szCs w:val="22"/>
+        </w:rPr>
+        <w:t xml:space="preserve">Joshua 24:15 — As for me and my house, we will serve the LORD.</w:t>
+      </w:r>
+    </w:p>
+    <w:p>
+      <w:pPr>
+        <w:pStyle w:val="Heading3"/>
+      </w:pPr>
+      <w:r>
+        <w:t xml:space="preserve">What I noticed</w:t>
+      </w:r>
+    </w:p>
+    <w:p>
+      <w:pPr>
+        <w:pBdr>
+          <w:bottom w:val="single" w:color="D1D5DB" w:sz="6" w:space="1"/>
+        </w:pBdr>
+        <w:spacing w:after="0" w:before="160"/>
+      </w:pPr>
+    </w:p>
+    <w:p>
+      <w:pPr>
+        <w:pBdr>
+          <w:bottom w:val="single" w:color="D1D5DB" w:sz="6" w:space="1"/>
+        </w:pBdr>
+        <w:spacing w:after="0" w:before="160"/>
+      </w:pPr>
+    </w:p>
+    <w:p>
+      <w:pPr>
+        <w:pBdr>
+          <w:bottom w:val="single" w:color="D1D5DB" w:sz="6" w:space="1"/>
+        </w:pBdr>
+        <w:spacing w:after="0" w:before="160"/>
+      </w:pPr>
+    </w:p>
+    <w:p>
+      <w:pPr>
+        <w:pBdr>
+          <w:bottom w:val="single" w:color="D1D5DB" w:sz="6" w:space="1"/>
+        </w:pBdr>
+        <w:spacing w:after="0" w:before="160"/>
+      </w:pPr>
+    </w:p>
+    <w:p>
+      <w:pPr>
+        <w:pBdr>
+          <w:bottom w:val="single" w:color="D1D5DB" w:sz="6" w:space="1"/>
+        </w:pBdr>
+        <w:spacing w:after="0" w:before="160"/>
+      </w:pPr>
+    </w:p>
+    <w:p>
+      <w:pPr>
+        <w:pStyle w:val="Heading3"/>
+      </w:pPr>
+      <w:r>
+        <w:t xml:space="preserve">Captain's next move</w:t>
       </w:r>
     </w:p>
     <w:p>
@@ -3422,15 +5084,15 @@
           <w:sz w:val="18"/>
           <w:szCs w:val="18"/>
         </w:rPr>
-        <w:t xml:space="preserve">WEEK 4</w:t>
-      </w:r>
-    </w:p>
-    <w:p>
-      <w:pPr>
-        <w:pStyle w:val="Heading1"/>
-      </w:pPr>
-      <w:r>
-        <w:t xml:space="preserve">Spiritual</w:t>
+        <w:t xml:space="preserve">WEEK 5 · TASK 3</w:t>
+      </w:r>
+    </w:p>
+    <w:p>
+      <w:pPr>
+        <w:pStyle w:val="Heading2"/>
+      </w:pPr>
+      <w:r>
+        <w:t xml:space="preserve">Write Your Family AI Policy</w:t>
       </w:r>
     </w:p>
     <w:p>
@@ -3445,7 +5107,7 @@
           <w:sz w:val="22"/>
           <w:szCs w:val="22"/>
         </w:rPr>
-        <w:t xml:space="preserve">Walk with God. The captain's command flows from his communion.</w:t>
+        <w:t xml:space="preserve">Built with the kids. What AI is for. What it never replaces.</w:t>
       </w:r>
     </w:p>
     <w:p>
@@ -3461,7 +5123,100 @@
         <w:pStyle w:val="Heading3"/>
       </w:pPr>
       <w:r>
-        <w:t xml:space="preserve">Scripture</w:t>
+        <w:t xml:space="preserve">Setup</w:t>
+      </w:r>
+    </w:p>
+    <w:p>
+      <w:pPr>
+        <w:spacing w:after="120"/>
+      </w:pPr>
+      <w:r>
+        <w:rPr>
+          <w:color w:val="1A1A1A"/>
+          <w:sz w:val="22"/>
+          <w:szCs w:val="22"/>
+        </w:rPr>
+        <w:t xml:space="preserve">Build it WITH the kids — old enough to read, old enough to help.</w:t>
+      </w:r>
+    </w:p>
+    <w:p>
+      <w:pPr>
+        <w:pStyle w:val="Heading3"/>
+      </w:pPr>
+      <w:r>
+        <w:t xml:space="preserve">Action checklist</w:t>
+      </w:r>
+    </w:p>
+    <w:p>
+      <w:pPr>
+        <w:pStyle w:val="ListParagraph"/>
+        <w:numPr>
+          <w:ilvl w:val="0"/>
+          <w:numId w:val="3"/>
+        </w:numPr>
+      </w:pPr>
+      <w:r>
+        <w:rPr>
+          <w:sz w:val="22"/>
+          <w:szCs w:val="22"/>
+        </w:rPr>
+        <w:t xml:space="preserve">Gather the kids. 15 minutes max.</w:t>
+      </w:r>
+    </w:p>
+    <w:p>
+      <w:pPr>
+        <w:pStyle w:val="ListParagraph"/>
+        <w:numPr>
+          <w:ilvl w:val="0"/>
+          <w:numId w:val="3"/>
+        </w:numPr>
+      </w:pPr>
+      <w:r>
+        <w:rPr>
+          <w:sz w:val="22"/>
+          <w:szCs w:val="22"/>
+        </w:rPr>
+        <w:t xml:space="preserve">Three questions on paper: What is AI helpful for here? What is it NOT for? Rule if someone breaks it?</w:t>
+      </w:r>
+    </w:p>
+    <w:p>
+      <w:pPr>
+        <w:pStyle w:val="ListParagraph"/>
+        <w:numPr>
+          <w:ilvl w:val="0"/>
+          <w:numId w:val="3"/>
+        </w:numPr>
+      </w:pPr>
+      <w:r>
+        <w:rPr>
+          <w:sz w:val="22"/>
+          <w:szCs w:val="22"/>
+        </w:rPr>
+        <w:t xml:space="preserve">Have the oldest write the policy. Parents only ask questions.</w:t>
+      </w:r>
+    </w:p>
+    <w:p>
+      <w:pPr>
+        <w:pStyle w:val="ListParagraph"/>
+        <w:numPr>
+          <w:ilvl w:val="0"/>
+          <w:numId w:val="3"/>
+        </w:numPr>
+      </w:pPr>
+      <w:r>
+        <w:rPr>
+          <w:sz w:val="22"/>
+          <w:szCs w:val="22"/>
+        </w:rPr>
+        <w:t xml:space="preserve">Sign it. Post it on the fridge.</w:t>
+      </w:r>
+    </w:p>
+    <w:p>
+      <w:pPr>
+        <w:pStyle w:val="Heading3"/>
+      </w:pPr>
+      <w:r>
+        <w:t xml:space="preserve">Scripture sit</w:t>
       </w:r>
     </w:p>
     <w:p>
@@ -3476,58 +5231,64 @@
           <w:sz w:val="22"/>
           <w:szCs w:val="22"/>
         </w:rPr>
-        <w:t xml:space="preserve">"This Book of the Law shall not depart from your mouth, but you shall meditate on it day and night."</w:t>
-      </w:r>
-    </w:p>
-    <w:p>
-      <w:pPr>
-        <w:spacing w:after="200"/>
-      </w:pPr>
-      <w:r>
-        <w:rPr>
-          <w:color w:val="6B7280"/>
-          <w:sz w:val="20"/>
-          <w:szCs w:val="20"/>
-        </w:rPr>
-        <w:t xml:space="preserve">— Joshua 1:8</w:t>
-      </w:r>
-    </w:p>
-    <w:p>
-      <w:pPr>
-        <w:pStyle w:val="Heading3"/>
-      </w:pPr>
-      <w:r>
-        <w:t xml:space="preserve">Captain's intention for this week</w:t>
-      </w:r>
-    </w:p>
-    <w:p>
-      <w:pPr>
-        <w:spacing w:after="120"/>
-      </w:pPr>
-      <w:r>
-        <w:rPr>
-          <w:color w:val="1A1A1A"/>
-          <w:sz w:val="22"/>
-          <w:szCs w:val="22"/>
-        </w:rPr>
-        <w:t xml:space="preserve">Before you start, write one sentence about what you want this week to produce — not a goal, an intention.</w:t>
-      </w:r>
-    </w:p>
-    <w:p>
-      <w:pPr>
-        <w:pBdr>
-          <w:bottom w:val="single" w:color="D1D5DB" w:sz="6" w:space="1"/>
-        </w:pBdr>
-        <w:spacing w:after="0" w:before="160"/>
-      </w:pPr>
-    </w:p>
-    <w:p>
-      <w:pPr>
-        <w:pBdr>
-          <w:bottom w:val="single" w:color="D1D5DB" w:sz="6" w:space="1"/>
-        </w:pBdr>
-        <w:spacing w:after="0" w:before="160"/>
-      </w:pPr>
+        <w:t xml:space="preserve">Proverbs 22:6 — Train up a child in the way he should go.</w:t>
+      </w:r>
+    </w:p>
+    <w:p>
+      <w:pPr>
+        <w:pStyle w:val="Heading3"/>
+      </w:pPr>
+      <w:r>
+        <w:t xml:space="preserve">What I noticed</w:t>
+      </w:r>
+    </w:p>
+    <w:p>
+      <w:pPr>
+        <w:pBdr>
+          <w:bottom w:val="single" w:color="D1D5DB" w:sz="6" w:space="1"/>
+        </w:pBdr>
+        <w:spacing w:after="0" w:before="160"/>
+      </w:pPr>
+    </w:p>
+    <w:p>
+      <w:pPr>
+        <w:pBdr>
+          <w:bottom w:val="single" w:color="D1D5DB" w:sz="6" w:space="1"/>
+        </w:pBdr>
+        <w:spacing w:after="0" w:before="160"/>
+      </w:pPr>
+    </w:p>
+    <w:p>
+      <w:pPr>
+        <w:pBdr>
+          <w:bottom w:val="single" w:color="D1D5DB" w:sz="6" w:space="1"/>
+        </w:pBdr>
+        <w:spacing w:after="0" w:before="160"/>
+      </w:pPr>
+    </w:p>
+    <w:p>
+      <w:pPr>
+        <w:pBdr>
+          <w:bottom w:val="single" w:color="D1D5DB" w:sz="6" w:space="1"/>
+        </w:pBdr>
+        <w:spacing w:after="0" w:before="160"/>
+      </w:pPr>
+    </w:p>
+    <w:p>
+      <w:pPr>
+        <w:pBdr>
+          <w:bottom w:val="single" w:color="D1D5DB" w:sz="6" w:space="1"/>
+        </w:pBdr>
+        <w:spacing w:after="0" w:before="160"/>
+      </w:pPr>
+    </w:p>
+    <w:p>
+      <w:pPr>
+        <w:pStyle w:val="Heading3"/>
+      </w:pPr>
+      <w:r>
+        <w:t xml:space="preserve">Captain's next move</w:t>
+      </w:r>
     </w:p>
     <w:p>
       <w:pPr>
@@ -3562,15 +5323,15 @@
           <w:sz w:val="18"/>
           <w:szCs w:val="18"/>
         </w:rPr>
-        <w:t xml:space="preserve">WEEK 4 · TASK 1</w:t>
-      </w:r>
-    </w:p>
-    <w:p>
-      <w:pPr>
-        <w:pStyle w:val="Heading2"/>
-      </w:pPr>
-      <w:r>
-        <w:t xml:space="preserve">Sermon Notes → Captain's Actions</w:t>
+        <w:t xml:space="preserve">WEEK 5 · REVIEW</w:t>
+      </w:r>
+    </w:p>
+    <w:p>
+      <w:pPr>
+        <w:pStyle w:val="Heading1"/>
+      </w:pPr>
+      <w:r>
+        <w:t xml:space="preserve">Saturday Captain's Audit</w:t>
       </w:r>
     </w:p>
     <w:p>
@@ -3585,7 +5346,7 @@
           <w:sz w:val="22"/>
           <w:szCs w:val="22"/>
         </w:rPr>
-        <w:t xml:space="preserve">Five actions from Sunday's sermon. Do one today.</w:t>
+        <w:t xml:space="preserve">Honest answers. No PR. The captain's log isn't HR.</w:t>
       </w:r>
     </w:p>
     <w:p>
@@ -3601,171 +5362,135 @@
         <w:pStyle w:val="Heading3"/>
       </w:pPr>
       <w:r>
-        <w:t xml:space="preserve">Setup</w:t>
-      </w:r>
-    </w:p>
-    <w:p>
-      <w:pPr>
-        <w:spacing w:after="120"/>
-      </w:pPr>
-      <w:r>
-        <w:rPr>
-          <w:color w:val="1A1A1A"/>
-          <w:sz w:val="22"/>
-          <w:szCs w:val="22"/>
-        </w:rPr>
-        <w:t xml:space="preserve">Most men leave church with an emotion. Captains leave with a list.</w:t>
-      </w:r>
-    </w:p>
-    <w:p>
-      <w:pPr>
-        <w:pStyle w:val="Heading3"/>
-      </w:pPr>
-      <w:r>
-        <w:t xml:space="preserve">Action checklist</w:t>
-      </w:r>
-    </w:p>
-    <w:p>
-      <w:pPr>
-        <w:pStyle w:val="ListParagraph"/>
-        <w:numPr>
-          <w:ilvl w:val="0"/>
-          <w:numId w:val="3"/>
-        </w:numPr>
-      </w:pPr>
-      <w:r>
-        <w:rPr>
-          <w:sz w:val="22"/>
-          <w:szCs w:val="22"/>
-        </w:rPr>
-        <w:t xml:space="preserve">Pull up your notes from last Sunday's sermon.</w:t>
-      </w:r>
-    </w:p>
-    <w:p>
-      <w:pPr>
-        <w:pStyle w:val="ListParagraph"/>
-        <w:numPr>
-          <w:ilvl w:val="0"/>
-          <w:numId w:val="3"/>
-        </w:numPr>
-      </w:pPr>
-      <w:r>
-        <w:rPr>
-          <w:sz w:val="22"/>
-          <w:szCs w:val="22"/>
-        </w:rPr>
-        <w:t xml:space="preserve">Open Claude. Paste the key points.</w:t>
-      </w:r>
-    </w:p>
-    <w:p>
-      <w:pPr>
-        <w:pStyle w:val="ListParagraph"/>
-        <w:numPr>
-          <w:ilvl w:val="0"/>
-          <w:numId w:val="3"/>
-        </w:numPr>
-      </w:pPr>
-      <w:r>
-        <w:rPr>
-          <w:sz w:val="22"/>
-          <w:szCs w:val="22"/>
-        </w:rPr>
-        <w:t xml:space="preserve">Ask: "Pull 5 specific, concrete actions a husband and father should take this week."</w:t>
-      </w:r>
-    </w:p>
-    <w:p>
-      <w:pPr>
-        <w:pStyle w:val="ListParagraph"/>
-        <w:numPr>
-          <w:ilvl w:val="0"/>
-          <w:numId w:val="3"/>
-        </w:numPr>
-      </w:pPr>
-      <w:r>
-        <w:rPr>
-          <w:sz w:val="22"/>
-          <w:szCs w:val="22"/>
-        </w:rPr>
-        <w:t xml:space="preserve">Pick ONE. Do it today. Track the other 4.</w:t>
-      </w:r>
-    </w:p>
-    <w:p>
-      <w:pPr>
-        <w:pStyle w:val="Heading3"/>
-      </w:pPr>
-      <w:r>
-        <w:t xml:space="preserve">Scripture sit</w:t>
-      </w:r>
-    </w:p>
-    <w:p>
-      <w:pPr>
-        <w:spacing w:after="120"/>
-      </w:pPr>
-      <w:r>
-        <w:rPr>
-          <w:i/>
-          <w:iCs/>
-          <w:color w:val="1A1A1A"/>
-          <w:sz w:val="22"/>
-          <w:szCs w:val="22"/>
-        </w:rPr>
-        <w:t xml:space="preserve">James 1:22 — Be doers of the word, and not hearers only.</w:t>
-      </w:r>
-    </w:p>
-    <w:p>
-      <w:pPr>
-        <w:pStyle w:val="Heading3"/>
-      </w:pPr>
-      <w:r>
-        <w:t xml:space="preserve">What I noticed</w:t>
-      </w:r>
-    </w:p>
-    <w:p>
-      <w:pPr>
-        <w:pBdr>
-          <w:bottom w:val="single" w:color="D1D5DB" w:sz="6" w:space="1"/>
-        </w:pBdr>
-        <w:spacing w:after="0" w:before="160"/>
-      </w:pPr>
-    </w:p>
-    <w:p>
-      <w:pPr>
-        <w:pBdr>
-          <w:bottom w:val="single" w:color="D1D5DB" w:sz="6" w:space="1"/>
-        </w:pBdr>
-        <w:spacing w:after="0" w:before="160"/>
-      </w:pPr>
-    </w:p>
-    <w:p>
-      <w:pPr>
-        <w:pBdr>
-          <w:bottom w:val="single" w:color="D1D5DB" w:sz="6" w:space="1"/>
-        </w:pBdr>
-        <w:spacing w:after="0" w:before="160"/>
-      </w:pPr>
-    </w:p>
-    <w:p>
-      <w:pPr>
-        <w:pBdr>
-          <w:bottom w:val="single" w:color="D1D5DB" w:sz="6" w:space="1"/>
-        </w:pBdr>
-        <w:spacing w:after="0" w:before="160"/>
-      </w:pPr>
-    </w:p>
-    <w:p>
-      <w:pPr>
-        <w:pBdr>
-          <w:bottom w:val="single" w:color="D1D5DB" w:sz="6" w:space="1"/>
-        </w:pBdr>
-        <w:spacing w:after="0" w:before="160"/>
-      </w:pPr>
-    </w:p>
-    <w:p>
-      <w:pPr>
-        <w:pStyle w:val="Heading3"/>
-      </w:pPr>
-      <w:r>
-        <w:t xml:space="preserve">Captain's next move</w:t>
+        <w:t xml:space="preserve">What did I ship?</w:t>
+      </w:r>
+    </w:p>
+    <w:p>
+      <w:pPr>
+        <w:pBdr>
+          <w:bottom w:val="single" w:color="D1D5DB" w:sz="6" w:space="1"/>
+        </w:pBdr>
+        <w:spacing w:after="0" w:before="160"/>
+      </w:pPr>
+    </w:p>
+    <w:p>
+      <w:pPr>
+        <w:pBdr>
+          <w:bottom w:val="single" w:color="D1D5DB" w:sz="6" w:space="1"/>
+        </w:pBdr>
+        <w:spacing w:after="0" w:before="160"/>
+      </w:pPr>
+    </w:p>
+    <w:p>
+      <w:pPr>
+        <w:pBdr>
+          <w:bottom w:val="single" w:color="D1D5DB" w:sz="6" w:space="1"/>
+        </w:pBdr>
+        <w:spacing w:after="0" w:before="160"/>
+      </w:pPr>
+    </w:p>
+    <w:p>
+      <w:pPr>
+        <w:pStyle w:val="Heading3"/>
+      </w:pPr>
+      <w:r>
+        <w:t xml:space="preserve">What did I avoid?</w:t>
+      </w:r>
+    </w:p>
+    <w:p>
+      <w:pPr>
+        <w:pBdr>
+          <w:bottom w:val="single" w:color="D1D5DB" w:sz="6" w:space="1"/>
+        </w:pBdr>
+        <w:spacing w:after="0" w:before="160"/>
+      </w:pPr>
+    </w:p>
+    <w:p>
+      <w:pPr>
+        <w:pBdr>
+          <w:bottom w:val="single" w:color="D1D5DB" w:sz="6" w:space="1"/>
+        </w:pBdr>
+        <w:spacing w:after="0" w:before="160"/>
+      </w:pPr>
+    </w:p>
+    <w:p>
+      <w:pPr>
+        <w:pBdr>
+          <w:bottom w:val="single" w:color="D1D5DB" w:sz="6" w:space="1"/>
+        </w:pBdr>
+        <w:spacing w:after="0" w:before="160"/>
+      </w:pPr>
+    </w:p>
+    <w:p>
+      <w:pPr>
+        <w:pStyle w:val="Heading3"/>
+      </w:pPr>
+      <w:r>
+        <w:t xml:space="preserve">Where did I show up as captain?</w:t>
+      </w:r>
+    </w:p>
+    <w:p>
+      <w:pPr>
+        <w:pBdr>
+          <w:bottom w:val="single" w:color="D1D5DB" w:sz="6" w:space="1"/>
+        </w:pBdr>
+        <w:spacing w:after="0" w:before="160"/>
+      </w:pPr>
+    </w:p>
+    <w:p>
+      <w:pPr>
+        <w:pBdr>
+          <w:bottom w:val="single" w:color="D1D5DB" w:sz="6" w:space="1"/>
+        </w:pBdr>
+        <w:spacing w:after="0" w:before="160"/>
+      </w:pPr>
+    </w:p>
+    <w:p>
+      <w:pPr>
+        <w:pBdr>
+          <w:bottom w:val="single" w:color="D1D5DB" w:sz="6" w:space="1"/>
+        </w:pBdr>
+        <w:spacing w:after="0" w:before="160"/>
+      </w:pPr>
+    </w:p>
+    <w:p>
+      <w:pPr>
+        <w:pStyle w:val="Heading3"/>
+      </w:pPr>
+      <w:r>
+        <w:t xml:space="preserve">Where did I drift?</w:t>
+      </w:r>
+    </w:p>
+    <w:p>
+      <w:pPr>
+        <w:pBdr>
+          <w:bottom w:val="single" w:color="D1D5DB" w:sz="6" w:space="1"/>
+        </w:pBdr>
+        <w:spacing w:after="0" w:before="160"/>
+      </w:pPr>
+    </w:p>
+    <w:p>
+      <w:pPr>
+        <w:pBdr>
+          <w:bottom w:val="single" w:color="D1D5DB" w:sz="6" w:space="1"/>
+        </w:pBdr>
+        <w:spacing w:after="0" w:before="160"/>
+      </w:pPr>
+    </w:p>
+    <w:p>
+      <w:pPr>
+        <w:pBdr>
+          <w:bottom w:val="single" w:color="D1D5DB" w:sz="6" w:space="1"/>
+        </w:pBdr>
+        <w:spacing w:after="0" w:before="160"/>
+      </w:pPr>
+    </w:p>
+    <w:p>
+      <w:pPr>
+        <w:pStyle w:val="Heading3"/>
+      </w:pPr>
+      <w:r>
+        <w:t xml:space="preserve">ONE anchor for next week</w:t>
       </w:r>
     </w:p>
     <w:p>
@@ -3801,485 +5526,7 @@
           <w:sz w:val="18"/>
           <w:szCs w:val="18"/>
         </w:rPr>
-        <w:t xml:space="preserve">WEEK 4 · TASK 2</w:t>
-      </w:r>
-    </w:p>
-    <w:p>
-      <w:pPr>
-        <w:pStyle w:val="Heading2"/>
-      </w:pPr>
-      <w:r>
-        <w:t xml:space="preserve">10-Min Scripture Study, You Lead</w:t>
-      </w:r>
-    </w:p>
-    <w:p>
-      <w:pPr>
-        <w:spacing w:after="120"/>
-      </w:pPr>
-      <w:r>
-        <w:rPr>
-          <w:i/>
-          <w:iCs/>
-          <w:color w:val="475569"/>
-          <w:sz w:val="22"/>
-          <w:szCs w:val="22"/>
-        </w:rPr>
-        <w:t xml:space="preserve">Claude is a study partner. Not a commentary. Not a pastor.</w:t>
-      </w:r>
-    </w:p>
-    <w:p>
-      <w:pPr>
-        <w:pBdr>
-          <w:bottom w:val="single" w:color="CE8E31" w:sz="6" w:space="1"/>
-        </w:pBdr>
-        <w:spacing w:after="120"/>
-      </w:pPr>
-    </w:p>
-    <w:p>
-      <w:pPr>
-        <w:pStyle w:val="Heading3"/>
-      </w:pPr>
-      <w:r>
-        <w:t xml:space="preserve">Setup</w:t>
-      </w:r>
-    </w:p>
-    <w:p>
-      <w:pPr>
-        <w:spacing w:after="120"/>
-      </w:pPr>
-      <w:r>
-        <w:rPr>
-          <w:color w:val="1A1A1A"/>
-          <w:sz w:val="22"/>
-          <w:szCs w:val="22"/>
-        </w:rPr>
-        <w:t xml:space="preserve">Most men outsource Bible study to a pastor. Flip that. You pick the passage.</w:t>
-      </w:r>
-    </w:p>
-    <w:p>
-      <w:pPr>
-        <w:pStyle w:val="Heading3"/>
-      </w:pPr>
-      <w:r>
-        <w:t xml:space="preserve">Action checklist</w:t>
-      </w:r>
-    </w:p>
-    <w:p>
-      <w:pPr>
-        <w:pStyle w:val="ListParagraph"/>
-        <w:numPr>
-          <w:ilvl w:val="0"/>
-          <w:numId w:val="3"/>
-        </w:numPr>
-      </w:pPr>
-      <w:r>
-        <w:rPr>
-          <w:sz w:val="22"/>
-          <w:szCs w:val="22"/>
-        </w:rPr>
-        <w:t xml:space="preserve">Pick a short passage. Read it aloud, slowly, twice. No screens.</w:t>
-      </w:r>
-    </w:p>
-    <w:p>
-      <w:pPr>
-        <w:pStyle w:val="ListParagraph"/>
-        <w:numPr>
-          <w:ilvl w:val="0"/>
-          <w:numId w:val="3"/>
-        </w:numPr>
-      </w:pPr>
-      <w:r>
-        <w:rPr>
-          <w:sz w:val="22"/>
-          <w:szCs w:val="22"/>
-        </w:rPr>
-        <w:t xml:space="preserve">Open Claude. Use it ONLY for context, cross-references, original-language word notes.</w:t>
-      </w:r>
-    </w:p>
-    <w:p>
-      <w:pPr>
-        <w:pStyle w:val="ListParagraph"/>
-        <w:numPr>
-          <w:ilvl w:val="0"/>
-          <w:numId w:val="3"/>
-        </w:numPr>
-      </w:pPr>
-      <w:r>
-        <w:rPr>
-          <w:sz w:val="22"/>
-          <w:szCs w:val="22"/>
-        </w:rPr>
-        <w:t xml:space="preserve">DO NOT ask Claude what it means for your life.</w:t>
-      </w:r>
-    </w:p>
-    <w:p>
-      <w:pPr>
-        <w:pStyle w:val="ListParagraph"/>
-        <w:numPr>
-          <w:ilvl w:val="0"/>
-          <w:numId w:val="3"/>
-        </w:numPr>
-      </w:pPr>
-      <w:r>
-        <w:rPr>
-          <w:sz w:val="22"/>
-          <w:szCs w:val="22"/>
-        </w:rPr>
-        <w:t xml:space="preserve">Write your own one-sentence application.</w:t>
-      </w:r>
-    </w:p>
-    <w:p>
-      <w:pPr>
-        <w:pStyle w:val="Heading3"/>
-      </w:pPr>
-      <w:r>
-        <w:t xml:space="preserve">Scripture sit</w:t>
-      </w:r>
-    </w:p>
-    <w:p>
-      <w:pPr>
-        <w:spacing w:after="120"/>
-      </w:pPr>
-      <w:r>
-        <w:rPr>
-          <w:i/>
-          <w:iCs/>
-          <w:color w:val="1A1A1A"/>
-          <w:sz w:val="22"/>
-          <w:szCs w:val="22"/>
-        </w:rPr>
-        <w:t xml:space="preserve">Joshua 1:8 — Meditate on it day and night.</w:t>
-      </w:r>
-    </w:p>
-    <w:p>
-      <w:pPr>
-        <w:pStyle w:val="Heading3"/>
-      </w:pPr>
-      <w:r>
-        <w:t xml:space="preserve">What I noticed</w:t>
-      </w:r>
-    </w:p>
-    <w:p>
-      <w:pPr>
-        <w:pBdr>
-          <w:bottom w:val="single" w:color="D1D5DB" w:sz="6" w:space="1"/>
-        </w:pBdr>
-        <w:spacing w:after="0" w:before="160"/>
-      </w:pPr>
-    </w:p>
-    <w:p>
-      <w:pPr>
-        <w:pBdr>
-          <w:bottom w:val="single" w:color="D1D5DB" w:sz="6" w:space="1"/>
-        </w:pBdr>
-        <w:spacing w:after="0" w:before="160"/>
-      </w:pPr>
-    </w:p>
-    <w:p>
-      <w:pPr>
-        <w:pBdr>
-          <w:bottom w:val="single" w:color="D1D5DB" w:sz="6" w:space="1"/>
-        </w:pBdr>
-        <w:spacing w:after="0" w:before="160"/>
-      </w:pPr>
-    </w:p>
-    <w:p>
-      <w:pPr>
-        <w:pBdr>
-          <w:bottom w:val="single" w:color="D1D5DB" w:sz="6" w:space="1"/>
-        </w:pBdr>
-        <w:spacing w:after="0" w:before="160"/>
-      </w:pPr>
-    </w:p>
-    <w:p>
-      <w:pPr>
-        <w:pBdr>
-          <w:bottom w:val="single" w:color="D1D5DB" w:sz="6" w:space="1"/>
-        </w:pBdr>
-        <w:spacing w:after="0" w:before="160"/>
-      </w:pPr>
-    </w:p>
-    <w:p>
-      <w:pPr>
-        <w:pStyle w:val="Heading3"/>
-      </w:pPr>
-      <w:r>
-        <w:t xml:space="preserve">Captain's next move</w:t>
-      </w:r>
-    </w:p>
-    <w:p>
-      <w:pPr>
-        <w:pBdr>
-          <w:bottom w:val="single" w:color="D1D5DB" w:sz="6" w:space="1"/>
-        </w:pBdr>
-        <w:spacing w:after="0" w:before="160"/>
-      </w:pPr>
-    </w:p>
-    <w:p>
-      <w:pPr>
-        <w:pBdr>
-          <w:bottom w:val="single" w:color="D1D5DB" w:sz="6" w:space="1"/>
-        </w:pBdr>
-        <w:spacing w:after="0" w:before="160"/>
-      </w:pPr>
-    </w:p>
-    <w:p>
-      <w:r>
-        <w:br w:type="page"/>
-      </w:r>
-    </w:p>
-    <w:p>
-      <w:pPr>
-        <w:spacing w:after="60"/>
-      </w:pPr>
-      <w:r>
-        <w:rPr>
-          <w:b/>
-          <w:bCs/>
-          <w:color w:val="CE8E31"/>
-          <w:sz w:val="18"/>
-          <w:szCs w:val="18"/>
-        </w:rPr>
-        <w:t xml:space="preserve">WEEK 4 · TASK 3</w:t>
-      </w:r>
-    </w:p>
-    <w:p>
-      <w:pPr>
-        <w:pStyle w:val="Heading2"/>
-      </w:pPr>
-      <w:r>
-        <w:t xml:space="preserve">Family Devotion Generator</w:t>
-      </w:r>
-    </w:p>
-    <w:p>
-      <w:pPr>
-        <w:spacing w:after="120"/>
-      </w:pPr>
-      <w:r>
-        <w:rPr>
-          <w:i/>
-          <w:iCs/>
-          <w:color w:val="475569"/>
-          <w:sz w:val="22"/>
-          <w:szCs w:val="22"/>
-        </w:rPr>
-        <w:t xml:space="preserve">Friday-night devo, built from Sunday's sermon. 10 minutes.</w:t>
-      </w:r>
-    </w:p>
-    <w:p>
-      <w:pPr>
-        <w:pBdr>
-          <w:bottom w:val="single" w:color="CE8E31" w:sz="6" w:space="1"/>
-        </w:pBdr>
-        <w:spacing w:after="120"/>
-      </w:pPr>
-    </w:p>
-    <w:p>
-      <w:pPr>
-        <w:pStyle w:val="Heading3"/>
-      </w:pPr>
-      <w:r>
-        <w:t xml:space="preserve">Setup</w:t>
-      </w:r>
-    </w:p>
-    <w:p>
-      <w:pPr>
-        <w:spacing w:after="120"/>
-      </w:pPr>
-      <w:r>
-        <w:rPr>
-          <w:color w:val="1A1A1A"/>
-          <w:sz w:val="22"/>
-          <w:szCs w:val="22"/>
-        </w:rPr>
-        <w:t xml:space="preserve">Family devotion lives or dies on the captain's preparation.</w:t>
-      </w:r>
-    </w:p>
-    <w:p>
-      <w:pPr>
-        <w:pStyle w:val="Heading3"/>
-      </w:pPr>
-      <w:r>
-        <w:t xml:space="preserve">Action checklist</w:t>
-      </w:r>
-    </w:p>
-    <w:p>
-      <w:pPr>
-        <w:pStyle w:val="ListParagraph"/>
-        <w:numPr>
-          <w:ilvl w:val="0"/>
-          <w:numId w:val="3"/>
-        </w:numPr>
-      </w:pPr>
-      <w:r>
-        <w:rPr>
-          <w:sz w:val="22"/>
-          <w:szCs w:val="22"/>
-        </w:rPr>
-        <w:t xml:space="preserve">Paste this Sunday's sermon notes into Claude.</w:t>
-      </w:r>
-    </w:p>
-    <w:p>
-      <w:pPr>
-        <w:pStyle w:val="ListParagraph"/>
-        <w:numPr>
-          <w:ilvl w:val="0"/>
-          <w:numId w:val="3"/>
-        </w:numPr>
-      </w:pPr>
-      <w:r>
-        <w:rPr>
-          <w:sz w:val="22"/>
-          <w:szCs w:val="22"/>
-        </w:rPr>
-        <w:t xml:space="preserve">Ask for: one key verse to read aloud, one short illustration, one question per kid (by age), one prayer prompt.</w:t>
-      </w:r>
-    </w:p>
-    <w:p>
-      <w:pPr>
-        <w:pStyle w:val="ListParagraph"/>
-        <w:numPr>
-          <w:ilvl w:val="0"/>
-          <w:numId w:val="3"/>
-        </w:numPr>
-      </w:pPr>
-      <w:r>
-        <w:rPr>
-          <w:sz w:val="22"/>
-          <w:szCs w:val="22"/>
-        </w:rPr>
-        <w:t xml:space="preserve">Cut anything that doesn't sound like you.</w:t>
-      </w:r>
-    </w:p>
-    <w:p>
-      <w:pPr>
-        <w:pStyle w:val="ListParagraph"/>
-        <w:numPr>
-          <w:ilvl w:val="0"/>
-          <w:numId w:val="3"/>
-        </w:numPr>
-      </w:pPr>
-      <w:r>
-        <w:rPr>
-          <w:sz w:val="22"/>
-          <w:szCs w:val="22"/>
-        </w:rPr>
-        <w:t xml:space="preserve">Run it Friday night. Take notes on what worked.</w:t>
-      </w:r>
-    </w:p>
-    <w:p>
-      <w:pPr>
-        <w:pStyle w:val="Heading3"/>
-      </w:pPr>
-      <w:r>
-        <w:t xml:space="preserve">Scripture sit</w:t>
-      </w:r>
-    </w:p>
-    <w:p>
-      <w:pPr>
-        <w:spacing w:after="120"/>
-      </w:pPr>
-      <w:r>
-        <w:rPr>
-          <w:i/>
-          <w:iCs/>
-          <w:color w:val="1A1A1A"/>
-          <w:sz w:val="22"/>
-          <w:szCs w:val="22"/>
-        </w:rPr>
-        <w:t xml:space="preserve">Psalm 78:4 — Tell to the coming generation the glorious deeds of the LORD.</w:t>
-      </w:r>
-    </w:p>
-    <w:p>
-      <w:pPr>
-        <w:pStyle w:val="Heading3"/>
-      </w:pPr>
-      <w:r>
-        <w:t xml:space="preserve">What I noticed</w:t>
-      </w:r>
-    </w:p>
-    <w:p>
-      <w:pPr>
-        <w:pBdr>
-          <w:bottom w:val="single" w:color="D1D5DB" w:sz="6" w:space="1"/>
-        </w:pBdr>
-        <w:spacing w:after="0" w:before="160"/>
-      </w:pPr>
-    </w:p>
-    <w:p>
-      <w:pPr>
-        <w:pBdr>
-          <w:bottom w:val="single" w:color="D1D5DB" w:sz="6" w:space="1"/>
-        </w:pBdr>
-        <w:spacing w:after="0" w:before="160"/>
-      </w:pPr>
-    </w:p>
-    <w:p>
-      <w:pPr>
-        <w:pBdr>
-          <w:bottom w:val="single" w:color="D1D5DB" w:sz="6" w:space="1"/>
-        </w:pBdr>
-        <w:spacing w:after="0" w:before="160"/>
-      </w:pPr>
-    </w:p>
-    <w:p>
-      <w:pPr>
-        <w:pBdr>
-          <w:bottom w:val="single" w:color="D1D5DB" w:sz="6" w:space="1"/>
-        </w:pBdr>
-        <w:spacing w:after="0" w:before="160"/>
-      </w:pPr>
-    </w:p>
-    <w:p>
-      <w:pPr>
-        <w:pBdr>
-          <w:bottom w:val="single" w:color="D1D5DB" w:sz="6" w:space="1"/>
-        </w:pBdr>
-        <w:spacing w:after="0" w:before="160"/>
-      </w:pPr>
-    </w:p>
-    <w:p>
-      <w:pPr>
-        <w:pStyle w:val="Heading3"/>
-      </w:pPr>
-      <w:r>
-        <w:t xml:space="preserve">Captain's next move</w:t>
-      </w:r>
-    </w:p>
-    <w:p>
-      <w:pPr>
-        <w:pBdr>
-          <w:bottom w:val="single" w:color="D1D5DB" w:sz="6" w:space="1"/>
-        </w:pBdr>
-        <w:spacing w:after="0" w:before="160"/>
-      </w:pPr>
-    </w:p>
-    <w:p>
-      <w:pPr>
-        <w:pBdr>
-          <w:bottom w:val="single" w:color="D1D5DB" w:sz="6" w:space="1"/>
-        </w:pBdr>
-        <w:spacing w:after="0" w:before="160"/>
-      </w:pPr>
-    </w:p>
-    <w:p>
-      <w:r>
-        <w:br w:type="page"/>
-      </w:r>
-    </w:p>
-    <w:p>
-      <w:pPr>
-        <w:spacing w:after="60"/>
-      </w:pPr>
-      <w:r>
-        <w:rPr>
-          <w:b/>
-          <w:bCs/>
-          <w:color w:val="CE8E31"/>
-          <w:sz w:val="18"/>
-          <w:szCs w:val="18"/>
-        </w:rPr>
-        <w:t xml:space="preserve">WEEK 4 · REVIEW</w:t>
+        <w:t xml:space="preserve">WEEK 6</w:t>
       </w:r>
     </w:p>
     <w:p>
@@ -4287,1254 +5534,7 @@
         <w:pStyle w:val="Heading1"/>
       </w:pPr>
       <w:r>
-        <w:t xml:space="preserve">Saturday Captain's Audit</w:t>
-      </w:r>
-    </w:p>
-    <w:p>
-      <w:pPr>
-        <w:spacing w:after="120"/>
-      </w:pPr>
-      <w:r>
-        <w:rPr>
-          <w:i/>
-          <w:iCs/>
-          <w:color w:val="475569"/>
-          <w:sz w:val="22"/>
-          <w:szCs w:val="22"/>
-        </w:rPr>
-        <w:t xml:space="preserve">Honest answers. No PR. The captain's log isn't HR.</w:t>
-      </w:r>
-    </w:p>
-    <w:p>
-      <w:pPr>
-        <w:pBdr>
-          <w:bottom w:val="single" w:color="CE8E31" w:sz="6" w:space="1"/>
-        </w:pBdr>
-        <w:spacing w:after="120"/>
-      </w:pPr>
-    </w:p>
-    <w:p>
-      <w:pPr>
-        <w:pStyle w:val="Heading3"/>
-      </w:pPr>
-      <w:r>
-        <w:t xml:space="preserve">What did I ship?</w:t>
-      </w:r>
-    </w:p>
-    <w:p>
-      <w:pPr>
-        <w:pBdr>
-          <w:bottom w:val="single" w:color="D1D5DB" w:sz="6" w:space="1"/>
-        </w:pBdr>
-        <w:spacing w:after="0" w:before="160"/>
-      </w:pPr>
-    </w:p>
-    <w:p>
-      <w:pPr>
-        <w:pBdr>
-          <w:bottom w:val="single" w:color="D1D5DB" w:sz="6" w:space="1"/>
-        </w:pBdr>
-        <w:spacing w:after="0" w:before="160"/>
-      </w:pPr>
-    </w:p>
-    <w:p>
-      <w:pPr>
-        <w:pBdr>
-          <w:bottom w:val="single" w:color="D1D5DB" w:sz="6" w:space="1"/>
-        </w:pBdr>
-        <w:spacing w:after="0" w:before="160"/>
-      </w:pPr>
-    </w:p>
-    <w:p>
-      <w:pPr>
-        <w:pStyle w:val="Heading3"/>
-      </w:pPr>
-      <w:r>
-        <w:t xml:space="preserve">What did I avoid?</w:t>
-      </w:r>
-    </w:p>
-    <w:p>
-      <w:pPr>
-        <w:pBdr>
-          <w:bottom w:val="single" w:color="D1D5DB" w:sz="6" w:space="1"/>
-        </w:pBdr>
-        <w:spacing w:after="0" w:before="160"/>
-      </w:pPr>
-    </w:p>
-    <w:p>
-      <w:pPr>
-        <w:pBdr>
-          <w:bottom w:val="single" w:color="D1D5DB" w:sz="6" w:space="1"/>
-        </w:pBdr>
-        <w:spacing w:after="0" w:before="160"/>
-      </w:pPr>
-    </w:p>
-    <w:p>
-      <w:pPr>
-        <w:pBdr>
-          <w:bottom w:val="single" w:color="D1D5DB" w:sz="6" w:space="1"/>
-        </w:pBdr>
-        <w:spacing w:after="0" w:before="160"/>
-      </w:pPr>
-    </w:p>
-    <w:p>
-      <w:pPr>
-        <w:pStyle w:val="Heading3"/>
-      </w:pPr>
-      <w:r>
-        <w:t xml:space="preserve">Where did I show up as captain?</w:t>
-      </w:r>
-    </w:p>
-    <w:p>
-      <w:pPr>
-        <w:pBdr>
-          <w:bottom w:val="single" w:color="D1D5DB" w:sz="6" w:space="1"/>
-        </w:pBdr>
-        <w:spacing w:after="0" w:before="160"/>
-      </w:pPr>
-    </w:p>
-    <w:p>
-      <w:pPr>
-        <w:pBdr>
-          <w:bottom w:val="single" w:color="D1D5DB" w:sz="6" w:space="1"/>
-        </w:pBdr>
-        <w:spacing w:after="0" w:before="160"/>
-      </w:pPr>
-    </w:p>
-    <w:p>
-      <w:pPr>
-        <w:pBdr>
-          <w:bottom w:val="single" w:color="D1D5DB" w:sz="6" w:space="1"/>
-        </w:pBdr>
-        <w:spacing w:after="0" w:before="160"/>
-      </w:pPr>
-    </w:p>
-    <w:p>
-      <w:pPr>
-        <w:pStyle w:val="Heading3"/>
-      </w:pPr>
-      <w:r>
-        <w:t xml:space="preserve">Where did I drift?</w:t>
-      </w:r>
-    </w:p>
-    <w:p>
-      <w:pPr>
-        <w:pBdr>
-          <w:bottom w:val="single" w:color="D1D5DB" w:sz="6" w:space="1"/>
-        </w:pBdr>
-        <w:spacing w:after="0" w:before="160"/>
-      </w:pPr>
-    </w:p>
-    <w:p>
-      <w:pPr>
-        <w:pBdr>
-          <w:bottom w:val="single" w:color="D1D5DB" w:sz="6" w:space="1"/>
-        </w:pBdr>
-        <w:spacing w:after="0" w:before="160"/>
-      </w:pPr>
-    </w:p>
-    <w:p>
-      <w:pPr>
-        <w:pBdr>
-          <w:bottom w:val="single" w:color="D1D5DB" w:sz="6" w:space="1"/>
-        </w:pBdr>
-        <w:spacing w:after="0" w:before="160"/>
-      </w:pPr>
-    </w:p>
-    <w:p>
-      <w:pPr>
-        <w:pStyle w:val="Heading3"/>
-      </w:pPr>
-      <w:r>
-        <w:t xml:space="preserve">ONE anchor for next week</w:t>
-      </w:r>
-    </w:p>
-    <w:p>
-      <w:pPr>
-        <w:pBdr>
-          <w:bottom w:val="single" w:color="D1D5DB" w:sz="6" w:space="1"/>
-        </w:pBdr>
-        <w:spacing w:after="0" w:before="160"/>
-      </w:pPr>
-    </w:p>
-    <w:p>
-      <w:pPr>
-        <w:pBdr>
-          <w:bottom w:val="single" w:color="D1D5DB" w:sz="6" w:space="1"/>
-        </w:pBdr>
-        <w:spacing w:after="0" w:before="160"/>
-      </w:pPr>
-    </w:p>
-    <w:p>
-      <w:r>
-        <w:br w:type="page"/>
-      </w:r>
-    </w:p>
-    <w:p>
-      <w:pPr>
-        <w:spacing w:after="60"/>
-      </w:pPr>
-      <w:r>
-        <w:rPr>
-          <w:b/>
-          <w:bCs/>
-          <w:color w:val="CE8E31"/>
-          <w:sz w:val="18"/>
-          <w:szCs w:val="18"/>
-        </w:rPr>
-        <w:t xml:space="preserve">WEEK 5</w:t>
-      </w:r>
-    </w:p>
-    <w:p>
-      <w:pPr>
-        <w:pStyle w:val="Heading1"/>
-      </w:pPr>
-      <w:r>
-        <w:t xml:space="preserve">Body</w:t>
-      </w:r>
-    </w:p>
-    <w:p>
-      <w:pPr>
-        <w:spacing w:after="120"/>
-      </w:pPr>
-      <w:r>
-        <w:rPr>
-          <w:i/>
-          <w:iCs/>
-          <w:color w:val="475569"/>
-          <w:sz w:val="22"/>
-          <w:szCs w:val="22"/>
-        </w:rPr>
-        <w:t xml:space="preserve">Steward the temple. The captain trains the body that carries the load.</w:t>
-      </w:r>
-    </w:p>
-    <w:p>
-      <w:pPr>
-        <w:pBdr>
-          <w:bottom w:val="single" w:color="CE8E31" w:sz="6" w:space="1"/>
-        </w:pBdr>
-        <w:spacing w:after="120"/>
-      </w:pPr>
-    </w:p>
-    <w:p>
-      <w:pPr>
-        <w:pStyle w:val="Heading3"/>
-      </w:pPr>
-      <w:r>
-        <w:t xml:space="preserve">Scripture</w:t>
-      </w:r>
-    </w:p>
-    <w:p>
-      <w:pPr>
-        <w:spacing w:after="120"/>
-      </w:pPr>
-      <w:r>
-        <w:rPr>
-          <w:i/>
-          <w:iCs/>
-          <w:color w:val="1A1A1A"/>
-          <w:sz w:val="22"/>
-          <w:szCs w:val="22"/>
-        </w:rPr>
-        <w:t xml:space="preserve">"Your body is a temple of the Holy Spirit. Glorify God in your body."</w:t>
-      </w:r>
-    </w:p>
-    <w:p>
-      <w:pPr>
-        <w:spacing w:after="200"/>
-      </w:pPr>
-      <w:r>
-        <w:rPr>
-          <w:color w:val="6B7280"/>
-          <w:sz w:val="20"/>
-          <w:szCs w:val="20"/>
-        </w:rPr>
-        <w:t xml:space="preserve">— 1 Corinthians 6:19-20</w:t>
-      </w:r>
-    </w:p>
-    <w:p>
-      <w:pPr>
-        <w:pStyle w:val="Heading3"/>
-      </w:pPr>
-      <w:r>
-        <w:t xml:space="preserve">Captain's intention for this week</w:t>
-      </w:r>
-    </w:p>
-    <w:p>
-      <w:pPr>
-        <w:spacing w:after="120"/>
-      </w:pPr>
-      <w:r>
-        <w:rPr>
-          <w:color w:val="1A1A1A"/>
-          <w:sz w:val="22"/>
-          <w:szCs w:val="22"/>
-        </w:rPr>
-        <w:t xml:space="preserve">Before you start, write one sentence about what you want this week to produce — not a goal, an intention.</w:t>
-      </w:r>
-    </w:p>
-    <w:p>
-      <w:pPr>
-        <w:pBdr>
-          <w:bottom w:val="single" w:color="D1D5DB" w:sz="6" w:space="1"/>
-        </w:pBdr>
-        <w:spacing w:after="0" w:before="160"/>
-      </w:pPr>
-    </w:p>
-    <w:p>
-      <w:pPr>
-        <w:pBdr>
-          <w:bottom w:val="single" w:color="D1D5DB" w:sz="6" w:space="1"/>
-        </w:pBdr>
-        <w:spacing w:after="0" w:before="160"/>
-      </w:pPr>
-    </w:p>
-    <w:p>
-      <w:pPr>
-        <w:pBdr>
-          <w:bottom w:val="single" w:color="D1D5DB" w:sz="6" w:space="1"/>
-        </w:pBdr>
-        <w:spacing w:after="0" w:before="160"/>
-      </w:pPr>
-    </w:p>
-    <w:p>
-      <w:pPr>
-        <w:pBdr>
-          <w:bottom w:val="single" w:color="D1D5DB" w:sz="6" w:space="1"/>
-        </w:pBdr>
-        <w:spacing w:after="0" w:before="160"/>
-      </w:pPr>
-    </w:p>
-    <w:p>
-      <w:r>
-        <w:br w:type="page"/>
-      </w:r>
-    </w:p>
-    <w:p>
-      <w:pPr>
-        <w:spacing w:after="60"/>
-      </w:pPr>
-      <w:r>
-        <w:rPr>
-          <w:b/>
-          <w:bCs/>
-          <w:color w:val="CE8E31"/>
-          <w:sz w:val="18"/>
-          <w:szCs w:val="18"/>
-        </w:rPr>
-        <w:t xml:space="preserve">WEEK 5 · TASK 1</w:t>
-      </w:r>
-    </w:p>
-    <w:p>
-      <w:pPr>
-        <w:pStyle w:val="Heading2"/>
-      </w:pPr>
-      <w:r>
-        <w:t xml:space="preserve">Weekly Movement Practice</w:t>
-      </w:r>
-    </w:p>
-    <w:p>
-      <w:pPr>
-        <w:spacing w:after="120"/>
-      </w:pPr>
-      <w:r>
-        <w:rPr>
-          <w:i/>
-          <w:iCs/>
-          <w:color w:val="475569"/>
-          <w:sz w:val="22"/>
-          <w:szCs w:val="22"/>
-        </w:rPr>
-        <w:t xml:space="preserve">3× strength + 2× walking. On the calendar. Not a wish.</w:t>
-      </w:r>
-    </w:p>
-    <w:p>
-      <w:pPr>
-        <w:pBdr>
-          <w:bottom w:val="single" w:color="CE8E31" w:sz="6" w:space="1"/>
-        </w:pBdr>
-        <w:spacing w:after="120"/>
-      </w:pPr>
-    </w:p>
-    <w:p>
-      <w:pPr>
-        <w:pStyle w:val="Heading3"/>
-      </w:pPr>
-      <w:r>
-        <w:t xml:space="preserve">Setup</w:t>
-      </w:r>
-    </w:p>
-    <w:p>
-      <w:pPr>
-        <w:spacing w:after="120"/>
-      </w:pPr>
-      <w:r>
-        <w:rPr>
-          <w:color w:val="1A1A1A"/>
-          <w:sz w:val="22"/>
-          <w:szCs w:val="22"/>
-        </w:rPr>
-        <w:t xml:space="preserve">Your body is the boat. The bootcamp doesn't make you a different man if you can't carry your wife's groceries up two flights.</w:t>
-      </w:r>
-    </w:p>
-    <w:p>
-      <w:pPr>
-        <w:pStyle w:val="Heading3"/>
-      </w:pPr>
-      <w:r>
-        <w:t xml:space="preserve">Action checklist</w:t>
-      </w:r>
-    </w:p>
-    <w:p>
-      <w:pPr>
-        <w:pStyle w:val="ListParagraph"/>
-        <w:numPr>
-          <w:ilvl w:val="0"/>
-          <w:numId w:val="3"/>
-        </w:numPr>
-      </w:pPr>
-      <w:r>
-        <w:rPr>
-          <w:sz w:val="22"/>
-          <w:szCs w:val="22"/>
-        </w:rPr>
-        <w:t xml:space="preserve">Open Claude. Give your current state honestly. Note injuries.</w:t>
-      </w:r>
-    </w:p>
-    <w:p>
-      <w:pPr>
-        <w:pStyle w:val="ListParagraph"/>
-        <w:numPr>
-          <w:ilvl w:val="0"/>
-          <w:numId w:val="3"/>
-        </w:numPr>
-      </w:pPr>
-      <w:r>
-        <w:rPr>
-          <w:sz w:val="22"/>
-          <w:szCs w:val="22"/>
-        </w:rPr>
-        <w:t xml:space="preserve">Ask for a 4-week plan: 3 strength + 2 walking + 1 rest (Sabbath).</w:t>
-      </w:r>
-    </w:p>
-    <w:p>
-      <w:pPr>
-        <w:pStyle w:val="ListParagraph"/>
-        <w:numPr>
-          <w:ilvl w:val="0"/>
-          <w:numId w:val="3"/>
-        </w:numPr>
-      </w:pPr>
-      <w:r>
-        <w:rPr>
-          <w:sz w:val="22"/>
-          <w:szCs w:val="22"/>
-        </w:rPr>
-        <w:t xml:space="preserve">Put every session on the calendar THIS week.</w:t>
-      </w:r>
-    </w:p>
-    <w:p>
-      <w:pPr>
-        <w:pStyle w:val="ListParagraph"/>
-        <w:numPr>
-          <w:ilvl w:val="0"/>
-          <w:numId w:val="3"/>
-        </w:numPr>
-      </w:pPr>
-      <w:r>
-        <w:rPr>
-          <w:sz w:val="22"/>
-          <w:szCs w:val="22"/>
-        </w:rPr>
-        <w:t xml:space="preserve">Track it. Show up imperfectly.</w:t>
-      </w:r>
-    </w:p>
-    <w:p>
-      <w:pPr>
-        <w:pStyle w:val="Heading3"/>
-      </w:pPr>
-      <w:r>
-        <w:t xml:space="preserve">Scripture sit</w:t>
-      </w:r>
-    </w:p>
-    <w:p>
-      <w:pPr>
-        <w:spacing w:after="120"/>
-      </w:pPr>
-      <w:r>
-        <w:rPr>
-          <w:i/>
-          <w:iCs/>
-          <w:color w:val="1A1A1A"/>
-          <w:sz w:val="22"/>
-          <w:szCs w:val="22"/>
-        </w:rPr>
-        <w:t xml:space="preserve">1 Corinthians 6:19-20 — Glorify God in your body.</w:t>
-      </w:r>
-    </w:p>
-    <w:p>
-      <w:pPr>
-        <w:pStyle w:val="Heading3"/>
-      </w:pPr>
-      <w:r>
-        <w:t xml:space="preserve">What I noticed</w:t>
-      </w:r>
-    </w:p>
-    <w:p>
-      <w:pPr>
-        <w:pBdr>
-          <w:bottom w:val="single" w:color="D1D5DB" w:sz="6" w:space="1"/>
-        </w:pBdr>
-        <w:spacing w:after="0" w:before="160"/>
-      </w:pPr>
-    </w:p>
-    <w:p>
-      <w:pPr>
-        <w:pBdr>
-          <w:bottom w:val="single" w:color="D1D5DB" w:sz="6" w:space="1"/>
-        </w:pBdr>
-        <w:spacing w:after="0" w:before="160"/>
-      </w:pPr>
-    </w:p>
-    <w:p>
-      <w:pPr>
-        <w:pBdr>
-          <w:bottom w:val="single" w:color="D1D5DB" w:sz="6" w:space="1"/>
-        </w:pBdr>
-        <w:spacing w:after="0" w:before="160"/>
-      </w:pPr>
-    </w:p>
-    <w:p>
-      <w:pPr>
-        <w:pBdr>
-          <w:bottom w:val="single" w:color="D1D5DB" w:sz="6" w:space="1"/>
-        </w:pBdr>
-        <w:spacing w:after="0" w:before="160"/>
-      </w:pPr>
-    </w:p>
-    <w:p>
-      <w:pPr>
-        <w:pBdr>
-          <w:bottom w:val="single" w:color="D1D5DB" w:sz="6" w:space="1"/>
-        </w:pBdr>
-        <w:spacing w:after="0" w:before="160"/>
-      </w:pPr>
-    </w:p>
-    <w:p>
-      <w:pPr>
-        <w:pStyle w:val="Heading3"/>
-      </w:pPr>
-      <w:r>
-        <w:t xml:space="preserve">Captain's next move</w:t>
-      </w:r>
-    </w:p>
-    <w:p>
-      <w:pPr>
-        <w:pBdr>
-          <w:bottom w:val="single" w:color="D1D5DB" w:sz="6" w:space="1"/>
-        </w:pBdr>
-        <w:spacing w:after="0" w:before="160"/>
-      </w:pPr>
-    </w:p>
-    <w:p>
-      <w:pPr>
-        <w:pBdr>
-          <w:bottom w:val="single" w:color="D1D5DB" w:sz="6" w:space="1"/>
-        </w:pBdr>
-        <w:spacing w:after="0" w:before="160"/>
-      </w:pPr>
-    </w:p>
-    <w:p>
-      <w:r>
-        <w:br w:type="page"/>
-      </w:r>
-    </w:p>
-    <w:p>
-      <w:pPr>
-        <w:spacing w:after="60"/>
-      </w:pPr>
-      <w:r>
-        <w:rPr>
-          <w:b/>
-          <w:bCs/>
-          <w:color w:val="CE8E31"/>
-          <w:sz w:val="18"/>
-          <w:szCs w:val="18"/>
-        </w:rPr>
-        <w:t xml:space="preserve">WEEK 5 · TASK 2</w:t>
-      </w:r>
-    </w:p>
-    <w:p>
-      <w:pPr>
-        <w:pStyle w:val="Heading2"/>
-      </w:pPr>
-      <w:r>
-        <w:t xml:space="preserve">Captain's Meal Plan</w:t>
-      </w:r>
-    </w:p>
-    <w:p>
-      <w:pPr>
-        <w:spacing w:after="120"/>
-      </w:pPr>
-      <w:r>
-        <w:rPr>
-          <w:i/>
-          <w:iCs/>
-          <w:color w:val="475569"/>
-          <w:sz w:val="22"/>
-          <w:szCs w:val="22"/>
-        </w:rPr>
-        <w:t xml:space="preserve">Protein-forward one-week plan. AI drafts. Shopper collaborates.</w:t>
-      </w:r>
-    </w:p>
-    <w:p>
-      <w:pPr>
-        <w:pBdr>
-          <w:bottom w:val="single" w:color="CE8E31" w:sz="6" w:space="1"/>
-        </w:pBdr>
-        <w:spacing w:after="120"/>
-      </w:pPr>
-    </w:p>
-    <w:p>
-      <w:pPr>
-        <w:pStyle w:val="Heading3"/>
-      </w:pPr>
-      <w:r>
-        <w:t xml:space="preserve">Setup</w:t>
-      </w:r>
-    </w:p>
-    <w:p>
-      <w:pPr>
-        <w:spacing w:after="120"/>
-      </w:pPr>
-      <w:r>
-        <w:rPr>
-          <w:color w:val="1A1A1A"/>
-          <w:sz w:val="22"/>
-          <w:szCs w:val="22"/>
-        </w:rPr>
-        <w:t xml:space="preserve">Most family captains lose this battle by 6pm because they didn't decide at 9am.</w:t>
-      </w:r>
-    </w:p>
-    <w:p>
-      <w:pPr>
-        <w:pStyle w:val="Heading3"/>
-      </w:pPr>
-      <w:r>
-        <w:t xml:space="preserve">Action checklist</w:t>
-      </w:r>
-    </w:p>
-    <w:p>
-      <w:pPr>
-        <w:pStyle w:val="ListParagraph"/>
-        <w:numPr>
-          <w:ilvl w:val="0"/>
-          <w:numId w:val="3"/>
-        </w:numPr>
-      </w:pPr>
-      <w:r>
-        <w:rPr>
-          <w:sz w:val="22"/>
-          <w:szCs w:val="22"/>
-        </w:rPr>
-        <w:t xml:space="preserve">Open Claude. Household details: kids' ages, allergies, budget.</w:t>
-      </w:r>
-    </w:p>
-    <w:p>
-      <w:pPr>
-        <w:pStyle w:val="ListParagraph"/>
-        <w:numPr>
-          <w:ilvl w:val="0"/>
-          <w:numId w:val="3"/>
-        </w:numPr>
-      </w:pPr>
-      <w:r>
-        <w:rPr>
-          <w:sz w:val="22"/>
-          <w:szCs w:val="22"/>
-        </w:rPr>
-        <w:t xml:space="preserve">Ask for 7 protein-forward dinners (~30 min prep) + grouped grocery list + 2 lunch defaults + 1 easy night.</w:t>
-      </w:r>
-    </w:p>
-    <w:p>
-      <w:pPr>
-        <w:pStyle w:val="ListParagraph"/>
-        <w:numPr>
-          <w:ilvl w:val="0"/>
-          <w:numId w:val="3"/>
-        </w:numPr>
-      </w:pPr>
-      <w:r>
-        <w:rPr>
-          <w:sz w:val="22"/>
-          <w:szCs w:val="22"/>
-        </w:rPr>
-        <w:t xml:space="preserve">Hand the draft to whoever shops. Collaborate.</w:t>
-      </w:r>
-    </w:p>
-    <w:p>
-      <w:pPr>
-        <w:pStyle w:val="ListParagraph"/>
-        <w:numPr>
-          <w:ilvl w:val="0"/>
-          <w:numId w:val="3"/>
-        </w:numPr>
-      </w:pPr>
-      <w:r>
-        <w:rPr>
-          <w:sz w:val="22"/>
-          <w:szCs w:val="22"/>
-        </w:rPr>
-        <w:t xml:space="preserve">Stock the pantry by Monday.</w:t>
-      </w:r>
-    </w:p>
-    <w:p>
-      <w:pPr>
-        <w:pStyle w:val="Heading3"/>
-      </w:pPr>
-      <w:r>
-        <w:t xml:space="preserve">Scripture sit</w:t>
-      </w:r>
-    </w:p>
-    <w:p>
-      <w:pPr>
-        <w:spacing w:after="120"/>
-      </w:pPr>
-      <w:r>
-        <w:rPr>
-          <w:i/>
-          <w:iCs/>
-          <w:color w:val="1A1A1A"/>
-          <w:sz w:val="22"/>
-          <w:szCs w:val="22"/>
-        </w:rPr>
-        <w:t xml:space="preserve">Proverbs 31:15 — A wise household plans meals.</w:t>
-      </w:r>
-    </w:p>
-    <w:p>
-      <w:pPr>
-        <w:pStyle w:val="Heading3"/>
-      </w:pPr>
-      <w:r>
-        <w:t xml:space="preserve">What I noticed</w:t>
-      </w:r>
-    </w:p>
-    <w:p>
-      <w:pPr>
-        <w:pBdr>
-          <w:bottom w:val="single" w:color="D1D5DB" w:sz="6" w:space="1"/>
-        </w:pBdr>
-        <w:spacing w:after="0" w:before="160"/>
-      </w:pPr>
-    </w:p>
-    <w:p>
-      <w:pPr>
-        <w:pBdr>
-          <w:bottom w:val="single" w:color="D1D5DB" w:sz="6" w:space="1"/>
-        </w:pBdr>
-        <w:spacing w:after="0" w:before="160"/>
-      </w:pPr>
-    </w:p>
-    <w:p>
-      <w:pPr>
-        <w:pBdr>
-          <w:bottom w:val="single" w:color="D1D5DB" w:sz="6" w:space="1"/>
-        </w:pBdr>
-        <w:spacing w:after="0" w:before="160"/>
-      </w:pPr>
-    </w:p>
-    <w:p>
-      <w:pPr>
-        <w:pBdr>
-          <w:bottom w:val="single" w:color="D1D5DB" w:sz="6" w:space="1"/>
-        </w:pBdr>
-        <w:spacing w:after="0" w:before="160"/>
-      </w:pPr>
-    </w:p>
-    <w:p>
-      <w:pPr>
-        <w:pBdr>
-          <w:bottom w:val="single" w:color="D1D5DB" w:sz="6" w:space="1"/>
-        </w:pBdr>
-        <w:spacing w:after="0" w:before="160"/>
-      </w:pPr>
-    </w:p>
-    <w:p>
-      <w:pPr>
-        <w:pStyle w:val="Heading3"/>
-      </w:pPr>
-      <w:r>
-        <w:t xml:space="preserve">Captain's next move</w:t>
-      </w:r>
-    </w:p>
-    <w:p>
-      <w:pPr>
-        <w:pBdr>
-          <w:bottom w:val="single" w:color="D1D5DB" w:sz="6" w:space="1"/>
-        </w:pBdr>
-        <w:spacing w:after="0" w:before="160"/>
-      </w:pPr>
-    </w:p>
-    <w:p>
-      <w:pPr>
-        <w:pBdr>
-          <w:bottom w:val="single" w:color="D1D5DB" w:sz="6" w:space="1"/>
-        </w:pBdr>
-        <w:spacing w:after="0" w:before="160"/>
-      </w:pPr>
-    </w:p>
-    <w:p>
-      <w:r>
-        <w:br w:type="page"/>
-      </w:r>
-    </w:p>
-    <w:p>
-      <w:pPr>
-        <w:spacing w:after="60"/>
-      </w:pPr>
-      <w:r>
-        <w:rPr>
-          <w:b/>
-          <w:bCs/>
-          <w:color w:val="CE8E31"/>
-          <w:sz w:val="18"/>
-          <w:szCs w:val="18"/>
-        </w:rPr>
-        <w:t xml:space="preserve">WEEK 5 · TASK 3</w:t>
-      </w:r>
-    </w:p>
-    <w:p>
-      <w:pPr>
-        <w:pStyle w:val="Heading2"/>
-      </w:pPr>
-      <w:r>
-        <w:t xml:space="preserve">5-Night Sleep Audit</w:t>
-      </w:r>
-    </w:p>
-    <w:p>
-      <w:pPr>
-        <w:spacing w:after="120"/>
-      </w:pPr>
-      <w:r>
-        <w:rPr>
-          <w:i/>
-          <w:iCs/>
-          <w:color w:val="475569"/>
-          <w:sz w:val="22"/>
-          <w:szCs w:val="22"/>
-        </w:rPr>
-        <w:t xml:space="preserve">Log 5 nights. AI summarizes. Fix one variable next week.</w:t>
-      </w:r>
-    </w:p>
-    <w:p>
-      <w:pPr>
-        <w:pBdr>
-          <w:bottom w:val="single" w:color="CE8E31" w:sz="6" w:space="1"/>
-        </w:pBdr>
-        <w:spacing w:after="120"/>
-      </w:pPr>
-    </w:p>
-    <w:p>
-      <w:pPr>
-        <w:pStyle w:val="Heading3"/>
-      </w:pPr>
-      <w:r>
-        <w:t xml:space="preserve">Setup</w:t>
-      </w:r>
-    </w:p>
-    <w:p>
-      <w:pPr>
-        <w:spacing w:after="120"/>
-      </w:pPr>
-      <w:r>
-        <w:rPr>
-          <w:color w:val="1A1A1A"/>
-          <w:sz w:val="22"/>
-          <w:szCs w:val="22"/>
-        </w:rPr>
-        <w:t xml:space="preserve">Sleep is leadership compounded. Diagnose by data, not by feeling.</w:t>
-      </w:r>
-    </w:p>
-    <w:p>
-      <w:pPr>
-        <w:pStyle w:val="Heading3"/>
-      </w:pPr>
-      <w:r>
-        <w:t xml:space="preserve">Action checklist</w:t>
-      </w:r>
-    </w:p>
-    <w:p>
-      <w:pPr>
-        <w:pStyle w:val="ListParagraph"/>
-        <w:numPr>
-          <w:ilvl w:val="0"/>
-          <w:numId w:val="3"/>
-        </w:numPr>
-      </w:pPr>
-      <w:r>
-        <w:rPr>
-          <w:sz w:val="22"/>
-          <w:szCs w:val="22"/>
-        </w:rPr>
-        <w:t xml:space="preserve">For 5 nights, log: bed time, wake time, caffeine cutoff, screen cutoff, stress 1-10, rested 1-10.</w:t>
-      </w:r>
-    </w:p>
-    <w:p>
-      <w:pPr>
-        <w:pStyle w:val="ListParagraph"/>
-        <w:numPr>
-          <w:ilvl w:val="0"/>
-          <w:numId w:val="3"/>
-        </w:numPr>
-      </w:pPr>
-      <w:r>
-        <w:rPr>
-          <w:sz w:val="22"/>
-          <w:szCs w:val="22"/>
-        </w:rPr>
-        <w:t xml:space="preserve">Saturday: paste all 5 nights into Claude. Ask for patterns and ONE variable to change.</w:t>
-      </w:r>
-    </w:p>
-    <w:p>
-      <w:pPr>
-        <w:pStyle w:val="ListParagraph"/>
-        <w:numPr>
-          <w:ilvl w:val="0"/>
-          <w:numId w:val="3"/>
-        </w:numPr>
-      </w:pPr>
-      <w:r>
-        <w:rPr>
-          <w:sz w:val="22"/>
-          <w:szCs w:val="22"/>
-        </w:rPr>
-        <w:t xml:space="preserve">Implement that one change next week. No others.</w:t>
-      </w:r>
-    </w:p>
-    <w:p>
-      <w:pPr>
-        <w:pStyle w:val="Heading3"/>
-      </w:pPr>
-      <w:r>
-        <w:t xml:space="preserve">Scripture sit</w:t>
-      </w:r>
-    </w:p>
-    <w:p>
-      <w:pPr>
-        <w:spacing w:after="120"/>
-      </w:pPr>
-      <w:r>
-        <w:rPr>
-          <w:i/>
-          <w:iCs/>
-          <w:color w:val="1A1A1A"/>
-          <w:sz w:val="22"/>
-          <w:szCs w:val="22"/>
-        </w:rPr>
-        <w:t xml:space="preserve">Psalm 127:2 — He gives to his beloved sleep.</w:t>
-      </w:r>
-    </w:p>
-    <w:p>
-      <w:pPr>
-        <w:pStyle w:val="Heading3"/>
-      </w:pPr>
-      <w:r>
-        <w:t xml:space="preserve">What I noticed</w:t>
-      </w:r>
-    </w:p>
-    <w:p>
-      <w:pPr>
-        <w:pBdr>
-          <w:bottom w:val="single" w:color="D1D5DB" w:sz="6" w:space="1"/>
-        </w:pBdr>
-        <w:spacing w:after="0" w:before="160"/>
-      </w:pPr>
-    </w:p>
-    <w:p>
-      <w:pPr>
-        <w:pBdr>
-          <w:bottom w:val="single" w:color="D1D5DB" w:sz="6" w:space="1"/>
-        </w:pBdr>
-        <w:spacing w:after="0" w:before="160"/>
-      </w:pPr>
-    </w:p>
-    <w:p>
-      <w:pPr>
-        <w:pBdr>
-          <w:bottom w:val="single" w:color="D1D5DB" w:sz="6" w:space="1"/>
-        </w:pBdr>
-        <w:spacing w:after="0" w:before="160"/>
-      </w:pPr>
-    </w:p>
-    <w:p>
-      <w:pPr>
-        <w:pBdr>
-          <w:bottom w:val="single" w:color="D1D5DB" w:sz="6" w:space="1"/>
-        </w:pBdr>
-        <w:spacing w:after="0" w:before="160"/>
-      </w:pPr>
-    </w:p>
-    <w:p>
-      <w:pPr>
-        <w:pBdr>
-          <w:bottom w:val="single" w:color="D1D5DB" w:sz="6" w:space="1"/>
-        </w:pBdr>
-        <w:spacing w:after="0" w:before="160"/>
-      </w:pPr>
-    </w:p>
-    <w:p>
-      <w:pPr>
-        <w:pStyle w:val="Heading3"/>
-      </w:pPr>
-      <w:r>
-        <w:t xml:space="preserve">Captain's next move</w:t>
-      </w:r>
-    </w:p>
-    <w:p>
-      <w:pPr>
-        <w:pBdr>
-          <w:bottom w:val="single" w:color="D1D5DB" w:sz="6" w:space="1"/>
-        </w:pBdr>
-        <w:spacing w:after="0" w:before="160"/>
-      </w:pPr>
-    </w:p>
-    <w:p>
-      <w:pPr>
-        <w:pBdr>
-          <w:bottom w:val="single" w:color="D1D5DB" w:sz="6" w:space="1"/>
-        </w:pBdr>
-        <w:spacing w:after="0" w:before="160"/>
-      </w:pPr>
-    </w:p>
-    <w:p>
-      <w:r>
-        <w:br w:type="page"/>
-      </w:r>
-    </w:p>
-    <w:p>
-      <w:pPr>
-        <w:spacing w:after="60"/>
-      </w:pPr>
-      <w:r>
-        <w:rPr>
-          <w:b/>
-          <w:bCs/>
-          <w:color w:val="CE8E31"/>
-          <w:sz w:val="18"/>
-          <w:szCs w:val="18"/>
-        </w:rPr>
-        <w:t xml:space="preserve">WEEK 5 · REVIEW</w:t>
-      </w:r>
-    </w:p>
-    <w:p>
-      <w:pPr>
-        <w:pStyle w:val="Heading1"/>
-      </w:pPr>
-      <w:r>
-        <w:t xml:space="preserve">Saturday Captain's Audit</w:t>
-      </w:r>
-    </w:p>
-    <w:p>
-      <w:pPr>
-        <w:spacing w:after="120"/>
-      </w:pPr>
-      <w:r>
-        <w:rPr>
-          <w:i/>
-          <w:iCs/>
-          <w:color w:val="475569"/>
-          <w:sz w:val="22"/>
-          <w:szCs w:val="22"/>
-        </w:rPr>
-        <w:t xml:space="preserve">Honest answers. No PR. The captain's log isn't HR.</w:t>
-      </w:r>
-    </w:p>
-    <w:p>
-      <w:pPr>
-        <w:pBdr>
-          <w:bottom w:val="single" w:color="CE8E31" w:sz="6" w:space="1"/>
-        </w:pBdr>
-        <w:spacing w:after="120"/>
-      </w:pPr>
-    </w:p>
-    <w:p>
-      <w:pPr>
-        <w:pStyle w:val="Heading3"/>
-      </w:pPr>
-      <w:r>
-        <w:t xml:space="preserve">What did I ship?</w:t>
-      </w:r>
-    </w:p>
-    <w:p>
-      <w:pPr>
-        <w:pBdr>
-          <w:bottom w:val="single" w:color="D1D5DB" w:sz="6" w:space="1"/>
-        </w:pBdr>
-        <w:spacing w:after="0" w:before="160"/>
-      </w:pPr>
-    </w:p>
-    <w:p>
-      <w:pPr>
-        <w:pBdr>
-          <w:bottom w:val="single" w:color="D1D5DB" w:sz="6" w:space="1"/>
-        </w:pBdr>
-        <w:spacing w:after="0" w:before="160"/>
-      </w:pPr>
-    </w:p>
-    <w:p>
-      <w:pPr>
-        <w:pBdr>
-          <w:bottom w:val="single" w:color="D1D5DB" w:sz="6" w:space="1"/>
-        </w:pBdr>
-        <w:spacing w:after="0" w:before="160"/>
-      </w:pPr>
-    </w:p>
-    <w:p>
-      <w:pPr>
-        <w:pStyle w:val="Heading3"/>
-      </w:pPr>
-      <w:r>
-        <w:t xml:space="preserve">What did I avoid?</w:t>
-      </w:r>
-    </w:p>
-    <w:p>
-      <w:pPr>
-        <w:pBdr>
-          <w:bottom w:val="single" w:color="D1D5DB" w:sz="6" w:space="1"/>
-        </w:pBdr>
-        <w:spacing w:after="0" w:before="160"/>
-      </w:pPr>
-    </w:p>
-    <w:p>
-      <w:pPr>
-        <w:pBdr>
-          <w:bottom w:val="single" w:color="D1D5DB" w:sz="6" w:space="1"/>
-        </w:pBdr>
-        <w:spacing w:after="0" w:before="160"/>
-      </w:pPr>
-    </w:p>
-    <w:p>
-      <w:pPr>
-        <w:pBdr>
-          <w:bottom w:val="single" w:color="D1D5DB" w:sz="6" w:space="1"/>
-        </w:pBdr>
-        <w:spacing w:after="0" w:before="160"/>
-      </w:pPr>
-    </w:p>
-    <w:p>
-      <w:pPr>
-        <w:pStyle w:val="Heading3"/>
-      </w:pPr>
-      <w:r>
-        <w:t xml:space="preserve">Where did I show up as captain?</w:t>
-      </w:r>
-    </w:p>
-    <w:p>
-      <w:pPr>
-        <w:pBdr>
-          <w:bottom w:val="single" w:color="D1D5DB" w:sz="6" w:space="1"/>
-        </w:pBdr>
-        <w:spacing w:after="0" w:before="160"/>
-      </w:pPr>
-    </w:p>
-    <w:p>
-      <w:pPr>
-        <w:pBdr>
-          <w:bottom w:val="single" w:color="D1D5DB" w:sz="6" w:space="1"/>
-        </w:pBdr>
-        <w:spacing w:after="0" w:before="160"/>
-      </w:pPr>
-    </w:p>
-    <w:p>
-      <w:pPr>
-        <w:pBdr>
-          <w:bottom w:val="single" w:color="D1D5DB" w:sz="6" w:space="1"/>
-        </w:pBdr>
-        <w:spacing w:after="0" w:before="160"/>
-      </w:pPr>
-    </w:p>
-    <w:p>
-      <w:pPr>
-        <w:pStyle w:val="Heading3"/>
-      </w:pPr>
-      <w:r>
-        <w:t xml:space="preserve">Where did I drift?</w:t>
-      </w:r>
-    </w:p>
-    <w:p>
-      <w:pPr>
-        <w:pBdr>
-          <w:bottom w:val="single" w:color="D1D5DB" w:sz="6" w:space="1"/>
-        </w:pBdr>
-        <w:spacing w:after="0" w:before="160"/>
-      </w:pPr>
-    </w:p>
-    <w:p>
-      <w:pPr>
-        <w:pBdr>
-          <w:bottom w:val="single" w:color="D1D5DB" w:sz="6" w:space="1"/>
-        </w:pBdr>
-        <w:spacing w:after="0" w:before="160"/>
-      </w:pPr>
-    </w:p>
-    <w:p>
-      <w:pPr>
-        <w:pBdr>
-          <w:bottom w:val="single" w:color="D1D5DB" w:sz="6" w:space="1"/>
-        </w:pBdr>
-        <w:spacing w:after="0" w:before="160"/>
-      </w:pPr>
-    </w:p>
-    <w:p>
-      <w:pPr>
-        <w:pStyle w:val="Heading3"/>
-      </w:pPr>
-      <w:r>
-        <w:t xml:space="preserve">ONE anchor for next week</w:t>
-      </w:r>
-    </w:p>
-    <w:p>
-      <w:pPr>
-        <w:pBdr>
-          <w:bottom w:val="single" w:color="D1D5DB" w:sz="6" w:space="1"/>
-        </w:pBdr>
-        <w:spacing w:after="0" w:before="160"/>
-      </w:pPr>
-    </w:p>
-    <w:p>
-      <w:pPr>
-        <w:pBdr>
-          <w:bottom w:val="single" w:color="D1D5DB" w:sz="6" w:space="1"/>
-        </w:pBdr>
-        <w:spacing w:after="0" w:before="160"/>
-      </w:pPr>
-    </w:p>
-    <w:p>
-      <w:r>
-        <w:br w:type="page"/>
-      </w:r>
-    </w:p>
-    <w:p>
-      <w:pPr>
-        <w:spacing w:after="60"/>
-      </w:pPr>
-      <w:r>
-        <w:rPr>
-          <w:b/>
-          <w:bCs/>
-          <w:color w:val="CE8E31"/>
-          <w:sz w:val="18"/>
-          <w:szCs w:val="18"/>
-        </w:rPr>
-        <w:t xml:space="preserve">WEEK 6</w:t>
-      </w:r>
-    </w:p>
-    <w:p>
-      <w:pPr>
-        <w:pStyle w:val="Heading1"/>
-      </w:pPr>
-      <w:r>
-        <w:t xml:space="preserve">Finances</w:t>
+        <w:t xml:space="preserve">Finance</w:t>
       </w:r>
     </w:p>
     <w:p>

--- a/downloads/family-captain/Family_Captain_Bootcamp_WORKBOOK.docx
+++ b/downloads/family-captain/Family_Captain_Bootcamp_WORKBOOK.docx
@@ -398,7 +398,7 @@
           <w:sz w:val="18"/>
           <w:szCs w:val="18"/>
         </w:rPr>
-        <w:t xml:space="preserve">WEEK 1 · TASK 1</w:t>
+        <w:t xml:space="preserve">WEEK 1 · SACA 1</w:t>
       </w:r>
     </w:p>
     <w:p>
@@ -637,7 +637,7 @@
           <w:sz w:val="18"/>
           <w:szCs w:val="18"/>
         </w:rPr>
-        <w:t xml:space="preserve">WEEK 1 · TASK 2</w:t>
+        <w:t xml:space="preserve">WEEK 1 · SACA 2</w:t>
       </w:r>
     </w:p>
     <w:p>
@@ -876,7 +876,7 @@
           <w:sz w:val="18"/>
           <w:szCs w:val="18"/>
         </w:rPr>
-        <w:t xml:space="preserve">WEEK 1 · TASK 3</w:t>
+        <w:t xml:space="preserve">WEEK 1 · SACA 3</w:t>
       </w:r>
     </w:p>
     <w:p>
@@ -884,7 +884,7 @@
         <w:pStyle w:val="Heading2"/>
       </w:pPr>
       <w:r>
-        <w:t xml:space="preserve">Build Your Tool Stack</w:t>
+        <w:t xml:space="preserve">Build Your Wheelhouse (Creed + Log)</w:t>
       </w:r>
     </w:p>
     <w:p>
@@ -899,7 +899,7 @@
           <w:sz w:val="22"/>
           <w:szCs w:val="22"/>
         </w:rPr>
-        <w:t xml:space="preserve">2–4 tools from the Compass. One line of purpose each.</w:t>
+        <w:t xml:space="preserve">Two sails at once — your Creed, and the morning send that runs it.</w:t>
       </w:r>
     </w:p>
     <w:p>
@@ -928,7 +928,7 @@
           <w:sz w:val="22"/>
           <w:szCs w:val="22"/>
         </w:rPr>
-        <w:t xml:space="preserve">A captain knows what's on his ship. Pick 2–4 tools that earn their keep this bootcamp.</w:t>
+        <w:t xml:space="preserve">The Wheelhouse is two sails: your Creed (the "I am…" man you're becoming) and your Captain's Log (the day's actions). Write both — then automate the part you'll skip on a hard morning.</w:t>
       </w:r>
     </w:p>
     <w:p>
@@ -952,7 +952,7 @@
           <w:sz w:val="22"/>
           <w:szCs w:val="22"/>
         </w:rPr>
-        <w:t xml:space="preserve">Open family-captain-tools.html (the Captain's Compass).</w:t>
+        <w:t xml:space="preserve">Draft your Creed — present/future-tense "I am… / I will…" lines, grouped by domain, one Scripture anchor per section. Claude interviews; you declare.</w:t>
       </w:r>
     </w:p>
     <w:p>
@@ -968,7 +968,7 @@
           <w:sz w:val="22"/>
           <w:szCs w:val="22"/>
         </w:rPr>
-        <w:t xml:space="preserve">Pick 2–4 tools you'll actually use.</w:t>
+        <w:t xml:space="preserve">Start a Captain's Log — today's actions in one place (Habitify, or your daily note).</w:t>
       </w:r>
     </w:p>
     <w:p>
@@ -984,7 +984,7 @@
           <w:sz w:val="22"/>
           <w:szCs w:val="22"/>
         </w:rPr>
-        <w:t xml:space="preserve">Write one line per tool: what I use it for: ____________________</w:t>
+        <w:t xml:space="preserve">Automate the 0600 Creed send: Apple Shortcuts → Automation → Time of Day → notification with your Creed.</w:t>
       </w:r>
     </w:p>
     <w:p>
@@ -1000,7 +1000,7 @@
           <w:sz w:val="22"/>
           <w:szCs w:val="22"/>
         </w:rPr>
-        <w:t xml:space="preserve">Save the page. Update Week 7 during the audit.</w:t>
+        <w:t xml:space="preserve">Add 'Read my Creed' as a daily Habitify habit so the streak holds the line.</w:t>
       </w:r>
     </w:p>
     <w:p>
@@ -1023,7 +1023,7 @@
           <w:sz w:val="22"/>
           <w:szCs w:val="22"/>
         </w:rPr>
-        <w:t xml:space="preserve">Proverbs 27:23 — Be diligent to know the state of your flocks.</w:t>
+        <w:t xml:space="preserve">Habakkuk 2:2 — Write the vision; make it plain.</w:t>
       </w:r>
     </w:p>
     <w:p>
@@ -1123,7 +1123,7 @@
         <w:pStyle w:val="Heading1"/>
       </w:pPr>
       <w:r>
-        <w:t xml:space="preserve">Saturday Captain's Audit</w:t>
+        <w:t xml:space="preserve">Weekly Captain's Review</w:t>
       </w:r>
     </w:p>
     <w:p>
@@ -1283,6 +1283,30 @@
       </w:pPr>
       <w:r>
         <w:t xml:space="preserve">ONE anchor for next week</w:t>
+      </w:r>
+    </w:p>
+    <w:p>
+      <w:pPr>
+        <w:pBdr>
+          <w:bottom w:val="single" w:color="D1D5DB" w:sz="6" w:space="1"/>
+        </w:pBdr>
+        <w:spacing w:after="0" w:before="160"/>
+      </w:pPr>
+    </w:p>
+    <w:p>
+      <w:pPr>
+        <w:pBdr>
+          <w:bottom w:val="single" w:color="D1D5DB" w:sz="6" w:space="1"/>
+        </w:pBdr>
+        <w:spacing w:after="0" w:before="160"/>
+      </w:pPr>
+    </w:p>
+    <w:p>
+      <w:pPr>
+        <w:pStyle w:val="Heading3"/>
+      </w:pPr>
+      <w:r>
+        <w:t xml:space="preserve">This week's thanks — one line a night</w:t>
       </w:r>
     </w:p>
     <w:p>
@@ -1458,7 +1482,7 @@
           <w:sz w:val="18"/>
           <w:szCs w:val="18"/>
         </w:rPr>
-        <w:t xml:space="preserve">WEEK 2 · TASK 1</w:t>
+        <w:t xml:space="preserve">WEEK 2 · SACA 1</w:t>
       </w:r>
     </w:p>
     <w:p>
@@ -1697,7 +1721,7 @@
           <w:sz w:val="18"/>
           <w:szCs w:val="18"/>
         </w:rPr>
-        <w:t xml:space="preserve">WEEK 2 · TASK 2</w:t>
+        <w:t xml:space="preserve">WEEK 2 · SACA 2</w:t>
       </w:r>
     </w:p>
     <w:p>
@@ -1936,7 +1960,7 @@
           <w:sz w:val="18"/>
           <w:szCs w:val="18"/>
         </w:rPr>
-        <w:t xml:space="preserve">WEEK 2 · TASK 3</w:t>
+        <w:t xml:space="preserve">WEEK 2 · SACA 3</w:t>
       </w:r>
     </w:p>
     <w:p>
@@ -1944,7 +1968,7 @@
         <w:pStyle w:val="Heading2"/>
       </w:pPr>
       <w:r>
-        <w:t xml:space="preserve">5-Night Sleep Audit</w:t>
+        <w:t xml:space="preserve">Automate Your Weekly Body Review</w:t>
       </w:r>
     </w:p>
     <w:p>
@@ -1959,7 +1983,7 @@
           <w:sz w:val="22"/>
           <w:szCs w:val="22"/>
         </w:rPr>
-        <w:t xml:space="preserve">Log 5 nights. AI summarizes. Fix one variable next week.</w:t>
+        <w:t xml:space="preserve">One body line a day in the Captain's Log. Sunday reads it back.</w:t>
       </w:r>
     </w:p>
     <w:p>
@@ -1988,7 +2012,7 @@
           <w:sz w:val="22"/>
           <w:szCs w:val="22"/>
         </w:rPr>
-        <w:t xml:space="preserve">Sleep is leadership compounded. Diagnose by data, not by feeling.</w:t>
+        <w:t xml:space="preserve">The Log you raised in Week 1 is the instrument. One line a day on the temple — sleep, training, fuel — then a standing Sunday rhythm that hands you ONE change, not ten.</w:t>
       </w:r>
     </w:p>
     <w:p>
@@ -2012,7 +2036,7 @@
           <w:sz w:val="22"/>
           <w:szCs w:val="22"/>
         </w:rPr>
-        <w:t xml:space="preserve">For 5 nights, log: bed time, wake time, caffeine cutoff, screen cutoff, stress 1-10, rested 1-10.</w:t>
+        <w:t xml:space="preserve">Add a daily body line to your Captain's Log — one sentence: sleep, training, fuel, energy.</w:t>
       </w:r>
     </w:p>
     <w:p>
@@ -2028,7 +2052,7 @@
           <w:sz w:val="22"/>
           <w:szCs w:val="22"/>
         </w:rPr>
-        <w:t xml:space="preserve">Saturday: paste all 5 nights into Claude. Ask for patterns and ONE variable to change.</w:t>
+        <w:t xml:space="preserve">Set a recurring Sunday-evening trigger (Calendar event or a 'Body review' Habitify habit).</w:t>
       </w:r>
     </w:p>
     <w:p>
@@ -2044,7 +2068,23 @@
           <w:sz w:val="22"/>
           <w:szCs w:val="22"/>
         </w:rPr>
-        <w:t xml:space="preserve">Implement that one change next week. No others.</w:t>
+        <w:t xml:space="preserve">Sunday: paste the week's Log lines into Claude: "Flag the ONE change with the highest return."</w:t>
+      </w:r>
+    </w:p>
+    <w:p>
+      <w:pPr>
+        <w:pStyle w:val="ListParagraph"/>
+        <w:numPr>
+          <w:ilvl w:val="0"/>
+          <w:numId w:val="3"/>
+        </w:numPr>
+      </w:pPr>
+      <w:r>
+        <w:rPr>
+          <w:sz w:val="22"/>
+          <w:szCs w:val="22"/>
+        </w:rPr>
+        <w:t xml:space="preserve">Log that change as the coming week's habit. Next Sunday, repeat.</w:t>
       </w:r>
     </w:p>
     <w:p>
@@ -2067,7 +2107,7 @@
           <w:sz w:val="22"/>
           <w:szCs w:val="22"/>
         </w:rPr>
-        <w:t xml:space="preserve">Psalm 127:2 — He gives to his beloved sleep.</w:t>
+        <w:t xml:space="preserve">1 Corinthians 6:19-20 — Glorify God in your body.</w:t>
       </w:r>
     </w:p>
     <w:p>
@@ -2167,7 +2207,7 @@
         <w:pStyle w:val="Heading1"/>
       </w:pPr>
       <w:r>
-        <w:t xml:space="preserve">Saturday Captain's Audit</w:t>
+        <w:t xml:space="preserve">Weekly Captain's Review</w:t>
       </w:r>
     </w:p>
     <w:p>
@@ -2327,6 +2367,30 @@
       </w:pPr>
       <w:r>
         <w:t xml:space="preserve">ONE anchor for next week</w:t>
+      </w:r>
+    </w:p>
+    <w:p>
+      <w:pPr>
+        <w:pBdr>
+          <w:bottom w:val="single" w:color="D1D5DB" w:sz="6" w:space="1"/>
+        </w:pBdr>
+        <w:spacing w:after="0" w:before="160"/>
+      </w:pPr>
+    </w:p>
+    <w:p>
+      <w:pPr>
+        <w:pBdr>
+          <w:bottom w:val="single" w:color="D1D5DB" w:sz="6" w:space="1"/>
+        </w:pBdr>
+        <w:spacing w:after="0" w:before="160"/>
+      </w:pPr>
+    </w:p>
+    <w:p>
+      <w:pPr>
+        <w:pStyle w:val="Heading3"/>
+      </w:pPr>
+      <w:r>
+        <w:t xml:space="preserve">This week's thanks — one line a night</w:t>
       </w:r>
     </w:p>
     <w:p>
@@ -2502,7 +2566,7 @@
           <w:sz w:val="18"/>
           <w:szCs w:val="18"/>
         </w:rPr>
-        <w:t xml:space="preserve">WEEK 3 · TASK 1</w:t>
+        <w:t xml:space="preserve">WEEK 3 · SACA 1</w:t>
       </w:r>
     </w:p>
     <w:p>
@@ -2741,7 +2805,7 @@
           <w:sz w:val="18"/>
           <w:szCs w:val="18"/>
         </w:rPr>
-        <w:t xml:space="preserve">WEEK 3 · TASK 2</w:t>
+        <w:t xml:space="preserve">WEEK 3 · SACA 2</w:t>
       </w:r>
     </w:p>
     <w:p>
@@ -2980,7 +3044,7 @@
           <w:sz w:val="18"/>
           <w:szCs w:val="18"/>
         </w:rPr>
-        <w:t xml:space="preserve">WEEK 3 · TASK 3</w:t>
+        <w:t xml:space="preserve">WEEK 3 · SACA 3</w:t>
       </w:r>
     </w:p>
     <w:p>
@@ -2988,7 +3052,7 @@
         <w:pStyle w:val="Heading2"/>
       </w:pPr>
       <w:r>
-        <w:t xml:space="preserve">Sermon Notes → Captain's Actions</w:t>
+        <w:t xml:space="preserve">The 5:25 Prayer Loop</w:t>
       </w:r>
     </w:p>
     <w:p>
@@ -3003,7 +3067,7 @@
           <w:sz w:val="22"/>
           <w:szCs w:val="22"/>
         </w:rPr>
-        <w:t xml:space="preserve">Five actions from a sermon you sat under. Do one today.</w:t>
+        <w:t xml:space="preserve">A daily alarm to pray — and a weekly loop to see God answer.</w:t>
       </w:r>
     </w:p>
     <w:p>
@@ -3032,7 +3096,7 @@
           <w:sz w:val="22"/>
           <w:szCs w:val="22"/>
         </w:rPr>
-        <w:t xml:space="preserve">Most men leave church with an emotion. Captains leave with a list. Convert the last sermon you heard into five things you actually do this week.</w:t>
+        <w:t xml:space="preserve">Most men pray and forget. The Loop closes it: pray at 5:25 each afternoon, and once a week mark what God answered — and thank Him out loud.</w:t>
       </w:r>
     </w:p>
     <w:p>
@@ -3056,7 +3120,7 @@
           <w:sz w:val="22"/>
           <w:szCs w:val="22"/>
         </w:rPr>
-        <w:t xml:space="preserve">Pull up your notes from a recent sermon (Sunday, a podcast, or a recorded message).</w:t>
+        <w:t xml:space="preserve">Set a 5:25 PM daily alarm (Clock app) labeled with your standing prayer.</w:t>
       </w:r>
     </w:p>
     <w:p>
@@ -3072,7 +3136,7 @@
           <w:sz w:val="22"/>
           <w:szCs w:val="22"/>
         </w:rPr>
-        <w:t xml:space="preserve">Open Claude. Paste or transcribe the key points.</w:t>
+        <w:t xml:space="preserve">Keep the prayer list in one place — a Habitify habit or a single note. One line per request.</w:t>
       </w:r>
     </w:p>
     <w:p>
@@ -3088,7 +3152,7 @@
           <w:sz w:val="22"/>
           <w:szCs w:val="22"/>
         </w:rPr>
-        <w:t xml:space="preserve">Ask: "Pull 5 specific, concrete actions a husband and father should take this week from this sermon."</w:t>
+        <w:t xml:space="preserve">Set a weekly 'Answered-Prayer Review': mark what He answered, thank God, add new asks.</w:t>
       </w:r>
     </w:p>
     <w:p>
@@ -3104,7 +3168,7 @@
           <w:sz w:val="22"/>
           <w:szCs w:val="22"/>
         </w:rPr>
-        <w:t xml:space="preserve">Pick ONE. Do it today. Track the other 4 across the week.</w:t>
+        <w:t xml:space="preserve">Optional: a Battle-Brother call on the same cadence — recap, swap requests, pray.</w:t>
       </w:r>
     </w:p>
     <w:p>
@@ -3127,7 +3191,7 @@
           <w:sz w:val="22"/>
           <w:szCs w:val="22"/>
         </w:rPr>
-        <w:t xml:space="preserve">James 1:22 — Be doers of the word, and not hearers only.</w:t>
+        <w:t xml:space="preserve">1 Thessalonians 5:17-18 — Pray without ceasing; in everything give thanks.</w:t>
       </w:r>
     </w:p>
     <w:p>
@@ -3227,7 +3291,7 @@
         <w:pStyle w:val="Heading1"/>
       </w:pPr>
       <w:r>
-        <w:t xml:space="preserve">Saturday Captain's Audit</w:t>
+        <w:t xml:space="preserve">Weekly Captain's Review</w:t>
       </w:r>
     </w:p>
     <w:p>
@@ -3387,6 +3451,30 @@
       </w:pPr>
       <w:r>
         <w:t xml:space="preserve">ONE anchor for next week</w:t>
+      </w:r>
+    </w:p>
+    <w:p>
+      <w:pPr>
+        <w:pBdr>
+          <w:bottom w:val="single" w:color="D1D5DB" w:sz="6" w:space="1"/>
+        </w:pBdr>
+        <w:spacing w:after="0" w:before="160"/>
+      </w:pPr>
+    </w:p>
+    <w:p>
+      <w:pPr>
+        <w:pBdr>
+          <w:bottom w:val="single" w:color="D1D5DB" w:sz="6" w:space="1"/>
+        </w:pBdr>
+        <w:spacing w:after="0" w:before="160"/>
+      </w:pPr>
+    </w:p>
+    <w:p>
+      <w:pPr>
+        <w:pStyle w:val="Heading3"/>
+      </w:pPr>
+      <w:r>
+        <w:t xml:space="preserve">This week's thanks — one line a night</w:t>
       </w:r>
     </w:p>
     <w:p>
@@ -3562,7 +3650,7 @@
           <w:sz w:val="18"/>
           <w:szCs w:val="18"/>
         </w:rPr>
-        <w:t xml:space="preserve">WEEK 4 · TASK 1</w:t>
+        <w:t xml:space="preserve">WEEK 4 · SACA 1</w:t>
       </w:r>
     </w:p>
     <w:p>
@@ -3801,7 +3889,7 @@
           <w:sz w:val="18"/>
           <w:szCs w:val="18"/>
         </w:rPr>
-        <w:t xml:space="preserve">WEEK 4 · TASK 2</w:t>
+        <w:t xml:space="preserve">WEEK 4 · SACA 2</w:t>
       </w:r>
     </w:p>
     <w:p>
@@ -4024,7 +4112,7 @@
           <w:sz w:val="18"/>
           <w:szCs w:val="18"/>
         </w:rPr>
-        <w:t xml:space="preserve">WEEK 4 · TASK 3</w:t>
+        <w:t xml:space="preserve">WEEK 4 · SACA 3</w:t>
       </w:r>
     </w:p>
     <w:p>
@@ -4032,7 +4120,7 @@
         <w:pStyle w:val="Heading2"/>
       </w:pPr>
       <w:r>
-        <w:t xml:space="preserve">Letter to Your Wife</w:t>
+        <w:t xml:space="preserve">Stand Up the Weekly Family Meeting</w:t>
       </w:r>
     </w:p>
     <w:p>
@@ -4047,7 +4135,7 @@
           <w:sz w:val="22"/>
           <w:szCs w:val="22"/>
         </w:rPr>
-        <w:t xml:space="preserve">One page. AI polishes grammar. You sign. You hand it over.</w:t>
+        <w:t xml:space="preserve">A standing 20-minute huddle — agenda built before you sit down.</w:t>
       </w:r>
     </w:p>
     <w:p>
@@ -4076,7 +4164,7 @@
           <w:sz w:val="22"/>
           <w:szCs w:val="22"/>
         </w:rPr>
-        <w:t xml:space="preserve">A handwritten letter still does something a text doesn't. Make it real.</w:t>
+        <w:t xml:space="preserve">The home runs on rhythm, not crisis. Put a weekly family meeting on the calendar and let AI draft the agenda, so you lead the table instead of improvising it.</w:t>
       </w:r>
     </w:p>
     <w:p>
@@ -4100,7 +4188,7 @@
           <w:sz w:val="22"/>
           <w:szCs w:val="22"/>
         </w:rPr>
-        <w:t xml:space="preserve">Open Claude. Ask for a structured outline only — no draft text.</w:t>
+        <w:t xml:space="preserve">Create a recurring weekly Calendar event — 20 minutes, same time, whole crew.</w:t>
       </w:r>
     </w:p>
     <w:p>
@@ -4116,7 +4204,7 @@
           <w:sz w:val="22"/>
           <w:szCs w:val="22"/>
         </w:rPr>
-        <w:t xml:space="preserve">Write the letter yourself, your voice, your specifics.</w:t>
+        <w:t xml:space="preserve">Save a Claude prompt that drafts the agenda: wins · what's ahead · one decision · one prayer.</w:t>
       </w:r>
     </w:p>
     <w:p>
@@ -4132,7 +4220,7 @@
           <w:sz w:val="22"/>
           <w:szCs w:val="22"/>
         </w:rPr>
-        <w:t xml:space="preserve">Run it through Claude for grammar polish — keep your voice.</w:t>
+        <w:t xml:space="preserve">Run the first meeting this week. Keep it short. End on the prayer.</w:t>
       </w:r>
     </w:p>
     <w:p>
@@ -4148,7 +4236,7 @@
           <w:sz w:val="22"/>
           <w:szCs w:val="22"/>
         </w:rPr>
-        <w:t xml:space="preserve">Print it. Hand-sign it. Hand it to her.</w:t>
+        <w:t xml:space="preserve">Track 'Family Meeting held' as a weekly Habitify habit.</w:t>
       </w:r>
     </w:p>
     <w:p>
@@ -4171,7 +4259,7 @@
           <w:sz w:val="22"/>
           <w:szCs w:val="22"/>
         </w:rPr>
-        <w:t xml:space="preserve">Song of Solomon 4:1 — Words spoken in love are still the strongest thing a husband owns.</w:t>
+        <w:t xml:space="preserve">Joshua 24:15 — As for me and my house, we will serve the LORD.</w:t>
       </w:r>
     </w:p>
     <w:p>
@@ -4271,7 +4359,7 @@
         <w:pStyle w:val="Heading1"/>
       </w:pPr>
       <w:r>
-        <w:t xml:space="preserve">Saturday Captain's Audit</w:t>
+        <w:t xml:space="preserve">Weekly Captain's Review</w:t>
       </w:r>
     </w:p>
     <w:p>
@@ -4431,6 +4519,30 @@
       </w:pPr>
       <w:r>
         <w:t xml:space="preserve">ONE anchor for next week</w:t>
+      </w:r>
+    </w:p>
+    <w:p>
+      <w:pPr>
+        <w:pBdr>
+          <w:bottom w:val="single" w:color="D1D5DB" w:sz="6" w:space="1"/>
+        </w:pBdr>
+        <w:spacing w:after="0" w:before="160"/>
+      </w:pPr>
+    </w:p>
+    <w:p>
+      <w:pPr>
+        <w:pBdr>
+          <w:bottom w:val="single" w:color="D1D5DB" w:sz="6" w:space="1"/>
+        </w:pBdr>
+        <w:spacing w:after="0" w:before="160"/>
+      </w:pPr>
+    </w:p>
+    <w:p>
+      <w:pPr>
+        <w:pStyle w:val="Heading3"/>
+      </w:pPr>
+      <w:r>
+        <w:t xml:space="preserve">This week's thanks — one line a night</w:t>
       </w:r>
     </w:p>
     <w:p>
@@ -4606,7 +4718,7 @@
           <w:sz w:val="18"/>
           <w:szCs w:val="18"/>
         </w:rPr>
-        <w:t xml:space="preserve">WEEK 5 · TASK 1</w:t>
+        <w:t xml:space="preserve">WEEK 5 · SACA 1</w:t>
       </w:r>
     </w:p>
     <w:p>
@@ -4845,7 +4957,7 @@
           <w:sz w:val="18"/>
           <w:szCs w:val="18"/>
         </w:rPr>
-        <w:t xml:space="preserve">WEEK 5 · TASK 2</w:t>
+        <w:t xml:space="preserve">WEEK 5 · SACA 2</w:t>
       </w:r>
     </w:p>
     <w:p>
@@ -4853,7 +4965,7 @@
         <w:pStyle w:val="Heading2"/>
       </w:pPr>
       <w:r>
-        <w:t xml:space="preserve">Build a Family Rhythm Asset</w:t>
+        <w:t xml:space="preserve">Run the Monthly Family Survey</w:t>
       </w:r>
     </w:p>
     <w:p>
@@ -4868,7 +4980,7 @@
           <w:sz w:val="22"/>
           <w:szCs w:val="22"/>
         </w:rPr>
-        <w:t xml:space="preserve">One concrete thing on the fridge by Friday.</w:t>
+        <w:t xml:space="preserve">A recurring pulse-check on the people you're leading.</w:t>
       </w:r>
     </w:p>
     <w:p>
@@ -4897,7 +5009,7 @@
           <w:sz w:val="22"/>
           <w:szCs w:val="22"/>
         </w:rPr>
-        <w:t xml:space="preserve">Tools serve the home. Pick one rhythm, generate it, print it, post it.</w:t>
+        <w:t xml:space="preserve">You measure what you lead. Once a month, ask the crew how the home is really doing — the same few questions — and let AI surface the pattern.</w:t>
       </w:r>
     </w:p>
     <w:p>
@@ -4921,7 +5033,7 @@
           <w:sz w:val="22"/>
           <w:szCs w:val="22"/>
         </w:rPr>
-        <w:t xml:space="preserve">Pick ONE: meal plan, chore rotation, devotion track, or reading list.</w:t>
+        <w:t xml:space="preserve">Build 4-5 survey questions with Claude (How's home? What's hard? What do you need from Dad?).</w:t>
       </w:r>
     </w:p>
     <w:p>
@@ -4937,7 +5049,7 @@
           <w:sz w:val="22"/>
           <w:szCs w:val="22"/>
         </w:rPr>
-        <w:t xml:space="preserve">Generate it with Cowork or Claude.</w:t>
+        <w:t xml:space="preserve">Set a recurring monthly trigger — same day each month.</w:t>
       </w:r>
     </w:p>
     <w:p>
@@ -4953,7 +5065,7 @@
           <w:sz w:val="22"/>
           <w:szCs w:val="22"/>
         </w:rPr>
-        <w:t xml:space="preserve">Print it. Stick it on the fridge.</w:t>
+        <w:t xml:space="preserve">Collect answers — written or verbal. Paste into Claude: "What's the one thing my family is telling me?"</w:t>
       </w:r>
     </w:p>
     <w:p>
@@ -4969,7 +5081,7 @@
           <w:sz w:val="22"/>
           <w:szCs w:val="22"/>
         </w:rPr>
-        <w:t xml:space="preserve">Photo to the bootcamp channel.</w:t>
+        <w:t xml:space="preserve">Act on the one thing before the next survey.</w:t>
       </w:r>
     </w:p>
     <w:p>
@@ -4992,7 +5104,7 @@
           <w:sz w:val="22"/>
           <w:szCs w:val="22"/>
         </w:rPr>
-        <w:t xml:space="preserve">Joshua 24:15 — As for me and my house, we will serve the LORD.</w:t>
+        <w:t xml:space="preserve">Proverbs 18:13 — He who answers a matter before he hears it, it is folly.</w:t>
       </w:r>
     </w:p>
     <w:p>
@@ -5084,7 +5196,7 @@
           <w:sz w:val="18"/>
           <w:szCs w:val="18"/>
         </w:rPr>
-        <w:t xml:space="preserve">WEEK 5 · TASK 3</w:t>
+        <w:t xml:space="preserve">WEEK 5 · SACA 3</w:t>
       </w:r>
     </w:p>
     <w:p>
@@ -5331,7 +5443,7 @@
         <w:pStyle w:val="Heading1"/>
       </w:pPr>
       <w:r>
-        <w:t xml:space="preserve">Saturday Captain's Audit</w:t>
+        <w:t xml:space="preserve">Weekly Captain's Review</w:t>
       </w:r>
     </w:p>
     <w:p>
@@ -5491,6 +5603,30 @@
       </w:pPr>
       <w:r>
         <w:t xml:space="preserve">ONE anchor for next week</w:t>
+      </w:r>
+    </w:p>
+    <w:p>
+      <w:pPr>
+        <w:pBdr>
+          <w:bottom w:val="single" w:color="D1D5DB" w:sz="6" w:space="1"/>
+        </w:pBdr>
+        <w:spacing w:after="0" w:before="160"/>
+      </w:pPr>
+    </w:p>
+    <w:p>
+      <w:pPr>
+        <w:pBdr>
+          <w:bottom w:val="single" w:color="D1D5DB" w:sz="6" w:space="1"/>
+        </w:pBdr>
+        <w:spacing w:after="0" w:before="160"/>
+      </w:pPr>
+    </w:p>
+    <w:p>
+      <w:pPr>
+        <w:pStyle w:val="Heading3"/>
+      </w:pPr>
+      <w:r>
+        <w:t xml:space="preserve">This week's thanks — one line a night</w:t>
       </w:r>
     </w:p>
     <w:p>
@@ -5666,7 +5802,7 @@
           <w:sz w:val="18"/>
           <w:szCs w:val="18"/>
         </w:rPr>
-        <w:t xml:space="preserve">WEEK 6 · TASK 1</w:t>
+        <w:t xml:space="preserve">WEEK 6 · SACA 1</w:t>
       </w:r>
     </w:p>
     <w:p>
@@ -5905,7 +6041,7 @@
           <w:sz w:val="18"/>
           <w:szCs w:val="18"/>
         </w:rPr>
-        <w:t xml:space="preserve">WEEK 6 · TASK 2</w:t>
+        <w:t xml:space="preserve">WEEK 6 · SACA 2</w:t>
       </w:r>
     </w:p>
     <w:p>
@@ -5913,7 +6049,7 @@
         <w:pStyle w:val="Heading2"/>
       </w:pPr>
       <w:r>
-        <w:t xml:space="preserve">Subscription Audit</w:t>
+        <w:t xml:space="preserve">The Values-Run Storehouse</w:t>
       </w:r>
     </w:p>
     <w:p>
@@ -5928,7 +6064,7 @@
           <w:sz w:val="22"/>
           <w:szCs w:val="22"/>
         </w:rPr>
-        <w:t xml:space="preserve">Every recurring charge. Keep / kill / downgrade.</w:t>
+        <w:t xml:space="preserve">Write what your house stands for — then make the money obey it.</w:t>
       </w:r>
     </w:p>
     <w:p>
@@ -5957,7 +6093,7 @@
           <w:sz w:val="22"/>
           <w:szCs w:val="22"/>
         </w:rPr>
-        <w:t xml:space="preserve">The slowest leak in your finances is the subscription you forgot.</w:t>
+        <w:t xml:space="preserve">Write your 3-5 Family Values first, then run the storehouse against them. Every recurring charge either serves what your house stands for, or it goes.</w:t>
       </w:r>
     </w:p>
     <w:p>
@@ -5981,7 +6117,7 @@
           <w:sz w:val="22"/>
           <w:szCs w:val="22"/>
         </w:rPr>
-        <w:t xml:space="preserve">Pull bank + credit card statements, last 3 months. Highlight recurring charges.</w:t>
+        <w:t xml:space="preserve">Write your 3-5 Family Values with Claude as scribe — short, declarative, yours. Post them.</w:t>
       </w:r>
     </w:p>
     <w:p>
@@ -5997,7 +6133,7 @@
           <w:sz w:val="22"/>
           <w:szCs w:val="22"/>
         </w:rPr>
-        <w:t xml:space="preserve">Paste the list (no card numbers — names + amounts) into Claude.</w:t>
+        <w:t xml:space="preserve">List every recurring charge once — bank/card statements plus Apple and Google subscriptions.</w:t>
       </w:r>
     </w:p>
     <w:p>
@@ -6013,7 +6149,7 @@
           <w:sz w:val="22"/>
           <w:szCs w:val="22"/>
         </w:rPr>
-        <w:t xml:space="preserve">For each: Keep / Kill / Downgrade.</w:t>
+        <w:t xml:space="preserve">Set the recurring monthly sweep. Each month, paste the list into Claude (names + amounts only): "Judge each charge against these values. Cut one that doesn't serve them."</w:t>
       </w:r>
     </w:p>
     <w:p>
@@ -6029,7 +6165,7 @@
           <w:sz w:val="22"/>
           <w:szCs w:val="22"/>
         </w:rPr>
-        <w:t xml:space="preserve">Cancel KILLs today. Screenshot each confirmation.</w:t>
+        <w:t xml:space="preserve">Review one value out loud at each Weekly Family Meeting.</w:t>
       </w:r>
     </w:p>
     <w:p>
@@ -6052,7 +6188,7 @@
           <w:sz w:val="22"/>
           <w:szCs w:val="22"/>
         </w:rPr>
-        <w:t xml:space="preserve">Proverbs 21:20 — Precious treasure and oil are in a wise man's dwelling.</w:t>
+        <w:t xml:space="preserve">Matthew 6:21 — Where your treasure is, there your heart will be also.</w:t>
       </w:r>
     </w:p>
     <w:p>
@@ -6144,7 +6280,7 @@
           <w:sz w:val="18"/>
           <w:szCs w:val="18"/>
         </w:rPr>
-        <w:t xml:space="preserve">WEEK 6 · TASK 3</w:t>
+        <w:t xml:space="preserve">WEEK 6 · SACA 3</w:t>
       </w:r>
     </w:p>
     <w:p>
@@ -6391,7 +6527,7 @@
         <w:pStyle w:val="Heading1"/>
       </w:pPr>
       <w:r>
-        <w:t xml:space="preserve">Saturday Captain's Audit</w:t>
+        <w:t xml:space="preserve">Weekly Captain's Review</w:t>
       </w:r>
     </w:p>
     <w:p>
@@ -6551,6 +6687,30 @@
       </w:pPr>
       <w:r>
         <w:t xml:space="preserve">ONE anchor for next week</w:t>
+      </w:r>
+    </w:p>
+    <w:p>
+      <w:pPr>
+        <w:pBdr>
+          <w:bottom w:val="single" w:color="D1D5DB" w:sz="6" w:space="1"/>
+        </w:pBdr>
+        <w:spacing w:after="0" w:before="160"/>
+      </w:pPr>
+    </w:p>
+    <w:p>
+      <w:pPr>
+        <w:pBdr>
+          <w:bottom w:val="single" w:color="D1D5DB" w:sz="6" w:space="1"/>
+        </w:pBdr>
+        <w:spacing w:after="0" w:before="160"/>
+      </w:pPr>
+    </w:p>
+    <w:p>
+      <w:pPr>
+        <w:pStyle w:val="Heading3"/>
+      </w:pPr>
+      <w:r>
+        <w:t xml:space="preserve">This week's thanks — one line a night</w:t>
       </w:r>
     </w:p>
     <w:p>
@@ -6726,7 +6886,7 @@
           <w:sz w:val="18"/>
           <w:szCs w:val="18"/>
         </w:rPr>
-        <w:t xml:space="preserve">WEEK 7 · TASK 1</w:t>
+        <w:t xml:space="preserve">WEEK 7 · SACA 1</w:t>
       </w:r>
     </w:p>
     <w:p>
@@ -6949,7 +7109,7 @@
           <w:sz w:val="18"/>
           <w:szCs w:val="18"/>
         </w:rPr>
-        <w:t xml:space="preserve">WEEK 7 · TASK 2</w:t>
+        <w:t xml:space="preserve">WEEK 7 · SACA 2</w:t>
       </w:r>
     </w:p>
     <w:p>
@@ -6957,7 +7117,7 @@
         <w:pStyle w:val="Heading2"/>
       </w:pPr>
       <w:r>
-        <w:t xml:space="preserve">Saturday Captain's Audit</w:t>
+        <w:t xml:space="preserve">The Nightly Gratitude Journal</w:t>
       </w:r>
     </w:p>
     <w:p>
@@ -6972,7 +7132,7 @@
           <w:sz w:val="22"/>
           <w:szCs w:val="22"/>
         </w:rPr>
-        <w:t xml:space="preserve">Review the week with AI. Pick ONE anchor for next week.</w:t>
+        <w:t xml:space="preserve">One line of thanks every night — the seventh sail, raised last, flown forever.</w:t>
       </w:r>
     </w:p>
     <w:p>
@@ -7001,7 +7161,7 @@
           <w:sz w:val="22"/>
           <w:szCs w:val="22"/>
         </w:rPr>
-        <w:t xml:space="preserve">A captain who can't audit his own week can't lead anyone else's.</w:t>
+        <w:t xml:space="preserve">The bootcamp ends; this doesn't. One line a night naming what God did today. By Sabbath you have a week of evidence; by next year, a book of it.</w:t>
       </w:r>
     </w:p>
     <w:p>
@@ -7025,7 +7185,7 @@
           <w:sz w:val="22"/>
           <w:szCs w:val="22"/>
         </w:rPr>
-        <w:t xml:space="preserve">Paste any notes, captures, journal entries from the week into Claude (no PII).</w:t>
+        <w:t xml:space="preserve">Set a nightly 9:00 PM automation (Shortcuts notification: "What's one thing from today you're thankful for?").</w:t>
       </w:r>
     </w:p>
     <w:p>
@@ -7041,7 +7201,7 @@
           <w:sz w:val="22"/>
           <w:szCs w:val="22"/>
         </w:rPr>
-        <w:t xml:space="preserve">Ask for 5-point summary: shipped, avoided, captained, drifted, ONE anchor for next week.</w:t>
+        <w:t xml:space="preserve">Answer with ONE line — a single journal note or a 'Gratitude' Habitify habit. Sixty seconds.</w:t>
       </w:r>
     </w:p>
     <w:p>
@@ -7057,7 +7217,7 @@
           <w:sz w:val="22"/>
           <w:szCs w:val="22"/>
         </w:rPr>
-        <w:t xml:space="preserve">Cut Claude's read. Keep yours.</w:t>
+        <w:t xml:space="preserve">Each Sabbath, paste the week into Claude: "Read my week of gratitude back to me. What was God doing?" Thank Him out loud.</w:t>
       </w:r>
     </w:p>
     <w:p>
@@ -7073,7 +7233,7 @@
           <w:sz w:val="22"/>
           <w:szCs w:val="22"/>
         </w:rPr>
-        <w:t xml:space="preserve">Write the ONE anchor on paper. Where you see it Monday morning.</w:t>
+        <w:t xml:space="preserve">Optional: bring one entry a week to the dinner table or the Family Meeting.</w:t>
       </w:r>
     </w:p>
     <w:p>
@@ -7096,7 +7256,7 @@
           <w:sz w:val="22"/>
           <w:szCs w:val="22"/>
         </w:rPr>
-        <w:t xml:space="preserve">Lamentations 3:40 — Test and examine our ways, and return to the LORD.</w:t>
+        <w:t xml:space="preserve">Psalm 92:1-2 — It is good to give thanks to the LORD… and your faithfulness by night.</w:t>
       </w:r>
     </w:p>
     <w:p>
@@ -7188,7 +7348,7 @@
           <w:sz w:val="18"/>
           <w:szCs w:val="18"/>
         </w:rPr>
-        <w:t xml:space="preserve">WEEK 7 · TASK 3</w:t>
+        <w:t xml:space="preserve">WEEK 7 · SACA 3</w:t>
       </w:r>
     </w:p>
     <w:p>
@@ -7435,7 +7595,7 @@
         <w:pStyle w:val="Heading1"/>
       </w:pPr>
       <w:r>
-        <w:t xml:space="preserve">Saturday Captain's Audit</w:t>
+        <w:t xml:space="preserve">Weekly Captain's Review</w:t>
       </w:r>
     </w:p>
     <w:p>
@@ -7595,6 +7755,30 @@
       </w:pPr>
       <w:r>
         <w:t xml:space="preserve">ONE anchor for next week</w:t>
+      </w:r>
+    </w:p>
+    <w:p>
+      <w:pPr>
+        <w:pBdr>
+          <w:bottom w:val="single" w:color="D1D5DB" w:sz="6" w:space="1"/>
+        </w:pBdr>
+        <w:spacing w:after="0" w:before="160"/>
+      </w:pPr>
+    </w:p>
+    <w:p>
+      <w:pPr>
+        <w:pBdr>
+          <w:bottom w:val="single" w:color="D1D5DB" w:sz="6" w:space="1"/>
+        </w:pBdr>
+        <w:spacing w:after="0" w:before="160"/>
+      </w:pPr>
+    </w:p>
+    <w:p>
+      <w:pPr>
+        <w:pStyle w:val="Heading3"/>
+      </w:pPr>
+      <w:r>
+        <w:t xml:space="preserve">This week's thanks — one line a night</w:t>
       </w:r>
     </w:p>
     <w:p>
